--- a/docs/Documentacao_MVP_Mercantis.docx
+++ b/docs/Documentacao_MVP_Mercantis.docx
@@ -4,7 +4,6 @@
   <w:body>
     <w:p>
       <w:pPr>
-        <w:spacing w:before="2600"/>
         <w:jc w:val="center"/>
       </w:pPr>
       <w:r>
@@ -36,14 +35,95 @@
       <w:pPr>
         <w:spacing w:before="200"/>
         <w:jc w:val="center"/>
-      </w:pPr>
-      <w:r>
         <w:rPr>
           <w:color w:val="555555"/>
           <w:sz w:val="24"/>
           <w:szCs w:val="24"/>
         </w:rPr>
-        <w:t>Infraestrutura como código (Terraform) · Frontend em Docker · RDS MariaDB</w:t>
+      </w:pPr>
+      <w:r>
+        <w:rPr>
+          <w:color w:val="555555"/>
+          <w:sz w:val="24"/>
+          <w:szCs w:val="24"/>
+        </w:rPr>
+        <w:t>Infraestrutura como código (</w:t>
+      </w:r>
+      <w:proofErr w:type="spellStart"/>
+      <w:r>
+        <w:rPr>
+          <w:color w:val="555555"/>
+          <w:sz w:val="24"/>
+          <w:szCs w:val="24"/>
+        </w:rPr>
+        <w:t>Terraform</w:t>
+      </w:r>
+      <w:proofErr w:type="spellEnd"/>
+      <w:r>
+        <w:rPr>
+          <w:color w:val="555555"/>
+          <w:sz w:val="24"/>
+          <w:szCs w:val="24"/>
+        </w:rPr>
+        <w:t xml:space="preserve">) · </w:t>
+      </w:r>
+      <w:proofErr w:type="spellStart"/>
+      <w:r>
+        <w:rPr>
+          <w:color w:val="555555"/>
+          <w:sz w:val="24"/>
+          <w:szCs w:val="24"/>
+        </w:rPr>
+        <w:t>Frontend</w:t>
+      </w:r>
+      <w:proofErr w:type="spellEnd"/>
+      <w:r>
+        <w:rPr>
+          <w:color w:val="555555"/>
+          <w:sz w:val="24"/>
+          <w:szCs w:val="24"/>
+        </w:rPr>
+        <w:t xml:space="preserve"> em Docker · RDS </w:t>
+      </w:r>
+      <w:proofErr w:type="spellStart"/>
+      <w:r>
+        <w:rPr>
+          <w:color w:val="555555"/>
+          <w:sz w:val="24"/>
+          <w:szCs w:val="24"/>
+        </w:rPr>
+        <w:t>MariaDB</w:t>
+      </w:r>
+      <w:proofErr w:type="spellEnd"/>
+    </w:p>
+    <w:p>
+      <w:pPr>
+        <w:spacing w:before="200"/>
+        <w:jc w:val="center"/>
+      </w:pPr>
+      <w:r>
+        <w:rPr>
+          <w:color w:val="555555"/>
+          <w:sz w:val="24"/>
+          <w:szCs w:val="24"/>
+        </w:rPr>
+        <w:t>Luiz Felipe Pimenta Berrettini</w:t>
+      </w:r>
+      <w:r>
+        <w:rPr>
+          <w:color w:val="555555"/>
+          <w:sz w:val="24"/>
+          <w:szCs w:val="24"/>
+        </w:rPr>
+        <w:t xml:space="preserve"> |</w:t>
+      </w:r>
+      <w:r>
+        <w:rPr>
+          <w:color w:val="555555"/>
+          <w:sz w:val="24"/>
+          <w:szCs w:val="24"/>
+        </w:rPr>
+        <w:t xml:space="preserve"> RA: 245388</w:t>
       </w:r>
     </w:p>
     <w:p>
@@ -52,7 +132,21 @@
         <w:jc w:val="center"/>
       </w:pPr>
       <w:r>
-        <w:t>TI5A — Cloud Computing · ESPM · Semestre 2026-I</w:t>
+        <w:t xml:space="preserve">TI5A </w:t>
+      </w:r>
+      <w:r>
+        <w:t>-</w:t>
+      </w:r>
+      <w:r>
+        <w:t xml:space="preserve"> Cloud </w:t>
+      </w:r>
+      <w:proofErr w:type="spellStart"/>
+      <w:r>
+        <w:t>Computing</w:t>
+      </w:r>
+      <w:proofErr w:type="spellEnd"/>
+      <w:r>
+        <w:t xml:space="preserve"> · ESPM · Semestre 2026-I</w:t>
       </w:r>
     </w:p>
     <w:p>
@@ -300,7 +394,31 @@
         <w:spacing w:after="140" w:line="276" w:lineRule="auto"/>
       </w:pPr>
       <w:r>
-        <w:t>Este documento descreve o MVP de migração do portal de e-commerce da Mercantis para a nuvem AWS. A Mercantis opera há cerca de dez anos um portal de vendas hospedado em ambiente on-premises. Uma tempestade derrubou a energia, os no-breaks não aguentaram, e o portal saiu do ar por horas. A consultoria que avaliou o ambiente encontrou três problemas centrais: um firewall de borda sem capacidade de inspecionar requisições da aplicação, o servidor web Apache e o banco MariaDB no mesmo segmento de rede público, e nenhuma redundância para absorver picos de tráfego ou falhas de hardware.</w:t>
+        <w:t xml:space="preserve">Este documento descreve o MVP de migração do portal de e-commerce da Mercantis para a nuvem AWS. A Mercantis opera há cerca de dez anos um portal de vendas hospedado em ambiente </w:t>
+      </w:r>
+      <w:proofErr w:type="spellStart"/>
+      <w:r>
+        <w:t>on-premises</w:t>
+      </w:r>
+      <w:proofErr w:type="spellEnd"/>
+      <w:r>
+        <w:t xml:space="preserve">. Uma tempestade derrubou a energia, os </w:t>
+      </w:r>
+      <w:proofErr w:type="spellStart"/>
+      <w:r>
+        <w:t>no-breaks</w:t>
+      </w:r>
+      <w:proofErr w:type="spellEnd"/>
+      <w:r>
+        <w:t xml:space="preserve"> não aguentaram, e o portal saiu do ar por horas. A consultoria que avaliou o ambiente encontrou três problemas centrais: um firewall de borda sem capacidade de inspecionar requisições da aplicação, o servidor web Apache e o banco </w:t>
+      </w:r>
+      <w:proofErr w:type="spellStart"/>
+      <w:r>
+        <w:t>MariaDB</w:t>
+      </w:r>
+      <w:proofErr w:type="spellEnd"/>
+      <w:r>
+        <w:t xml:space="preserve"> no mesmo segmento de rede público, e nenhuma redundância para absorver picos de tráfego ou falhas de hardware.</w:t>
       </w:r>
     </w:p>
     <w:p>
@@ -308,7 +426,55 @@
         <w:spacing w:after="140" w:line="276" w:lineRule="auto"/>
       </w:pPr>
       <w:r>
-        <w:t>O MVP responde a esses problemas com uma arquitetura enxuta na AWS, provisionada por Terraform. Ele entrega o caminho crítico da migração: o frontend roda em um container Docker sobre EC2, o banco passa a ser um Amazon RDS MariaDB gerenciado em sub-rede privada, e a borda ganha CloudFront, AWS WAF e AWS Shield. Sobre o diagrama-base fornecido, acrescentei controles de segurança adicionais descritos na seção 6.</w:t>
+        <w:t xml:space="preserve">O MVP responde a esses problemas com uma arquitetura enxuta na AWS, provisionada por </w:t>
+      </w:r>
+      <w:proofErr w:type="spellStart"/>
+      <w:r>
+        <w:t>Terraform</w:t>
+      </w:r>
+      <w:proofErr w:type="spellEnd"/>
+      <w:r>
+        <w:t xml:space="preserve">. Ele entrega o caminho crítico da migração: o </w:t>
+      </w:r>
+      <w:proofErr w:type="spellStart"/>
+      <w:r>
+        <w:t>frontend</w:t>
+      </w:r>
+      <w:proofErr w:type="spellEnd"/>
+      <w:r>
+        <w:t xml:space="preserve"> roda em um container Docker sobre EC2, o banco passa a ser um </w:t>
+      </w:r>
+      <w:proofErr w:type="spellStart"/>
+      <w:r>
+        <w:t>Amazon</w:t>
+      </w:r>
+      <w:proofErr w:type="spellEnd"/>
+      <w:r>
+        <w:t xml:space="preserve"> RDS </w:t>
+      </w:r>
+      <w:proofErr w:type="spellStart"/>
+      <w:r>
+        <w:t>MariaDB</w:t>
+      </w:r>
+      <w:proofErr w:type="spellEnd"/>
+      <w:r>
+        <w:t xml:space="preserve"> gerenciado em </w:t>
+      </w:r>
+      <w:proofErr w:type="spellStart"/>
+      <w:r>
+        <w:t>sub-rede</w:t>
+      </w:r>
+      <w:proofErr w:type="spellEnd"/>
+      <w:r>
+        <w:t xml:space="preserve"> privada, e a borda ganha </w:t>
+      </w:r>
+      <w:proofErr w:type="spellStart"/>
+      <w:r>
+        <w:t>CloudFront</w:t>
+      </w:r>
+      <w:proofErr w:type="spellEnd"/>
+      <w:r>
+        <w:t>, AWS WAF e AWS Shield. Sobre o diagrama-base fornecido, acrescentei controles de segurança adicionais descritos na seção 6.</w:t>
       </w:r>
     </w:p>
     <w:p>
@@ -323,8 +489,33 @@
         <w:t xml:space="preserve">Escopo. </w:t>
       </w:r>
       <w:r>
-        <w:t xml:space="preserve">O MVP valida a arquitetura, a segurança de rede e a separação entre camadas. Ele não cobre ainda o auto scaling, o balanceador de carga e o Multi-AZ completo, reservados para a arquitetura final (seção 4). A estratégia de migração combina </w:t>
-      </w:r>
+        <w:t xml:space="preserve">O MVP </w:t>
+      </w:r>
+      <w:proofErr w:type="spellStart"/>
+      <w:r>
+        <w:t>valida</w:t>
+      </w:r>
+      <w:proofErr w:type="spellEnd"/>
+      <w:r>
+        <w:t xml:space="preserve"> a arquitetura, a segurança de rede e a separação entre camadas. Ele não cobre ainda o auto </w:t>
+      </w:r>
+      <w:proofErr w:type="spellStart"/>
+      <w:r>
+        <w:t>scaling</w:t>
+      </w:r>
+      <w:proofErr w:type="spellEnd"/>
+      <w:r>
+        <w:t xml:space="preserve">, o balanceador de carga e o </w:t>
+      </w:r>
+      <w:proofErr w:type="spellStart"/>
+      <w:r>
+        <w:t>Multi-AZ</w:t>
+      </w:r>
+      <w:proofErr w:type="spellEnd"/>
+      <w:r>
+        <w:t xml:space="preserve"> completo, reservados para a arquitetura final (seção 4). A estratégia de migração combina </w:t>
+      </w:r>
+      <w:proofErr w:type="spellStart"/>
       <w:r>
         <w:rPr>
           <w:i/>
@@ -332,9 +523,11 @@
         </w:rPr>
         <w:t>replatform</w:t>
       </w:r>
+      <w:proofErr w:type="spellEnd"/>
       <w:r>
         <w:t xml:space="preserve"> (banco gerenciado no RDS) com </w:t>
       </w:r>
+      <w:proofErr w:type="spellStart"/>
       <w:r>
         <w:rPr>
           <w:i/>
@@ -342,8 +535,17 @@
         </w:rPr>
         <w:t>refactor</w:t>
       </w:r>
-      <w:r>
-        <w:t xml:space="preserve"> leve (frontend conteinerizado), em linha com as opções discutidas no roteiro move2cloud da disciplina.</w:t>
+      <w:proofErr w:type="spellEnd"/>
+      <w:r>
+        <w:t xml:space="preserve"> leve (</w:t>
+      </w:r>
+      <w:proofErr w:type="spellStart"/>
+      <w:r>
+        <w:t>frontend</w:t>
+      </w:r>
+      <w:proofErr w:type="spellEnd"/>
+      <w:r>
+        <w:t xml:space="preserve"> conteinerizado), em linha com as opções discutidas no roteiro move2cloud da disciplina.</w:t>
       </w:r>
     </w:p>
     <w:p>
@@ -367,7 +569,15 @@
         <w:spacing w:after="140" w:line="276" w:lineRule="auto"/>
       </w:pPr>
       <w:r>
-        <w:t>O portal real da Mercantis é uma loja virtual de catálogo amplo, voltada ao mercado nacional. Os clientes navegam por categorias, pesquisam produtos, montam o carrinho, criam conta, fazem login, finalizam a compra e acompanham pedidos. A operação valoriza preço competitivo e entrega rápida, e sofre nos períodos de pico, como datas comemorativas e promoções, quando a arquitetura estática on-premises não acompanha o aumento de acessos. Os clientes distantes do data center também enfrentam lentidão, porque não há distribuição de conteúdo por regiões.</w:t>
+        <w:t xml:space="preserve">O portal real da Mercantis é uma loja virtual de catálogo amplo, voltada ao mercado nacional. Os clientes navegam por categorias, pesquisam produtos, montam o carrinho, criam conta, fazem login, finalizam a compra e acompanham pedidos. A operação valoriza preço competitivo e entrega rápida, e sofre nos períodos de pico, como datas comemorativas e promoções, quando a arquitetura estática </w:t>
+      </w:r>
+      <w:proofErr w:type="spellStart"/>
+      <w:r>
+        <w:t>on-premises</w:t>
+      </w:r>
+      <w:proofErr w:type="spellEnd"/>
+      <w:r>
+        <w:t xml:space="preserve"> não acompanha o aumento de acessos. Os clientes distantes do data center também enfrentam lentidão, porque não há distribuição de conteúdo por regiões.</w:t>
       </w:r>
     </w:p>
     <w:p>
@@ -391,7 +601,71 @@
         <w:spacing w:after="140" w:line="276" w:lineRule="auto"/>
       </w:pPr>
       <w:r>
-        <w:t>O MVP reproduz a espinha dorsal dessa aplicação sem recriar todas as integrações. Uma única instância EC2 executa o container do frontend, que representa a camada web e de aplicação do portal. O Amazon RDS MariaDB substitui o banco que antes rodava no servidor dedicado on-premises, agora isolado em sub-rede privada. Um bucket S3 guarda os arquivos estáticos, como imagens, CSS e JavaScript, que o CloudFront distribui com baixa latência.</w:t>
+        <w:t xml:space="preserve">O MVP reproduz a espinha dorsal dessa aplicação sem recriar todas as integrações. Uma única instância EC2 executa o container do </w:t>
+      </w:r>
+      <w:proofErr w:type="spellStart"/>
+      <w:r>
+        <w:t>frontend</w:t>
+      </w:r>
+      <w:proofErr w:type="spellEnd"/>
+      <w:r>
+        <w:t xml:space="preserve">, que representa a camada web e de aplicação do portal. O </w:t>
+      </w:r>
+      <w:proofErr w:type="spellStart"/>
+      <w:r>
+        <w:t>Amazon</w:t>
+      </w:r>
+      <w:proofErr w:type="spellEnd"/>
+      <w:r>
+        <w:t xml:space="preserve"> RDS </w:t>
+      </w:r>
+      <w:proofErr w:type="spellStart"/>
+      <w:r>
+        <w:t>MariaDB</w:t>
+      </w:r>
+      <w:proofErr w:type="spellEnd"/>
+      <w:r>
+        <w:t xml:space="preserve"> substitui o banco que antes rodava no servidor dedicado </w:t>
+      </w:r>
+      <w:proofErr w:type="spellStart"/>
+      <w:r>
+        <w:t>on-premises</w:t>
+      </w:r>
+      <w:proofErr w:type="spellEnd"/>
+      <w:r>
+        <w:t xml:space="preserve">, agora isolado em </w:t>
+      </w:r>
+      <w:proofErr w:type="spellStart"/>
+      <w:r>
+        <w:t>sub-rede</w:t>
+      </w:r>
+      <w:proofErr w:type="spellEnd"/>
+      <w:r>
+        <w:t xml:space="preserve"> privada. Um </w:t>
+      </w:r>
+      <w:proofErr w:type="spellStart"/>
+      <w:r>
+        <w:t>bucket</w:t>
+      </w:r>
+      <w:proofErr w:type="spellEnd"/>
+      <w:r>
+        <w:t xml:space="preserve"> S3 guarda os arquivos estáticos, como imagens, CSS e </w:t>
+      </w:r>
+      <w:proofErr w:type="spellStart"/>
+      <w:r>
+        <w:t>JavaScript</w:t>
+      </w:r>
+      <w:proofErr w:type="spellEnd"/>
+      <w:r>
+        <w:t xml:space="preserve">, que o </w:t>
+      </w:r>
+      <w:proofErr w:type="spellStart"/>
+      <w:r>
+        <w:t>CloudFront</w:t>
+      </w:r>
+      <w:proofErr w:type="spellEnd"/>
+      <w:r>
+        <w:t xml:space="preserve"> distribui com baixa latência.</w:t>
       </w:r>
     </w:p>
     <w:p>
@@ -400,7 +674,15 @@
       </w:pPr>
       <w:r>
         <w:lastRenderedPageBreak/>
-        <w:t>A imagem Docker padrão do MVP é uma aplicação de demonstração. Para usar a loja real, basta publicar a imagem da Mercantis em um registry e apontar a variável frontend_image, como descreve o README. A arquitetura de rede, segurança e dados permanece a mesma.</w:t>
+        <w:t xml:space="preserve">A imagem Docker padrão do MVP é uma aplicação de demonstração. Para usar a loja real, basta publicar a imagem da Mercantis em um registry e apontar a variável </w:t>
+      </w:r>
+      <w:proofErr w:type="spellStart"/>
+      <w:r>
+        <w:t>frontend_image</w:t>
+      </w:r>
+      <w:proofErr w:type="spellEnd"/>
+      <w:r>
+        <w:t>, como descreve o README. A arquitetura de rede, segurança e dados permanece a mesma.</w:t>
       </w:r>
     </w:p>
     <w:tbl>
@@ -575,8 +857,18 @@
                 <w:sz w:val="19"/>
                 <w:szCs w:val="19"/>
               </w:rPr>
-              <w:t>Vários servidores atrás de balanceador, com auto scaling</w:t>
-            </w:r>
+              <w:t xml:space="preserve">Vários servidores atrás de balanceador, com auto </w:t>
+            </w:r>
+            <w:proofErr w:type="spellStart"/>
+            <w:r>
+              <w:rPr>
+                <w:color w:val="111111"/>
+                <w:sz w:val="19"/>
+                <w:szCs w:val="19"/>
+              </w:rPr>
+              <w:t>scaling</w:t>
+            </w:r>
+            <w:proofErr w:type="spellEnd"/>
           </w:p>
         </w:tc>
         <w:tc>
@@ -655,13 +947,23 @@
             <w:pPr>
               <w:spacing w:line="252" w:lineRule="auto"/>
             </w:pPr>
-            <w:r>
-              <w:rPr>
-                <w:color w:val="111111"/>
-                <w:sz w:val="19"/>
-                <w:szCs w:val="19"/>
-              </w:rPr>
-              <w:t>MariaDB com réplicas e alta disponibilidade</w:t>
+            <w:proofErr w:type="spellStart"/>
+            <w:r>
+              <w:rPr>
+                <w:color w:val="111111"/>
+                <w:sz w:val="19"/>
+                <w:szCs w:val="19"/>
+              </w:rPr>
+              <w:t>MariaDB</w:t>
+            </w:r>
+            <w:proofErr w:type="spellEnd"/>
+            <w:r>
+              <w:rPr>
+                <w:color w:val="111111"/>
+                <w:sz w:val="19"/>
+                <w:szCs w:val="19"/>
+              </w:rPr>
+              <w:t xml:space="preserve"> com réplicas e alta disponibilidade</w:t>
             </w:r>
           </w:p>
         </w:tc>
@@ -687,7 +989,43 @@
                 <w:sz w:val="19"/>
                 <w:szCs w:val="19"/>
               </w:rPr>
-              <w:t>RDS MariaDB single-AZ (Multi-AZ na arquitetura final)</w:t>
+              <w:t xml:space="preserve">RDS </w:t>
+            </w:r>
+            <w:proofErr w:type="spellStart"/>
+            <w:r>
+              <w:rPr>
+                <w:color w:val="111111"/>
+                <w:sz w:val="19"/>
+                <w:szCs w:val="19"/>
+              </w:rPr>
+              <w:t>MariaDB</w:t>
+            </w:r>
+            <w:proofErr w:type="spellEnd"/>
+            <w:r>
+              <w:rPr>
+                <w:color w:val="111111"/>
+                <w:sz w:val="19"/>
+                <w:szCs w:val="19"/>
+              </w:rPr>
+              <w:t xml:space="preserve"> single-AZ (</w:t>
+            </w:r>
+            <w:proofErr w:type="spellStart"/>
+            <w:r>
+              <w:rPr>
+                <w:color w:val="111111"/>
+                <w:sz w:val="19"/>
+                <w:szCs w:val="19"/>
+              </w:rPr>
+              <w:t>Multi-AZ</w:t>
+            </w:r>
+            <w:proofErr w:type="spellEnd"/>
+            <w:r>
+              <w:rPr>
+                <w:color w:val="111111"/>
+                <w:sz w:val="19"/>
+                <w:szCs w:val="19"/>
+              </w:rPr>
+              <w:t xml:space="preserve"> na arquitetura final)</w:t>
             </w:r>
           </w:p>
         </w:tc>
@@ -747,7 +1085,25 @@
                 <w:sz w:val="19"/>
                 <w:szCs w:val="19"/>
               </w:rPr>
-              <w:t>CDN sobre bucket de objetos</w:t>
+              <w:t xml:space="preserve">CDN sobre </w:t>
+            </w:r>
+            <w:proofErr w:type="spellStart"/>
+            <w:r>
+              <w:rPr>
+                <w:color w:val="111111"/>
+                <w:sz w:val="19"/>
+                <w:szCs w:val="19"/>
+              </w:rPr>
+              <w:t>bucket</w:t>
+            </w:r>
+            <w:proofErr w:type="spellEnd"/>
+            <w:r>
+              <w:rPr>
+                <w:color w:val="111111"/>
+                <w:sz w:val="19"/>
+                <w:szCs w:val="19"/>
+              </w:rPr>
+              <w:t xml:space="preserve"> de objetos</w:t>
             </w:r>
           </w:p>
         </w:tc>
@@ -773,7 +1129,25 @@
                 <w:sz w:val="19"/>
                 <w:szCs w:val="19"/>
               </w:rPr>
-              <w:t>S3 privado servido via CloudFront (OAC)</w:t>
+              <w:t xml:space="preserve">S3 privado servido via </w:t>
+            </w:r>
+            <w:proofErr w:type="spellStart"/>
+            <w:r>
+              <w:rPr>
+                <w:color w:val="111111"/>
+                <w:sz w:val="19"/>
+                <w:szCs w:val="19"/>
+              </w:rPr>
+              <w:t>CloudFront</w:t>
+            </w:r>
+            <w:proofErr w:type="spellEnd"/>
+            <w:r>
+              <w:rPr>
+                <w:color w:val="111111"/>
+                <w:sz w:val="19"/>
+                <w:szCs w:val="19"/>
+              </w:rPr>
+              <w:t xml:space="preserve"> (OAC)</w:t>
             </w:r>
           </w:p>
         </w:tc>
@@ -827,13 +1201,23 @@
             <w:pPr>
               <w:spacing w:line="252" w:lineRule="auto"/>
             </w:pPr>
-            <w:r>
-              <w:rPr>
-                <w:color w:val="111111"/>
-                <w:sz w:val="19"/>
-                <w:szCs w:val="19"/>
-              </w:rPr>
-              <w:t>Multi-AZ, tolerante a falhas</w:t>
+            <w:proofErr w:type="spellStart"/>
+            <w:r>
+              <w:rPr>
+                <w:color w:val="111111"/>
+                <w:sz w:val="19"/>
+                <w:szCs w:val="19"/>
+              </w:rPr>
+              <w:t>Multi-AZ</w:t>
+            </w:r>
+            <w:proofErr w:type="spellEnd"/>
+            <w:r>
+              <w:rPr>
+                <w:color w:val="111111"/>
+                <w:sz w:val="19"/>
+                <w:szCs w:val="19"/>
+              </w:rPr>
+              <w:t>, tolerante a falhas</w:t>
             </w:r>
           </w:p>
         </w:tc>
@@ -859,7 +1243,25 @@
                 <w:sz w:val="19"/>
                 <w:szCs w:val="19"/>
               </w:rPr>
-              <w:t>AZ única para compute; 2 AZs já provisionadas na rede</w:t>
+              <w:t xml:space="preserve">AZ única para compute; 2 </w:t>
+            </w:r>
+            <w:proofErr w:type="spellStart"/>
+            <w:r>
+              <w:rPr>
+                <w:color w:val="111111"/>
+                <w:sz w:val="19"/>
+                <w:szCs w:val="19"/>
+              </w:rPr>
+              <w:t>AZs</w:t>
+            </w:r>
+            <w:proofErr w:type="spellEnd"/>
+            <w:r>
+              <w:rPr>
+                <w:color w:val="111111"/>
+                <w:sz w:val="19"/>
+                <w:szCs w:val="19"/>
+              </w:rPr>
+              <w:t xml:space="preserve"> já provisionadas na rede</w:t>
             </w:r>
           </w:p>
         </w:tc>
@@ -919,8 +1321,18 @@
                 <w:sz w:val="19"/>
                 <w:szCs w:val="19"/>
               </w:rPr>
-              <w:t>WAF, Shield, TLS, proteção DDoS</w:t>
-            </w:r>
+              <w:t xml:space="preserve">WAF, Shield, TLS, proteção </w:t>
+            </w:r>
+            <w:proofErr w:type="spellStart"/>
+            <w:r>
+              <w:rPr>
+                <w:color w:val="111111"/>
+                <w:sz w:val="19"/>
+                <w:szCs w:val="19"/>
+              </w:rPr>
+              <w:t>DDoS</w:t>
+            </w:r>
+            <w:proofErr w:type="spellEnd"/>
           </w:p>
         </w:tc>
         <w:tc>
@@ -945,7 +1357,25 @@
                 <w:sz w:val="19"/>
                 <w:szCs w:val="19"/>
               </w:rPr>
-              <w:t>WAF + Shield Standard + CloudFront com HTTPS</w:t>
+              <w:t xml:space="preserve">WAF + Shield Standard + </w:t>
+            </w:r>
+            <w:proofErr w:type="spellStart"/>
+            <w:r>
+              <w:rPr>
+                <w:color w:val="111111"/>
+                <w:sz w:val="19"/>
+                <w:szCs w:val="19"/>
+              </w:rPr>
+              <w:t>CloudFront</w:t>
+            </w:r>
+            <w:proofErr w:type="spellEnd"/>
+            <w:r>
+              <w:rPr>
+                <w:color w:val="111111"/>
+                <w:sz w:val="19"/>
+                <w:szCs w:val="19"/>
+              </w:rPr>
+              <w:t xml:space="preserve"> com HTTPS</w:t>
             </w:r>
           </w:p>
         </w:tc>
@@ -1007,7 +1437,23 @@
         <w:spacing w:after="80" w:line="268" w:lineRule="auto"/>
       </w:pPr>
       <w:r>
-        <w:t>Catálogo e busca: listagem de produtos por categoria e pesquisa. As imagens vêm do S3 via CloudFront; os dados de produto vêm do RDS MariaDB.</w:t>
+        <w:t xml:space="preserve">Catálogo e busca: listagem de produtos por categoria e pesquisa. As imagens vêm do S3 via </w:t>
+      </w:r>
+      <w:proofErr w:type="spellStart"/>
+      <w:r>
+        <w:t>CloudFront</w:t>
+      </w:r>
+      <w:proofErr w:type="spellEnd"/>
+      <w:r>
+        <w:t xml:space="preserve">; os dados de produto vêm do RDS </w:t>
+      </w:r>
+      <w:proofErr w:type="spellStart"/>
+      <w:r>
+        <w:t>MariaDB</w:t>
+      </w:r>
+      <w:proofErr w:type="spellEnd"/>
+      <w:r>
+        <w:t>.</w:t>
       </w:r>
     </w:p>
     <w:p>
@@ -1020,7 +1466,23 @@
         <w:spacing w:after="80" w:line="268" w:lineRule="auto"/>
       </w:pPr>
       <w:r>
-        <w:t>Cadastro de usuários: criação de conta com e-mail e senha. Os registros ficam no MariaDB; as senhas devem ser armazenadas com hash forte pela aplicação.</w:t>
+        <w:t xml:space="preserve">Cadastro de usuários: criação de conta com e-mail e senha. Os registros ficam no </w:t>
+      </w:r>
+      <w:proofErr w:type="spellStart"/>
+      <w:r>
+        <w:t>MariaDB</w:t>
+      </w:r>
+      <w:proofErr w:type="spellEnd"/>
+      <w:r>
+        <w:t xml:space="preserve">; as senhas devem ser armazenadas com </w:t>
+      </w:r>
+      <w:proofErr w:type="spellStart"/>
+      <w:r>
+        <w:t>hash</w:t>
+      </w:r>
+      <w:proofErr w:type="spellEnd"/>
+      <w:r>
+        <w:t xml:space="preserve"> forte pela aplicação.</w:t>
       </w:r>
     </w:p>
     <w:p>
@@ -1072,7 +1534,31 @@
         <w:spacing w:after="80" w:line="268" w:lineRule="auto"/>
       </w:pPr>
       <w:r>
-        <w:t>Conteúdo estático: páginas, imagens, folhas de estilo e scripts entregues pelo CloudFront a partir do bucket S3, sob o prefixo /static/.</w:t>
+        <w:t xml:space="preserve">Conteúdo estático: páginas, imagens, folhas de estilo e scripts entregues pelo </w:t>
+      </w:r>
+      <w:proofErr w:type="spellStart"/>
+      <w:r>
+        <w:t>CloudFront</w:t>
+      </w:r>
+      <w:proofErr w:type="spellEnd"/>
+      <w:r>
+        <w:t xml:space="preserve"> a partir do </w:t>
+      </w:r>
+      <w:proofErr w:type="spellStart"/>
+      <w:r>
+        <w:t>bucket</w:t>
+      </w:r>
+      <w:proofErr w:type="spellEnd"/>
+      <w:r>
+        <w:t xml:space="preserve"> S3, sob o prefixo /</w:t>
+      </w:r>
+      <w:proofErr w:type="spellStart"/>
+      <w:r>
+        <w:t>static</w:t>
+      </w:r>
+      <w:proofErr w:type="spellEnd"/>
+      <w:r>
+        <w:t>/.</w:t>
       </w:r>
     </w:p>
     <w:p>
@@ -1088,7 +1574,55 @@
         <w:spacing w:after="140" w:line="276" w:lineRule="auto"/>
       </w:pPr>
       <w:r>
-        <w:t>O usuário acessa a URL do CloudFront. A requisição passa pelo AWS WAF, que filtra ataques comuns e aplica limite de taxa, e pelo AWS Shield, que mitiga DDoS na borda. O CloudFront encaminha o tráfego dinâmico para a EC2 do frontend e serve o conteúdo estático direto do S3. A EC2 consulta o RDS MariaDB pela porta 3306, dentro da rede privada. O usuário nunca alcança a EC2 ou o banco diretamente: o front só aceita conexões vindas do CloudFront, e o banco só aceita conexões vindas do front.</w:t>
+        <w:t xml:space="preserve">O usuário acessa a URL do </w:t>
+      </w:r>
+      <w:proofErr w:type="spellStart"/>
+      <w:r>
+        <w:t>CloudFront</w:t>
+      </w:r>
+      <w:proofErr w:type="spellEnd"/>
+      <w:r>
+        <w:t xml:space="preserve">. A requisição passa pelo AWS WAF, que filtra ataques comuns e aplica limite de taxa, e pelo AWS Shield, que mitiga </w:t>
+      </w:r>
+      <w:proofErr w:type="spellStart"/>
+      <w:r>
+        <w:t>DDoS</w:t>
+      </w:r>
+      <w:proofErr w:type="spellEnd"/>
+      <w:r>
+        <w:t xml:space="preserve"> na borda. O </w:t>
+      </w:r>
+      <w:proofErr w:type="spellStart"/>
+      <w:r>
+        <w:t>CloudFront</w:t>
+      </w:r>
+      <w:proofErr w:type="spellEnd"/>
+      <w:r>
+        <w:t xml:space="preserve"> encaminha o tráfego dinâmico para a EC2 do </w:t>
+      </w:r>
+      <w:proofErr w:type="spellStart"/>
+      <w:r>
+        <w:t>frontend</w:t>
+      </w:r>
+      <w:proofErr w:type="spellEnd"/>
+      <w:r>
+        <w:t xml:space="preserve"> e serve o conteúdo estático direto do S3. A EC2 consulta o RDS </w:t>
+      </w:r>
+      <w:proofErr w:type="spellStart"/>
+      <w:r>
+        <w:t>MariaDB</w:t>
+      </w:r>
+      <w:proofErr w:type="spellEnd"/>
+      <w:r>
+        <w:t xml:space="preserve"> pela porta 3306, dentro da rede privada. O usuário nunca alcança a EC2 ou o banco diretamente: o front só aceita conexões vindas do </w:t>
+      </w:r>
+      <w:proofErr w:type="spellStart"/>
+      <w:r>
+        <w:t>CloudFront</w:t>
+      </w:r>
+      <w:proofErr w:type="spellEnd"/>
+      <w:r>
+        <w:t>, e o banco só aceita conexões vindas do front.</w:t>
       </w:r>
     </w:p>
     <w:p>
@@ -1110,7 +1644,47 @@
         <w:spacing w:after="140" w:line="276" w:lineRule="auto"/>
       </w:pPr>
       <w:r>
-        <w:t>A arquitetura final atende os SLOs definidos no roteiro move2cloud da Mercantis: disponibilidade de 99,9% ao mês, latência p95 menor ou igual a 300 ms no pico, RTO de até 1 hora e RPO de até 15 minutos. Ela distribui a aplicação por duas Availability Zones, com balanceador de carga, auto scaling e banco em Multi-AZ.</w:t>
+        <w:t xml:space="preserve">A arquitetura final atende os </w:t>
+      </w:r>
+      <w:proofErr w:type="spellStart"/>
+      <w:r>
+        <w:t>SLOs</w:t>
+      </w:r>
+      <w:proofErr w:type="spellEnd"/>
+      <w:r>
+        <w:t xml:space="preserve"> definidos no roteiro move2cloud da Mercantis: disponibilidade de 99,9% ao mês, latência p95 menor ou igual a 300 </w:t>
+      </w:r>
+      <w:proofErr w:type="spellStart"/>
+      <w:r>
+        <w:t>ms</w:t>
+      </w:r>
+      <w:proofErr w:type="spellEnd"/>
+      <w:r>
+        <w:t xml:space="preserve"> no pico, RTO de até 1 hora e RPO de até 15 minutos. Ela distribui a aplicação por duas </w:t>
+      </w:r>
+      <w:proofErr w:type="spellStart"/>
+      <w:r>
+        <w:t>Availability</w:t>
+      </w:r>
+      <w:proofErr w:type="spellEnd"/>
+      <w:r>
+        <w:t xml:space="preserve"> Zones, com balanceador de carga, auto </w:t>
+      </w:r>
+      <w:proofErr w:type="spellStart"/>
+      <w:r>
+        <w:t>scaling</w:t>
+      </w:r>
+      <w:proofErr w:type="spellEnd"/>
+      <w:r>
+        <w:t xml:space="preserve"> e banco em </w:t>
+      </w:r>
+      <w:proofErr w:type="spellStart"/>
+      <w:r>
+        <w:t>Multi-AZ</w:t>
+      </w:r>
+      <w:proofErr w:type="spellEnd"/>
+      <w:r>
+        <w:t>.</w:t>
       </w:r>
     </w:p>
     <w:p>
@@ -1123,7 +1697,7 @@
           <w:noProof/>
         </w:rPr>
         <w:drawing>
-          <wp:inline distT="0" distB="0" distL="0" distR="0" wp14:anchorId="14710A73" wp14:editId="4FAAA901">
+          <wp:inline distT="0" distB="0" distL="0" distR="0" wp14:anchorId="1CA94798" wp14:editId="252C5AAD">
             <wp:extent cx="5715000" cy="4171950"/>
             <wp:effectExtent l="0" t="0" r="0" b="0"/>
             <wp:docPr id="1" name="Diagrama da infraestrutura final da Mercantis" descr="Diagrama da infraestrutura final da Mercantis" title="Diagrama da infraestrutura final da Mercantis"/>
@@ -1175,7 +1749,73 @@
           <w:sz w:val="18"/>
           <w:szCs w:val="18"/>
         </w:rPr>
-        <w:t>Figura 1. Infraestrutura final (alvo) em duas AZs, com ALB, auto scaling e RDS Multi-AZ.</w:t>
+        <w:t xml:space="preserve">Figura 1. Infraestrutura final (alvo) em duas </w:t>
+      </w:r>
+      <w:proofErr w:type="spellStart"/>
+      <w:r>
+        <w:rPr>
+          <w:i/>
+          <w:iCs/>
+          <w:color w:val="555555"/>
+          <w:sz w:val="18"/>
+          <w:szCs w:val="18"/>
+        </w:rPr>
+        <w:t>AZs</w:t>
+      </w:r>
+      <w:proofErr w:type="spellEnd"/>
+      <w:r>
+        <w:rPr>
+          <w:i/>
+          <w:iCs/>
+          <w:color w:val="555555"/>
+          <w:sz w:val="18"/>
+          <w:szCs w:val="18"/>
+        </w:rPr>
+        <w:t xml:space="preserve">, com ALB, auto </w:t>
+      </w:r>
+      <w:proofErr w:type="spellStart"/>
+      <w:r>
+        <w:rPr>
+          <w:i/>
+          <w:iCs/>
+          <w:color w:val="555555"/>
+          <w:sz w:val="18"/>
+          <w:szCs w:val="18"/>
+        </w:rPr>
+        <w:t>scaling</w:t>
+      </w:r>
+      <w:proofErr w:type="spellEnd"/>
+      <w:r>
+        <w:rPr>
+          <w:i/>
+          <w:iCs/>
+          <w:color w:val="555555"/>
+          <w:sz w:val="18"/>
+          <w:szCs w:val="18"/>
+        </w:rPr>
+        <w:t xml:space="preserve"> e RDS </w:t>
+      </w:r>
+      <w:proofErr w:type="spellStart"/>
+      <w:r>
+        <w:rPr>
+          <w:i/>
+          <w:iCs/>
+          <w:color w:val="555555"/>
+          <w:sz w:val="18"/>
+          <w:szCs w:val="18"/>
+        </w:rPr>
+        <w:t>Multi-AZ</w:t>
+      </w:r>
+      <w:proofErr w:type="spellEnd"/>
+      <w:r>
+        <w:rPr>
+          <w:i/>
+          <w:iCs/>
+          <w:color w:val="555555"/>
+          <w:sz w:val="18"/>
+          <w:szCs w:val="18"/>
+        </w:rPr>
+        <w:t>.</w:t>
       </w:r>
     </w:p>
     <w:p>
@@ -1208,8 +1848,29 @@
         </w:numPr>
         <w:spacing w:after="80" w:line="268" w:lineRule="auto"/>
       </w:pPr>
-      <w:r>
-        <w:t>CloudFront, WAF e Shield Advanced na borda, com proteção DDoS reforçada.</w:t>
+      <w:proofErr w:type="spellStart"/>
+      <w:r>
+        <w:t>CloudFront</w:t>
+      </w:r>
+      <w:proofErr w:type="spellEnd"/>
+      <w:r>
+        <w:t xml:space="preserve">, WAF e Shield </w:t>
+      </w:r>
+      <w:proofErr w:type="spellStart"/>
+      <w:r>
+        <w:t>Advanced</w:t>
+      </w:r>
+      <w:proofErr w:type="spellEnd"/>
+      <w:r>
+        <w:t xml:space="preserve"> na borda, com proteção </w:t>
+      </w:r>
+      <w:proofErr w:type="spellStart"/>
+      <w:r>
+        <w:t>DDoS</w:t>
+      </w:r>
+      <w:proofErr w:type="spellEnd"/>
+      <w:r>
+        <w:t xml:space="preserve"> reforçada.</w:t>
       </w:r>
     </w:p>
     <w:p>
@@ -1221,8 +1882,37 @@
         </w:numPr>
         <w:spacing w:after="80" w:line="268" w:lineRule="auto"/>
       </w:pPr>
-      <w:r>
-        <w:t>Application Load Balancer público distribuindo tráfego entre as duas AZs.</w:t>
+      <w:proofErr w:type="spellStart"/>
+      <w:r>
+        <w:t>Application</w:t>
+      </w:r>
+      <w:proofErr w:type="spellEnd"/>
+      <w:r>
+        <w:t xml:space="preserve"> </w:t>
+      </w:r>
+      <w:proofErr w:type="spellStart"/>
+      <w:r>
+        <w:t>Load</w:t>
+      </w:r>
+      <w:proofErr w:type="spellEnd"/>
+      <w:r>
+        <w:t xml:space="preserve"> </w:t>
+      </w:r>
+      <w:proofErr w:type="spellStart"/>
+      <w:r>
+        <w:t>Balancer</w:t>
+      </w:r>
+      <w:proofErr w:type="spellEnd"/>
+      <w:r>
+        <w:t xml:space="preserve"> público distribuindo tráfego entre as duas </w:t>
+      </w:r>
+      <w:proofErr w:type="spellStart"/>
+      <w:r>
+        <w:t>AZs</w:t>
+      </w:r>
+      <w:proofErr w:type="spellEnd"/>
+      <w:r>
+        <w:t>.</w:t>
       </w:r>
     </w:p>
     <w:p>
@@ -1235,7 +1925,31 @@
         <w:spacing w:after="80" w:line="268" w:lineRule="auto"/>
       </w:pPr>
       <w:r>
-        <w:t>Camada de aplicação escalável (ECS ou EC2 em Auto Scaling Group) em sub-redes privadas.</w:t>
+        <w:t xml:space="preserve">Camada de aplicação escalável (ECS ou EC2 em Auto </w:t>
+      </w:r>
+      <w:proofErr w:type="spellStart"/>
+      <w:r>
+        <w:t>Scaling</w:t>
+      </w:r>
+      <w:proofErr w:type="spellEnd"/>
+      <w:r>
+        <w:t xml:space="preserve"> </w:t>
+      </w:r>
+      <w:proofErr w:type="spellStart"/>
+      <w:r>
+        <w:t>Group</w:t>
+      </w:r>
+      <w:proofErr w:type="spellEnd"/>
+      <w:r>
+        <w:t xml:space="preserve">) em </w:t>
+      </w:r>
+      <w:proofErr w:type="spellStart"/>
+      <w:r>
+        <w:t>sub-redes</w:t>
+      </w:r>
+      <w:proofErr w:type="spellEnd"/>
+      <w:r>
+        <w:t xml:space="preserve"> privadas.</w:t>
       </w:r>
     </w:p>
     <w:p>
@@ -1248,7 +1962,39 @@
         <w:spacing w:after="80" w:line="268" w:lineRule="auto"/>
       </w:pPr>
       <w:r>
-        <w:t>RDS MariaDB Multi-AZ, com standby em outra AZ para failover automático e réplicas de leitura.</w:t>
+        <w:t xml:space="preserve">RDS </w:t>
+      </w:r>
+      <w:proofErr w:type="spellStart"/>
+      <w:r>
+        <w:t>MariaDB</w:t>
+      </w:r>
+      <w:proofErr w:type="spellEnd"/>
+      <w:r>
+        <w:t xml:space="preserve"> </w:t>
+      </w:r>
+      <w:proofErr w:type="spellStart"/>
+      <w:r>
+        <w:t>Multi-AZ</w:t>
+      </w:r>
+      <w:proofErr w:type="spellEnd"/>
+      <w:r>
+        <w:t xml:space="preserve">, com </w:t>
+      </w:r>
+      <w:proofErr w:type="gramStart"/>
+      <w:r>
+        <w:t>standby</w:t>
+      </w:r>
+      <w:proofErr w:type="gramEnd"/>
+      <w:r>
+        <w:t xml:space="preserve"> em outra AZ para </w:t>
+      </w:r>
+      <w:proofErr w:type="spellStart"/>
+      <w:r>
+        <w:t>failover</w:t>
+      </w:r>
+      <w:proofErr w:type="spellEnd"/>
+      <w:r>
+        <w:t xml:space="preserve"> automático e réplicas de leitura.</w:t>
       </w:r>
     </w:p>
     <w:p>
@@ -1261,7 +2007,31 @@
         <w:spacing w:after="80" w:line="268" w:lineRule="auto"/>
       </w:pPr>
       <w:r>
-        <w:t>S3 para estáticos e logs, ECR para imagens Docker, GuardDuty e CloudWatch para detecção e observabilidade.</w:t>
+        <w:t xml:space="preserve">S3 para estáticos e logs, ECR para imagens Docker, </w:t>
+      </w:r>
+      <w:proofErr w:type="spellStart"/>
+      <w:r>
+        <w:t>GuardDuty</w:t>
+      </w:r>
+      <w:proofErr w:type="spellEnd"/>
+      <w:r>
+        <w:t xml:space="preserve"> e </w:t>
+      </w:r>
+      <w:proofErr w:type="spellStart"/>
+      <w:r>
+        <w:t>CloudWatch</w:t>
+      </w:r>
+      <w:proofErr w:type="spellEnd"/>
+      <w:r>
+        <w:t xml:space="preserve"> para detecção e </w:t>
+      </w:r>
+      <w:proofErr w:type="spellStart"/>
+      <w:r>
+        <w:t>observabilidade</w:t>
+      </w:r>
+      <w:proofErr w:type="spellEnd"/>
+      <w:r>
+        <w:t>.</w:t>
       </w:r>
     </w:p>
     <w:p>
@@ -1283,7 +2053,23 @@
         <w:spacing w:after="140" w:line="276" w:lineRule="auto"/>
       </w:pPr>
       <w:r>
-        <w:t>O MVP implementa o núcleo da arquitetura final com menos componentes, para validar segurança e funcionamento a custo baixo. A rede já nasce com duas AZs, o que prepara o terreno para o Multi-AZ sem reescrever a infraestrutura.</w:t>
+        <w:t xml:space="preserve">O MVP implementa o núcleo da arquitetura final com menos componentes, para validar segurança e funcionamento a custo baixo. A rede já nasce com duas </w:t>
+      </w:r>
+      <w:proofErr w:type="spellStart"/>
+      <w:r>
+        <w:t>AZs</w:t>
+      </w:r>
+      <w:proofErr w:type="spellEnd"/>
+      <w:r>
+        <w:t xml:space="preserve">, o que prepara o terreno para o </w:t>
+      </w:r>
+      <w:proofErr w:type="spellStart"/>
+      <w:r>
+        <w:t>Multi-AZ</w:t>
+      </w:r>
+      <w:proofErr w:type="spellEnd"/>
+      <w:r>
+        <w:t xml:space="preserve"> sem reescrever a infraestrutura.</w:t>
       </w:r>
     </w:p>
     <w:p>
@@ -1296,10 +2082,10 @@
           <w:noProof/>
         </w:rPr>
         <w:drawing>
-          <wp:inline distT="0" distB="0" distL="0" distR="0" wp14:anchorId="6122734A" wp14:editId="01ADB541">
+          <wp:inline distT="0" distB="0" distL="0" distR="0" wp14:anchorId="319F6B20" wp14:editId="4BDD8104">
             <wp:extent cx="5715000" cy="3952875"/>
             <wp:effectExtent l="0" t="0" r="0" b="0"/>
-            <wp:docPr id="2129075789" name="Diagrama da infraestrutura do MVP da Mercantis" descr="Diagrama da infraestrutura do MVP da Mercantis" title="Diagrama da infraestrutura do MVP da Mercantis"/>
+            <wp:docPr id="1676425072" name="Diagrama da infraestrutura do MVP da Mercantis" descr="Diagrama da infraestrutura do MVP da Mercantis" title="Diagrama da infraestrutura do MVP da Mercantis"/>
             <wp:cNvGraphicFramePr>
               <a:graphicFrameLocks xmlns:a="http://schemas.openxmlformats.org/drawingml/2006/main" noChangeAspect="1"/>
             </wp:cNvGraphicFramePr>
@@ -1348,7 +2134,51 @@
           <w:sz w:val="18"/>
           <w:szCs w:val="18"/>
         </w:rPr>
-        <w:t>Figura 2. Infraestrutura do MVP: EC2 com Docker na sub-rede pública e RDS MariaDB na privada.</w:t>
+        <w:t xml:space="preserve">Figura 2. Infraestrutura do MVP: EC2 com Docker na </w:t>
+      </w:r>
+      <w:proofErr w:type="spellStart"/>
+      <w:r>
+        <w:rPr>
+          <w:i/>
+          <w:iCs/>
+          <w:color w:val="555555"/>
+          <w:sz w:val="18"/>
+          <w:szCs w:val="18"/>
+        </w:rPr>
+        <w:t>sub-rede</w:t>
+      </w:r>
+      <w:proofErr w:type="spellEnd"/>
+      <w:r>
+        <w:rPr>
+          <w:i/>
+          <w:iCs/>
+          <w:color w:val="555555"/>
+          <w:sz w:val="18"/>
+          <w:szCs w:val="18"/>
+        </w:rPr>
+        <w:t xml:space="preserve"> pública e RDS </w:t>
+      </w:r>
+      <w:proofErr w:type="spellStart"/>
+      <w:r>
+        <w:rPr>
+          <w:i/>
+          <w:iCs/>
+          <w:color w:val="555555"/>
+          <w:sz w:val="18"/>
+          <w:szCs w:val="18"/>
+        </w:rPr>
+        <w:t>MariaDB</w:t>
+      </w:r>
+      <w:proofErr w:type="spellEnd"/>
+      <w:r>
+        <w:rPr>
+          <w:i/>
+          <w:iCs/>
+          <w:color w:val="555555"/>
+          <w:sz w:val="18"/>
+          <w:szCs w:val="18"/>
+        </w:rPr>
+        <w:t xml:space="preserve"> na privada.</w:t>
       </w:r>
     </w:p>
     <w:p>
@@ -1369,7 +2199,23 @@
         <w:spacing w:after="80" w:line="268" w:lineRule="auto"/>
       </w:pPr>
       <w:r>
-        <w:t>VPC 10.0.0.0/16 com sub-redes pública e privada em duas AZs (sa-east-1).</w:t>
+        <w:t xml:space="preserve">VPC 10.0.0.0/16 com </w:t>
+      </w:r>
+      <w:proofErr w:type="spellStart"/>
+      <w:r>
+        <w:t>sub-redes</w:t>
+      </w:r>
+      <w:proofErr w:type="spellEnd"/>
+      <w:r>
+        <w:t xml:space="preserve"> pública e privada em duas </w:t>
+      </w:r>
+      <w:proofErr w:type="spellStart"/>
+      <w:r>
+        <w:t>AZs</w:t>
+      </w:r>
+      <w:proofErr w:type="spellEnd"/>
+      <w:r>
+        <w:t xml:space="preserve"> (sa-east-1).</w:t>
       </w:r>
     </w:p>
     <w:p>
@@ -1382,7 +2228,23 @@
         <w:spacing w:after="80" w:line="268" w:lineRule="auto"/>
       </w:pPr>
       <w:r>
-        <w:t>EC2 com Docker na sub-rede pública, executando o container do frontend.</w:t>
+        <w:t xml:space="preserve">EC2 com Docker na </w:t>
+      </w:r>
+      <w:proofErr w:type="spellStart"/>
+      <w:r>
+        <w:t>sub-rede</w:t>
+      </w:r>
+      <w:proofErr w:type="spellEnd"/>
+      <w:r>
+        <w:t xml:space="preserve"> pública, executando o container do </w:t>
+      </w:r>
+      <w:proofErr w:type="spellStart"/>
+      <w:r>
+        <w:t>frontend</w:t>
+      </w:r>
+      <w:proofErr w:type="spellEnd"/>
+      <w:r>
+        <w:t>.</w:t>
       </w:r>
     </w:p>
     <w:p>
@@ -1395,7 +2257,23 @@
         <w:spacing w:after="80" w:line="268" w:lineRule="auto"/>
       </w:pPr>
       <w:r>
-        <w:t>RDS MariaDB na sub-rede privada, sem acesso público.</w:t>
+        <w:t xml:space="preserve">RDS </w:t>
+      </w:r>
+      <w:proofErr w:type="spellStart"/>
+      <w:r>
+        <w:t>MariaDB</w:t>
+      </w:r>
+      <w:proofErr w:type="spellEnd"/>
+      <w:r>
+        <w:t xml:space="preserve"> na </w:t>
+      </w:r>
+      <w:proofErr w:type="spellStart"/>
+      <w:r>
+        <w:t>sub-rede</w:t>
+      </w:r>
+      <w:proofErr w:type="spellEnd"/>
+      <w:r>
+        <w:t xml:space="preserve"> privada, sem acesso público.</w:t>
       </w:r>
     </w:p>
     <w:p>
@@ -1407,8 +2285,13 @@
         </w:numPr>
         <w:spacing w:after="80" w:line="268" w:lineRule="auto"/>
       </w:pPr>
-      <w:r>
-        <w:t>CloudFront com AWS WAF e AWS Shield Standard na borda.</w:t>
+      <w:proofErr w:type="spellStart"/>
+      <w:r>
+        <w:t>CloudFront</w:t>
+      </w:r>
+      <w:proofErr w:type="spellEnd"/>
+      <w:r>
+        <w:t xml:space="preserve"> com AWS WAF e AWS Shield Standard na borda.</w:t>
       </w:r>
     </w:p>
     <w:p>
@@ -1420,8 +2303,37 @@
         </w:numPr>
         <w:spacing w:after="80" w:line="268" w:lineRule="auto"/>
       </w:pPr>
-      <w:r>
-        <w:t>Bucket S3 privado para estáticos, servido pelo CloudFront via Origin Access Control.</w:t>
+      <w:proofErr w:type="spellStart"/>
+      <w:r>
+        <w:t>Bucket</w:t>
+      </w:r>
+      <w:proofErr w:type="spellEnd"/>
+      <w:r>
+        <w:t xml:space="preserve"> S3 privado para estáticos, servido pelo </w:t>
+      </w:r>
+      <w:proofErr w:type="spellStart"/>
+      <w:r>
+        <w:t>CloudFront</w:t>
+      </w:r>
+      <w:proofErr w:type="spellEnd"/>
+      <w:r>
+        <w:t xml:space="preserve"> via </w:t>
+      </w:r>
+      <w:proofErr w:type="spellStart"/>
+      <w:r>
+        <w:t>Origin</w:t>
+      </w:r>
+      <w:proofErr w:type="spellEnd"/>
+      <w:r>
+        <w:t xml:space="preserve"> Access </w:t>
+      </w:r>
+      <w:proofErr w:type="spellStart"/>
+      <w:r>
+        <w:t>Control</w:t>
+      </w:r>
+      <w:proofErr w:type="spellEnd"/>
+      <w:r>
+        <w:t>.</w:t>
       </w:r>
     </w:p>
     <w:p>
@@ -1434,7 +2346,15 @@
         <w:spacing w:after="80" w:line="268" w:lineRule="auto"/>
       </w:pPr>
       <w:r>
-        <w:t>Internet Gateway para a sub-rede pública e NAT Gateway para a saída controlada da privada.</w:t>
+        <w:t xml:space="preserve">Internet Gateway para a </w:t>
+      </w:r>
+      <w:proofErr w:type="spellStart"/>
+      <w:r>
+        <w:t>sub-rede</w:t>
+      </w:r>
+      <w:proofErr w:type="spellEnd"/>
+      <w:r>
+        <w:t xml:space="preserve"> pública e NAT Gateway para a saída controlada da privada.</w:t>
       </w:r>
     </w:p>
     <w:p>
@@ -1447,7 +2367,15 @@
         <w:spacing w:after="80" w:line="268" w:lineRule="auto"/>
       </w:pPr>
       <w:r>
-        <w:t>Secrets Manager com KMS para as credenciais do banco, e VPC Flow Logs no CloudWatch.</w:t>
+        <w:t xml:space="preserve">Secrets Manager com KMS para as credenciais do banco, e VPC Flow Logs no </w:t>
+      </w:r>
+      <w:proofErr w:type="spellStart"/>
+      <w:r>
+        <w:t>CloudWatch</w:t>
+      </w:r>
+      <w:proofErr w:type="spellEnd"/>
+      <w:r>
+        <w:t>.</w:t>
       </w:r>
     </w:p>
     <w:p>
@@ -1570,13 +2498,23 @@
             <w:pPr>
               <w:spacing w:line="252" w:lineRule="auto"/>
             </w:pPr>
-            <w:r>
-              <w:rPr>
-                <w:color w:val="111111"/>
-                <w:sz w:val="19"/>
-                <w:szCs w:val="19"/>
-              </w:rPr>
-              <w:t>Frontend em EC2 + Docker</w:t>
+            <w:proofErr w:type="spellStart"/>
+            <w:r>
+              <w:rPr>
+                <w:color w:val="111111"/>
+                <w:sz w:val="19"/>
+                <w:szCs w:val="19"/>
+              </w:rPr>
+              <w:t>Frontend</w:t>
+            </w:r>
+            <w:proofErr w:type="spellEnd"/>
+            <w:r>
+              <w:rPr>
+                <w:color w:val="111111"/>
+                <w:sz w:val="19"/>
+                <w:szCs w:val="19"/>
+              </w:rPr>
+              <w:t xml:space="preserve"> em EC2 + Docker</w:t>
             </w:r>
           </w:p>
         </w:tc>
@@ -1602,7 +2540,43 @@
                 <w:sz w:val="19"/>
                 <w:szCs w:val="19"/>
               </w:rPr>
-              <w:t>Atende o requisito de container e mantém fidelidade ao ícone de EC2 do diagrama-base. Conteineriza a aplicação (refactor leve) sem o custo operacional de um cluster no MVP.</w:t>
+              <w:t xml:space="preserve">Atende o requisito de container e mantém fidelidade ao ícone de EC2 do diagrama-base. </w:t>
+            </w:r>
+            <w:proofErr w:type="spellStart"/>
+            <w:r>
+              <w:rPr>
+                <w:color w:val="111111"/>
+                <w:sz w:val="19"/>
+                <w:szCs w:val="19"/>
+              </w:rPr>
+              <w:t>Conteineriza</w:t>
+            </w:r>
+            <w:proofErr w:type="spellEnd"/>
+            <w:r>
+              <w:rPr>
+                <w:color w:val="111111"/>
+                <w:sz w:val="19"/>
+                <w:szCs w:val="19"/>
+              </w:rPr>
+              <w:t xml:space="preserve"> a aplicação (</w:t>
+            </w:r>
+            <w:proofErr w:type="spellStart"/>
+            <w:r>
+              <w:rPr>
+                <w:color w:val="111111"/>
+                <w:sz w:val="19"/>
+                <w:szCs w:val="19"/>
+              </w:rPr>
+              <w:t>refactor</w:t>
+            </w:r>
+            <w:proofErr w:type="spellEnd"/>
+            <w:r>
+              <w:rPr>
+                <w:color w:val="111111"/>
+                <w:sz w:val="19"/>
+                <w:szCs w:val="19"/>
+              </w:rPr>
+              <w:t xml:space="preserve"> leve) sem o custo operacional de um cluster no MVP.</w:t>
             </w:r>
           </w:p>
         </w:tc>
@@ -1636,7 +2610,25 @@
                 <w:sz w:val="19"/>
                 <w:szCs w:val="19"/>
               </w:rPr>
-              <w:t>Banco em RDS MariaDB gerenciado</w:t>
+              <w:t xml:space="preserve">Banco em RDS </w:t>
+            </w:r>
+            <w:proofErr w:type="spellStart"/>
+            <w:r>
+              <w:rPr>
+                <w:color w:val="111111"/>
+                <w:sz w:val="19"/>
+                <w:szCs w:val="19"/>
+              </w:rPr>
+              <w:t>MariaDB</w:t>
+            </w:r>
+            <w:proofErr w:type="spellEnd"/>
+            <w:r>
+              <w:rPr>
+                <w:color w:val="111111"/>
+                <w:sz w:val="19"/>
+                <w:szCs w:val="19"/>
+              </w:rPr>
+              <w:t xml:space="preserve"> gerenciado</w:t>
             </w:r>
           </w:p>
         </w:tc>
@@ -1662,7 +2654,61 @@
                 <w:sz w:val="19"/>
                 <w:szCs w:val="19"/>
               </w:rPr>
-              <w:t>Estratégia replatform: a AWS cuida de backup, patch e failover. Resolve o servidor de banco on-premises exposto e sem redundância.</w:t>
+              <w:t xml:space="preserve">Estratégia </w:t>
+            </w:r>
+            <w:proofErr w:type="spellStart"/>
+            <w:r>
+              <w:rPr>
+                <w:color w:val="111111"/>
+                <w:sz w:val="19"/>
+                <w:szCs w:val="19"/>
+              </w:rPr>
+              <w:t>replatform</w:t>
+            </w:r>
+            <w:proofErr w:type="spellEnd"/>
+            <w:r>
+              <w:rPr>
+                <w:color w:val="111111"/>
+                <w:sz w:val="19"/>
+                <w:szCs w:val="19"/>
+              </w:rPr>
+              <w:t xml:space="preserve">: a AWS cuida de backup, patch e </w:t>
+            </w:r>
+            <w:proofErr w:type="spellStart"/>
+            <w:r>
+              <w:rPr>
+                <w:color w:val="111111"/>
+                <w:sz w:val="19"/>
+                <w:szCs w:val="19"/>
+              </w:rPr>
+              <w:t>failover</w:t>
+            </w:r>
+            <w:proofErr w:type="spellEnd"/>
+            <w:r>
+              <w:rPr>
+                <w:color w:val="111111"/>
+                <w:sz w:val="19"/>
+                <w:szCs w:val="19"/>
+              </w:rPr>
+              <w:t xml:space="preserve">. Resolve o servidor de banco </w:t>
+            </w:r>
+            <w:proofErr w:type="spellStart"/>
+            <w:r>
+              <w:rPr>
+                <w:color w:val="111111"/>
+                <w:sz w:val="19"/>
+                <w:szCs w:val="19"/>
+              </w:rPr>
+              <w:t>on-premises</w:t>
+            </w:r>
+            <w:proofErr w:type="spellEnd"/>
+            <w:r>
+              <w:rPr>
+                <w:color w:val="111111"/>
+                <w:sz w:val="19"/>
+                <w:szCs w:val="19"/>
+              </w:rPr>
+              <w:t xml:space="preserve"> exposto e sem redundância.</w:t>
             </w:r>
           </w:p>
         </w:tc>
@@ -1756,7 +2802,25 @@
                 <w:sz w:val="19"/>
                 <w:szCs w:val="19"/>
               </w:rPr>
-              <w:t>Banco em sub-rede privada</w:t>
+              <w:t xml:space="preserve">Banco em </w:t>
+            </w:r>
+            <w:proofErr w:type="spellStart"/>
+            <w:r>
+              <w:rPr>
+                <w:color w:val="111111"/>
+                <w:sz w:val="19"/>
+                <w:szCs w:val="19"/>
+              </w:rPr>
+              <w:t>sub-rede</w:t>
+            </w:r>
+            <w:proofErr w:type="spellEnd"/>
+            <w:r>
+              <w:rPr>
+                <w:color w:val="111111"/>
+                <w:sz w:val="19"/>
+                <w:szCs w:val="19"/>
+              </w:rPr>
+              <w:t xml:space="preserve"> privada</w:t>
             </w:r>
           </w:p>
         </w:tc>
@@ -1782,7 +2846,25 @@
                 <w:sz w:val="19"/>
                 <w:szCs w:val="19"/>
               </w:rPr>
-              <w:t>Elimina o problema do banco em segmento público on-premises e bloqueia o movimento lateral entre web e dados.</w:t>
+              <w:t xml:space="preserve">Elimina o problema do banco em segmento público </w:t>
+            </w:r>
+            <w:proofErr w:type="spellStart"/>
+            <w:r>
+              <w:rPr>
+                <w:color w:val="111111"/>
+                <w:sz w:val="19"/>
+                <w:szCs w:val="19"/>
+              </w:rPr>
+              <w:t>on-premises</w:t>
+            </w:r>
+            <w:proofErr w:type="spellEnd"/>
+            <w:r>
+              <w:rPr>
+                <w:color w:val="111111"/>
+                <w:sz w:val="19"/>
+                <w:szCs w:val="19"/>
+              </w:rPr>
+              <w:t xml:space="preserve"> e bloqueia o movimento lateral entre web e dados.</w:t>
             </w:r>
           </w:p>
         </w:tc>
@@ -1810,13 +2892,23 @@
             <w:pPr>
               <w:spacing w:line="252" w:lineRule="auto"/>
             </w:pPr>
-            <w:r>
-              <w:rPr>
-                <w:color w:val="111111"/>
-                <w:sz w:val="19"/>
-                <w:szCs w:val="19"/>
-              </w:rPr>
-              <w:t>CloudFront + WAF + Shield</w:t>
+            <w:proofErr w:type="spellStart"/>
+            <w:r>
+              <w:rPr>
+                <w:color w:val="111111"/>
+                <w:sz w:val="19"/>
+                <w:szCs w:val="19"/>
+              </w:rPr>
+              <w:t>CloudFront</w:t>
+            </w:r>
+            <w:proofErr w:type="spellEnd"/>
+            <w:r>
+              <w:rPr>
+                <w:color w:val="111111"/>
+                <w:sz w:val="19"/>
+                <w:szCs w:val="19"/>
+              </w:rPr>
+              <w:t xml:space="preserve"> + WAF + Shield</w:t>
             </w:r>
           </w:p>
         </w:tc>
@@ -1876,7 +2968,25 @@
                 <w:sz w:val="19"/>
                 <w:szCs w:val="19"/>
               </w:rPr>
-              <w:t>Duas AZs na rede desde o MVP</w:t>
+              <w:t xml:space="preserve">Duas </w:t>
+            </w:r>
+            <w:proofErr w:type="spellStart"/>
+            <w:r>
+              <w:rPr>
+                <w:color w:val="111111"/>
+                <w:sz w:val="19"/>
+                <w:szCs w:val="19"/>
+              </w:rPr>
+              <w:t>AZs</w:t>
+            </w:r>
+            <w:proofErr w:type="spellEnd"/>
+            <w:r>
+              <w:rPr>
+                <w:color w:val="111111"/>
+                <w:sz w:val="19"/>
+                <w:szCs w:val="19"/>
+              </w:rPr>
+              <w:t xml:space="preserve"> na rede desde o MVP</w:t>
             </w:r>
           </w:p>
         </w:tc>
@@ -1902,7 +3012,61 @@
                 <w:sz w:val="19"/>
                 <w:szCs w:val="19"/>
               </w:rPr>
-              <w:t>Exigência do DB Subnet Group e base para o Multi-AZ da arquitetura final, sem retrabalho.</w:t>
+              <w:t xml:space="preserve">Exigência do DB </w:t>
+            </w:r>
+            <w:proofErr w:type="spellStart"/>
+            <w:r>
+              <w:rPr>
+                <w:color w:val="111111"/>
+                <w:sz w:val="19"/>
+                <w:szCs w:val="19"/>
+              </w:rPr>
+              <w:t>Subnet</w:t>
+            </w:r>
+            <w:proofErr w:type="spellEnd"/>
+            <w:r>
+              <w:rPr>
+                <w:color w:val="111111"/>
+                <w:sz w:val="19"/>
+                <w:szCs w:val="19"/>
+              </w:rPr>
+              <w:t xml:space="preserve"> </w:t>
+            </w:r>
+            <w:proofErr w:type="spellStart"/>
+            <w:r>
+              <w:rPr>
+                <w:color w:val="111111"/>
+                <w:sz w:val="19"/>
+                <w:szCs w:val="19"/>
+              </w:rPr>
+              <w:t>Group</w:t>
+            </w:r>
+            <w:proofErr w:type="spellEnd"/>
+            <w:r>
+              <w:rPr>
+                <w:color w:val="111111"/>
+                <w:sz w:val="19"/>
+                <w:szCs w:val="19"/>
+              </w:rPr>
+              <w:t xml:space="preserve"> e base para o </w:t>
+            </w:r>
+            <w:proofErr w:type="spellStart"/>
+            <w:r>
+              <w:rPr>
+                <w:color w:val="111111"/>
+                <w:sz w:val="19"/>
+                <w:szCs w:val="19"/>
+              </w:rPr>
+              <w:t>Multi-AZ</w:t>
+            </w:r>
+            <w:proofErr w:type="spellEnd"/>
+            <w:r>
+              <w:rPr>
+                <w:color w:val="111111"/>
+                <w:sz w:val="19"/>
+                <w:szCs w:val="19"/>
+              </w:rPr>
+              <w:t xml:space="preserve"> da arquitetura final, sem retrabalho.</w:t>
             </w:r>
           </w:p>
         </w:tc>
@@ -1959,7 +3123,108 @@
         <w:spacing w:after="140" w:line="276" w:lineRule="auto"/>
       </w:pPr>
       <w:r>
-        <w:t>Os Security Groups são o firewall stateful em nível de instância. Duas regras de ouro orientam o MVP: o frontend só aceita tráfego do CloudFront, e o banco só aceita tráfego do frontend. Em vez de liberar a porta 80 para a internet inteira, a regra de entrada do frontend usa a prefix list gerenciada do CloudFront (com.amazonaws.global.cloudfront.origin-facing), de modo que somente os IPs de origem do CloudFront alcançam a EC2.</w:t>
+        <w:t xml:space="preserve">Os Security Groups são o firewall </w:t>
+      </w:r>
+      <w:proofErr w:type="spellStart"/>
+      <w:r>
+        <w:t>stateful</w:t>
+      </w:r>
+      <w:proofErr w:type="spellEnd"/>
+      <w:r>
+        <w:t xml:space="preserve"> em nível de instância. Duas regras de ouro orientam o MVP: o </w:t>
+      </w:r>
+      <w:proofErr w:type="spellStart"/>
+      <w:r>
+        <w:t>frontend</w:t>
+      </w:r>
+      <w:proofErr w:type="spellEnd"/>
+      <w:r>
+        <w:t xml:space="preserve"> só aceita tráfego do </w:t>
+      </w:r>
+      <w:proofErr w:type="spellStart"/>
+      <w:r>
+        <w:t>CloudFront</w:t>
+      </w:r>
+      <w:proofErr w:type="spellEnd"/>
+      <w:r>
+        <w:t xml:space="preserve">, e o banco só aceita tráfego do </w:t>
+      </w:r>
+      <w:proofErr w:type="spellStart"/>
+      <w:r>
+        <w:t>frontend</w:t>
+      </w:r>
+      <w:proofErr w:type="spellEnd"/>
+      <w:r>
+        <w:t xml:space="preserve">. Em vez de liberar a porta 80 para a internet inteira, a regra de entrada do </w:t>
+      </w:r>
+      <w:proofErr w:type="spellStart"/>
+      <w:r>
+        <w:t>frontend</w:t>
+      </w:r>
+      <w:proofErr w:type="spellEnd"/>
+      <w:r>
+        <w:t xml:space="preserve"> usa a </w:t>
+      </w:r>
+      <w:proofErr w:type="spellStart"/>
+      <w:r>
+        <w:t>prefix</w:t>
+      </w:r>
+      <w:proofErr w:type="spellEnd"/>
+      <w:r>
+        <w:t xml:space="preserve"> </w:t>
+      </w:r>
+      <w:proofErr w:type="spellStart"/>
+      <w:r>
+        <w:t>list</w:t>
+      </w:r>
+      <w:proofErr w:type="spellEnd"/>
+      <w:r>
+        <w:t xml:space="preserve"> gerenciada do </w:t>
+      </w:r>
+      <w:proofErr w:type="spellStart"/>
+      <w:r>
+        <w:t>CloudFront</w:t>
+      </w:r>
+      <w:proofErr w:type="spellEnd"/>
+      <w:r>
+        <w:t xml:space="preserve"> (</w:t>
+      </w:r>
+      <w:proofErr w:type="spellStart"/>
+      <w:proofErr w:type="gramStart"/>
+      <w:r>
+        <w:t>com.amazonaws</w:t>
+      </w:r>
+      <w:proofErr w:type="gramEnd"/>
+      <w:r>
+        <w:t>.</w:t>
+      </w:r>
+      <w:proofErr w:type="gramStart"/>
+      <w:r>
+        <w:t>global.cloudfront</w:t>
+      </w:r>
+      <w:proofErr w:type="gramEnd"/>
+      <w:r>
+        <w:t>.origin-facing</w:t>
+      </w:r>
+      <w:proofErr w:type="spellEnd"/>
+      <w:r>
+        <w:t xml:space="preserve">), de modo que somente os </w:t>
+      </w:r>
+      <w:proofErr w:type="spellStart"/>
+      <w:r>
+        <w:t>IPs</w:t>
+      </w:r>
+      <w:proofErr w:type="spellEnd"/>
+      <w:r>
+        <w:t xml:space="preserve"> de origem do </w:t>
+      </w:r>
+      <w:proofErr w:type="spellStart"/>
+      <w:r>
+        <w:t>CloudFront</w:t>
+      </w:r>
+      <w:proofErr w:type="spellEnd"/>
+      <w:r>
+        <w:t xml:space="preserve"> alcançam a EC2.</w:t>
       </w:r>
     </w:p>
     <w:p>
@@ -1967,7 +3232,15 @@
         <w:pStyle w:val="Ttulo3"/>
       </w:pPr>
       <w:r>
-        <w:t>SG do frontend (EC2)</w:t>
+        <w:t xml:space="preserve">SG do </w:t>
+      </w:r>
+      <w:proofErr w:type="spellStart"/>
+      <w:r>
+        <w:t>frontend</w:t>
+      </w:r>
+      <w:proofErr w:type="spellEnd"/>
+      <w:r>
+        <w:t xml:space="preserve"> (EC2)</w:t>
       </w:r>
     </w:p>
     <w:tbl>
@@ -2191,14 +3464,52 @@
             <w:pPr>
               <w:spacing w:line="252" w:lineRule="auto"/>
             </w:pPr>
-            <w:r>
-              <w:rPr>
-                <w:color w:val="111111"/>
-                <w:sz w:val="19"/>
-                <w:szCs w:val="19"/>
-              </w:rPr>
-              <w:t>Prefix list do CloudFront</w:t>
-            </w:r>
+            <w:proofErr w:type="spellStart"/>
+            <w:r>
+              <w:rPr>
+                <w:color w:val="111111"/>
+                <w:sz w:val="19"/>
+                <w:szCs w:val="19"/>
+              </w:rPr>
+              <w:t>Prefix</w:t>
+            </w:r>
+            <w:proofErr w:type="spellEnd"/>
+            <w:r>
+              <w:rPr>
+                <w:color w:val="111111"/>
+                <w:sz w:val="19"/>
+                <w:szCs w:val="19"/>
+              </w:rPr>
+              <w:t xml:space="preserve"> </w:t>
+            </w:r>
+            <w:proofErr w:type="spellStart"/>
+            <w:r>
+              <w:rPr>
+                <w:color w:val="111111"/>
+                <w:sz w:val="19"/>
+                <w:szCs w:val="19"/>
+              </w:rPr>
+              <w:t>list</w:t>
+            </w:r>
+            <w:proofErr w:type="spellEnd"/>
+            <w:r>
+              <w:rPr>
+                <w:color w:val="111111"/>
+                <w:sz w:val="19"/>
+                <w:szCs w:val="19"/>
+              </w:rPr>
+              <w:t xml:space="preserve"> do </w:t>
+            </w:r>
+            <w:proofErr w:type="spellStart"/>
+            <w:r>
+              <w:rPr>
+                <w:color w:val="111111"/>
+                <w:sz w:val="19"/>
+                <w:szCs w:val="19"/>
+              </w:rPr>
+              <w:t>CloudFront</w:t>
+            </w:r>
+            <w:proofErr w:type="spellEnd"/>
           </w:p>
         </w:tc>
         <w:tc>
@@ -2223,8 +3534,18 @@
                 <w:sz w:val="19"/>
                 <w:szCs w:val="19"/>
               </w:rPr>
-              <w:t>HTTP somente do CloudFront</w:t>
-            </w:r>
+              <w:t xml:space="preserve">HTTP somente do </w:t>
+            </w:r>
+            <w:proofErr w:type="spellStart"/>
+            <w:r>
+              <w:rPr>
+                <w:color w:val="111111"/>
+                <w:sz w:val="19"/>
+                <w:szCs w:val="19"/>
+              </w:rPr>
+              <w:t>CloudFront</w:t>
+            </w:r>
+            <w:proofErr w:type="spellEnd"/>
           </w:p>
         </w:tc>
       </w:tr>
@@ -2303,14 +3624,52 @@
             <w:pPr>
               <w:spacing w:line="252" w:lineRule="auto"/>
             </w:pPr>
-            <w:r>
-              <w:rPr>
-                <w:color w:val="111111"/>
-                <w:sz w:val="19"/>
-                <w:szCs w:val="19"/>
-              </w:rPr>
-              <w:t>Prefix list do CloudFront</w:t>
-            </w:r>
+            <w:proofErr w:type="spellStart"/>
+            <w:r>
+              <w:rPr>
+                <w:color w:val="111111"/>
+                <w:sz w:val="19"/>
+                <w:szCs w:val="19"/>
+              </w:rPr>
+              <w:t>Prefix</w:t>
+            </w:r>
+            <w:proofErr w:type="spellEnd"/>
+            <w:r>
+              <w:rPr>
+                <w:color w:val="111111"/>
+                <w:sz w:val="19"/>
+                <w:szCs w:val="19"/>
+              </w:rPr>
+              <w:t xml:space="preserve"> </w:t>
+            </w:r>
+            <w:proofErr w:type="spellStart"/>
+            <w:r>
+              <w:rPr>
+                <w:color w:val="111111"/>
+                <w:sz w:val="19"/>
+                <w:szCs w:val="19"/>
+              </w:rPr>
+              <w:t>list</w:t>
+            </w:r>
+            <w:proofErr w:type="spellEnd"/>
+            <w:r>
+              <w:rPr>
+                <w:color w:val="111111"/>
+                <w:sz w:val="19"/>
+                <w:szCs w:val="19"/>
+              </w:rPr>
+              <w:t xml:space="preserve"> do </w:t>
+            </w:r>
+            <w:proofErr w:type="spellStart"/>
+            <w:r>
+              <w:rPr>
+                <w:color w:val="111111"/>
+                <w:sz w:val="19"/>
+                <w:szCs w:val="19"/>
+              </w:rPr>
+              <w:t>CloudFront</w:t>
+            </w:r>
+            <w:proofErr w:type="spellEnd"/>
           </w:p>
         </w:tc>
         <w:tc>
@@ -2335,8 +3694,18 @@
                 <w:sz w:val="19"/>
                 <w:szCs w:val="19"/>
               </w:rPr>
-              <w:t>HTTPS somente do CloudFront</w:t>
-            </w:r>
+              <w:t xml:space="preserve">HTTPS somente do </w:t>
+            </w:r>
+            <w:proofErr w:type="spellStart"/>
+            <w:r>
+              <w:rPr>
+                <w:color w:val="111111"/>
+                <w:sz w:val="19"/>
+                <w:szCs w:val="19"/>
+              </w:rPr>
+              <w:t>CloudFront</w:t>
+            </w:r>
+            <w:proofErr w:type="spellEnd"/>
           </w:p>
         </w:tc>
       </w:tr>
@@ -2466,7 +3835,51 @@
           <w:sz w:val="18"/>
           <w:szCs w:val="18"/>
         </w:rPr>
-        <w:t>Tabela 3. Regras do Security Group do frontend. Não há porta 22 (SSH).</w:t>
+        <w:t xml:space="preserve">Tabela 3. Regras do Security </w:t>
+      </w:r>
+      <w:proofErr w:type="spellStart"/>
+      <w:r>
+        <w:rPr>
+          <w:i/>
+          <w:iCs/>
+          <w:color w:val="555555"/>
+          <w:sz w:val="18"/>
+          <w:szCs w:val="18"/>
+        </w:rPr>
+        <w:t>Group</w:t>
+      </w:r>
+      <w:proofErr w:type="spellEnd"/>
+      <w:r>
+        <w:rPr>
+          <w:i/>
+          <w:iCs/>
+          <w:color w:val="555555"/>
+          <w:sz w:val="18"/>
+          <w:szCs w:val="18"/>
+        </w:rPr>
+        <w:t xml:space="preserve"> do </w:t>
+      </w:r>
+      <w:proofErr w:type="spellStart"/>
+      <w:r>
+        <w:rPr>
+          <w:i/>
+          <w:iCs/>
+          <w:color w:val="555555"/>
+          <w:sz w:val="18"/>
+          <w:szCs w:val="18"/>
+        </w:rPr>
+        <w:t>frontend</w:t>
+      </w:r>
+      <w:proofErr w:type="spellEnd"/>
+      <w:r>
+        <w:rPr>
+          <w:i/>
+          <w:iCs/>
+          <w:color w:val="555555"/>
+          <w:sz w:val="18"/>
+          <w:szCs w:val="18"/>
+        </w:rPr>
+        <w:t>. Não há porta 22 (SSH).</w:t>
       </w:r>
     </w:p>
     <w:p>
@@ -2474,7 +3887,15 @@
         <w:pStyle w:val="Ttulo3"/>
       </w:pPr>
       <w:r>
-        <w:t>SG do banco de dados (RDS MariaDB)</w:t>
+        <w:t xml:space="preserve">SG do banco de dados (RDS </w:t>
+      </w:r>
+      <w:proofErr w:type="spellStart"/>
+      <w:r>
+        <w:t>MariaDB</w:t>
+      </w:r>
+      <w:proofErr w:type="spellEnd"/>
+      <w:r>
+        <w:t>)</w:t>
       </w:r>
     </w:p>
     <w:tbl>
@@ -2704,7 +4125,25 @@
                 <w:sz w:val="19"/>
                 <w:szCs w:val="19"/>
               </w:rPr>
-              <w:t>SG do frontend (referência)</w:t>
+              <w:t xml:space="preserve">SG do </w:t>
+            </w:r>
+            <w:proofErr w:type="spellStart"/>
+            <w:r>
+              <w:rPr>
+                <w:color w:val="111111"/>
+                <w:sz w:val="19"/>
+                <w:szCs w:val="19"/>
+              </w:rPr>
+              <w:t>frontend</w:t>
+            </w:r>
+            <w:proofErr w:type="spellEnd"/>
+            <w:r>
+              <w:rPr>
+                <w:color w:val="111111"/>
+                <w:sz w:val="19"/>
+                <w:szCs w:val="19"/>
+              </w:rPr>
+              <w:t xml:space="preserve"> (referência)</w:t>
             </w:r>
           </w:p>
         </w:tc>
@@ -2724,14 +4163,34 @@
             <w:pPr>
               <w:spacing w:line="252" w:lineRule="auto"/>
             </w:pPr>
-            <w:r>
-              <w:rPr>
-                <w:color w:val="111111"/>
-                <w:sz w:val="19"/>
-                <w:szCs w:val="19"/>
-              </w:rPr>
-              <w:t>MariaDB apenas a partir do frontend</w:t>
-            </w:r>
+            <w:proofErr w:type="spellStart"/>
+            <w:r>
+              <w:rPr>
+                <w:color w:val="111111"/>
+                <w:sz w:val="19"/>
+                <w:szCs w:val="19"/>
+              </w:rPr>
+              <w:t>MariaDB</w:t>
+            </w:r>
+            <w:proofErr w:type="spellEnd"/>
+            <w:r>
+              <w:rPr>
+                <w:color w:val="111111"/>
+                <w:sz w:val="19"/>
+                <w:szCs w:val="19"/>
+              </w:rPr>
+              <w:t xml:space="preserve"> apenas a partir do </w:t>
+            </w:r>
+            <w:proofErr w:type="spellStart"/>
+            <w:r>
+              <w:rPr>
+                <w:color w:val="111111"/>
+                <w:sz w:val="19"/>
+                <w:szCs w:val="19"/>
+              </w:rPr>
+              <w:t>frontend</w:t>
+            </w:r>
+            <w:proofErr w:type="spellEnd"/>
           </w:p>
         </w:tc>
       </w:tr>
@@ -2861,7 +4320,29 @@
           <w:sz w:val="18"/>
           <w:szCs w:val="18"/>
         </w:rPr>
-        <w:t>Tabela 4. Regras do Security Group do banco. A origem é o SG do front, não um CIDR.</w:t>
+        <w:t xml:space="preserve">Tabela 4. Regras do Security </w:t>
+      </w:r>
+      <w:proofErr w:type="spellStart"/>
+      <w:r>
+        <w:rPr>
+          <w:i/>
+          <w:iCs/>
+          <w:color w:val="555555"/>
+          <w:sz w:val="18"/>
+          <w:szCs w:val="18"/>
+        </w:rPr>
+        <w:t>Group</w:t>
+      </w:r>
+      <w:proofErr w:type="spellEnd"/>
+      <w:r>
+        <w:rPr>
+          <w:i/>
+          <w:iCs/>
+          <w:color w:val="555555"/>
+          <w:sz w:val="18"/>
+          <w:szCs w:val="18"/>
+        </w:rPr>
+        <w:t xml:space="preserve"> do banco. A origem é o SG do front, não um CIDR.</w:t>
       </w:r>
     </w:p>
     <w:p>
@@ -2869,7 +4350,31 @@
         <w:spacing w:after="140" w:line="276" w:lineRule="auto"/>
       </w:pPr>
       <w:r>
-        <w:t>Referenciar o Security Group de origem, em vez de um CIDR, garante que apenas as instâncias do frontend conversem com o banco, mesmo que os endereços mudem. Essa é a barreira que faltava no ambiente on-premises, onde web e banco dividiam o mesmo segmento público.</w:t>
+        <w:t xml:space="preserve">Referenciar o Security </w:t>
+      </w:r>
+      <w:proofErr w:type="spellStart"/>
+      <w:r>
+        <w:t>Group</w:t>
+      </w:r>
+      <w:proofErr w:type="spellEnd"/>
+      <w:r>
+        <w:t xml:space="preserve"> de origem, em vez de um CIDR, garante que apenas as instâncias do </w:t>
+      </w:r>
+      <w:proofErr w:type="spellStart"/>
+      <w:r>
+        <w:t>frontend</w:t>
+      </w:r>
+      <w:proofErr w:type="spellEnd"/>
+      <w:r>
+        <w:t xml:space="preserve"> conversem com o banco, mesmo que os endereços mudem. Essa é a barreira que faltava no ambiente </w:t>
+      </w:r>
+      <w:proofErr w:type="spellStart"/>
+      <w:r>
+        <w:t>on-premises</w:t>
+      </w:r>
+      <w:proofErr w:type="spellEnd"/>
+      <w:r>
+        <w:t>, onde web e banco dividiam o mesmo segmento público.</w:t>
       </w:r>
     </w:p>
     <w:p>
@@ -3034,8 +4539,18 @@
                 <w:sz w:val="19"/>
                 <w:szCs w:val="19"/>
               </w:rPr>
-              <w:t>Network ACLs</w:t>
-            </w:r>
+              <w:t xml:space="preserve">Network </w:t>
+            </w:r>
+            <w:proofErr w:type="spellStart"/>
+            <w:r>
+              <w:rPr>
+                <w:color w:val="111111"/>
+                <w:sz w:val="19"/>
+                <w:szCs w:val="19"/>
+              </w:rPr>
+              <w:t>ACLs</w:t>
+            </w:r>
+            <w:proofErr w:type="spellEnd"/>
           </w:p>
         </w:tc>
         <w:tc>
@@ -3060,7 +4575,43 @@
                 <w:sz w:val="19"/>
                 <w:szCs w:val="19"/>
               </w:rPr>
-              <w:t>Filtro stateless por sub-rede. A NACL privada só aceita 3306 de dentro da VPC e portas efêmeras; bloqueia entrada direta da internet.</w:t>
+              <w:t xml:space="preserve">Filtro </w:t>
+            </w:r>
+            <w:proofErr w:type="spellStart"/>
+            <w:r>
+              <w:rPr>
+                <w:color w:val="111111"/>
+                <w:sz w:val="19"/>
+                <w:szCs w:val="19"/>
+              </w:rPr>
+              <w:t>stateless</w:t>
+            </w:r>
+            <w:proofErr w:type="spellEnd"/>
+            <w:r>
+              <w:rPr>
+                <w:color w:val="111111"/>
+                <w:sz w:val="19"/>
+                <w:szCs w:val="19"/>
+              </w:rPr>
+              <w:t xml:space="preserve"> por </w:t>
+            </w:r>
+            <w:proofErr w:type="spellStart"/>
+            <w:r>
+              <w:rPr>
+                <w:color w:val="111111"/>
+                <w:sz w:val="19"/>
+                <w:szCs w:val="19"/>
+              </w:rPr>
+              <w:t>sub-rede</w:t>
+            </w:r>
+            <w:proofErr w:type="spellEnd"/>
+            <w:r>
+              <w:rPr>
+                <w:color w:val="111111"/>
+                <w:sz w:val="19"/>
+                <w:szCs w:val="19"/>
+              </w:rPr>
+              <w:t>. A NACL privada só aceita 3306 de dentro da VPC e portas efêmeras; bloqueia entrada direta da internet.</w:t>
             </w:r>
           </w:p>
         </w:tc>
@@ -3146,7 +4697,25 @@
                 <w:sz w:val="19"/>
                 <w:szCs w:val="19"/>
               </w:rPr>
-              <w:t>Dá saída à sub-rede privada sem aceitar conexões de entrada. O banco nunca fica exposto.</w:t>
+              <w:t xml:space="preserve">Dá saída à </w:t>
+            </w:r>
+            <w:proofErr w:type="spellStart"/>
+            <w:r>
+              <w:rPr>
+                <w:color w:val="111111"/>
+                <w:sz w:val="19"/>
+                <w:szCs w:val="19"/>
+              </w:rPr>
+              <w:t>sub-rede</w:t>
+            </w:r>
+            <w:proofErr w:type="spellEnd"/>
+            <w:r>
+              <w:rPr>
+                <w:color w:val="111111"/>
+                <w:sz w:val="19"/>
+                <w:szCs w:val="19"/>
+              </w:rPr>
+              <w:t xml:space="preserve"> privada sem aceitar conexões de entrada. O banco nunca fica exposto.</w:t>
             </w:r>
           </w:p>
         </w:tc>
@@ -3233,7 +4802,43 @@
                 <w:sz w:val="19"/>
                 <w:szCs w:val="19"/>
               </w:rPr>
-              <w:t>Bloqueia ataques comuns (OWASP), IPs de má reputação e aplica rate limit de 2000 requisições por IP.</w:t>
+              <w:t xml:space="preserve">Bloqueia ataques comuns (OWASP), </w:t>
+            </w:r>
+            <w:proofErr w:type="spellStart"/>
+            <w:r>
+              <w:rPr>
+                <w:color w:val="111111"/>
+                <w:sz w:val="19"/>
+                <w:szCs w:val="19"/>
+              </w:rPr>
+              <w:t>IPs</w:t>
+            </w:r>
+            <w:proofErr w:type="spellEnd"/>
+            <w:r>
+              <w:rPr>
+                <w:color w:val="111111"/>
+                <w:sz w:val="19"/>
+                <w:szCs w:val="19"/>
+              </w:rPr>
+              <w:t xml:space="preserve"> de má reputação e aplica rate </w:t>
+            </w:r>
+            <w:proofErr w:type="spellStart"/>
+            <w:r>
+              <w:rPr>
+                <w:color w:val="111111"/>
+                <w:sz w:val="19"/>
+                <w:szCs w:val="19"/>
+              </w:rPr>
+              <w:t>limit</w:t>
+            </w:r>
+            <w:proofErr w:type="spellEnd"/>
+            <w:r>
+              <w:rPr>
+                <w:color w:val="111111"/>
+                <w:sz w:val="19"/>
+                <w:szCs w:val="19"/>
+              </w:rPr>
+              <w:t xml:space="preserve"> de 2000 requisições por IP.</w:t>
             </w:r>
           </w:p>
         </w:tc>
@@ -3313,13 +4918,23 @@
             <w:pPr>
               <w:spacing w:line="252" w:lineRule="auto"/>
             </w:pPr>
-            <w:r>
-              <w:rPr>
-                <w:color w:val="111111"/>
-                <w:sz w:val="19"/>
-                <w:szCs w:val="19"/>
-              </w:rPr>
-              <w:t>CloudFront redireciona todo acesso para HTTPS, atendendo o SLO de 100% do tráfego com TLS.</w:t>
+            <w:proofErr w:type="spellStart"/>
+            <w:r>
+              <w:rPr>
+                <w:color w:val="111111"/>
+                <w:sz w:val="19"/>
+                <w:szCs w:val="19"/>
+              </w:rPr>
+              <w:t>CloudFront</w:t>
+            </w:r>
+            <w:proofErr w:type="spellEnd"/>
+            <w:r>
+              <w:rPr>
+                <w:color w:val="111111"/>
+                <w:sz w:val="19"/>
+                <w:szCs w:val="19"/>
+              </w:rPr>
+              <w:t xml:space="preserve"> redireciona todo acesso para HTTPS, atendendo o SLO de 100% do tráfego com TLS.</w:t>
             </w:r>
           </w:p>
         </w:tc>
@@ -3485,13 +5100,59 @@
             <w:pPr>
               <w:spacing w:line="252" w:lineRule="auto"/>
             </w:pPr>
-            <w:r>
-              <w:rPr>
-                <w:color w:val="111111"/>
-                <w:sz w:val="19"/>
-                <w:szCs w:val="19"/>
-              </w:rPr>
-              <w:t>Bucket sem acesso público, criptografado e versionado; só o CloudFront lê os objetos.</w:t>
+            <w:proofErr w:type="spellStart"/>
+            <w:r>
+              <w:rPr>
+                <w:color w:val="111111"/>
+                <w:sz w:val="19"/>
+                <w:szCs w:val="19"/>
+              </w:rPr>
+              <w:t>Bucket</w:t>
+            </w:r>
+            <w:proofErr w:type="spellEnd"/>
+            <w:r>
+              <w:rPr>
+                <w:color w:val="111111"/>
+                <w:sz w:val="19"/>
+                <w:szCs w:val="19"/>
+              </w:rPr>
+              <w:t xml:space="preserve"> sem acesso público, criptografado e </w:t>
+            </w:r>
+            <w:proofErr w:type="spellStart"/>
+            <w:r>
+              <w:rPr>
+                <w:color w:val="111111"/>
+                <w:sz w:val="19"/>
+                <w:szCs w:val="19"/>
+              </w:rPr>
+              <w:t>versionado</w:t>
+            </w:r>
+            <w:proofErr w:type="spellEnd"/>
+            <w:r>
+              <w:rPr>
+                <w:color w:val="111111"/>
+                <w:sz w:val="19"/>
+                <w:szCs w:val="19"/>
+              </w:rPr>
+              <w:t xml:space="preserve">; só o </w:t>
+            </w:r>
+            <w:proofErr w:type="spellStart"/>
+            <w:r>
+              <w:rPr>
+                <w:color w:val="111111"/>
+                <w:sz w:val="19"/>
+                <w:szCs w:val="19"/>
+              </w:rPr>
+              <w:t>CloudFront</w:t>
+            </w:r>
+            <w:proofErr w:type="spellEnd"/>
+            <w:r>
+              <w:rPr>
+                <w:color w:val="111111"/>
+                <w:sz w:val="19"/>
+                <w:szCs w:val="19"/>
+              </w:rPr>
+              <w:t xml:space="preserve"> lê os objetos.</w:t>
             </w:r>
           </w:p>
         </w:tc>
@@ -3663,7 +5324,25 @@
                 <w:sz w:val="19"/>
                 <w:szCs w:val="19"/>
               </w:rPr>
-              <w:t>A EC2 só pode ler o bucket de estáticos e o segredo do banco, via perfil de instância.</w:t>
+              <w:t xml:space="preserve">A EC2 só pode ler o </w:t>
+            </w:r>
+            <w:proofErr w:type="spellStart"/>
+            <w:r>
+              <w:rPr>
+                <w:color w:val="111111"/>
+                <w:sz w:val="19"/>
+                <w:szCs w:val="19"/>
+              </w:rPr>
+              <w:t>bucket</w:t>
+            </w:r>
+            <w:proofErr w:type="spellEnd"/>
+            <w:r>
+              <w:rPr>
+                <w:color w:val="111111"/>
+                <w:sz w:val="19"/>
+                <w:szCs w:val="19"/>
+              </w:rPr>
+              <w:t xml:space="preserve"> de estáticos e o segredo do banco, via perfil de instância.</w:t>
             </w:r>
           </w:p>
         </w:tc>
@@ -3723,7 +5402,25 @@
                 <w:sz w:val="19"/>
                 <w:szCs w:val="19"/>
               </w:rPr>
-              <w:t>SSM Session Manager</w:t>
+              <w:t xml:space="preserve">SSM </w:t>
+            </w:r>
+            <w:proofErr w:type="spellStart"/>
+            <w:r>
+              <w:rPr>
+                <w:color w:val="111111"/>
+                <w:sz w:val="19"/>
+                <w:szCs w:val="19"/>
+              </w:rPr>
+              <w:t>Session</w:t>
+            </w:r>
+            <w:proofErr w:type="spellEnd"/>
+            <w:r>
+              <w:rPr>
+                <w:color w:val="111111"/>
+                <w:sz w:val="19"/>
+                <w:szCs w:val="19"/>
+              </w:rPr>
+              <w:t xml:space="preserve"> Manager</w:t>
             </w:r>
           </w:p>
         </w:tc>
@@ -4007,7 +5704,25 @@
                 <w:sz w:val="19"/>
                 <w:szCs w:val="19"/>
               </w:rPr>
-              <w:t>Registra todo o tráfego de rede no CloudWatch para auditoria e investigação de incidentes.</w:t>
+              <w:t xml:space="preserve">Registra todo o tráfego de rede no </w:t>
+            </w:r>
+            <w:proofErr w:type="spellStart"/>
+            <w:r>
+              <w:rPr>
+                <w:color w:val="111111"/>
+                <w:sz w:val="19"/>
+                <w:szCs w:val="19"/>
+              </w:rPr>
+              <w:t>CloudWatch</w:t>
+            </w:r>
+            <w:proofErr w:type="spellEnd"/>
+            <w:r>
+              <w:rPr>
+                <w:color w:val="111111"/>
+                <w:sz w:val="19"/>
+                <w:szCs w:val="19"/>
+              </w:rPr>
+              <w:t xml:space="preserve"> para auditoria e investigação de incidentes.</w:t>
             </w:r>
           </w:p>
         </w:tc>
@@ -4067,7 +5782,15 @@
         <w:t xml:space="preserve">Mapeamento com o checklist de Dia 1 do move2cloud. </w:t>
       </w:r>
       <w:r>
-        <w:t>O roteiro da disciplina exige seis cuidados no primeiro dia: contas com MFA, WAF, HTTPS em todo o tráfego, dados criptografados em repouso e em trânsito, segredos em cofre e logs centralizados. O MVP cobre WAF, HTTPS, criptografia (KMS no RDS e SSE no S3), Secrets Manager e Flow Logs. O MFA fica no nível da conta AWS e do usuário IAM que executa o Terraform, conforme orienta o README.</w:t>
+        <w:t xml:space="preserve">O roteiro da disciplina exige seis cuidados no primeiro dia: contas com MFA, WAF, HTTPS em todo o tráfego, dados criptografados em repouso e em trânsito, segredos em cofre e logs centralizados. O MVP cobre WAF, HTTPS, criptografia (KMS no RDS e SSE no S3), Secrets Manager e Flow Logs. O MFA fica no nível da conta AWS e do usuário IAM que executa o </w:t>
+      </w:r>
+      <w:proofErr w:type="spellStart"/>
+      <w:r>
+        <w:t>Terraform</w:t>
+      </w:r>
+      <w:proofErr w:type="spellEnd"/>
+      <w:r>
+        <w:t>, conforme orienta o README.</w:t>
       </w:r>
     </w:p>
     <w:p>
@@ -4089,7 +5812,55 @@
         <w:spacing w:after="140" w:line="276" w:lineRule="auto"/>
       </w:pPr>
       <w:r>
-        <w:t>O MVP resolve os três problemas que a consultoria apontou no ambiente on-premises da Mercantis. A indisponibilidade por falta de energia e a fragilidade física dão lugar à infraestrutura gerenciada da AWS, com backups automáticos e duas AZs já provisionadas na rede. O banco sai do segmento público e passa a viver em sub-rede privada, acessível apenas pelo frontend, o que fecha o caminho de movimento lateral. A borda ganha WAF, Shield e CloudFront, que inspecionam requisições, mitigam DDoS e distribuem conteúdo estático por regiões, atacando tanto a falta de filtragem quanto a lentidão nos picos.</w:t>
+        <w:t xml:space="preserve">O MVP resolve os três problemas que a consultoria apontou no ambiente </w:t>
+      </w:r>
+      <w:proofErr w:type="spellStart"/>
+      <w:r>
+        <w:t>on-premises</w:t>
+      </w:r>
+      <w:proofErr w:type="spellEnd"/>
+      <w:r>
+        <w:t xml:space="preserve"> da Mercantis. A indisponibilidade por falta de energia e a fragilidade física dão lugar à infraestrutura gerenciada da AWS, com backups automáticos e duas </w:t>
+      </w:r>
+      <w:proofErr w:type="spellStart"/>
+      <w:r>
+        <w:t>AZs</w:t>
+      </w:r>
+      <w:proofErr w:type="spellEnd"/>
+      <w:r>
+        <w:t xml:space="preserve"> já provisionadas na rede. O banco sai do segmento público e passa a viver em </w:t>
+      </w:r>
+      <w:proofErr w:type="spellStart"/>
+      <w:r>
+        <w:t>sub-rede</w:t>
+      </w:r>
+      <w:proofErr w:type="spellEnd"/>
+      <w:r>
+        <w:t xml:space="preserve"> privada, acessível apenas pelo </w:t>
+      </w:r>
+      <w:proofErr w:type="spellStart"/>
+      <w:r>
+        <w:t>frontend</w:t>
+      </w:r>
+      <w:proofErr w:type="spellEnd"/>
+      <w:r>
+        <w:t xml:space="preserve">, o que fecha o caminho de movimento lateral. A borda ganha WAF, Shield e </w:t>
+      </w:r>
+      <w:proofErr w:type="spellStart"/>
+      <w:r>
+        <w:t>CloudFront</w:t>
+      </w:r>
+      <w:proofErr w:type="spellEnd"/>
+      <w:r>
+        <w:t xml:space="preserve">, que inspecionam requisições, mitigam </w:t>
+      </w:r>
+      <w:proofErr w:type="spellStart"/>
+      <w:r>
+        <w:t>DDoS</w:t>
+      </w:r>
+      <w:proofErr w:type="spellEnd"/>
+      <w:r>
+        <w:t xml:space="preserve"> e distribuem conteúdo estático por regiões, atacando tanto a falta de filtragem quanto a lentidão nos picos.</w:t>
       </w:r>
     </w:p>
     <w:p>
@@ -4097,7 +5868,79 @@
         <w:spacing w:after="140" w:line="276" w:lineRule="auto"/>
       </w:pPr>
       <w:r>
-        <w:t>O Terraform entrega tudo isso como código reproduzível: um terraform apply sobe a infraestrutura, e um terraform destroy a remove. A separação em arquivos por domínio, como rede, segurança, compute, dados e borda, facilita a evolução para a arquitetura final, que acrescenta balanceador, auto scaling e Multi-AZ para cumprir integralmente os SLOs de 99,9% de disponibilidade, p95 de 300 ms, RTO de 1 hora e RPO de 15 minutos.</w:t>
+        <w:t xml:space="preserve">O </w:t>
+      </w:r>
+      <w:proofErr w:type="spellStart"/>
+      <w:r>
+        <w:t>Terraform</w:t>
+      </w:r>
+      <w:proofErr w:type="spellEnd"/>
+      <w:r>
+        <w:t xml:space="preserve"> entrega tudo isso como código reproduzível: um </w:t>
+      </w:r>
+      <w:proofErr w:type="spellStart"/>
+      <w:r>
+        <w:t>terraform</w:t>
+      </w:r>
+      <w:proofErr w:type="spellEnd"/>
+      <w:r>
+        <w:t xml:space="preserve"> </w:t>
+      </w:r>
+      <w:proofErr w:type="spellStart"/>
+      <w:r>
+        <w:t>apply</w:t>
+      </w:r>
+      <w:proofErr w:type="spellEnd"/>
+      <w:r>
+        <w:t xml:space="preserve"> sobe a infraestrutura, e um </w:t>
+      </w:r>
+      <w:proofErr w:type="spellStart"/>
+      <w:r>
+        <w:t>terraform</w:t>
+      </w:r>
+      <w:proofErr w:type="spellEnd"/>
+      <w:r>
+        <w:t xml:space="preserve"> </w:t>
+      </w:r>
+      <w:proofErr w:type="spellStart"/>
+      <w:r>
+        <w:t>destroy</w:t>
+      </w:r>
+      <w:proofErr w:type="spellEnd"/>
+      <w:r>
+        <w:t xml:space="preserve"> a remove. A separação em arquivos por domínio, como rede, segurança, compute, dados e borda, facilita a evolução para a arquitetura final, que acrescenta balanceador, auto </w:t>
+      </w:r>
+      <w:proofErr w:type="spellStart"/>
+      <w:r>
+        <w:t>scaling</w:t>
+      </w:r>
+      <w:proofErr w:type="spellEnd"/>
+      <w:r>
+        <w:t xml:space="preserve"> e </w:t>
+      </w:r>
+      <w:proofErr w:type="spellStart"/>
+      <w:r>
+        <w:t>Multi-AZ</w:t>
+      </w:r>
+      <w:proofErr w:type="spellEnd"/>
+      <w:r>
+        <w:t xml:space="preserve"> para cumprir integralmente os </w:t>
+      </w:r>
+      <w:proofErr w:type="spellStart"/>
+      <w:r>
+        <w:t>SLOs</w:t>
+      </w:r>
+      <w:proofErr w:type="spellEnd"/>
+      <w:r>
+        <w:t xml:space="preserve"> de 99,9% de disponibilidade, p95 de 300 </w:t>
+      </w:r>
+      <w:proofErr w:type="spellStart"/>
+      <w:r>
+        <w:t>ms</w:t>
+      </w:r>
+      <w:proofErr w:type="spellEnd"/>
+      <w:r>
+        <w:t>, RTO de 1 hora e RPO de 15 minutos.</w:t>
       </w:r>
     </w:p>
     <w:p>
@@ -4105,7 +5948,47 @@
         <w:spacing w:after="140" w:line="276" w:lineRule="auto"/>
       </w:pPr>
       <w:r>
-        <w:t>O próximo passo natural é publicar a imagem real do portal no ECR, ativar o Multi-AZ no RDS e introduzir o Application Load Balancer com auto scaling. A base de segurança e rede do MVP sustenta essa transição sem retrabalho.</w:t>
+        <w:t xml:space="preserve">O próximo passo natural é publicar a imagem real do portal no ECR, ativar o </w:t>
+      </w:r>
+      <w:proofErr w:type="spellStart"/>
+      <w:r>
+        <w:t>Multi-AZ</w:t>
+      </w:r>
+      <w:proofErr w:type="spellEnd"/>
+      <w:r>
+        <w:t xml:space="preserve"> no RDS e introduzir o </w:t>
+      </w:r>
+      <w:proofErr w:type="spellStart"/>
+      <w:r>
+        <w:t>Application</w:t>
+      </w:r>
+      <w:proofErr w:type="spellEnd"/>
+      <w:r>
+        <w:t xml:space="preserve"> </w:t>
+      </w:r>
+      <w:proofErr w:type="spellStart"/>
+      <w:r>
+        <w:t>Load</w:t>
+      </w:r>
+      <w:proofErr w:type="spellEnd"/>
+      <w:r>
+        <w:t xml:space="preserve"> </w:t>
+      </w:r>
+      <w:proofErr w:type="spellStart"/>
+      <w:r>
+        <w:t>Balancer</w:t>
+      </w:r>
+      <w:proofErr w:type="spellEnd"/>
+      <w:r>
+        <w:t xml:space="preserve"> com auto </w:t>
+      </w:r>
+      <w:proofErr w:type="spellStart"/>
+      <w:r>
+        <w:t>scaling</w:t>
+      </w:r>
+      <w:proofErr w:type="spellEnd"/>
+      <w:r>
+        <w:t>. A base de segurança e rede do MVP sustenta essa transição sem retrabalho.</w:t>
       </w:r>
     </w:p>
     <w:p>
@@ -4132,7 +6015,15 @@
         <w:spacing w:after="80" w:line="268" w:lineRule="auto"/>
       </w:pPr>
       <w:r>
-        <w:t>Estudo de caso Mercantis (TI5A — Cloud Computing, ESPM 2026-I).</w:t>
+        <w:t xml:space="preserve">Estudo de caso Mercantis (TI5A — Cloud </w:t>
+      </w:r>
+      <w:proofErr w:type="spellStart"/>
+      <w:r>
+        <w:t>Computing</w:t>
+      </w:r>
+      <w:proofErr w:type="spellEnd"/>
+      <w:r>
+        <w:t>, ESPM 2026-I). estudo-de-caso.md.</w:t>
       </w:r>
     </w:p>
     <w:p>
@@ -4145,7 +6036,15 @@
         <w:spacing w:after="80" w:line="268" w:lineRule="auto"/>
       </w:pPr>
       <w:r>
-        <w:t>Roteiro Move2Cloud da Mercantis: metas, SLOs, estratégias de migração e checklist de Dia 1.</w:t>
+        <w:t xml:space="preserve">Roteiro Move2Cloud da Mercantis: metas, </w:t>
+      </w:r>
+      <w:proofErr w:type="spellStart"/>
+      <w:r>
+        <w:t>SLOs</w:t>
+      </w:r>
+      <w:proofErr w:type="spellEnd"/>
+      <w:r>
+        <w:t>, estratégias de migração e checklist de Dia 1. mercantis-move2cloud.md.</w:t>
       </w:r>
     </w:p>
     <w:p>
@@ -4158,7 +6057,15 @@
         <w:spacing w:after="80" w:line="268" w:lineRule="auto"/>
       </w:pPr>
       <w:r>
-        <w:t>AWS Well-Architected Framework: pilar de segurança.</w:t>
+        <w:t xml:space="preserve">AWS </w:t>
+      </w:r>
+      <w:proofErr w:type="spellStart"/>
+      <w:r>
+        <w:t>Well-Architected</w:t>
+      </w:r>
+      <w:proofErr w:type="spellEnd"/>
+      <w:r>
+        <w:t xml:space="preserve"> Framework: pilar de segurança. conceitos-gerais-aws.md.</w:t>
       </w:r>
     </w:p>
     <w:p>
@@ -4171,7 +6078,39 @@
         <w:spacing w:after="80" w:line="268" w:lineRule="auto"/>
       </w:pPr>
       <w:r>
-        <w:t>Web Application Hosting in the AWS Cloud (whitepaper de referência).</w:t>
+        <w:t xml:space="preserve">Web </w:t>
+      </w:r>
+      <w:proofErr w:type="spellStart"/>
+      <w:r>
+        <w:t>Application</w:t>
+      </w:r>
+      <w:proofErr w:type="spellEnd"/>
+      <w:r>
+        <w:t xml:space="preserve"> </w:t>
+      </w:r>
+      <w:proofErr w:type="spellStart"/>
+      <w:r>
+        <w:t>Hosting</w:t>
+      </w:r>
+      <w:proofErr w:type="spellEnd"/>
+      <w:r>
+        <w:t xml:space="preserve"> in </w:t>
+      </w:r>
+      <w:proofErr w:type="spellStart"/>
+      <w:r>
+        <w:t>the</w:t>
+      </w:r>
+      <w:proofErr w:type="spellEnd"/>
+      <w:r>
+        <w:t xml:space="preserve"> AWS Cloud (</w:t>
+      </w:r>
+      <w:proofErr w:type="spellStart"/>
+      <w:r>
+        <w:t>whitepaper</w:t>
+      </w:r>
+      <w:proofErr w:type="spellEnd"/>
+      <w:r>
+        <w:t xml:space="preserve"> de referência). web-application-hosting-best-practices.md.</w:t>
       </w:r>
     </w:p>
     <w:sectPr>
@@ -4356,96 +6295,10 @@
 <file path=word/numbering.xml><?xml version="1.0" encoding="utf-8"?>
 <w:numbering xmlns:wpc="http://schemas.microsoft.com/office/word/2010/wordprocessingCanvas" xmlns:cx="http://schemas.microsoft.com/office/drawing/2014/chartex" xmlns:cx1="http://schemas.microsoft.com/office/drawing/2015/9/8/chartex" xmlns:cx2="http://schemas.microsoft.com/office/drawing/2015/10/21/chartex" xmlns:cx3="http://schemas.microsoft.com/office/drawing/2016/5/9/chartex" xmlns:cx4="http://schemas.microsoft.com/office/drawing/2016/5/10/chartex" xmlns:cx5="http://schemas.microsoft.com/office/drawing/2016/5/11/chartex" xmlns:cx6="http://schemas.microsoft.com/office/drawing/2016/5/12/chartex" xmlns:cx7="http://schemas.microsoft.com/office/drawing/2016/5/13/chartex" xmlns:cx8="http://schemas.microsoft.com/office/drawing/2016/5/14/chartex" xmlns:mc="http://schemas.openxmlformats.org/markup-compatibility/2006" xmlns:aink="http://schemas.microsoft.com/office/drawing/2016/ink" xmlns:am3d="http://schemas.microsoft.com/office/drawing/2017/model3d" xmlns:o="urn:schemas-microsoft-com:office:office" xmlns:oel="http://schemas.microsoft.com/office/2019/extlst" xmlns:r="http://schemas.openxmlformats.org/officeDocument/2006/relationships" xmlns:m="http://schemas.openxmlformats.org/officeDocument/2006/math" xmlns:v="urn:schemas-microsoft-com:vml" xmlns:wp14="http://schemas.microsoft.com/office/word/2010/wordprocessingDrawing" xmlns:wp="http://schemas.openxmlformats.org/drawingml/2006/wordprocessingDrawing" xmlns:w10="urn:schemas-microsoft-com:office:word" xmlns:w="http://schemas.openxmlformats.org/wordprocessingml/2006/main" xmlns:w14="http://schemas.microsoft.com/office/word/2010/wordml" xmlns:w15="http://schemas.microsoft.com/office/word/2012/wordml" xmlns:w16cex="http://schemas.microsoft.com/office/word/2018/wordml/cex" xmlns:w16cid="http://schemas.microsoft.com/office/word/2016/wordml/cid" xmlns:w16="http://schemas.microsoft.com/office/word/2018/wordml" xmlns:w16du="http://schemas.microsoft.com/office/word/2023/wordml/word16du" xmlns:w16sdtdh="http://schemas.microsoft.com/office/word/2020/wordml/sdtdatahash" xmlns:w16sdtfl="http://schemas.microsoft.com/office/word/2024/wordml/sdtformatlock" xmlns:w16se="http://schemas.microsoft.com/office/word/2015/wordml/symex" xmlns:wpg="http://schemas.microsoft.com/office/word/2010/wordprocessingGroup" xmlns:wpi="http://schemas.microsoft.com/office/word/2010/wordprocessingInk" xmlns:wne="http://schemas.microsoft.com/office/word/2006/wordml" xmlns:wps="http://schemas.microsoft.com/office/word/2010/wordprocessingShape" mc:Ignorable="w14 w15 w16se w16cid w16 w16cex w16sdtdh w16sdtfl w16du wp14">
   <w:abstractNum w:abstractNumId="0" w15:restartNumberingAfterBreak="0">
-    <w:nsid w:val="08EB5403"/>
+    <w:nsid w:val="43ED2274"/>
     <w:multiLevelType w:val="hybridMultilevel"/>
-    <w:tmpl w:val="0A3A8E3A"/>
-    <w:lvl w:ilvl="0" w:tplc="D78E0AA8">
-      <w:start w:val="1"/>
-      <w:numFmt w:val="bullet"/>
-      <w:lvlText w:val="●"/>
-      <w:lvlJc w:val="left"/>
-      <w:pPr>
-        <w:ind w:left="720" w:hanging="360"/>
-      </w:pPr>
-    </w:lvl>
-    <w:lvl w:ilvl="1" w:tplc="3F60BDCA">
-      <w:start w:val="1"/>
-      <w:numFmt w:val="bullet"/>
-      <w:lvlText w:val="○"/>
-      <w:lvlJc w:val="left"/>
-      <w:pPr>
-        <w:ind w:left="1440" w:hanging="360"/>
-      </w:pPr>
-    </w:lvl>
-    <w:lvl w:ilvl="2" w:tplc="8B12992A">
-      <w:start w:val="1"/>
-      <w:numFmt w:val="bullet"/>
-      <w:lvlText w:val="■"/>
-      <w:lvlJc w:val="left"/>
-      <w:pPr>
-        <w:ind w:left="2160" w:hanging="360"/>
-      </w:pPr>
-    </w:lvl>
-    <w:lvl w:ilvl="3" w:tplc="4C62DCDA">
-      <w:start w:val="1"/>
-      <w:numFmt w:val="bullet"/>
-      <w:lvlText w:val="●"/>
-      <w:lvlJc w:val="left"/>
-      <w:pPr>
-        <w:ind w:left="2880" w:hanging="360"/>
-      </w:pPr>
-    </w:lvl>
-    <w:lvl w:ilvl="4" w:tplc="31643CB6">
-      <w:start w:val="1"/>
-      <w:numFmt w:val="bullet"/>
-      <w:lvlText w:val="○"/>
-      <w:lvlJc w:val="left"/>
-      <w:pPr>
-        <w:ind w:left="3600" w:hanging="360"/>
-      </w:pPr>
-    </w:lvl>
-    <w:lvl w:ilvl="5" w:tplc="71125480">
-      <w:start w:val="1"/>
-      <w:numFmt w:val="bullet"/>
-      <w:lvlText w:val="■"/>
-      <w:lvlJc w:val="left"/>
-      <w:pPr>
-        <w:ind w:left="4320" w:hanging="360"/>
-      </w:pPr>
-    </w:lvl>
-    <w:lvl w:ilvl="6" w:tplc="3EDCE4E8">
-      <w:start w:val="1"/>
-      <w:numFmt w:val="bullet"/>
-      <w:lvlText w:val="●"/>
-      <w:lvlJc w:val="left"/>
-      <w:pPr>
-        <w:ind w:left="5040" w:hanging="360"/>
-      </w:pPr>
-    </w:lvl>
-    <w:lvl w:ilvl="7" w:tplc="3B9E6D92">
-      <w:start w:val="1"/>
-      <w:numFmt w:val="bullet"/>
-      <w:lvlText w:val="●"/>
-      <w:lvlJc w:val="left"/>
-      <w:pPr>
-        <w:ind w:left="5760" w:hanging="360"/>
-      </w:pPr>
-    </w:lvl>
-    <w:lvl w:ilvl="8" w:tplc="D77098C0">
-      <w:start w:val="1"/>
-      <w:numFmt w:val="bullet"/>
-      <w:lvlText w:val="●"/>
-      <w:lvlJc w:val="left"/>
-      <w:pPr>
-        <w:ind w:left="6480" w:hanging="360"/>
-      </w:pPr>
-    </w:lvl>
-  </w:abstractNum>
-  <w:abstractNum w:abstractNumId="1" w15:restartNumberingAfterBreak="0">
-    <w:nsid w:val="12057EAD"/>
-    <w:multiLevelType w:val="hybridMultilevel"/>
-    <w:tmpl w:val="088E96CC"/>
-    <w:lvl w:ilvl="0" w:tplc="A08C8882">
+    <w:tmpl w:val="D542DAEC"/>
+    <w:lvl w:ilvl="0" w:tplc="27F65CC4">
       <w:start w:val="1"/>
       <w:numFmt w:val="bullet"/>
       <w:lvlText w:val="•"/>
@@ -4454,55 +6307,141 @@
         <w:ind w:left="600" w:hanging="280"/>
       </w:pPr>
     </w:lvl>
-    <w:lvl w:ilvl="1" w:tplc="6A38403A">
+    <w:lvl w:ilvl="1" w:tplc="2BF0DF00">
       <w:numFmt w:val="decimal"/>
       <w:lvlText w:val=""/>
       <w:lvlJc w:val="left"/>
     </w:lvl>
-    <w:lvl w:ilvl="2" w:tplc="7226A7A4">
+    <w:lvl w:ilvl="2" w:tplc="8A74F59C">
       <w:numFmt w:val="decimal"/>
       <w:lvlText w:val=""/>
       <w:lvlJc w:val="left"/>
     </w:lvl>
-    <w:lvl w:ilvl="3" w:tplc="CF5CA59E">
+    <w:lvl w:ilvl="3" w:tplc="26B20208">
       <w:numFmt w:val="decimal"/>
       <w:lvlText w:val=""/>
       <w:lvlJc w:val="left"/>
     </w:lvl>
-    <w:lvl w:ilvl="4" w:tplc="22D6B412">
+    <w:lvl w:ilvl="4" w:tplc="4D5AED88">
       <w:numFmt w:val="decimal"/>
       <w:lvlText w:val=""/>
       <w:lvlJc w:val="left"/>
     </w:lvl>
-    <w:lvl w:ilvl="5" w:tplc="9B1898A0">
+    <w:lvl w:ilvl="5" w:tplc="3F8AFA4A">
       <w:numFmt w:val="decimal"/>
       <w:lvlText w:val=""/>
       <w:lvlJc w:val="left"/>
     </w:lvl>
-    <w:lvl w:ilvl="6" w:tplc="DD9E905A">
+    <w:lvl w:ilvl="6" w:tplc="9C004F20">
       <w:numFmt w:val="decimal"/>
       <w:lvlText w:val=""/>
       <w:lvlJc w:val="left"/>
     </w:lvl>
-    <w:lvl w:ilvl="7" w:tplc="70F4D1F2">
+    <w:lvl w:ilvl="7" w:tplc="D416DDC0">
       <w:numFmt w:val="decimal"/>
       <w:lvlText w:val=""/>
       <w:lvlJc w:val="left"/>
     </w:lvl>
-    <w:lvl w:ilvl="8" w:tplc="DC2AF9FC">
+    <w:lvl w:ilvl="8" w:tplc="C12EA318">
       <w:numFmt w:val="decimal"/>
       <w:lvlText w:val=""/>
       <w:lvlJc w:val="left"/>
     </w:lvl>
   </w:abstractNum>
-  <w:num w:numId="1" w16cid:durableId="1447968068">
-    <w:abstractNumId w:val="0"/>
+  <w:abstractNum w:abstractNumId="1" w15:restartNumberingAfterBreak="0">
+    <w:nsid w:val="517417AD"/>
+    <w:multiLevelType w:val="hybridMultilevel"/>
+    <w:tmpl w:val="BD366EC2"/>
+    <w:lvl w:ilvl="0" w:tplc="7AC8F12C">
+      <w:start w:val="1"/>
+      <w:numFmt w:val="bullet"/>
+      <w:lvlText w:val="●"/>
+      <w:lvlJc w:val="left"/>
+      <w:pPr>
+        <w:ind w:left="720" w:hanging="360"/>
+      </w:pPr>
+    </w:lvl>
+    <w:lvl w:ilvl="1" w:tplc="E640A8E2">
+      <w:start w:val="1"/>
+      <w:numFmt w:val="bullet"/>
+      <w:lvlText w:val="○"/>
+      <w:lvlJc w:val="left"/>
+      <w:pPr>
+        <w:ind w:left="1440" w:hanging="360"/>
+      </w:pPr>
+    </w:lvl>
+    <w:lvl w:ilvl="2" w:tplc="5302FE6A">
+      <w:start w:val="1"/>
+      <w:numFmt w:val="bullet"/>
+      <w:lvlText w:val="■"/>
+      <w:lvlJc w:val="left"/>
+      <w:pPr>
+        <w:ind w:left="2160" w:hanging="360"/>
+      </w:pPr>
+    </w:lvl>
+    <w:lvl w:ilvl="3" w:tplc="ECBEECB4">
+      <w:start w:val="1"/>
+      <w:numFmt w:val="bullet"/>
+      <w:lvlText w:val="●"/>
+      <w:lvlJc w:val="left"/>
+      <w:pPr>
+        <w:ind w:left="2880" w:hanging="360"/>
+      </w:pPr>
+    </w:lvl>
+    <w:lvl w:ilvl="4" w:tplc="58123222">
+      <w:start w:val="1"/>
+      <w:numFmt w:val="bullet"/>
+      <w:lvlText w:val="○"/>
+      <w:lvlJc w:val="left"/>
+      <w:pPr>
+        <w:ind w:left="3600" w:hanging="360"/>
+      </w:pPr>
+    </w:lvl>
+    <w:lvl w:ilvl="5" w:tplc="AA16884E">
+      <w:start w:val="1"/>
+      <w:numFmt w:val="bullet"/>
+      <w:lvlText w:val="■"/>
+      <w:lvlJc w:val="left"/>
+      <w:pPr>
+        <w:ind w:left="4320" w:hanging="360"/>
+      </w:pPr>
+    </w:lvl>
+    <w:lvl w:ilvl="6" w:tplc="8488C392">
+      <w:start w:val="1"/>
+      <w:numFmt w:val="bullet"/>
+      <w:lvlText w:val="●"/>
+      <w:lvlJc w:val="left"/>
+      <w:pPr>
+        <w:ind w:left="5040" w:hanging="360"/>
+      </w:pPr>
+    </w:lvl>
+    <w:lvl w:ilvl="7" w:tplc="490E0052">
+      <w:start w:val="1"/>
+      <w:numFmt w:val="bullet"/>
+      <w:lvlText w:val="●"/>
+      <w:lvlJc w:val="left"/>
+      <w:pPr>
+        <w:ind w:left="5760" w:hanging="360"/>
+      </w:pPr>
+    </w:lvl>
+    <w:lvl w:ilvl="8" w:tplc="ACF6D872">
+      <w:start w:val="1"/>
+      <w:numFmt w:val="bullet"/>
+      <w:lvlText w:val="●"/>
+      <w:lvlJc w:val="left"/>
+      <w:pPr>
+        <w:ind w:left="6480" w:hanging="360"/>
+      </w:pPr>
+    </w:lvl>
+  </w:abstractNum>
+  <w:num w:numId="1" w16cid:durableId="1452243771">
+    <w:abstractNumId w:val="1"/>
     <w:lvlOverride w:ilvl="0">
       <w:startOverride w:val="1"/>
     </w:lvlOverride>
   </w:num>
-  <w:num w:numId="2" w16cid:durableId="690686075">
-    <w:abstractNumId w:val="1"/>
+  <w:num w:numId="2" w16cid:durableId="1418208634">
+    <w:abstractNumId w:val="0"/>
     <w:lvlOverride w:ilvl="0">
       <w:startOverride w:val="1"/>
     </w:lvlOverride>

--- a/docs/Documentacao_MVP_Mercantis.docx
+++ b/docs/Documentacao_MVP_Mercantis.docx
@@ -4,6 +4,7 @@
   <w:body>
     <w:p>
       <w:pPr>
+        <w:spacing w:before="2600"/>
         <w:jc w:val="center"/>
       </w:pPr>
       <w:r>
@@ -28,7 +29,25 @@
           <w:sz w:val="40"/>
           <w:szCs w:val="40"/>
         </w:rPr>
-        <w:t>Documentação do MVP — Mercantis</w:t>
+        <w:t xml:space="preserve">Documentação do MVP </w:t>
+      </w:r>
+      <w:r>
+        <w:rPr>
+          <w:b/>
+          <w:bCs/>
+          <w:sz w:val="40"/>
+          <w:szCs w:val="40"/>
+        </w:rPr>
+        <w:t>-</w:t>
+      </w:r>
+      <w:r>
+        <w:rPr>
+          <w:b/>
+          <w:bCs/>
+          <w:sz w:val="40"/>
+          <w:szCs w:val="40"/>
+        </w:rPr>
+        <w:t xml:space="preserve"> Mercantis</w:t>
       </w:r>
     </w:p>
     <w:p>
@@ -47,83 +66,21 @@
           <w:sz w:val="24"/>
           <w:szCs w:val="24"/>
         </w:rPr>
-        <w:t>Infraestrutura como código (</w:t>
-      </w:r>
-      <w:proofErr w:type="spellStart"/>
+        <w:t>Infraestrutura como código (Terraform) · Frontend em Docker · RDS MariaDB</w:t>
+      </w:r>
+    </w:p>
+    <w:p>
+      <w:pPr>
+        <w:spacing w:before="200"/>
+        <w:jc w:val="center"/>
+      </w:pPr>
       <w:r>
         <w:rPr>
           <w:color w:val="555555"/>
           <w:sz w:val="24"/>
           <w:szCs w:val="24"/>
         </w:rPr>
-        <w:t>Terraform</w:t>
-      </w:r>
-      <w:proofErr w:type="spellEnd"/>
-      <w:r>
-        <w:rPr>
-          <w:color w:val="555555"/>
-          <w:sz w:val="24"/>
-          <w:szCs w:val="24"/>
-        </w:rPr>
-        <w:t xml:space="preserve">) · </w:t>
-      </w:r>
-      <w:proofErr w:type="spellStart"/>
-      <w:r>
-        <w:rPr>
-          <w:color w:val="555555"/>
-          <w:sz w:val="24"/>
-          <w:szCs w:val="24"/>
-        </w:rPr>
-        <w:t>Frontend</w:t>
-      </w:r>
-      <w:proofErr w:type="spellEnd"/>
-      <w:r>
-        <w:rPr>
-          <w:color w:val="555555"/>
-          <w:sz w:val="24"/>
-          <w:szCs w:val="24"/>
-        </w:rPr>
-        <w:t xml:space="preserve"> em Docker · RDS </w:t>
-      </w:r>
-      <w:proofErr w:type="spellStart"/>
-      <w:r>
-        <w:rPr>
-          <w:color w:val="555555"/>
-          <w:sz w:val="24"/>
-          <w:szCs w:val="24"/>
-        </w:rPr>
-        <w:t>MariaDB</w:t>
-      </w:r>
-      <w:proofErr w:type="spellEnd"/>
-    </w:p>
-    <w:p>
-      <w:pPr>
-        <w:spacing w:before="200"/>
-        <w:jc w:val="center"/>
-      </w:pPr>
-      <w:r>
-        <w:rPr>
-          <w:color w:val="555555"/>
-          <w:sz w:val="24"/>
-          <w:szCs w:val="24"/>
-        </w:rPr>
-        <w:t>Luiz Felipe Pimenta Berrettini</w:t>
-      </w:r>
-      <w:r>
-        <w:rPr>
-          <w:color w:val="555555"/>
-          <w:sz w:val="24"/>
-          <w:szCs w:val="24"/>
-        </w:rPr>
-        <w:t xml:space="preserve"> |</w:t>
-      </w:r>
-      <w:r>
-        <w:rPr>
-          <w:color w:val="555555"/>
-          <w:sz w:val="24"/>
-          <w:szCs w:val="24"/>
-        </w:rPr>
-        <w:t xml:space="preserve"> RA: 245388</w:t>
+        <w:t>Luiz Felipe Pimenta Berrettini | RA: 245388</w:t>
       </w:r>
     </w:p>
     <w:p>
@@ -132,21 +89,7 @@
         <w:jc w:val="center"/>
       </w:pPr>
       <w:r>
-        <w:t xml:space="preserve">TI5A </w:t>
-      </w:r>
-      <w:r>
-        <w:t>-</w:t>
-      </w:r>
-      <w:r>
-        <w:t xml:space="preserve"> Cloud </w:t>
-      </w:r>
-      <w:proofErr w:type="spellStart"/>
-      <w:r>
-        <w:t>Computing</w:t>
-      </w:r>
-      <w:proofErr w:type="spellEnd"/>
-      <w:r>
-        <w:t xml:space="preserve"> · ESPM · Semestre 2026-I</w:t>
+        <w:t>TI5A — Cloud Computing · ESPM · Semestre 2026-I</w:t>
       </w:r>
     </w:p>
     <w:p>
@@ -394,31 +337,7 @@
         <w:spacing w:after="140" w:line="276" w:lineRule="auto"/>
       </w:pPr>
       <w:r>
-        <w:t xml:space="preserve">Este documento descreve o MVP de migração do portal de e-commerce da Mercantis para a nuvem AWS. A Mercantis opera há cerca de dez anos um portal de vendas hospedado em ambiente </w:t>
-      </w:r>
-      <w:proofErr w:type="spellStart"/>
-      <w:r>
-        <w:t>on-premises</w:t>
-      </w:r>
-      <w:proofErr w:type="spellEnd"/>
-      <w:r>
-        <w:t xml:space="preserve">. Uma tempestade derrubou a energia, os </w:t>
-      </w:r>
-      <w:proofErr w:type="spellStart"/>
-      <w:r>
-        <w:t>no-breaks</w:t>
-      </w:r>
-      <w:proofErr w:type="spellEnd"/>
-      <w:r>
-        <w:t xml:space="preserve"> não aguentaram, e o portal saiu do ar por horas. A consultoria que avaliou o ambiente encontrou três problemas centrais: um firewall de borda sem capacidade de inspecionar requisições da aplicação, o servidor web Apache e o banco </w:t>
-      </w:r>
-      <w:proofErr w:type="spellStart"/>
-      <w:r>
-        <w:t>MariaDB</w:t>
-      </w:r>
-      <w:proofErr w:type="spellEnd"/>
-      <w:r>
-        <w:t xml:space="preserve"> no mesmo segmento de rede público, e nenhuma redundância para absorver picos de tráfego ou falhas de hardware.</w:t>
+        <w:t>Este documento descreve o MVP de migração do portal de e-commerce da Mercantis para a nuvem AWS. A Mercantis opera há cerca de dez anos um portal de vendas hospedado em ambiente on-premises. Uma tempestade derrubou a energia, os no-breaks não aguentaram, e o portal saiu do ar por horas. A consultoria que avaliou o ambiente encontrou três problemas centrais: um firewall de borda sem capacidade de inspecionar requisições da aplicação, o servidor web Apache e o banco MariaDB no mesmo segmento de rede público, e nenhuma redundância para absorver picos de tráfego ou falhas de hardware.</w:t>
       </w:r>
     </w:p>
     <w:p>
@@ -426,55 +345,7 @@
         <w:spacing w:after="140" w:line="276" w:lineRule="auto"/>
       </w:pPr>
       <w:r>
-        <w:t xml:space="preserve">O MVP responde a esses problemas com uma arquitetura enxuta na AWS, provisionada por </w:t>
-      </w:r>
-      <w:proofErr w:type="spellStart"/>
-      <w:r>
-        <w:t>Terraform</w:t>
-      </w:r>
-      <w:proofErr w:type="spellEnd"/>
-      <w:r>
-        <w:t xml:space="preserve">. Ele entrega o caminho crítico da migração: o </w:t>
-      </w:r>
-      <w:proofErr w:type="spellStart"/>
-      <w:r>
-        <w:t>frontend</w:t>
-      </w:r>
-      <w:proofErr w:type="spellEnd"/>
-      <w:r>
-        <w:t xml:space="preserve"> roda em um container Docker sobre EC2, o banco passa a ser um </w:t>
-      </w:r>
-      <w:proofErr w:type="spellStart"/>
-      <w:r>
-        <w:t>Amazon</w:t>
-      </w:r>
-      <w:proofErr w:type="spellEnd"/>
-      <w:r>
-        <w:t xml:space="preserve"> RDS </w:t>
-      </w:r>
-      <w:proofErr w:type="spellStart"/>
-      <w:r>
-        <w:t>MariaDB</w:t>
-      </w:r>
-      <w:proofErr w:type="spellEnd"/>
-      <w:r>
-        <w:t xml:space="preserve"> gerenciado em </w:t>
-      </w:r>
-      <w:proofErr w:type="spellStart"/>
-      <w:r>
-        <w:t>sub-rede</w:t>
-      </w:r>
-      <w:proofErr w:type="spellEnd"/>
-      <w:r>
-        <w:t xml:space="preserve"> privada, e a borda ganha </w:t>
-      </w:r>
-      <w:proofErr w:type="spellStart"/>
-      <w:r>
-        <w:t>CloudFront</w:t>
-      </w:r>
-      <w:proofErr w:type="spellEnd"/>
-      <w:r>
-        <w:t>, AWS WAF e AWS Shield. Sobre o diagrama-base fornecido, acrescentei controles de segurança adicionais descritos na seção 6.</w:t>
+        <w:t>O MVP responde a esses problemas com uma arquitetura enxuta na AWS, provisionada por Terraform. Ele entrega o caminho crítico da migração: o frontend roda em um container Docker sobre EC2, o banco passa a ser um Amazon RDS MariaDB gerenciado em sub-rede privada, e a borda ganha CloudFront, AWS WAF e AWS Shield. Sobre o diagrama-base fornecido, acrescentei controles de segurança adicionais descritos na seção 6.</w:t>
       </w:r>
     </w:p>
     <w:p>
@@ -489,33 +360,8 @@
         <w:t xml:space="preserve">Escopo. </w:t>
       </w:r>
       <w:r>
-        <w:t xml:space="preserve">O MVP </w:t>
-      </w:r>
-      <w:proofErr w:type="spellStart"/>
-      <w:r>
-        <w:t>valida</w:t>
-      </w:r>
-      <w:proofErr w:type="spellEnd"/>
-      <w:r>
-        <w:t xml:space="preserve"> a arquitetura, a segurança de rede e a separação entre camadas. Ele não cobre ainda o auto </w:t>
-      </w:r>
-      <w:proofErr w:type="spellStart"/>
-      <w:r>
-        <w:t>scaling</w:t>
-      </w:r>
-      <w:proofErr w:type="spellEnd"/>
-      <w:r>
-        <w:t xml:space="preserve">, o balanceador de carga e o </w:t>
-      </w:r>
-      <w:proofErr w:type="spellStart"/>
-      <w:r>
-        <w:t>Multi-AZ</w:t>
-      </w:r>
-      <w:proofErr w:type="spellEnd"/>
-      <w:r>
-        <w:t xml:space="preserve"> completo, reservados para a arquitetura final (seção 4). A estratégia de migração combina </w:t>
-      </w:r>
-      <w:proofErr w:type="spellStart"/>
+        <w:t xml:space="preserve">O MVP valida a arquitetura, a segurança de rede e a separação entre camadas. Ele não cobre ainda o auto scaling, o balanceador de carga e o Multi-AZ completo, reservados para a arquitetura final (seção 4). A estratégia de migração combina </w:t>
+      </w:r>
       <w:r>
         <w:rPr>
           <w:i/>
@@ -523,11 +369,9 @@
         </w:rPr>
         <w:t>replatform</w:t>
       </w:r>
-      <w:proofErr w:type="spellEnd"/>
       <w:r>
         <w:t xml:space="preserve"> (banco gerenciado no RDS) com </w:t>
       </w:r>
-      <w:proofErr w:type="spellStart"/>
       <w:r>
         <w:rPr>
           <w:i/>
@@ -535,17 +379,8 @@
         </w:rPr>
         <w:t>refactor</w:t>
       </w:r>
-      <w:proofErr w:type="spellEnd"/>
-      <w:r>
-        <w:t xml:space="preserve"> leve (</w:t>
-      </w:r>
-      <w:proofErr w:type="spellStart"/>
-      <w:r>
-        <w:t>frontend</w:t>
-      </w:r>
-      <w:proofErr w:type="spellEnd"/>
-      <w:r>
-        <w:t xml:space="preserve"> conteinerizado), em linha com as opções discutidas no roteiro move2cloud da disciplina.</w:t>
+      <w:r>
+        <w:t xml:space="preserve"> leve (frontend conteinerizado), em linha com as opções discutidas no roteiro move2cloud da disciplina.</w:t>
       </w:r>
     </w:p>
     <w:p>
@@ -569,15 +404,7 @@
         <w:spacing w:after="140" w:line="276" w:lineRule="auto"/>
       </w:pPr>
       <w:r>
-        <w:t xml:space="preserve">O portal real da Mercantis é uma loja virtual de catálogo amplo, voltada ao mercado nacional. Os clientes navegam por categorias, pesquisam produtos, montam o carrinho, criam conta, fazem login, finalizam a compra e acompanham pedidos. A operação valoriza preço competitivo e entrega rápida, e sofre nos períodos de pico, como datas comemorativas e promoções, quando a arquitetura estática </w:t>
-      </w:r>
-      <w:proofErr w:type="spellStart"/>
-      <w:r>
-        <w:t>on-premises</w:t>
-      </w:r>
-      <w:proofErr w:type="spellEnd"/>
-      <w:r>
-        <w:t xml:space="preserve"> não acompanha o aumento de acessos. Os clientes distantes do data center também enfrentam lentidão, porque não há distribuição de conteúdo por regiões.</w:t>
+        <w:t>O portal real da Mercantis é uma loja virtual de catálogo amplo, voltada ao mercado nacional. Os clientes navegam por categorias, pesquisam produtos, montam o carrinho, criam conta, fazem login, finalizam a compra e acompanham pedidos. A operação valoriza preço competitivo e entrega rápida, e sofre nos períodos de pico, como datas comemorativas e promoções, quando a arquitetura estática on-premises não acompanha o aumento de acessos. Os clientes distantes do data center também enfrentam lentidão, porque não há distribuição de conteúdo por regiões.</w:t>
       </w:r>
     </w:p>
     <w:p>
@@ -601,71 +428,7 @@
         <w:spacing w:after="140" w:line="276" w:lineRule="auto"/>
       </w:pPr>
       <w:r>
-        <w:t xml:space="preserve">O MVP reproduz a espinha dorsal dessa aplicação sem recriar todas as integrações. Uma única instância EC2 executa o container do </w:t>
-      </w:r>
-      <w:proofErr w:type="spellStart"/>
-      <w:r>
-        <w:t>frontend</w:t>
-      </w:r>
-      <w:proofErr w:type="spellEnd"/>
-      <w:r>
-        <w:t xml:space="preserve">, que representa a camada web e de aplicação do portal. O </w:t>
-      </w:r>
-      <w:proofErr w:type="spellStart"/>
-      <w:r>
-        <w:t>Amazon</w:t>
-      </w:r>
-      <w:proofErr w:type="spellEnd"/>
-      <w:r>
-        <w:t xml:space="preserve"> RDS </w:t>
-      </w:r>
-      <w:proofErr w:type="spellStart"/>
-      <w:r>
-        <w:t>MariaDB</w:t>
-      </w:r>
-      <w:proofErr w:type="spellEnd"/>
-      <w:r>
-        <w:t xml:space="preserve"> substitui o banco que antes rodava no servidor dedicado </w:t>
-      </w:r>
-      <w:proofErr w:type="spellStart"/>
-      <w:r>
-        <w:t>on-premises</w:t>
-      </w:r>
-      <w:proofErr w:type="spellEnd"/>
-      <w:r>
-        <w:t xml:space="preserve">, agora isolado em </w:t>
-      </w:r>
-      <w:proofErr w:type="spellStart"/>
-      <w:r>
-        <w:t>sub-rede</w:t>
-      </w:r>
-      <w:proofErr w:type="spellEnd"/>
-      <w:r>
-        <w:t xml:space="preserve"> privada. Um </w:t>
-      </w:r>
-      <w:proofErr w:type="spellStart"/>
-      <w:r>
-        <w:t>bucket</w:t>
-      </w:r>
-      <w:proofErr w:type="spellEnd"/>
-      <w:r>
-        <w:t xml:space="preserve"> S3 guarda os arquivos estáticos, como imagens, CSS e </w:t>
-      </w:r>
-      <w:proofErr w:type="spellStart"/>
-      <w:r>
-        <w:t>JavaScript</w:t>
-      </w:r>
-      <w:proofErr w:type="spellEnd"/>
-      <w:r>
-        <w:t xml:space="preserve">, que o </w:t>
-      </w:r>
-      <w:proofErr w:type="spellStart"/>
-      <w:r>
-        <w:t>CloudFront</w:t>
-      </w:r>
-      <w:proofErr w:type="spellEnd"/>
-      <w:r>
-        <w:t xml:space="preserve"> distribui com baixa latência.</w:t>
+        <w:t>O MVP reproduz a espinha dorsal dessa aplicação sem recriar todas as integrações. Uma única instância EC2 executa o container do frontend, que representa a camada web e de aplicação do portal. O Amazon RDS MariaDB substitui o banco que antes rodava no servidor dedicado on-premises, agora isolado em sub-rede privada. Um bucket S3 guarda os arquivos estáticos, como imagens, CSS e JavaScript, que o CloudFront distribui com baixa latência.</w:t>
       </w:r>
     </w:p>
     <w:p>
@@ -674,15 +437,7 @@
       </w:pPr>
       <w:r>
         <w:lastRenderedPageBreak/>
-        <w:t xml:space="preserve">A imagem Docker padrão do MVP é uma aplicação de demonstração. Para usar a loja real, basta publicar a imagem da Mercantis em um registry e apontar a variável </w:t>
-      </w:r>
-      <w:proofErr w:type="spellStart"/>
-      <w:r>
-        <w:t>frontend_image</w:t>
-      </w:r>
-      <w:proofErr w:type="spellEnd"/>
-      <w:r>
-        <w:t>, como descreve o README. A arquitetura de rede, segurança e dados permanece a mesma.</w:t>
+        <w:t>A imagem Docker padrão do MVP é uma aplicação de demonstração. Para usar a loja real, basta publicar a imagem da Mercantis em um registry e apontar a variável frontend_image, como descreve o README. A arquitetura de rede, segurança e dados permanece a mesma.</w:t>
       </w:r>
     </w:p>
     <w:tbl>
@@ -700,7 +455,7 @@
           <w:left w:w="10" w:type="dxa"/>
           <w:right w:w="10" w:type="dxa"/>
         </w:tblCellMar>
-        <w:tblLook w:val="04A0" w:firstRow="1" w:lastRow="0" w:firstColumn="1" w:lastColumn="0" w:noHBand="0" w:noVBand="1"/>
+        <w:tblLook w:val="0000" w:firstRow="0" w:lastRow="0" w:firstColumn="0" w:lastColumn="0" w:noHBand="0" w:noVBand="0"/>
       </w:tblPr>
       <w:tblGrid>
         <w:gridCol w:w="2200"/>
@@ -857,18 +612,8 @@
                 <w:sz w:val="19"/>
                 <w:szCs w:val="19"/>
               </w:rPr>
-              <w:t xml:space="preserve">Vários servidores atrás de balanceador, com auto </w:t>
-            </w:r>
-            <w:proofErr w:type="spellStart"/>
-            <w:r>
-              <w:rPr>
-                <w:color w:val="111111"/>
-                <w:sz w:val="19"/>
-                <w:szCs w:val="19"/>
-              </w:rPr>
-              <w:t>scaling</w:t>
-            </w:r>
-            <w:proofErr w:type="spellEnd"/>
+              <w:t>Vários servidores atrás de balanceador, com auto scaling</w:t>
+            </w:r>
           </w:p>
         </w:tc>
         <w:tc>
@@ -947,23 +692,13 @@
             <w:pPr>
               <w:spacing w:line="252" w:lineRule="auto"/>
             </w:pPr>
-            <w:proofErr w:type="spellStart"/>
-            <w:r>
-              <w:rPr>
-                <w:color w:val="111111"/>
-                <w:sz w:val="19"/>
-                <w:szCs w:val="19"/>
-              </w:rPr>
-              <w:t>MariaDB</w:t>
-            </w:r>
-            <w:proofErr w:type="spellEnd"/>
-            <w:r>
-              <w:rPr>
-                <w:color w:val="111111"/>
-                <w:sz w:val="19"/>
-                <w:szCs w:val="19"/>
-              </w:rPr>
-              <w:t xml:space="preserve"> com réplicas e alta disponibilidade</w:t>
+            <w:r>
+              <w:rPr>
+                <w:color w:val="111111"/>
+                <w:sz w:val="19"/>
+                <w:szCs w:val="19"/>
+              </w:rPr>
+              <w:t>MariaDB com réplicas e alta disponibilidade</w:t>
             </w:r>
           </w:p>
         </w:tc>
@@ -989,43 +724,7 @@
                 <w:sz w:val="19"/>
                 <w:szCs w:val="19"/>
               </w:rPr>
-              <w:t xml:space="preserve">RDS </w:t>
-            </w:r>
-            <w:proofErr w:type="spellStart"/>
-            <w:r>
-              <w:rPr>
-                <w:color w:val="111111"/>
-                <w:sz w:val="19"/>
-                <w:szCs w:val="19"/>
-              </w:rPr>
-              <w:t>MariaDB</w:t>
-            </w:r>
-            <w:proofErr w:type="spellEnd"/>
-            <w:r>
-              <w:rPr>
-                <w:color w:val="111111"/>
-                <w:sz w:val="19"/>
-                <w:szCs w:val="19"/>
-              </w:rPr>
-              <w:t xml:space="preserve"> single-AZ (</w:t>
-            </w:r>
-            <w:proofErr w:type="spellStart"/>
-            <w:r>
-              <w:rPr>
-                <w:color w:val="111111"/>
-                <w:sz w:val="19"/>
-                <w:szCs w:val="19"/>
-              </w:rPr>
-              <w:t>Multi-AZ</w:t>
-            </w:r>
-            <w:proofErr w:type="spellEnd"/>
-            <w:r>
-              <w:rPr>
-                <w:color w:val="111111"/>
-                <w:sz w:val="19"/>
-                <w:szCs w:val="19"/>
-              </w:rPr>
-              <w:t xml:space="preserve"> na arquitetura final)</w:t>
+              <w:t>RDS MariaDB single-AZ (Multi-AZ na arquitetura final)</w:t>
             </w:r>
           </w:p>
         </w:tc>
@@ -1085,25 +784,7 @@
                 <w:sz w:val="19"/>
                 <w:szCs w:val="19"/>
               </w:rPr>
-              <w:t xml:space="preserve">CDN sobre </w:t>
-            </w:r>
-            <w:proofErr w:type="spellStart"/>
-            <w:r>
-              <w:rPr>
-                <w:color w:val="111111"/>
-                <w:sz w:val="19"/>
-                <w:szCs w:val="19"/>
-              </w:rPr>
-              <w:t>bucket</w:t>
-            </w:r>
-            <w:proofErr w:type="spellEnd"/>
-            <w:r>
-              <w:rPr>
-                <w:color w:val="111111"/>
-                <w:sz w:val="19"/>
-                <w:szCs w:val="19"/>
-              </w:rPr>
-              <w:t xml:space="preserve"> de objetos</w:t>
+              <w:t>CDN sobre bucket de objetos</w:t>
             </w:r>
           </w:p>
         </w:tc>
@@ -1129,25 +810,7 @@
                 <w:sz w:val="19"/>
                 <w:szCs w:val="19"/>
               </w:rPr>
-              <w:t xml:space="preserve">S3 privado servido via </w:t>
-            </w:r>
-            <w:proofErr w:type="spellStart"/>
-            <w:r>
-              <w:rPr>
-                <w:color w:val="111111"/>
-                <w:sz w:val="19"/>
-                <w:szCs w:val="19"/>
-              </w:rPr>
-              <w:t>CloudFront</w:t>
-            </w:r>
-            <w:proofErr w:type="spellEnd"/>
-            <w:r>
-              <w:rPr>
-                <w:color w:val="111111"/>
-                <w:sz w:val="19"/>
-                <w:szCs w:val="19"/>
-              </w:rPr>
-              <w:t xml:space="preserve"> (OAC)</w:t>
+              <w:t>S3 privado servido via CloudFront (OAC)</w:t>
             </w:r>
           </w:p>
         </w:tc>
@@ -1201,23 +864,13 @@
             <w:pPr>
               <w:spacing w:line="252" w:lineRule="auto"/>
             </w:pPr>
-            <w:proofErr w:type="spellStart"/>
-            <w:r>
-              <w:rPr>
-                <w:color w:val="111111"/>
-                <w:sz w:val="19"/>
-                <w:szCs w:val="19"/>
-              </w:rPr>
-              <w:t>Multi-AZ</w:t>
-            </w:r>
-            <w:proofErr w:type="spellEnd"/>
-            <w:r>
-              <w:rPr>
-                <w:color w:val="111111"/>
-                <w:sz w:val="19"/>
-                <w:szCs w:val="19"/>
-              </w:rPr>
-              <w:t>, tolerante a falhas</w:t>
+            <w:r>
+              <w:rPr>
+                <w:color w:val="111111"/>
+                <w:sz w:val="19"/>
+                <w:szCs w:val="19"/>
+              </w:rPr>
+              <w:t>Multi-AZ, tolerante a falhas</w:t>
             </w:r>
           </w:p>
         </w:tc>
@@ -1243,25 +896,7 @@
                 <w:sz w:val="19"/>
                 <w:szCs w:val="19"/>
               </w:rPr>
-              <w:t xml:space="preserve">AZ única para compute; 2 </w:t>
-            </w:r>
-            <w:proofErr w:type="spellStart"/>
-            <w:r>
-              <w:rPr>
-                <w:color w:val="111111"/>
-                <w:sz w:val="19"/>
-                <w:szCs w:val="19"/>
-              </w:rPr>
-              <w:t>AZs</w:t>
-            </w:r>
-            <w:proofErr w:type="spellEnd"/>
-            <w:r>
-              <w:rPr>
-                <w:color w:val="111111"/>
-                <w:sz w:val="19"/>
-                <w:szCs w:val="19"/>
-              </w:rPr>
-              <w:t xml:space="preserve"> já provisionadas na rede</w:t>
+              <w:t>AZ única para compute; 2 AZs já provisionadas na rede</w:t>
             </w:r>
           </w:p>
         </w:tc>
@@ -1321,18 +956,8 @@
                 <w:sz w:val="19"/>
                 <w:szCs w:val="19"/>
               </w:rPr>
-              <w:t xml:space="preserve">WAF, Shield, TLS, proteção </w:t>
-            </w:r>
-            <w:proofErr w:type="spellStart"/>
-            <w:r>
-              <w:rPr>
-                <w:color w:val="111111"/>
-                <w:sz w:val="19"/>
-                <w:szCs w:val="19"/>
-              </w:rPr>
-              <w:t>DDoS</w:t>
-            </w:r>
-            <w:proofErr w:type="spellEnd"/>
+              <w:t>WAF, Shield, TLS, proteção DDoS</w:t>
+            </w:r>
           </w:p>
         </w:tc>
         <w:tc>
@@ -1357,25 +982,7 @@
                 <w:sz w:val="19"/>
                 <w:szCs w:val="19"/>
               </w:rPr>
-              <w:t xml:space="preserve">WAF + Shield Standard + </w:t>
-            </w:r>
-            <w:proofErr w:type="spellStart"/>
-            <w:r>
-              <w:rPr>
-                <w:color w:val="111111"/>
-                <w:sz w:val="19"/>
-                <w:szCs w:val="19"/>
-              </w:rPr>
-              <w:t>CloudFront</w:t>
-            </w:r>
-            <w:proofErr w:type="spellEnd"/>
-            <w:r>
-              <w:rPr>
-                <w:color w:val="111111"/>
-                <w:sz w:val="19"/>
-                <w:szCs w:val="19"/>
-              </w:rPr>
-              <w:t xml:space="preserve"> com HTTPS</w:t>
+              <w:t>WAF + Shield Standard + CloudFront com HTTPS</w:t>
             </w:r>
           </w:p>
         </w:tc>
@@ -1437,23 +1044,7 @@
         <w:spacing w:after="80" w:line="268" w:lineRule="auto"/>
       </w:pPr>
       <w:r>
-        <w:t xml:space="preserve">Catálogo e busca: listagem de produtos por categoria e pesquisa. As imagens vêm do S3 via </w:t>
-      </w:r>
-      <w:proofErr w:type="spellStart"/>
-      <w:r>
-        <w:t>CloudFront</w:t>
-      </w:r>
-      <w:proofErr w:type="spellEnd"/>
-      <w:r>
-        <w:t xml:space="preserve">; os dados de produto vêm do RDS </w:t>
-      </w:r>
-      <w:proofErr w:type="spellStart"/>
-      <w:r>
-        <w:t>MariaDB</w:t>
-      </w:r>
-      <w:proofErr w:type="spellEnd"/>
-      <w:r>
-        <w:t>.</w:t>
+        <w:t>Catálogo e busca: listagem de produtos por categoria e pesquisa. As imagens vêm do S3 via CloudFront; os dados de produto vêm do RDS MariaDB.</w:t>
       </w:r>
     </w:p>
     <w:p>
@@ -1466,23 +1057,7 @@
         <w:spacing w:after="80" w:line="268" w:lineRule="auto"/>
       </w:pPr>
       <w:r>
-        <w:t xml:space="preserve">Cadastro de usuários: criação de conta com e-mail e senha. Os registros ficam no </w:t>
-      </w:r>
-      <w:proofErr w:type="spellStart"/>
-      <w:r>
-        <w:t>MariaDB</w:t>
-      </w:r>
-      <w:proofErr w:type="spellEnd"/>
-      <w:r>
-        <w:t xml:space="preserve">; as senhas devem ser armazenadas com </w:t>
-      </w:r>
-      <w:proofErr w:type="spellStart"/>
-      <w:r>
-        <w:t>hash</w:t>
-      </w:r>
-      <w:proofErr w:type="spellEnd"/>
-      <w:r>
-        <w:t xml:space="preserve"> forte pela aplicação.</w:t>
+        <w:t>Cadastro de usuários: criação de conta com e-mail e senha. Os registros ficam no MariaDB; as senhas devem ser armazenadas com hash forte pela aplicação.</w:t>
       </w:r>
     </w:p>
     <w:p>
@@ -1534,31 +1109,7 @@
         <w:spacing w:after="80" w:line="268" w:lineRule="auto"/>
       </w:pPr>
       <w:r>
-        <w:t xml:space="preserve">Conteúdo estático: páginas, imagens, folhas de estilo e scripts entregues pelo </w:t>
-      </w:r>
-      <w:proofErr w:type="spellStart"/>
-      <w:r>
-        <w:t>CloudFront</w:t>
-      </w:r>
-      <w:proofErr w:type="spellEnd"/>
-      <w:r>
-        <w:t xml:space="preserve"> a partir do </w:t>
-      </w:r>
-      <w:proofErr w:type="spellStart"/>
-      <w:r>
-        <w:t>bucket</w:t>
-      </w:r>
-      <w:proofErr w:type="spellEnd"/>
-      <w:r>
-        <w:t xml:space="preserve"> S3, sob o prefixo /</w:t>
-      </w:r>
-      <w:proofErr w:type="spellStart"/>
-      <w:r>
-        <w:t>static</w:t>
-      </w:r>
-      <w:proofErr w:type="spellEnd"/>
-      <w:r>
-        <w:t>/.</w:t>
+        <w:t>Conteúdo estático: páginas, imagens, folhas de estilo e scripts entregues pelo CloudFront a partir do bucket S3, sob o prefixo /static/.</w:t>
       </w:r>
     </w:p>
     <w:p>
@@ -1574,55 +1125,7 @@
         <w:spacing w:after="140" w:line="276" w:lineRule="auto"/>
       </w:pPr>
       <w:r>
-        <w:t xml:space="preserve">O usuário acessa a URL do </w:t>
-      </w:r>
-      <w:proofErr w:type="spellStart"/>
-      <w:r>
-        <w:t>CloudFront</w:t>
-      </w:r>
-      <w:proofErr w:type="spellEnd"/>
-      <w:r>
-        <w:t xml:space="preserve">. A requisição passa pelo AWS WAF, que filtra ataques comuns e aplica limite de taxa, e pelo AWS Shield, que mitiga </w:t>
-      </w:r>
-      <w:proofErr w:type="spellStart"/>
-      <w:r>
-        <w:t>DDoS</w:t>
-      </w:r>
-      <w:proofErr w:type="spellEnd"/>
-      <w:r>
-        <w:t xml:space="preserve"> na borda. O </w:t>
-      </w:r>
-      <w:proofErr w:type="spellStart"/>
-      <w:r>
-        <w:t>CloudFront</w:t>
-      </w:r>
-      <w:proofErr w:type="spellEnd"/>
-      <w:r>
-        <w:t xml:space="preserve"> encaminha o tráfego dinâmico para a EC2 do </w:t>
-      </w:r>
-      <w:proofErr w:type="spellStart"/>
-      <w:r>
-        <w:t>frontend</w:t>
-      </w:r>
-      <w:proofErr w:type="spellEnd"/>
-      <w:r>
-        <w:t xml:space="preserve"> e serve o conteúdo estático direto do S3. A EC2 consulta o RDS </w:t>
-      </w:r>
-      <w:proofErr w:type="spellStart"/>
-      <w:r>
-        <w:t>MariaDB</w:t>
-      </w:r>
-      <w:proofErr w:type="spellEnd"/>
-      <w:r>
-        <w:t xml:space="preserve"> pela porta 3306, dentro da rede privada. O usuário nunca alcança a EC2 ou o banco diretamente: o front só aceita conexões vindas do </w:t>
-      </w:r>
-      <w:proofErr w:type="spellStart"/>
-      <w:r>
-        <w:t>CloudFront</w:t>
-      </w:r>
-      <w:proofErr w:type="spellEnd"/>
-      <w:r>
-        <w:t>, e o banco só aceita conexões vindas do front.</w:t>
+        <w:t>O usuário acessa a URL do CloudFront. A requisição passa pelo AWS WAF, que filtra ataques comuns e aplica limite de taxa, e pelo AWS Shield, que mitiga DDoS na borda. O CloudFront encaminha o tráfego dinâmico para a EC2 do frontend e serve o conteúdo estático direto do S3. A EC2 consulta o RDS MariaDB pela porta 3306, dentro da rede privada. O usuário nunca alcança a EC2 ou o banco diretamente: o front só aceita conexões vindas do CloudFront, e o banco só aceita conexões vindas do front.</w:t>
       </w:r>
     </w:p>
     <w:p>
@@ -1644,47 +1147,7 @@
         <w:spacing w:after="140" w:line="276" w:lineRule="auto"/>
       </w:pPr>
       <w:r>
-        <w:t xml:space="preserve">A arquitetura final atende os </w:t>
-      </w:r>
-      <w:proofErr w:type="spellStart"/>
-      <w:r>
-        <w:t>SLOs</w:t>
-      </w:r>
-      <w:proofErr w:type="spellEnd"/>
-      <w:r>
-        <w:t xml:space="preserve"> definidos no roteiro move2cloud da Mercantis: disponibilidade de 99,9% ao mês, latência p95 menor ou igual a 300 </w:t>
-      </w:r>
-      <w:proofErr w:type="spellStart"/>
-      <w:r>
-        <w:t>ms</w:t>
-      </w:r>
-      <w:proofErr w:type="spellEnd"/>
-      <w:r>
-        <w:t xml:space="preserve"> no pico, RTO de até 1 hora e RPO de até 15 minutos. Ela distribui a aplicação por duas </w:t>
-      </w:r>
-      <w:proofErr w:type="spellStart"/>
-      <w:r>
-        <w:t>Availability</w:t>
-      </w:r>
-      <w:proofErr w:type="spellEnd"/>
-      <w:r>
-        <w:t xml:space="preserve"> Zones, com balanceador de carga, auto </w:t>
-      </w:r>
-      <w:proofErr w:type="spellStart"/>
-      <w:r>
-        <w:t>scaling</w:t>
-      </w:r>
-      <w:proofErr w:type="spellEnd"/>
-      <w:r>
-        <w:t xml:space="preserve"> e banco em </w:t>
-      </w:r>
-      <w:proofErr w:type="spellStart"/>
-      <w:r>
-        <w:t>Multi-AZ</w:t>
-      </w:r>
-      <w:proofErr w:type="spellEnd"/>
-      <w:r>
-        <w:t>.</w:t>
+        <w:t>A arquitetura final atende os SLOs definidos no roteiro move2cloud da Mercantis: disponibilidade de 99,9% ao mês, latência p95 menor ou igual a 300 ms no pico, RTO de até 1 hora e RPO de até 15 minutos. Ela distribui a aplicação por duas Availability Zones, com balanceador de carga, auto scaling e banco em Multi-AZ.</w:t>
       </w:r>
     </w:p>
     <w:p>
@@ -1697,7 +1160,7 @@
           <w:noProof/>
         </w:rPr>
         <w:drawing>
-          <wp:inline distT="0" distB="0" distL="0" distR="0" wp14:anchorId="1CA94798" wp14:editId="252C5AAD">
+          <wp:inline distT="0" distB="0" distL="0" distR="0" wp14:anchorId="2295DAFF" wp14:editId="69FF32BD">
             <wp:extent cx="5715000" cy="4171950"/>
             <wp:effectExtent l="0" t="0" r="0" b="0"/>
             <wp:docPr id="1" name="Diagrama da infraestrutura final da Mercantis" descr="Diagrama da infraestrutura final da Mercantis" title="Diagrama da infraestrutura final da Mercantis"/>
@@ -1749,73 +1212,7 @@
           <w:sz w:val="18"/>
           <w:szCs w:val="18"/>
         </w:rPr>
-        <w:t xml:space="preserve">Figura 1. Infraestrutura final (alvo) em duas </w:t>
-      </w:r>
-      <w:proofErr w:type="spellStart"/>
-      <w:r>
-        <w:rPr>
-          <w:i/>
-          <w:iCs/>
-          <w:color w:val="555555"/>
-          <w:sz w:val="18"/>
-          <w:szCs w:val="18"/>
-        </w:rPr>
-        <w:t>AZs</w:t>
-      </w:r>
-      <w:proofErr w:type="spellEnd"/>
-      <w:r>
-        <w:rPr>
-          <w:i/>
-          <w:iCs/>
-          <w:color w:val="555555"/>
-          <w:sz w:val="18"/>
-          <w:szCs w:val="18"/>
-        </w:rPr>
-        <w:t xml:space="preserve">, com ALB, auto </w:t>
-      </w:r>
-      <w:proofErr w:type="spellStart"/>
-      <w:r>
-        <w:rPr>
-          <w:i/>
-          <w:iCs/>
-          <w:color w:val="555555"/>
-          <w:sz w:val="18"/>
-          <w:szCs w:val="18"/>
-        </w:rPr>
-        <w:t>scaling</w:t>
-      </w:r>
-      <w:proofErr w:type="spellEnd"/>
-      <w:r>
-        <w:rPr>
-          <w:i/>
-          <w:iCs/>
-          <w:color w:val="555555"/>
-          <w:sz w:val="18"/>
-          <w:szCs w:val="18"/>
-        </w:rPr>
-        <w:t xml:space="preserve"> e RDS </w:t>
-      </w:r>
-      <w:proofErr w:type="spellStart"/>
-      <w:r>
-        <w:rPr>
-          <w:i/>
-          <w:iCs/>
-          <w:color w:val="555555"/>
-          <w:sz w:val="18"/>
-          <w:szCs w:val="18"/>
-        </w:rPr>
-        <w:t>Multi-AZ</w:t>
-      </w:r>
-      <w:proofErr w:type="spellEnd"/>
-      <w:r>
-        <w:rPr>
-          <w:i/>
-          <w:iCs/>
-          <w:color w:val="555555"/>
-          <w:sz w:val="18"/>
-          <w:szCs w:val="18"/>
-        </w:rPr>
-        <w:t>.</w:t>
+        <w:t>Figura 1. Infraestrutura final (alvo) em duas AZs, com ALB, auto scaling e RDS Multi-AZ.</w:t>
       </w:r>
     </w:p>
     <w:p>
@@ -1848,29 +1245,8 @@
         </w:numPr>
         <w:spacing w:after="80" w:line="268" w:lineRule="auto"/>
       </w:pPr>
-      <w:proofErr w:type="spellStart"/>
-      <w:r>
-        <w:t>CloudFront</w:t>
-      </w:r>
-      <w:proofErr w:type="spellEnd"/>
-      <w:r>
-        <w:t xml:space="preserve">, WAF e Shield </w:t>
-      </w:r>
-      <w:proofErr w:type="spellStart"/>
-      <w:r>
-        <w:t>Advanced</w:t>
-      </w:r>
-      <w:proofErr w:type="spellEnd"/>
-      <w:r>
-        <w:t xml:space="preserve"> na borda, com proteção </w:t>
-      </w:r>
-      <w:proofErr w:type="spellStart"/>
-      <w:r>
-        <w:t>DDoS</w:t>
-      </w:r>
-      <w:proofErr w:type="spellEnd"/>
-      <w:r>
-        <w:t xml:space="preserve"> reforçada.</w:t>
+      <w:r>
+        <w:t>CloudFront, WAF e Shield Advanced na borda, com proteção DDoS reforçada.</w:t>
       </w:r>
     </w:p>
     <w:p>
@@ -1882,37 +1258,8 @@
         </w:numPr>
         <w:spacing w:after="80" w:line="268" w:lineRule="auto"/>
       </w:pPr>
-      <w:proofErr w:type="spellStart"/>
-      <w:r>
-        <w:t>Application</w:t>
-      </w:r>
-      <w:proofErr w:type="spellEnd"/>
-      <w:r>
-        <w:t xml:space="preserve"> </w:t>
-      </w:r>
-      <w:proofErr w:type="spellStart"/>
-      <w:r>
-        <w:t>Load</w:t>
-      </w:r>
-      <w:proofErr w:type="spellEnd"/>
-      <w:r>
-        <w:t xml:space="preserve"> </w:t>
-      </w:r>
-      <w:proofErr w:type="spellStart"/>
-      <w:r>
-        <w:t>Balancer</w:t>
-      </w:r>
-      <w:proofErr w:type="spellEnd"/>
-      <w:r>
-        <w:t xml:space="preserve"> público distribuindo tráfego entre as duas </w:t>
-      </w:r>
-      <w:proofErr w:type="spellStart"/>
-      <w:r>
-        <w:t>AZs</w:t>
-      </w:r>
-      <w:proofErr w:type="spellEnd"/>
-      <w:r>
-        <w:t>.</w:t>
+      <w:r>
+        <w:t>Application Load Balancer público distribuindo tráfego entre as duas AZs.</w:t>
       </w:r>
     </w:p>
     <w:p>
@@ -1925,31 +1272,7 @@
         <w:spacing w:after="80" w:line="268" w:lineRule="auto"/>
       </w:pPr>
       <w:r>
-        <w:t xml:space="preserve">Camada de aplicação escalável (ECS ou EC2 em Auto </w:t>
-      </w:r>
-      <w:proofErr w:type="spellStart"/>
-      <w:r>
-        <w:t>Scaling</w:t>
-      </w:r>
-      <w:proofErr w:type="spellEnd"/>
-      <w:r>
-        <w:t xml:space="preserve"> </w:t>
-      </w:r>
-      <w:proofErr w:type="spellStart"/>
-      <w:r>
-        <w:t>Group</w:t>
-      </w:r>
-      <w:proofErr w:type="spellEnd"/>
-      <w:r>
-        <w:t xml:space="preserve">) em </w:t>
-      </w:r>
-      <w:proofErr w:type="spellStart"/>
-      <w:r>
-        <w:t>sub-redes</w:t>
-      </w:r>
-      <w:proofErr w:type="spellEnd"/>
-      <w:r>
-        <w:t xml:space="preserve"> privadas.</w:t>
+        <w:t>Camada de aplicação escalável (ECS ou EC2 em Auto Scaling Group) em sub-redes privadas.</w:t>
       </w:r>
     </w:p>
     <w:p>
@@ -1962,39 +1285,7 @@
         <w:spacing w:after="80" w:line="268" w:lineRule="auto"/>
       </w:pPr>
       <w:r>
-        <w:t xml:space="preserve">RDS </w:t>
-      </w:r>
-      <w:proofErr w:type="spellStart"/>
-      <w:r>
-        <w:t>MariaDB</w:t>
-      </w:r>
-      <w:proofErr w:type="spellEnd"/>
-      <w:r>
-        <w:t xml:space="preserve"> </w:t>
-      </w:r>
-      <w:proofErr w:type="spellStart"/>
-      <w:r>
-        <w:t>Multi-AZ</w:t>
-      </w:r>
-      <w:proofErr w:type="spellEnd"/>
-      <w:r>
-        <w:t xml:space="preserve">, com </w:t>
-      </w:r>
-      <w:proofErr w:type="gramStart"/>
-      <w:r>
-        <w:t>standby</w:t>
-      </w:r>
-      <w:proofErr w:type="gramEnd"/>
-      <w:r>
-        <w:t xml:space="preserve"> em outra AZ para </w:t>
-      </w:r>
-      <w:proofErr w:type="spellStart"/>
-      <w:r>
-        <w:t>failover</w:t>
-      </w:r>
-      <w:proofErr w:type="spellEnd"/>
-      <w:r>
-        <w:t xml:space="preserve"> automático e réplicas de leitura.</w:t>
+        <w:t>RDS MariaDB Multi-AZ, com standby em outra AZ para failover automático e réplicas de leitura.</w:t>
       </w:r>
     </w:p>
     <w:p>
@@ -2007,31 +1298,7 @@
         <w:spacing w:after="80" w:line="268" w:lineRule="auto"/>
       </w:pPr>
       <w:r>
-        <w:t xml:space="preserve">S3 para estáticos e logs, ECR para imagens Docker, </w:t>
-      </w:r>
-      <w:proofErr w:type="spellStart"/>
-      <w:r>
-        <w:t>GuardDuty</w:t>
-      </w:r>
-      <w:proofErr w:type="spellEnd"/>
-      <w:r>
-        <w:t xml:space="preserve"> e </w:t>
-      </w:r>
-      <w:proofErr w:type="spellStart"/>
-      <w:r>
-        <w:t>CloudWatch</w:t>
-      </w:r>
-      <w:proofErr w:type="spellEnd"/>
-      <w:r>
-        <w:t xml:space="preserve"> para detecção e </w:t>
-      </w:r>
-      <w:proofErr w:type="spellStart"/>
-      <w:r>
-        <w:t>observabilidade</w:t>
-      </w:r>
-      <w:proofErr w:type="spellEnd"/>
-      <w:r>
-        <w:t>.</w:t>
+        <w:t>S3 para estáticos e logs, ECR para imagens Docker, GuardDuty e CloudWatch para detecção e observabilidade.</w:t>
       </w:r>
     </w:p>
     <w:p>
@@ -2053,23 +1320,7 @@
         <w:spacing w:after="140" w:line="276" w:lineRule="auto"/>
       </w:pPr>
       <w:r>
-        <w:t xml:space="preserve">O MVP implementa o núcleo da arquitetura final com menos componentes, para validar segurança e funcionamento a custo baixo. A rede já nasce com duas </w:t>
-      </w:r>
-      <w:proofErr w:type="spellStart"/>
-      <w:r>
-        <w:t>AZs</w:t>
-      </w:r>
-      <w:proofErr w:type="spellEnd"/>
-      <w:r>
-        <w:t xml:space="preserve">, o que prepara o terreno para o </w:t>
-      </w:r>
-      <w:proofErr w:type="spellStart"/>
-      <w:r>
-        <w:t>Multi-AZ</w:t>
-      </w:r>
-      <w:proofErr w:type="spellEnd"/>
-      <w:r>
-        <w:t xml:space="preserve"> sem reescrever a infraestrutura.</w:t>
+        <w:t>O MVP implementa o núcleo da arquitetura final com menos componentes, para validar segurança e funcionamento a custo baixo. A rede já nasce com duas AZs, o que prepara o terreno para o Multi-AZ sem reescrever a infraestrutura.</w:t>
       </w:r>
     </w:p>
     <w:p>
@@ -2082,10 +1333,10 @@
           <w:noProof/>
         </w:rPr>
         <w:drawing>
-          <wp:inline distT="0" distB="0" distL="0" distR="0" wp14:anchorId="319F6B20" wp14:editId="4BDD8104">
+          <wp:inline distT="0" distB="0" distL="0" distR="0" wp14:anchorId="7E4A6F26" wp14:editId="0896F3A1">
             <wp:extent cx="5715000" cy="3952875"/>
             <wp:effectExtent l="0" t="0" r="0" b="0"/>
-            <wp:docPr id="1676425072" name="Diagrama da infraestrutura do MVP da Mercantis" descr="Diagrama da infraestrutura do MVP da Mercantis" title="Diagrama da infraestrutura do MVP da Mercantis"/>
+            <wp:docPr id="236455815" name="Diagrama da infraestrutura do MVP da Mercantis" descr="Diagrama da infraestrutura do MVP da Mercantis" title="Diagrama da infraestrutura do MVP da Mercantis"/>
             <wp:cNvGraphicFramePr>
               <a:graphicFrameLocks xmlns:a="http://schemas.openxmlformats.org/drawingml/2006/main" noChangeAspect="1"/>
             </wp:cNvGraphicFramePr>
@@ -2134,51 +1385,7 @@
           <w:sz w:val="18"/>
           <w:szCs w:val="18"/>
         </w:rPr>
-        <w:t xml:space="preserve">Figura 2. Infraestrutura do MVP: EC2 com Docker na </w:t>
-      </w:r>
-      <w:proofErr w:type="spellStart"/>
-      <w:r>
-        <w:rPr>
-          <w:i/>
-          <w:iCs/>
-          <w:color w:val="555555"/>
-          <w:sz w:val="18"/>
-          <w:szCs w:val="18"/>
-        </w:rPr>
-        <w:t>sub-rede</w:t>
-      </w:r>
-      <w:proofErr w:type="spellEnd"/>
-      <w:r>
-        <w:rPr>
-          <w:i/>
-          <w:iCs/>
-          <w:color w:val="555555"/>
-          <w:sz w:val="18"/>
-          <w:szCs w:val="18"/>
-        </w:rPr>
-        <w:t xml:space="preserve"> pública e RDS </w:t>
-      </w:r>
-      <w:proofErr w:type="spellStart"/>
-      <w:r>
-        <w:rPr>
-          <w:i/>
-          <w:iCs/>
-          <w:color w:val="555555"/>
-          <w:sz w:val="18"/>
-          <w:szCs w:val="18"/>
-        </w:rPr>
-        <w:t>MariaDB</w:t>
-      </w:r>
-      <w:proofErr w:type="spellEnd"/>
-      <w:r>
-        <w:rPr>
-          <w:i/>
-          <w:iCs/>
-          <w:color w:val="555555"/>
-          <w:sz w:val="18"/>
-          <w:szCs w:val="18"/>
-        </w:rPr>
-        <w:t xml:space="preserve"> na privada.</w:t>
+        <w:t>Figura 2. Infraestrutura do MVP: EC2 com Docker na sub-rede pública e RDS MariaDB na privada.</w:t>
       </w:r>
     </w:p>
     <w:p>
@@ -2199,23 +1406,7 @@
         <w:spacing w:after="80" w:line="268" w:lineRule="auto"/>
       </w:pPr>
       <w:r>
-        <w:t xml:space="preserve">VPC 10.0.0.0/16 com </w:t>
-      </w:r>
-      <w:proofErr w:type="spellStart"/>
-      <w:r>
-        <w:t>sub-redes</w:t>
-      </w:r>
-      <w:proofErr w:type="spellEnd"/>
-      <w:r>
-        <w:t xml:space="preserve"> pública e privada em duas </w:t>
-      </w:r>
-      <w:proofErr w:type="spellStart"/>
-      <w:r>
-        <w:t>AZs</w:t>
-      </w:r>
-      <w:proofErr w:type="spellEnd"/>
-      <w:r>
-        <w:t xml:space="preserve"> (sa-east-1).</w:t>
+        <w:t>VPC 10.0.0.0/16 com sub-redes pública e privada em duas AZs (sa-east-1).</w:t>
       </w:r>
     </w:p>
     <w:p>
@@ -2228,23 +1419,7 @@
         <w:spacing w:after="80" w:line="268" w:lineRule="auto"/>
       </w:pPr>
       <w:r>
-        <w:t xml:space="preserve">EC2 com Docker na </w:t>
-      </w:r>
-      <w:proofErr w:type="spellStart"/>
-      <w:r>
-        <w:t>sub-rede</w:t>
-      </w:r>
-      <w:proofErr w:type="spellEnd"/>
-      <w:r>
-        <w:t xml:space="preserve"> pública, executando o container do </w:t>
-      </w:r>
-      <w:proofErr w:type="spellStart"/>
-      <w:r>
-        <w:t>frontend</w:t>
-      </w:r>
-      <w:proofErr w:type="spellEnd"/>
-      <w:r>
-        <w:t>.</w:t>
+        <w:t>EC2 com Docker na sub-rede pública, executando o container do frontend.</w:t>
       </w:r>
     </w:p>
     <w:p>
@@ -2257,23 +1432,7 @@
         <w:spacing w:after="80" w:line="268" w:lineRule="auto"/>
       </w:pPr>
       <w:r>
-        <w:t xml:space="preserve">RDS </w:t>
-      </w:r>
-      <w:proofErr w:type="spellStart"/>
-      <w:r>
-        <w:t>MariaDB</w:t>
-      </w:r>
-      <w:proofErr w:type="spellEnd"/>
-      <w:r>
-        <w:t xml:space="preserve"> na </w:t>
-      </w:r>
-      <w:proofErr w:type="spellStart"/>
-      <w:r>
-        <w:t>sub-rede</w:t>
-      </w:r>
-      <w:proofErr w:type="spellEnd"/>
-      <w:r>
-        <w:t xml:space="preserve"> privada, sem acesso público.</w:t>
+        <w:t>RDS MariaDB na sub-rede privada, sem acesso público.</w:t>
       </w:r>
     </w:p>
     <w:p>
@@ -2285,13 +1444,8 @@
         </w:numPr>
         <w:spacing w:after="80" w:line="268" w:lineRule="auto"/>
       </w:pPr>
-      <w:proofErr w:type="spellStart"/>
-      <w:r>
-        <w:t>CloudFront</w:t>
-      </w:r>
-      <w:proofErr w:type="spellEnd"/>
-      <w:r>
-        <w:t xml:space="preserve"> com AWS WAF e AWS Shield Standard na borda.</w:t>
+      <w:r>
+        <w:t>CloudFront com AWS WAF e AWS Shield Standard na borda.</w:t>
       </w:r>
     </w:p>
     <w:p>
@@ -2303,37 +1457,8 @@
         </w:numPr>
         <w:spacing w:after="80" w:line="268" w:lineRule="auto"/>
       </w:pPr>
-      <w:proofErr w:type="spellStart"/>
-      <w:r>
-        <w:t>Bucket</w:t>
-      </w:r>
-      <w:proofErr w:type="spellEnd"/>
-      <w:r>
-        <w:t xml:space="preserve"> S3 privado para estáticos, servido pelo </w:t>
-      </w:r>
-      <w:proofErr w:type="spellStart"/>
-      <w:r>
-        <w:t>CloudFront</w:t>
-      </w:r>
-      <w:proofErr w:type="spellEnd"/>
-      <w:r>
-        <w:t xml:space="preserve"> via </w:t>
-      </w:r>
-      <w:proofErr w:type="spellStart"/>
-      <w:r>
-        <w:t>Origin</w:t>
-      </w:r>
-      <w:proofErr w:type="spellEnd"/>
-      <w:r>
-        <w:t xml:space="preserve"> Access </w:t>
-      </w:r>
-      <w:proofErr w:type="spellStart"/>
-      <w:r>
-        <w:t>Control</w:t>
-      </w:r>
-      <w:proofErr w:type="spellEnd"/>
-      <w:r>
-        <w:t>.</w:t>
+      <w:r>
+        <w:t>Bucket S3 privado para estáticos, servido pelo CloudFront via Origin Access Control.</w:t>
       </w:r>
     </w:p>
     <w:p>
@@ -2346,15 +1471,7 @@
         <w:spacing w:after="80" w:line="268" w:lineRule="auto"/>
       </w:pPr>
       <w:r>
-        <w:t xml:space="preserve">Internet Gateway para a </w:t>
-      </w:r>
-      <w:proofErr w:type="spellStart"/>
-      <w:r>
-        <w:t>sub-rede</w:t>
-      </w:r>
-      <w:proofErr w:type="spellEnd"/>
-      <w:r>
-        <w:t xml:space="preserve"> pública e NAT Gateway para a saída controlada da privada.</w:t>
+        <w:t>Internet Gateway para a sub-rede pública. A sub-rede privada não tem rota para a internet, o que mantém o banco isolado.</w:t>
       </w:r>
     </w:p>
     <w:p>
@@ -2367,15 +1484,7 @@
         <w:spacing w:after="80" w:line="268" w:lineRule="auto"/>
       </w:pPr>
       <w:r>
-        <w:t xml:space="preserve">Secrets Manager com KMS para as credenciais do banco, e VPC Flow Logs no </w:t>
-      </w:r>
-      <w:proofErr w:type="spellStart"/>
-      <w:r>
-        <w:t>CloudWatch</w:t>
-      </w:r>
-      <w:proofErr w:type="spellEnd"/>
-      <w:r>
-        <w:t>.</w:t>
+        <w:t>Secrets Manager com KMS para as credenciais do banco, e VPC Flow Logs no CloudWatch.</w:t>
       </w:r>
     </w:p>
     <w:p>
@@ -2401,7 +1510,7 @@
           <w:left w:w="10" w:type="dxa"/>
           <w:right w:w="10" w:type="dxa"/>
         </w:tblCellMar>
-        <w:tblLook w:val="04A0" w:firstRow="1" w:lastRow="0" w:firstColumn="1" w:lastColumn="0" w:noHBand="0" w:noVBand="1"/>
+        <w:tblLook w:val="0000" w:firstRow="0" w:lastRow="0" w:firstColumn="0" w:lastColumn="0" w:noHBand="0" w:noVBand="0"/>
       </w:tblPr>
       <w:tblGrid>
         <w:gridCol w:w="2600"/>
@@ -2498,23 +1607,13 @@
             <w:pPr>
               <w:spacing w:line="252" w:lineRule="auto"/>
             </w:pPr>
-            <w:proofErr w:type="spellStart"/>
-            <w:r>
-              <w:rPr>
-                <w:color w:val="111111"/>
-                <w:sz w:val="19"/>
-                <w:szCs w:val="19"/>
-              </w:rPr>
-              <w:t>Frontend</w:t>
-            </w:r>
-            <w:proofErr w:type="spellEnd"/>
-            <w:r>
-              <w:rPr>
-                <w:color w:val="111111"/>
-                <w:sz w:val="19"/>
-                <w:szCs w:val="19"/>
-              </w:rPr>
-              <w:t xml:space="preserve"> em EC2 + Docker</w:t>
+            <w:r>
+              <w:rPr>
+                <w:color w:val="111111"/>
+                <w:sz w:val="19"/>
+                <w:szCs w:val="19"/>
+              </w:rPr>
+              <w:t>Frontend em EC2 + Docker</w:t>
             </w:r>
           </w:p>
         </w:tc>
@@ -2540,43 +1639,7 @@
                 <w:sz w:val="19"/>
                 <w:szCs w:val="19"/>
               </w:rPr>
-              <w:t xml:space="preserve">Atende o requisito de container e mantém fidelidade ao ícone de EC2 do diagrama-base. </w:t>
-            </w:r>
-            <w:proofErr w:type="spellStart"/>
-            <w:r>
-              <w:rPr>
-                <w:color w:val="111111"/>
-                <w:sz w:val="19"/>
-                <w:szCs w:val="19"/>
-              </w:rPr>
-              <w:t>Conteineriza</w:t>
-            </w:r>
-            <w:proofErr w:type="spellEnd"/>
-            <w:r>
-              <w:rPr>
-                <w:color w:val="111111"/>
-                <w:sz w:val="19"/>
-                <w:szCs w:val="19"/>
-              </w:rPr>
-              <w:t xml:space="preserve"> a aplicação (</w:t>
-            </w:r>
-            <w:proofErr w:type="spellStart"/>
-            <w:r>
-              <w:rPr>
-                <w:color w:val="111111"/>
-                <w:sz w:val="19"/>
-                <w:szCs w:val="19"/>
-              </w:rPr>
-              <w:t>refactor</w:t>
-            </w:r>
-            <w:proofErr w:type="spellEnd"/>
-            <w:r>
-              <w:rPr>
-                <w:color w:val="111111"/>
-                <w:sz w:val="19"/>
-                <w:szCs w:val="19"/>
-              </w:rPr>
-              <w:t xml:space="preserve"> leve) sem o custo operacional de um cluster no MVP.</w:t>
+              <w:t>Atende o requisito de container e mantém fidelidade ao ícone de EC2 do diagrama-base. Conteineriza a aplicação (refactor leve) sem o custo operacional de um cluster no MVP.</w:t>
             </w:r>
           </w:p>
         </w:tc>
@@ -2610,25 +1673,7 @@
                 <w:sz w:val="19"/>
                 <w:szCs w:val="19"/>
               </w:rPr>
-              <w:t xml:space="preserve">Banco em RDS </w:t>
-            </w:r>
-            <w:proofErr w:type="spellStart"/>
-            <w:r>
-              <w:rPr>
-                <w:color w:val="111111"/>
-                <w:sz w:val="19"/>
-                <w:szCs w:val="19"/>
-              </w:rPr>
-              <w:t>MariaDB</w:t>
-            </w:r>
-            <w:proofErr w:type="spellEnd"/>
-            <w:r>
-              <w:rPr>
-                <w:color w:val="111111"/>
-                <w:sz w:val="19"/>
-                <w:szCs w:val="19"/>
-              </w:rPr>
-              <w:t xml:space="preserve"> gerenciado</w:t>
+              <w:t>Banco em RDS MariaDB gerenciado</w:t>
             </w:r>
           </w:p>
         </w:tc>
@@ -2654,61 +1699,7 @@
                 <w:sz w:val="19"/>
                 <w:szCs w:val="19"/>
               </w:rPr>
-              <w:t xml:space="preserve">Estratégia </w:t>
-            </w:r>
-            <w:proofErr w:type="spellStart"/>
-            <w:r>
-              <w:rPr>
-                <w:color w:val="111111"/>
-                <w:sz w:val="19"/>
-                <w:szCs w:val="19"/>
-              </w:rPr>
-              <w:t>replatform</w:t>
-            </w:r>
-            <w:proofErr w:type="spellEnd"/>
-            <w:r>
-              <w:rPr>
-                <w:color w:val="111111"/>
-                <w:sz w:val="19"/>
-                <w:szCs w:val="19"/>
-              </w:rPr>
-              <w:t xml:space="preserve">: a AWS cuida de backup, patch e </w:t>
-            </w:r>
-            <w:proofErr w:type="spellStart"/>
-            <w:r>
-              <w:rPr>
-                <w:color w:val="111111"/>
-                <w:sz w:val="19"/>
-                <w:szCs w:val="19"/>
-              </w:rPr>
-              <w:t>failover</w:t>
-            </w:r>
-            <w:proofErr w:type="spellEnd"/>
-            <w:r>
-              <w:rPr>
-                <w:color w:val="111111"/>
-                <w:sz w:val="19"/>
-                <w:szCs w:val="19"/>
-              </w:rPr>
-              <w:t xml:space="preserve">. Resolve o servidor de banco </w:t>
-            </w:r>
-            <w:proofErr w:type="spellStart"/>
-            <w:r>
-              <w:rPr>
-                <w:color w:val="111111"/>
-                <w:sz w:val="19"/>
-                <w:szCs w:val="19"/>
-              </w:rPr>
-              <w:t>on-premises</w:t>
-            </w:r>
-            <w:proofErr w:type="spellEnd"/>
-            <w:r>
-              <w:rPr>
-                <w:color w:val="111111"/>
-                <w:sz w:val="19"/>
-                <w:szCs w:val="19"/>
-              </w:rPr>
-              <w:t xml:space="preserve"> exposto e sem redundância.</w:t>
+              <w:t>Estratégia replatform: a AWS cuida de backup, patch e failover. Resolve o servidor de banco on-premises exposto e sem redundância.</w:t>
             </w:r>
           </w:p>
         </w:tc>
@@ -2802,25 +1793,7 @@
                 <w:sz w:val="19"/>
                 <w:szCs w:val="19"/>
               </w:rPr>
-              <w:t xml:space="preserve">Banco em </w:t>
-            </w:r>
-            <w:proofErr w:type="spellStart"/>
-            <w:r>
-              <w:rPr>
-                <w:color w:val="111111"/>
-                <w:sz w:val="19"/>
-                <w:szCs w:val="19"/>
-              </w:rPr>
-              <w:t>sub-rede</w:t>
-            </w:r>
-            <w:proofErr w:type="spellEnd"/>
-            <w:r>
-              <w:rPr>
-                <w:color w:val="111111"/>
-                <w:sz w:val="19"/>
-                <w:szCs w:val="19"/>
-              </w:rPr>
-              <w:t xml:space="preserve"> privada</w:t>
+              <w:t>Banco em sub-rede privada</w:t>
             </w:r>
           </w:p>
         </w:tc>
@@ -2846,25 +1819,7 @@
                 <w:sz w:val="19"/>
                 <w:szCs w:val="19"/>
               </w:rPr>
-              <w:t xml:space="preserve">Elimina o problema do banco em segmento público </w:t>
-            </w:r>
-            <w:proofErr w:type="spellStart"/>
-            <w:r>
-              <w:rPr>
-                <w:color w:val="111111"/>
-                <w:sz w:val="19"/>
-                <w:szCs w:val="19"/>
-              </w:rPr>
-              <w:t>on-premises</w:t>
-            </w:r>
-            <w:proofErr w:type="spellEnd"/>
-            <w:r>
-              <w:rPr>
-                <w:color w:val="111111"/>
-                <w:sz w:val="19"/>
-                <w:szCs w:val="19"/>
-              </w:rPr>
-              <w:t xml:space="preserve"> e bloqueia o movimento lateral entre web e dados.</w:t>
+              <w:t>Elimina o problema do banco em segmento público on-premises e bloqueia o movimento lateral entre web e dados.</w:t>
             </w:r>
           </w:p>
         </w:tc>
@@ -2892,23 +1847,13 @@
             <w:pPr>
               <w:spacing w:line="252" w:lineRule="auto"/>
             </w:pPr>
-            <w:proofErr w:type="spellStart"/>
-            <w:r>
-              <w:rPr>
-                <w:color w:val="111111"/>
-                <w:sz w:val="19"/>
-                <w:szCs w:val="19"/>
-              </w:rPr>
-              <w:t>CloudFront</w:t>
-            </w:r>
-            <w:proofErr w:type="spellEnd"/>
-            <w:r>
-              <w:rPr>
-                <w:color w:val="111111"/>
-                <w:sz w:val="19"/>
-                <w:szCs w:val="19"/>
-              </w:rPr>
-              <w:t xml:space="preserve"> + WAF + Shield</w:t>
+            <w:r>
+              <w:rPr>
+                <w:color w:val="111111"/>
+                <w:sz w:val="19"/>
+                <w:szCs w:val="19"/>
+              </w:rPr>
+              <w:t>CloudFront + WAF + Shield</w:t>
             </w:r>
           </w:p>
         </w:tc>
@@ -2968,25 +1913,7 @@
                 <w:sz w:val="19"/>
                 <w:szCs w:val="19"/>
               </w:rPr>
-              <w:t xml:space="preserve">Duas </w:t>
-            </w:r>
-            <w:proofErr w:type="spellStart"/>
-            <w:r>
-              <w:rPr>
-                <w:color w:val="111111"/>
-                <w:sz w:val="19"/>
-                <w:szCs w:val="19"/>
-              </w:rPr>
-              <w:t>AZs</w:t>
-            </w:r>
-            <w:proofErr w:type="spellEnd"/>
-            <w:r>
-              <w:rPr>
-                <w:color w:val="111111"/>
-                <w:sz w:val="19"/>
-                <w:szCs w:val="19"/>
-              </w:rPr>
-              <w:t xml:space="preserve"> na rede desde o MVP</w:t>
+              <w:t>Duas AZs na rede desde o MVP</w:t>
             </w:r>
           </w:p>
         </w:tc>
@@ -3012,61 +1939,7 @@
                 <w:sz w:val="19"/>
                 <w:szCs w:val="19"/>
               </w:rPr>
-              <w:t xml:space="preserve">Exigência do DB </w:t>
-            </w:r>
-            <w:proofErr w:type="spellStart"/>
-            <w:r>
-              <w:rPr>
-                <w:color w:val="111111"/>
-                <w:sz w:val="19"/>
-                <w:szCs w:val="19"/>
-              </w:rPr>
-              <w:t>Subnet</w:t>
-            </w:r>
-            <w:proofErr w:type="spellEnd"/>
-            <w:r>
-              <w:rPr>
-                <w:color w:val="111111"/>
-                <w:sz w:val="19"/>
-                <w:szCs w:val="19"/>
-              </w:rPr>
-              <w:t xml:space="preserve"> </w:t>
-            </w:r>
-            <w:proofErr w:type="spellStart"/>
-            <w:r>
-              <w:rPr>
-                <w:color w:val="111111"/>
-                <w:sz w:val="19"/>
-                <w:szCs w:val="19"/>
-              </w:rPr>
-              <w:t>Group</w:t>
-            </w:r>
-            <w:proofErr w:type="spellEnd"/>
-            <w:r>
-              <w:rPr>
-                <w:color w:val="111111"/>
-                <w:sz w:val="19"/>
-                <w:szCs w:val="19"/>
-              </w:rPr>
-              <w:t xml:space="preserve"> e base para o </w:t>
-            </w:r>
-            <w:proofErr w:type="spellStart"/>
-            <w:r>
-              <w:rPr>
-                <w:color w:val="111111"/>
-                <w:sz w:val="19"/>
-                <w:szCs w:val="19"/>
-              </w:rPr>
-              <w:t>Multi-AZ</w:t>
-            </w:r>
-            <w:proofErr w:type="spellEnd"/>
-            <w:r>
-              <w:rPr>
-                <w:color w:val="111111"/>
-                <w:sz w:val="19"/>
-                <w:szCs w:val="19"/>
-              </w:rPr>
-              <w:t xml:space="preserve"> da arquitetura final, sem retrabalho.</w:t>
+              <w:t>Exigência do DB Subnet Group e base para o Multi-AZ da arquitetura final, sem retrabalho.</w:t>
             </w:r>
           </w:p>
         </w:tc>
@@ -3123,108 +1996,7 @@
         <w:spacing w:after="140" w:line="276" w:lineRule="auto"/>
       </w:pPr>
       <w:r>
-        <w:t xml:space="preserve">Os Security Groups são o firewall </w:t>
-      </w:r>
-      <w:proofErr w:type="spellStart"/>
-      <w:r>
-        <w:t>stateful</w:t>
-      </w:r>
-      <w:proofErr w:type="spellEnd"/>
-      <w:r>
-        <w:t xml:space="preserve"> em nível de instância. Duas regras de ouro orientam o MVP: o </w:t>
-      </w:r>
-      <w:proofErr w:type="spellStart"/>
-      <w:r>
-        <w:t>frontend</w:t>
-      </w:r>
-      <w:proofErr w:type="spellEnd"/>
-      <w:r>
-        <w:t xml:space="preserve"> só aceita tráfego do </w:t>
-      </w:r>
-      <w:proofErr w:type="spellStart"/>
-      <w:r>
-        <w:t>CloudFront</w:t>
-      </w:r>
-      <w:proofErr w:type="spellEnd"/>
-      <w:r>
-        <w:t xml:space="preserve">, e o banco só aceita tráfego do </w:t>
-      </w:r>
-      <w:proofErr w:type="spellStart"/>
-      <w:r>
-        <w:t>frontend</w:t>
-      </w:r>
-      <w:proofErr w:type="spellEnd"/>
-      <w:r>
-        <w:t xml:space="preserve">. Em vez de liberar a porta 80 para a internet inteira, a regra de entrada do </w:t>
-      </w:r>
-      <w:proofErr w:type="spellStart"/>
-      <w:r>
-        <w:t>frontend</w:t>
-      </w:r>
-      <w:proofErr w:type="spellEnd"/>
-      <w:r>
-        <w:t xml:space="preserve"> usa a </w:t>
-      </w:r>
-      <w:proofErr w:type="spellStart"/>
-      <w:r>
-        <w:t>prefix</w:t>
-      </w:r>
-      <w:proofErr w:type="spellEnd"/>
-      <w:r>
-        <w:t xml:space="preserve"> </w:t>
-      </w:r>
-      <w:proofErr w:type="spellStart"/>
-      <w:r>
-        <w:t>list</w:t>
-      </w:r>
-      <w:proofErr w:type="spellEnd"/>
-      <w:r>
-        <w:t xml:space="preserve"> gerenciada do </w:t>
-      </w:r>
-      <w:proofErr w:type="spellStart"/>
-      <w:r>
-        <w:t>CloudFront</w:t>
-      </w:r>
-      <w:proofErr w:type="spellEnd"/>
-      <w:r>
-        <w:t xml:space="preserve"> (</w:t>
-      </w:r>
-      <w:proofErr w:type="spellStart"/>
-      <w:proofErr w:type="gramStart"/>
-      <w:r>
-        <w:t>com.amazonaws</w:t>
-      </w:r>
-      <w:proofErr w:type="gramEnd"/>
-      <w:r>
-        <w:t>.</w:t>
-      </w:r>
-      <w:proofErr w:type="gramStart"/>
-      <w:r>
-        <w:t>global.cloudfront</w:t>
-      </w:r>
-      <w:proofErr w:type="gramEnd"/>
-      <w:r>
-        <w:t>.origin-facing</w:t>
-      </w:r>
-      <w:proofErr w:type="spellEnd"/>
-      <w:r>
-        <w:t xml:space="preserve">), de modo que somente os </w:t>
-      </w:r>
-      <w:proofErr w:type="spellStart"/>
-      <w:r>
-        <w:t>IPs</w:t>
-      </w:r>
-      <w:proofErr w:type="spellEnd"/>
-      <w:r>
-        <w:t xml:space="preserve"> de origem do </w:t>
-      </w:r>
-      <w:proofErr w:type="spellStart"/>
-      <w:r>
-        <w:t>CloudFront</w:t>
-      </w:r>
-      <w:proofErr w:type="spellEnd"/>
-      <w:r>
-        <w:t xml:space="preserve"> alcançam a EC2.</w:t>
+        <w:t>Os Security Groups são o firewall stateful em nível de instância. Duas regras de ouro orientam o MVP: o frontend só aceita tráfego do CloudFront, e o banco só aceita tráfego do frontend. Em vez de liberar a porta 80 para a internet inteira, a regra de entrada do frontend usa a prefix list gerenciada do CloudFront (com.amazonaws.global.cloudfront.origin-facing), de modo que somente os IPs de origem do CloudFront alcançam a EC2.</w:t>
       </w:r>
     </w:p>
     <w:p>
@@ -3232,15 +2004,7 @@
         <w:pStyle w:val="Ttulo3"/>
       </w:pPr>
       <w:r>
-        <w:t xml:space="preserve">SG do </w:t>
-      </w:r>
-      <w:proofErr w:type="spellStart"/>
-      <w:r>
-        <w:t>frontend</w:t>
-      </w:r>
-      <w:proofErr w:type="spellEnd"/>
-      <w:r>
-        <w:t xml:space="preserve"> (EC2)</w:t>
+        <w:t>SG do frontend (EC2)</w:t>
       </w:r>
     </w:p>
     <w:tbl>
@@ -3258,7 +2022,7 @@
           <w:left w:w="10" w:type="dxa"/>
           <w:right w:w="10" w:type="dxa"/>
         </w:tblCellMar>
-        <w:tblLook w:val="04A0" w:firstRow="1" w:lastRow="0" w:firstColumn="1" w:lastColumn="0" w:noHBand="0" w:noVBand="1"/>
+        <w:tblLook w:val="0000" w:firstRow="0" w:lastRow="0" w:firstColumn="0" w:lastColumn="0" w:noHBand="0" w:noVBand="0"/>
       </w:tblPr>
       <w:tblGrid>
         <w:gridCol w:w="1500"/>
@@ -3464,52 +2228,14 @@
             <w:pPr>
               <w:spacing w:line="252" w:lineRule="auto"/>
             </w:pPr>
-            <w:proofErr w:type="spellStart"/>
-            <w:r>
-              <w:rPr>
-                <w:color w:val="111111"/>
-                <w:sz w:val="19"/>
-                <w:szCs w:val="19"/>
-              </w:rPr>
-              <w:t>Prefix</w:t>
-            </w:r>
-            <w:proofErr w:type="spellEnd"/>
-            <w:r>
-              <w:rPr>
-                <w:color w:val="111111"/>
-                <w:sz w:val="19"/>
-                <w:szCs w:val="19"/>
-              </w:rPr>
-              <w:t xml:space="preserve"> </w:t>
-            </w:r>
-            <w:proofErr w:type="spellStart"/>
-            <w:r>
-              <w:rPr>
-                <w:color w:val="111111"/>
-                <w:sz w:val="19"/>
-                <w:szCs w:val="19"/>
-              </w:rPr>
-              <w:t>list</w:t>
-            </w:r>
-            <w:proofErr w:type="spellEnd"/>
-            <w:r>
-              <w:rPr>
-                <w:color w:val="111111"/>
-                <w:sz w:val="19"/>
-                <w:szCs w:val="19"/>
-              </w:rPr>
-              <w:t xml:space="preserve"> do </w:t>
-            </w:r>
-            <w:proofErr w:type="spellStart"/>
-            <w:r>
-              <w:rPr>
-                <w:color w:val="111111"/>
-                <w:sz w:val="19"/>
-                <w:szCs w:val="19"/>
-              </w:rPr>
-              <w:t>CloudFront</w:t>
-            </w:r>
-            <w:proofErr w:type="spellEnd"/>
+            <w:r>
+              <w:rPr>
+                <w:color w:val="111111"/>
+                <w:sz w:val="19"/>
+                <w:szCs w:val="19"/>
+              </w:rPr>
+              <w:t>Prefix list do CloudFront</w:t>
+            </w:r>
           </w:p>
         </w:tc>
         <w:tc>
@@ -3534,18 +2260,8 @@
                 <w:sz w:val="19"/>
                 <w:szCs w:val="19"/>
               </w:rPr>
-              <w:t xml:space="preserve">HTTP somente do </w:t>
-            </w:r>
-            <w:proofErr w:type="spellStart"/>
-            <w:r>
-              <w:rPr>
-                <w:color w:val="111111"/>
-                <w:sz w:val="19"/>
-                <w:szCs w:val="19"/>
-              </w:rPr>
-              <w:t>CloudFront</w:t>
-            </w:r>
-            <w:proofErr w:type="spellEnd"/>
+              <w:t>HTTP somente do CloudFront</w:t>
+            </w:r>
           </w:p>
         </w:tc>
       </w:tr>
@@ -3624,52 +2340,14 @@
             <w:pPr>
               <w:spacing w:line="252" w:lineRule="auto"/>
             </w:pPr>
-            <w:proofErr w:type="spellStart"/>
-            <w:r>
-              <w:rPr>
-                <w:color w:val="111111"/>
-                <w:sz w:val="19"/>
-                <w:szCs w:val="19"/>
-              </w:rPr>
-              <w:t>Prefix</w:t>
-            </w:r>
-            <w:proofErr w:type="spellEnd"/>
-            <w:r>
-              <w:rPr>
-                <w:color w:val="111111"/>
-                <w:sz w:val="19"/>
-                <w:szCs w:val="19"/>
-              </w:rPr>
-              <w:t xml:space="preserve"> </w:t>
-            </w:r>
-            <w:proofErr w:type="spellStart"/>
-            <w:r>
-              <w:rPr>
-                <w:color w:val="111111"/>
-                <w:sz w:val="19"/>
-                <w:szCs w:val="19"/>
-              </w:rPr>
-              <w:t>list</w:t>
-            </w:r>
-            <w:proofErr w:type="spellEnd"/>
-            <w:r>
-              <w:rPr>
-                <w:color w:val="111111"/>
-                <w:sz w:val="19"/>
-                <w:szCs w:val="19"/>
-              </w:rPr>
-              <w:t xml:space="preserve"> do </w:t>
-            </w:r>
-            <w:proofErr w:type="spellStart"/>
-            <w:r>
-              <w:rPr>
-                <w:color w:val="111111"/>
-                <w:sz w:val="19"/>
-                <w:szCs w:val="19"/>
-              </w:rPr>
-              <w:t>CloudFront</w:t>
-            </w:r>
-            <w:proofErr w:type="spellEnd"/>
+            <w:r>
+              <w:rPr>
+                <w:color w:val="111111"/>
+                <w:sz w:val="19"/>
+                <w:szCs w:val="19"/>
+              </w:rPr>
+              <w:t>Prefix list do CloudFront</w:t>
+            </w:r>
           </w:p>
         </w:tc>
         <w:tc>
@@ -3694,18 +2372,8 @@
                 <w:sz w:val="19"/>
                 <w:szCs w:val="19"/>
               </w:rPr>
-              <w:t xml:space="preserve">HTTPS somente do </w:t>
-            </w:r>
-            <w:proofErr w:type="spellStart"/>
-            <w:r>
-              <w:rPr>
-                <w:color w:val="111111"/>
-                <w:sz w:val="19"/>
-                <w:szCs w:val="19"/>
-              </w:rPr>
-              <w:t>CloudFront</w:t>
-            </w:r>
-            <w:proofErr w:type="spellEnd"/>
+              <w:t>HTTPS somente do CloudFront</w:t>
+            </w:r>
           </w:p>
         </w:tc>
       </w:tr>
@@ -3835,51 +2503,7 @@
           <w:sz w:val="18"/>
           <w:szCs w:val="18"/>
         </w:rPr>
-        <w:t xml:space="preserve">Tabela 3. Regras do Security </w:t>
-      </w:r>
-      <w:proofErr w:type="spellStart"/>
-      <w:r>
-        <w:rPr>
-          <w:i/>
-          <w:iCs/>
-          <w:color w:val="555555"/>
-          <w:sz w:val="18"/>
-          <w:szCs w:val="18"/>
-        </w:rPr>
-        <w:t>Group</w:t>
-      </w:r>
-      <w:proofErr w:type="spellEnd"/>
-      <w:r>
-        <w:rPr>
-          <w:i/>
-          <w:iCs/>
-          <w:color w:val="555555"/>
-          <w:sz w:val="18"/>
-          <w:szCs w:val="18"/>
-        </w:rPr>
-        <w:t xml:space="preserve"> do </w:t>
-      </w:r>
-      <w:proofErr w:type="spellStart"/>
-      <w:r>
-        <w:rPr>
-          <w:i/>
-          <w:iCs/>
-          <w:color w:val="555555"/>
-          <w:sz w:val="18"/>
-          <w:szCs w:val="18"/>
-        </w:rPr>
-        <w:t>frontend</w:t>
-      </w:r>
-      <w:proofErr w:type="spellEnd"/>
-      <w:r>
-        <w:rPr>
-          <w:i/>
-          <w:iCs/>
-          <w:color w:val="555555"/>
-          <w:sz w:val="18"/>
-          <w:szCs w:val="18"/>
-        </w:rPr>
-        <w:t>. Não há porta 22 (SSH).</w:t>
+        <w:t>Tabela 3. Regras do Security Group do frontend. Não há porta 22 (SSH).</w:t>
       </w:r>
     </w:p>
     <w:p>
@@ -3887,15 +2511,7 @@
         <w:pStyle w:val="Ttulo3"/>
       </w:pPr>
       <w:r>
-        <w:t xml:space="preserve">SG do banco de dados (RDS </w:t>
-      </w:r>
-      <w:proofErr w:type="spellStart"/>
-      <w:r>
-        <w:t>MariaDB</w:t>
-      </w:r>
-      <w:proofErr w:type="spellEnd"/>
-      <w:r>
-        <w:t>)</w:t>
+        <w:t>SG do banco de dados (RDS MariaDB)</w:t>
       </w:r>
     </w:p>
     <w:tbl>
@@ -3913,7 +2529,7 @@
           <w:left w:w="10" w:type="dxa"/>
           <w:right w:w="10" w:type="dxa"/>
         </w:tblCellMar>
-        <w:tblLook w:val="04A0" w:firstRow="1" w:lastRow="0" w:firstColumn="1" w:lastColumn="0" w:noHBand="0" w:noVBand="1"/>
+        <w:tblLook w:val="0000" w:firstRow="0" w:lastRow="0" w:firstColumn="0" w:lastColumn="0" w:noHBand="0" w:noVBand="0"/>
       </w:tblPr>
       <w:tblGrid>
         <w:gridCol w:w="1500"/>
@@ -4125,25 +2741,7 @@
                 <w:sz w:val="19"/>
                 <w:szCs w:val="19"/>
               </w:rPr>
-              <w:t xml:space="preserve">SG do </w:t>
-            </w:r>
-            <w:proofErr w:type="spellStart"/>
-            <w:r>
-              <w:rPr>
-                <w:color w:val="111111"/>
-                <w:sz w:val="19"/>
-                <w:szCs w:val="19"/>
-              </w:rPr>
-              <w:t>frontend</w:t>
-            </w:r>
-            <w:proofErr w:type="spellEnd"/>
-            <w:r>
-              <w:rPr>
-                <w:color w:val="111111"/>
-                <w:sz w:val="19"/>
-                <w:szCs w:val="19"/>
-              </w:rPr>
-              <w:t xml:space="preserve"> (referência)</w:t>
+              <w:t>SG do frontend (referência)</w:t>
             </w:r>
           </w:p>
         </w:tc>
@@ -4163,34 +2761,14 @@
             <w:pPr>
               <w:spacing w:line="252" w:lineRule="auto"/>
             </w:pPr>
-            <w:proofErr w:type="spellStart"/>
-            <w:r>
-              <w:rPr>
-                <w:color w:val="111111"/>
-                <w:sz w:val="19"/>
-                <w:szCs w:val="19"/>
-              </w:rPr>
-              <w:t>MariaDB</w:t>
-            </w:r>
-            <w:proofErr w:type="spellEnd"/>
-            <w:r>
-              <w:rPr>
-                <w:color w:val="111111"/>
-                <w:sz w:val="19"/>
-                <w:szCs w:val="19"/>
-              </w:rPr>
-              <w:t xml:space="preserve"> apenas a partir do </w:t>
-            </w:r>
-            <w:proofErr w:type="spellStart"/>
-            <w:r>
-              <w:rPr>
-                <w:color w:val="111111"/>
-                <w:sz w:val="19"/>
-                <w:szCs w:val="19"/>
-              </w:rPr>
-              <w:t>frontend</w:t>
-            </w:r>
-            <w:proofErr w:type="spellEnd"/>
+            <w:r>
+              <w:rPr>
+                <w:color w:val="111111"/>
+                <w:sz w:val="19"/>
+                <w:szCs w:val="19"/>
+              </w:rPr>
+              <w:t>MariaDB apenas a partir do frontend</w:t>
+            </w:r>
           </w:p>
         </w:tc>
       </w:tr>
@@ -4320,29 +2898,7 @@
           <w:sz w:val="18"/>
           <w:szCs w:val="18"/>
         </w:rPr>
-        <w:t xml:space="preserve">Tabela 4. Regras do Security </w:t>
-      </w:r>
-      <w:proofErr w:type="spellStart"/>
-      <w:r>
-        <w:rPr>
-          <w:i/>
-          <w:iCs/>
-          <w:color w:val="555555"/>
-          <w:sz w:val="18"/>
-          <w:szCs w:val="18"/>
-        </w:rPr>
-        <w:t>Group</w:t>
-      </w:r>
-      <w:proofErr w:type="spellEnd"/>
-      <w:r>
-        <w:rPr>
-          <w:i/>
-          <w:iCs/>
-          <w:color w:val="555555"/>
-          <w:sz w:val="18"/>
-          <w:szCs w:val="18"/>
-        </w:rPr>
-        <w:t xml:space="preserve"> do banco. A origem é o SG do front, não um CIDR.</w:t>
+        <w:t>Tabela 4. Regras do Security Group do banco. A origem é o SG do front, não um CIDR.</w:t>
       </w:r>
     </w:p>
     <w:p>
@@ -4350,31 +2906,7 @@
         <w:spacing w:after="140" w:line="276" w:lineRule="auto"/>
       </w:pPr>
       <w:r>
-        <w:t xml:space="preserve">Referenciar o Security </w:t>
-      </w:r>
-      <w:proofErr w:type="spellStart"/>
-      <w:r>
-        <w:t>Group</w:t>
-      </w:r>
-      <w:proofErr w:type="spellEnd"/>
-      <w:r>
-        <w:t xml:space="preserve"> de origem, em vez de um CIDR, garante que apenas as instâncias do </w:t>
-      </w:r>
-      <w:proofErr w:type="spellStart"/>
-      <w:r>
-        <w:t>frontend</w:t>
-      </w:r>
-      <w:proofErr w:type="spellEnd"/>
-      <w:r>
-        <w:t xml:space="preserve"> conversem com o banco, mesmo que os endereços mudem. Essa é a barreira que faltava no ambiente </w:t>
-      </w:r>
-      <w:proofErr w:type="spellStart"/>
-      <w:r>
-        <w:t>on-premises</w:t>
-      </w:r>
-      <w:proofErr w:type="spellEnd"/>
-      <w:r>
-        <w:t>, onde web e banco dividiam o mesmo segmento público.</w:t>
+        <w:t>Referenciar o Security Group de origem, em vez de um CIDR, garante que apenas as instâncias do frontend conversem com o banco, mesmo que os endereços mudem. Essa é a barreira que faltava no ambiente on-premises, onde web e banco dividiam o mesmo segmento público.</w:t>
       </w:r>
     </w:p>
     <w:p>
@@ -4408,7 +2940,7 @@
           <w:left w:w="10" w:type="dxa"/>
           <w:right w:w="10" w:type="dxa"/>
         </w:tblCellMar>
-        <w:tblLook w:val="04A0" w:firstRow="1" w:lastRow="0" w:firstColumn="1" w:lastColumn="0" w:noHBand="0" w:noVBand="1"/>
+        <w:tblLook w:val="0000" w:firstRow="0" w:lastRow="0" w:firstColumn="0" w:lastColumn="0" w:noHBand="0" w:noVBand="0"/>
       </w:tblPr>
       <w:tblGrid>
         <w:gridCol w:w="2300"/>
@@ -4539,18 +3071,8 @@
                 <w:sz w:val="19"/>
                 <w:szCs w:val="19"/>
               </w:rPr>
-              <w:t xml:space="preserve">Network </w:t>
-            </w:r>
-            <w:proofErr w:type="spellStart"/>
-            <w:r>
-              <w:rPr>
-                <w:color w:val="111111"/>
-                <w:sz w:val="19"/>
-                <w:szCs w:val="19"/>
-              </w:rPr>
-              <w:t>ACLs</w:t>
-            </w:r>
-            <w:proofErr w:type="spellEnd"/>
+              <w:t>Network ACLs</w:t>
+            </w:r>
           </w:p>
         </w:tc>
         <w:tc>
@@ -4575,43 +3097,7 @@
                 <w:sz w:val="19"/>
                 <w:szCs w:val="19"/>
               </w:rPr>
-              <w:t xml:space="preserve">Filtro </w:t>
-            </w:r>
-            <w:proofErr w:type="spellStart"/>
-            <w:r>
-              <w:rPr>
-                <w:color w:val="111111"/>
-                <w:sz w:val="19"/>
-                <w:szCs w:val="19"/>
-              </w:rPr>
-              <w:t>stateless</w:t>
-            </w:r>
-            <w:proofErr w:type="spellEnd"/>
-            <w:r>
-              <w:rPr>
-                <w:color w:val="111111"/>
-                <w:sz w:val="19"/>
-                <w:szCs w:val="19"/>
-              </w:rPr>
-              <w:t xml:space="preserve"> por </w:t>
-            </w:r>
-            <w:proofErr w:type="spellStart"/>
-            <w:r>
-              <w:rPr>
-                <w:color w:val="111111"/>
-                <w:sz w:val="19"/>
-                <w:szCs w:val="19"/>
-              </w:rPr>
-              <w:t>sub-rede</w:t>
-            </w:r>
-            <w:proofErr w:type="spellEnd"/>
-            <w:r>
-              <w:rPr>
-                <w:color w:val="111111"/>
-                <w:sz w:val="19"/>
-                <w:szCs w:val="19"/>
-              </w:rPr>
-              <w:t>. A NACL privada só aceita 3306 de dentro da VPC e portas efêmeras; bloqueia entrada direta da internet.</w:t>
+              <w:t>Filtro stateless por sub-rede. A NACL privada só aceita 3306 de dentro da VPC e portas efêmeras; bloqueia entrada direta da internet.</w:t>
             </w:r>
           </w:p>
         </w:tc>
@@ -4671,7 +3157,8 @@
                 <w:sz w:val="19"/>
                 <w:szCs w:val="19"/>
               </w:rPr>
-              <w:t>NAT Gateway</w:t>
+              <w:lastRenderedPageBreak/>
+              <w:t>Sub-rede privada sem saída</w:t>
             </w:r>
           </w:p>
         </w:tc>
@@ -4697,25 +3184,7 @@
                 <w:sz w:val="19"/>
                 <w:szCs w:val="19"/>
               </w:rPr>
-              <w:t xml:space="preserve">Dá saída à </w:t>
-            </w:r>
-            <w:proofErr w:type="spellStart"/>
-            <w:r>
-              <w:rPr>
-                <w:color w:val="111111"/>
-                <w:sz w:val="19"/>
-                <w:szCs w:val="19"/>
-              </w:rPr>
-              <w:t>sub-rede</w:t>
-            </w:r>
-            <w:proofErr w:type="spellEnd"/>
-            <w:r>
-              <w:rPr>
-                <w:color w:val="111111"/>
-                <w:sz w:val="19"/>
-                <w:szCs w:val="19"/>
-              </w:rPr>
-              <w:t xml:space="preserve"> privada sem aceitar conexões de entrada. O banco nunca fica exposto.</w:t>
+              <w:t>A sub-rede do banco não tem rota para a internet (sem NAT). O RDS não inicia conexões externas e nunca fica exposto.</w:t>
             </w:r>
           </w:p>
         </w:tc>
@@ -4775,7 +3244,6 @@
                 <w:sz w:val="19"/>
                 <w:szCs w:val="19"/>
               </w:rPr>
-              <w:lastRenderedPageBreak/>
               <w:t>WAF com regras gerenciadas</w:t>
             </w:r>
           </w:p>
@@ -4802,43 +3270,7 @@
                 <w:sz w:val="19"/>
                 <w:szCs w:val="19"/>
               </w:rPr>
-              <w:t xml:space="preserve">Bloqueia ataques comuns (OWASP), </w:t>
-            </w:r>
-            <w:proofErr w:type="spellStart"/>
-            <w:r>
-              <w:rPr>
-                <w:color w:val="111111"/>
-                <w:sz w:val="19"/>
-                <w:szCs w:val="19"/>
-              </w:rPr>
-              <w:t>IPs</w:t>
-            </w:r>
-            <w:proofErr w:type="spellEnd"/>
-            <w:r>
-              <w:rPr>
-                <w:color w:val="111111"/>
-                <w:sz w:val="19"/>
-                <w:szCs w:val="19"/>
-              </w:rPr>
-              <w:t xml:space="preserve"> de má reputação e aplica rate </w:t>
-            </w:r>
-            <w:proofErr w:type="spellStart"/>
-            <w:r>
-              <w:rPr>
-                <w:color w:val="111111"/>
-                <w:sz w:val="19"/>
-                <w:szCs w:val="19"/>
-              </w:rPr>
-              <w:t>limit</w:t>
-            </w:r>
-            <w:proofErr w:type="spellEnd"/>
-            <w:r>
-              <w:rPr>
-                <w:color w:val="111111"/>
-                <w:sz w:val="19"/>
-                <w:szCs w:val="19"/>
-              </w:rPr>
-              <w:t xml:space="preserve"> de 2000 requisições por IP.</w:t>
+              <w:t>Bloqueia ataques comuns (OWASP), IPs de má reputação e aplica rate limit de 2000 requisições por IP.</w:t>
             </w:r>
           </w:p>
         </w:tc>
@@ -4918,23 +3350,13 @@
             <w:pPr>
               <w:spacing w:line="252" w:lineRule="auto"/>
             </w:pPr>
-            <w:proofErr w:type="spellStart"/>
-            <w:r>
-              <w:rPr>
-                <w:color w:val="111111"/>
-                <w:sz w:val="19"/>
-                <w:szCs w:val="19"/>
-              </w:rPr>
-              <w:t>CloudFront</w:t>
-            </w:r>
-            <w:proofErr w:type="spellEnd"/>
-            <w:r>
-              <w:rPr>
-                <w:color w:val="111111"/>
-                <w:sz w:val="19"/>
-                <w:szCs w:val="19"/>
-              </w:rPr>
-              <w:t xml:space="preserve"> redireciona todo acesso para HTTPS, atendendo o SLO de 100% do tráfego com TLS.</w:t>
+            <w:r>
+              <w:rPr>
+                <w:color w:val="111111"/>
+                <w:sz w:val="19"/>
+                <w:szCs w:val="19"/>
+              </w:rPr>
+              <w:t>CloudFront redireciona todo acesso para HTTPS, atendendo o SLO de 100% do tráfego com TLS.</w:t>
             </w:r>
           </w:p>
         </w:tc>
@@ -5100,59 +3522,13 @@
             <w:pPr>
               <w:spacing w:line="252" w:lineRule="auto"/>
             </w:pPr>
-            <w:proofErr w:type="spellStart"/>
-            <w:r>
-              <w:rPr>
-                <w:color w:val="111111"/>
-                <w:sz w:val="19"/>
-                <w:szCs w:val="19"/>
-              </w:rPr>
-              <w:t>Bucket</w:t>
-            </w:r>
-            <w:proofErr w:type="spellEnd"/>
-            <w:r>
-              <w:rPr>
-                <w:color w:val="111111"/>
-                <w:sz w:val="19"/>
-                <w:szCs w:val="19"/>
-              </w:rPr>
-              <w:t xml:space="preserve"> sem acesso público, criptografado e </w:t>
-            </w:r>
-            <w:proofErr w:type="spellStart"/>
-            <w:r>
-              <w:rPr>
-                <w:color w:val="111111"/>
-                <w:sz w:val="19"/>
-                <w:szCs w:val="19"/>
-              </w:rPr>
-              <w:t>versionado</w:t>
-            </w:r>
-            <w:proofErr w:type="spellEnd"/>
-            <w:r>
-              <w:rPr>
-                <w:color w:val="111111"/>
-                <w:sz w:val="19"/>
-                <w:szCs w:val="19"/>
-              </w:rPr>
-              <w:t xml:space="preserve">; só o </w:t>
-            </w:r>
-            <w:proofErr w:type="spellStart"/>
-            <w:r>
-              <w:rPr>
-                <w:color w:val="111111"/>
-                <w:sz w:val="19"/>
-                <w:szCs w:val="19"/>
-              </w:rPr>
-              <w:t>CloudFront</w:t>
-            </w:r>
-            <w:proofErr w:type="spellEnd"/>
-            <w:r>
-              <w:rPr>
-                <w:color w:val="111111"/>
-                <w:sz w:val="19"/>
-                <w:szCs w:val="19"/>
-              </w:rPr>
-              <w:t xml:space="preserve"> lê os objetos.</w:t>
+            <w:r>
+              <w:rPr>
+                <w:color w:val="111111"/>
+                <w:sz w:val="19"/>
+                <w:szCs w:val="19"/>
+              </w:rPr>
+              <w:t>Bucket sem acesso público, criptografado e versionado; só o CloudFront lê os objetos.</w:t>
             </w:r>
           </w:p>
         </w:tc>
@@ -5324,25 +3700,7 @@
                 <w:sz w:val="19"/>
                 <w:szCs w:val="19"/>
               </w:rPr>
-              <w:t xml:space="preserve">A EC2 só pode ler o </w:t>
-            </w:r>
-            <w:proofErr w:type="spellStart"/>
-            <w:r>
-              <w:rPr>
-                <w:color w:val="111111"/>
-                <w:sz w:val="19"/>
-                <w:szCs w:val="19"/>
-              </w:rPr>
-              <w:t>bucket</w:t>
-            </w:r>
-            <w:proofErr w:type="spellEnd"/>
-            <w:r>
-              <w:rPr>
-                <w:color w:val="111111"/>
-                <w:sz w:val="19"/>
-                <w:szCs w:val="19"/>
-              </w:rPr>
-              <w:t xml:space="preserve"> de estáticos e o segredo do banco, via perfil de instância.</w:t>
+              <w:t>A EC2 só pode ler o bucket de estáticos e o segredo do banco, via perfil de instância.</w:t>
             </w:r>
           </w:p>
         </w:tc>
@@ -5402,25 +3760,7 @@
                 <w:sz w:val="19"/>
                 <w:szCs w:val="19"/>
               </w:rPr>
-              <w:t xml:space="preserve">SSM </w:t>
-            </w:r>
-            <w:proofErr w:type="spellStart"/>
-            <w:r>
-              <w:rPr>
-                <w:color w:val="111111"/>
-                <w:sz w:val="19"/>
-                <w:szCs w:val="19"/>
-              </w:rPr>
-              <w:t>Session</w:t>
-            </w:r>
-            <w:proofErr w:type="spellEnd"/>
-            <w:r>
-              <w:rPr>
-                <w:color w:val="111111"/>
-                <w:sz w:val="19"/>
-                <w:szCs w:val="19"/>
-              </w:rPr>
-              <w:t xml:space="preserve"> Manager</w:t>
+              <w:t>SSM Session Manager</w:t>
             </w:r>
           </w:p>
         </w:tc>
@@ -5704,25 +4044,7 @@
                 <w:sz w:val="19"/>
                 <w:szCs w:val="19"/>
               </w:rPr>
-              <w:t xml:space="preserve">Registra todo o tráfego de rede no </w:t>
-            </w:r>
-            <w:proofErr w:type="spellStart"/>
-            <w:r>
-              <w:rPr>
-                <w:color w:val="111111"/>
-                <w:sz w:val="19"/>
-                <w:szCs w:val="19"/>
-              </w:rPr>
-              <w:t>CloudWatch</w:t>
-            </w:r>
-            <w:proofErr w:type="spellEnd"/>
-            <w:r>
-              <w:rPr>
-                <w:color w:val="111111"/>
-                <w:sz w:val="19"/>
-                <w:szCs w:val="19"/>
-              </w:rPr>
-              <w:t xml:space="preserve"> para auditoria e investigação de incidentes.</w:t>
+              <w:t>Registra todo o tráfego de rede no CloudWatch para auditoria e investigação de incidentes.</w:t>
             </w:r>
           </w:p>
         </w:tc>
@@ -5782,15 +4104,7 @@
         <w:t xml:space="preserve">Mapeamento com o checklist de Dia 1 do move2cloud. </w:t>
       </w:r>
       <w:r>
-        <w:t xml:space="preserve">O roteiro da disciplina exige seis cuidados no primeiro dia: contas com MFA, WAF, HTTPS em todo o tráfego, dados criptografados em repouso e em trânsito, segredos em cofre e logs centralizados. O MVP cobre WAF, HTTPS, criptografia (KMS no RDS e SSE no S3), Secrets Manager e Flow Logs. O MFA fica no nível da conta AWS e do usuário IAM que executa o </w:t>
-      </w:r>
-      <w:proofErr w:type="spellStart"/>
-      <w:r>
-        <w:t>Terraform</w:t>
-      </w:r>
-      <w:proofErr w:type="spellEnd"/>
-      <w:r>
-        <w:t>, conforme orienta o README.</w:t>
+        <w:t>O roteiro da disciplina exige seis cuidados no primeiro dia: contas com MFA, WAF, HTTPS em todo o tráfego, dados criptografados em repouso e em trânsito, segredos em cofre e logs centralizados. O MVP cobre WAF, HTTPS, criptografia (KMS no RDS e SSE no S3), Secrets Manager e Flow Logs. O MFA fica no nível da conta AWS e do usuário IAM que executa o Terraform, conforme orienta o README.</w:t>
       </w:r>
     </w:p>
     <w:p>
@@ -5812,55 +4126,7 @@
         <w:spacing w:after="140" w:line="276" w:lineRule="auto"/>
       </w:pPr>
       <w:r>
-        <w:t xml:space="preserve">O MVP resolve os três problemas que a consultoria apontou no ambiente </w:t>
-      </w:r>
-      <w:proofErr w:type="spellStart"/>
-      <w:r>
-        <w:t>on-premises</w:t>
-      </w:r>
-      <w:proofErr w:type="spellEnd"/>
-      <w:r>
-        <w:t xml:space="preserve"> da Mercantis. A indisponibilidade por falta de energia e a fragilidade física dão lugar à infraestrutura gerenciada da AWS, com backups automáticos e duas </w:t>
-      </w:r>
-      <w:proofErr w:type="spellStart"/>
-      <w:r>
-        <w:t>AZs</w:t>
-      </w:r>
-      <w:proofErr w:type="spellEnd"/>
-      <w:r>
-        <w:t xml:space="preserve"> já provisionadas na rede. O banco sai do segmento público e passa a viver em </w:t>
-      </w:r>
-      <w:proofErr w:type="spellStart"/>
-      <w:r>
-        <w:t>sub-rede</w:t>
-      </w:r>
-      <w:proofErr w:type="spellEnd"/>
-      <w:r>
-        <w:t xml:space="preserve"> privada, acessível apenas pelo </w:t>
-      </w:r>
-      <w:proofErr w:type="spellStart"/>
-      <w:r>
-        <w:t>frontend</w:t>
-      </w:r>
-      <w:proofErr w:type="spellEnd"/>
-      <w:r>
-        <w:t xml:space="preserve">, o que fecha o caminho de movimento lateral. A borda ganha WAF, Shield e </w:t>
-      </w:r>
-      <w:proofErr w:type="spellStart"/>
-      <w:r>
-        <w:t>CloudFront</w:t>
-      </w:r>
-      <w:proofErr w:type="spellEnd"/>
-      <w:r>
-        <w:t xml:space="preserve">, que inspecionam requisições, mitigam </w:t>
-      </w:r>
-      <w:proofErr w:type="spellStart"/>
-      <w:r>
-        <w:t>DDoS</w:t>
-      </w:r>
-      <w:proofErr w:type="spellEnd"/>
-      <w:r>
-        <w:t xml:space="preserve"> e distribuem conteúdo estático por regiões, atacando tanto a falta de filtragem quanto a lentidão nos picos.</w:t>
+        <w:t>O MVP resolve os três problemas que a consultoria apontou no ambiente on-premises da Mercantis. A indisponibilidade por falta de energia e a fragilidade física dão lugar à infraestrutura gerenciada da AWS, com backups automáticos e duas AZs já provisionadas na rede. O banco sai do segmento público e passa a viver em sub-rede privada, acessível apenas pelo frontend, o que fecha o caminho de movimento lateral. A borda ganha WAF, Shield e CloudFront, que inspecionam requisições, mitigam DDoS e distribuem conteúdo estático por regiões, atacando tanto a falta de filtragem quanto a lentidão nos picos.</w:t>
       </w:r>
     </w:p>
     <w:p>
@@ -5868,79 +4134,7 @@
         <w:spacing w:after="140" w:line="276" w:lineRule="auto"/>
       </w:pPr>
       <w:r>
-        <w:t xml:space="preserve">O </w:t>
-      </w:r>
-      <w:proofErr w:type="spellStart"/>
-      <w:r>
-        <w:t>Terraform</w:t>
-      </w:r>
-      <w:proofErr w:type="spellEnd"/>
-      <w:r>
-        <w:t xml:space="preserve"> entrega tudo isso como código reproduzível: um </w:t>
-      </w:r>
-      <w:proofErr w:type="spellStart"/>
-      <w:r>
-        <w:t>terraform</w:t>
-      </w:r>
-      <w:proofErr w:type="spellEnd"/>
-      <w:r>
-        <w:t xml:space="preserve"> </w:t>
-      </w:r>
-      <w:proofErr w:type="spellStart"/>
-      <w:r>
-        <w:t>apply</w:t>
-      </w:r>
-      <w:proofErr w:type="spellEnd"/>
-      <w:r>
-        <w:t xml:space="preserve"> sobe a infraestrutura, e um </w:t>
-      </w:r>
-      <w:proofErr w:type="spellStart"/>
-      <w:r>
-        <w:t>terraform</w:t>
-      </w:r>
-      <w:proofErr w:type="spellEnd"/>
-      <w:r>
-        <w:t xml:space="preserve"> </w:t>
-      </w:r>
-      <w:proofErr w:type="spellStart"/>
-      <w:r>
-        <w:t>destroy</w:t>
-      </w:r>
-      <w:proofErr w:type="spellEnd"/>
-      <w:r>
-        <w:t xml:space="preserve"> a remove. A separação em arquivos por domínio, como rede, segurança, compute, dados e borda, facilita a evolução para a arquitetura final, que acrescenta balanceador, auto </w:t>
-      </w:r>
-      <w:proofErr w:type="spellStart"/>
-      <w:r>
-        <w:t>scaling</w:t>
-      </w:r>
-      <w:proofErr w:type="spellEnd"/>
-      <w:r>
-        <w:t xml:space="preserve"> e </w:t>
-      </w:r>
-      <w:proofErr w:type="spellStart"/>
-      <w:r>
-        <w:t>Multi-AZ</w:t>
-      </w:r>
-      <w:proofErr w:type="spellEnd"/>
-      <w:r>
-        <w:t xml:space="preserve"> para cumprir integralmente os </w:t>
-      </w:r>
-      <w:proofErr w:type="spellStart"/>
-      <w:r>
-        <w:t>SLOs</w:t>
-      </w:r>
-      <w:proofErr w:type="spellEnd"/>
-      <w:r>
-        <w:t xml:space="preserve"> de 99,9% de disponibilidade, p95 de 300 </w:t>
-      </w:r>
-      <w:proofErr w:type="spellStart"/>
-      <w:r>
-        <w:t>ms</w:t>
-      </w:r>
-      <w:proofErr w:type="spellEnd"/>
-      <w:r>
-        <w:t>, RTO de 1 hora e RPO de 15 minutos.</w:t>
+        <w:t>O Terraform entrega tudo isso como código reproduzível: um terraform apply sobe a infraestrutura, e um terraform destroy a remove. A separação em arquivos por domínio, como rede, segurança, compute, dados e borda, facilita a evolução para a arquitetura final, que acrescenta balanceador, auto scaling e Multi-AZ para cumprir integralmente os SLOs de 99,9% de disponibilidade, p95 de 300 ms, RTO de 1 hora e RPO de 15 minutos.</w:t>
       </w:r>
     </w:p>
     <w:p>
@@ -5948,47 +4142,7 @@
         <w:spacing w:after="140" w:line="276" w:lineRule="auto"/>
       </w:pPr>
       <w:r>
-        <w:t xml:space="preserve">O próximo passo natural é publicar a imagem real do portal no ECR, ativar o </w:t>
-      </w:r>
-      <w:proofErr w:type="spellStart"/>
-      <w:r>
-        <w:t>Multi-AZ</w:t>
-      </w:r>
-      <w:proofErr w:type="spellEnd"/>
-      <w:r>
-        <w:t xml:space="preserve"> no RDS e introduzir o </w:t>
-      </w:r>
-      <w:proofErr w:type="spellStart"/>
-      <w:r>
-        <w:t>Application</w:t>
-      </w:r>
-      <w:proofErr w:type="spellEnd"/>
-      <w:r>
-        <w:t xml:space="preserve"> </w:t>
-      </w:r>
-      <w:proofErr w:type="spellStart"/>
-      <w:r>
-        <w:t>Load</w:t>
-      </w:r>
-      <w:proofErr w:type="spellEnd"/>
-      <w:r>
-        <w:t xml:space="preserve"> </w:t>
-      </w:r>
-      <w:proofErr w:type="spellStart"/>
-      <w:r>
-        <w:t>Balancer</w:t>
-      </w:r>
-      <w:proofErr w:type="spellEnd"/>
-      <w:r>
-        <w:t xml:space="preserve"> com auto </w:t>
-      </w:r>
-      <w:proofErr w:type="spellStart"/>
-      <w:r>
-        <w:t>scaling</w:t>
-      </w:r>
-      <w:proofErr w:type="spellEnd"/>
-      <w:r>
-        <w:t>. A base de segurança e rede do MVP sustenta essa transição sem retrabalho.</w:t>
+        <w:t>O próximo passo natural é publicar a imagem real do portal no ECR, ativar o Multi-AZ no RDS e introduzir o Application Load Balancer com auto scaling. A base de segurança e rede do MVP sustenta essa transição sem retrabalho.</w:t>
       </w:r>
     </w:p>
     <w:p>
@@ -6015,15 +4169,7 @@
         <w:spacing w:after="80" w:line="268" w:lineRule="auto"/>
       </w:pPr>
       <w:r>
-        <w:t xml:space="preserve">Estudo de caso Mercantis (TI5A — Cloud </w:t>
-      </w:r>
-      <w:proofErr w:type="spellStart"/>
-      <w:r>
-        <w:t>Computing</w:t>
-      </w:r>
-      <w:proofErr w:type="spellEnd"/>
-      <w:r>
-        <w:t>, ESPM 2026-I). estudo-de-caso.md.</w:t>
+        <w:t>Estudo de caso Mercantis (TI5A — Cloud Computing, ESPM 2026-I). estudo-de-caso.md.</w:t>
       </w:r>
     </w:p>
     <w:p>
@@ -6036,15 +4182,7 @@
         <w:spacing w:after="80" w:line="268" w:lineRule="auto"/>
       </w:pPr>
       <w:r>
-        <w:t xml:space="preserve">Roteiro Move2Cloud da Mercantis: metas, </w:t>
-      </w:r>
-      <w:proofErr w:type="spellStart"/>
-      <w:r>
-        <w:t>SLOs</w:t>
-      </w:r>
-      <w:proofErr w:type="spellEnd"/>
-      <w:r>
-        <w:t>, estratégias de migração e checklist de Dia 1. mercantis-move2cloud.md.</w:t>
+        <w:t>Roteiro Move2Cloud da Mercantis: metas, SLOs, estratégias de migração e checklist de Dia 1. mercantis-move2cloud.md.</w:t>
       </w:r>
     </w:p>
     <w:p>
@@ -6057,15 +4195,7 @@
         <w:spacing w:after="80" w:line="268" w:lineRule="auto"/>
       </w:pPr>
       <w:r>
-        <w:t xml:space="preserve">AWS </w:t>
-      </w:r>
-      <w:proofErr w:type="spellStart"/>
-      <w:r>
-        <w:t>Well-Architected</w:t>
-      </w:r>
-      <w:proofErr w:type="spellEnd"/>
-      <w:r>
-        <w:t xml:space="preserve"> Framework: pilar de segurança. conceitos-gerais-aws.md.</w:t>
+        <w:t>AWS Well-Architected Framework: pilar de segurança. conceitos-gerais-aws.md.</w:t>
       </w:r>
     </w:p>
     <w:p>
@@ -6078,39 +4208,7 @@
         <w:spacing w:after="80" w:line="268" w:lineRule="auto"/>
       </w:pPr>
       <w:r>
-        <w:t xml:space="preserve">Web </w:t>
-      </w:r>
-      <w:proofErr w:type="spellStart"/>
-      <w:r>
-        <w:t>Application</w:t>
-      </w:r>
-      <w:proofErr w:type="spellEnd"/>
-      <w:r>
-        <w:t xml:space="preserve"> </w:t>
-      </w:r>
-      <w:proofErr w:type="spellStart"/>
-      <w:r>
-        <w:t>Hosting</w:t>
-      </w:r>
-      <w:proofErr w:type="spellEnd"/>
-      <w:r>
-        <w:t xml:space="preserve"> in </w:t>
-      </w:r>
-      <w:proofErr w:type="spellStart"/>
-      <w:r>
-        <w:t>the</w:t>
-      </w:r>
-      <w:proofErr w:type="spellEnd"/>
-      <w:r>
-        <w:t xml:space="preserve"> AWS Cloud (</w:t>
-      </w:r>
-      <w:proofErr w:type="spellStart"/>
-      <w:r>
-        <w:t>whitepaper</w:t>
-      </w:r>
-      <w:proofErr w:type="spellEnd"/>
-      <w:r>
-        <w:t xml:space="preserve"> de referência). web-application-hosting-best-practices.md.</w:t>
+        <w:t>Web Application Hosting in the AWS Cloud (whitepaper de referência). web-application-hosting-best-practices.md.</w:t>
       </w:r>
     </w:p>
     <w:sectPr>
@@ -6295,10 +4393,96 @@
 <file path=word/numbering.xml><?xml version="1.0" encoding="utf-8"?>
 <w:numbering xmlns:wpc="http://schemas.microsoft.com/office/word/2010/wordprocessingCanvas" xmlns:cx="http://schemas.microsoft.com/office/drawing/2014/chartex" xmlns:cx1="http://schemas.microsoft.com/office/drawing/2015/9/8/chartex" xmlns:cx2="http://schemas.microsoft.com/office/drawing/2015/10/21/chartex" xmlns:cx3="http://schemas.microsoft.com/office/drawing/2016/5/9/chartex" xmlns:cx4="http://schemas.microsoft.com/office/drawing/2016/5/10/chartex" xmlns:cx5="http://schemas.microsoft.com/office/drawing/2016/5/11/chartex" xmlns:cx6="http://schemas.microsoft.com/office/drawing/2016/5/12/chartex" xmlns:cx7="http://schemas.microsoft.com/office/drawing/2016/5/13/chartex" xmlns:cx8="http://schemas.microsoft.com/office/drawing/2016/5/14/chartex" xmlns:mc="http://schemas.openxmlformats.org/markup-compatibility/2006" xmlns:aink="http://schemas.microsoft.com/office/drawing/2016/ink" xmlns:am3d="http://schemas.microsoft.com/office/drawing/2017/model3d" xmlns:o="urn:schemas-microsoft-com:office:office" xmlns:oel="http://schemas.microsoft.com/office/2019/extlst" xmlns:r="http://schemas.openxmlformats.org/officeDocument/2006/relationships" xmlns:m="http://schemas.openxmlformats.org/officeDocument/2006/math" xmlns:v="urn:schemas-microsoft-com:vml" xmlns:wp14="http://schemas.microsoft.com/office/word/2010/wordprocessingDrawing" xmlns:wp="http://schemas.openxmlformats.org/drawingml/2006/wordprocessingDrawing" xmlns:w10="urn:schemas-microsoft-com:office:word" xmlns:w="http://schemas.openxmlformats.org/wordprocessingml/2006/main" xmlns:w14="http://schemas.microsoft.com/office/word/2010/wordml" xmlns:w15="http://schemas.microsoft.com/office/word/2012/wordml" xmlns:w16cex="http://schemas.microsoft.com/office/word/2018/wordml/cex" xmlns:w16cid="http://schemas.microsoft.com/office/word/2016/wordml/cid" xmlns:w16="http://schemas.microsoft.com/office/word/2018/wordml" xmlns:w16du="http://schemas.microsoft.com/office/word/2023/wordml/word16du" xmlns:w16sdtdh="http://schemas.microsoft.com/office/word/2020/wordml/sdtdatahash" xmlns:w16sdtfl="http://schemas.microsoft.com/office/word/2024/wordml/sdtformatlock" xmlns:w16se="http://schemas.microsoft.com/office/word/2015/wordml/symex" xmlns:wpg="http://schemas.microsoft.com/office/word/2010/wordprocessingGroup" xmlns:wpi="http://schemas.microsoft.com/office/word/2010/wordprocessingInk" xmlns:wne="http://schemas.microsoft.com/office/word/2006/wordml" xmlns:wps="http://schemas.microsoft.com/office/word/2010/wordprocessingShape" mc:Ignorable="w14 w15 w16se w16cid w16 w16cex w16sdtdh w16sdtfl w16du wp14">
   <w:abstractNum w:abstractNumId="0" w15:restartNumberingAfterBreak="0">
-    <w:nsid w:val="43ED2274"/>
+    <w:nsid w:val="09F77E50"/>
     <w:multiLevelType w:val="hybridMultilevel"/>
-    <w:tmpl w:val="D542DAEC"/>
-    <w:lvl w:ilvl="0" w:tplc="27F65CC4">
+    <w:tmpl w:val="D1F2CE50"/>
+    <w:lvl w:ilvl="0" w:tplc="6F384A0A">
+      <w:start w:val="1"/>
+      <w:numFmt w:val="bullet"/>
+      <w:lvlText w:val="●"/>
+      <w:lvlJc w:val="left"/>
+      <w:pPr>
+        <w:ind w:left="720" w:hanging="360"/>
+      </w:pPr>
+    </w:lvl>
+    <w:lvl w:ilvl="1" w:tplc="BC6867C4">
+      <w:start w:val="1"/>
+      <w:numFmt w:val="bullet"/>
+      <w:lvlText w:val="○"/>
+      <w:lvlJc w:val="left"/>
+      <w:pPr>
+        <w:ind w:left="1440" w:hanging="360"/>
+      </w:pPr>
+    </w:lvl>
+    <w:lvl w:ilvl="2" w:tplc="69507A92">
+      <w:start w:val="1"/>
+      <w:numFmt w:val="bullet"/>
+      <w:lvlText w:val="■"/>
+      <w:lvlJc w:val="left"/>
+      <w:pPr>
+        <w:ind w:left="2160" w:hanging="360"/>
+      </w:pPr>
+    </w:lvl>
+    <w:lvl w:ilvl="3" w:tplc="AB2C4104">
+      <w:start w:val="1"/>
+      <w:numFmt w:val="bullet"/>
+      <w:lvlText w:val="●"/>
+      <w:lvlJc w:val="left"/>
+      <w:pPr>
+        <w:ind w:left="2880" w:hanging="360"/>
+      </w:pPr>
+    </w:lvl>
+    <w:lvl w:ilvl="4" w:tplc="91F04602">
+      <w:start w:val="1"/>
+      <w:numFmt w:val="bullet"/>
+      <w:lvlText w:val="○"/>
+      <w:lvlJc w:val="left"/>
+      <w:pPr>
+        <w:ind w:left="3600" w:hanging="360"/>
+      </w:pPr>
+    </w:lvl>
+    <w:lvl w:ilvl="5" w:tplc="37F2ADC0">
+      <w:start w:val="1"/>
+      <w:numFmt w:val="bullet"/>
+      <w:lvlText w:val="■"/>
+      <w:lvlJc w:val="left"/>
+      <w:pPr>
+        <w:ind w:left="4320" w:hanging="360"/>
+      </w:pPr>
+    </w:lvl>
+    <w:lvl w:ilvl="6" w:tplc="1FBE0550">
+      <w:start w:val="1"/>
+      <w:numFmt w:val="bullet"/>
+      <w:lvlText w:val="●"/>
+      <w:lvlJc w:val="left"/>
+      <w:pPr>
+        <w:ind w:left="5040" w:hanging="360"/>
+      </w:pPr>
+    </w:lvl>
+    <w:lvl w:ilvl="7" w:tplc="4A5C4098">
+      <w:start w:val="1"/>
+      <w:numFmt w:val="bullet"/>
+      <w:lvlText w:val="●"/>
+      <w:lvlJc w:val="left"/>
+      <w:pPr>
+        <w:ind w:left="5760" w:hanging="360"/>
+      </w:pPr>
+    </w:lvl>
+    <w:lvl w:ilvl="8" w:tplc="52E6A42C">
+      <w:start w:val="1"/>
+      <w:numFmt w:val="bullet"/>
+      <w:lvlText w:val="●"/>
+      <w:lvlJc w:val="left"/>
+      <w:pPr>
+        <w:ind w:left="6480" w:hanging="360"/>
+      </w:pPr>
+    </w:lvl>
+  </w:abstractNum>
+  <w:abstractNum w:abstractNumId="1" w15:restartNumberingAfterBreak="0">
+    <w:nsid w:val="3D854773"/>
+    <w:multiLevelType w:val="hybridMultilevel"/>
+    <w:tmpl w:val="A5E864A8"/>
+    <w:lvl w:ilvl="0" w:tplc="186097F0">
       <w:start w:val="1"/>
       <w:numFmt w:val="bullet"/>
       <w:lvlText w:val="•"/>
@@ -6307,141 +4491,55 @@
         <w:ind w:left="600" w:hanging="280"/>
       </w:pPr>
     </w:lvl>
-    <w:lvl w:ilvl="1" w:tplc="2BF0DF00">
+    <w:lvl w:ilvl="1" w:tplc="45E01C84">
       <w:numFmt w:val="decimal"/>
       <w:lvlText w:val=""/>
       <w:lvlJc w:val="left"/>
     </w:lvl>
-    <w:lvl w:ilvl="2" w:tplc="8A74F59C">
+    <w:lvl w:ilvl="2" w:tplc="7B76CAB0">
       <w:numFmt w:val="decimal"/>
       <w:lvlText w:val=""/>
       <w:lvlJc w:val="left"/>
     </w:lvl>
-    <w:lvl w:ilvl="3" w:tplc="26B20208">
+    <w:lvl w:ilvl="3" w:tplc="58C03C0C">
       <w:numFmt w:val="decimal"/>
       <w:lvlText w:val=""/>
       <w:lvlJc w:val="left"/>
     </w:lvl>
-    <w:lvl w:ilvl="4" w:tplc="4D5AED88">
+    <w:lvl w:ilvl="4" w:tplc="EC96C3D8">
       <w:numFmt w:val="decimal"/>
       <w:lvlText w:val=""/>
       <w:lvlJc w:val="left"/>
     </w:lvl>
-    <w:lvl w:ilvl="5" w:tplc="3F8AFA4A">
+    <w:lvl w:ilvl="5" w:tplc="DBBC41DE">
       <w:numFmt w:val="decimal"/>
       <w:lvlText w:val=""/>
       <w:lvlJc w:val="left"/>
     </w:lvl>
-    <w:lvl w:ilvl="6" w:tplc="9C004F20">
+    <w:lvl w:ilvl="6" w:tplc="4C86FDC0">
       <w:numFmt w:val="decimal"/>
       <w:lvlText w:val=""/>
       <w:lvlJc w:val="left"/>
     </w:lvl>
-    <w:lvl w:ilvl="7" w:tplc="D416DDC0">
+    <w:lvl w:ilvl="7" w:tplc="57C0CE9C">
       <w:numFmt w:val="decimal"/>
       <w:lvlText w:val=""/>
       <w:lvlJc w:val="left"/>
     </w:lvl>
-    <w:lvl w:ilvl="8" w:tplc="C12EA318">
+    <w:lvl w:ilvl="8" w:tplc="D7D6D7E4">
       <w:numFmt w:val="decimal"/>
       <w:lvlText w:val=""/>
       <w:lvlJc w:val="left"/>
     </w:lvl>
   </w:abstractNum>
-  <w:abstractNum w:abstractNumId="1" w15:restartNumberingAfterBreak="0">
-    <w:nsid w:val="517417AD"/>
-    <w:multiLevelType w:val="hybridMultilevel"/>
-    <w:tmpl w:val="BD366EC2"/>
-    <w:lvl w:ilvl="0" w:tplc="7AC8F12C">
-      <w:start w:val="1"/>
-      <w:numFmt w:val="bullet"/>
-      <w:lvlText w:val="●"/>
-      <w:lvlJc w:val="left"/>
-      <w:pPr>
-        <w:ind w:left="720" w:hanging="360"/>
-      </w:pPr>
-    </w:lvl>
-    <w:lvl w:ilvl="1" w:tplc="E640A8E2">
-      <w:start w:val="1"/>
-      <w:numFmt w:val="bullet"/>
-      <w:lvlText w:val="○"/>
-      <w:lvlJc w:val="left"/>
-      <w:pPr>
-        <w:ind w:left="1440" w:hanging="360"/>
-      </w:pPr>
-    </w:lvl>
-    <w:lvl w:ilvl="2" w:tplc="5302FE6A">
-      <w:start w:val="1"/>
-      <w:numFmt w:val="bullet"/>
-      <w:lvlText w:val="■"/>
-      <w:lvlJc w:val="left"/>
-      <w:pPr>
-        <w:ind w:left="2160" w:hanging="360"/>
-      </w:pPr>
-    </w:lvl>
-    <w:lvl w:ilvl="3" w:tplc="ECBEECB4">
-      <w:start w:val="1"/>
-      <w:numFmt w:val="bullet"/>
-      <w:lvlText w:val="●"/>
-      <w:lvlJc w:val="left"/>
-      <w:pPr>
-        <w:ind w:left="2880" w:hanging="360"/>
-      </w:pPr>
-    </w:lvl>
-    <w:lvl w:ilvl="4" w:tplc="58123222">
-      <w:start w:val="1"/>
-      <w:numFmt w:val="bullet"/>
-      <w:lvlText w:val="○"/>
-      <w:lvlJc w:val="left"/>
-      <w:pPr>
-        <w:ind w:left="3600" w:hanging="360"/>
-      </w:pPr>
-    </w:lvl>
-    <w:lvl w:ilvl="5" w:tplc="AA16884E">
-      <w:start w:val="1"/>
-      <w:numFmt w:val="bullet"/>
-      <w:lvlText w:val="■"/>
-      <w:lvlJc w:val="left"/>
-      <w:pPr>
-        <w:ind w:left="4320" w:hanging="360"/>
-      </w:pPr>
-    </w:lvl>
-    <w:lvl w:ilvl="6" w:tplc="8488C392">
-      <w:start w:val="1"/>
-      <w:numFmt w:val="bullet"/>
-      <w:lvlText w:val="●"/>
-      <w:lvlJc w:val="left"/>
-      <w:pPr>
-        <w:ind w:left="5040" w:hanging="360"/>
-      </w:pPr>
-    </w:lvl>
-    <w:lvl w:ilvl="7" w:tplc="490E0052">
-      <w:start w:val="1"/>
-      <w:numFmt w:val="bullet"/>
-      <w:lvlText w:val="●"/>
-      <w:lvlJc w:val="left"/>
-      <w:pPr>
-        <w:ind w:left="5760" w:hanging="360"/>
-      </w:pPr>
-    </w:lvl>
-    <w:lvl w:ilvl="8" w:tplc="ACF6D872">
-      <w:start w:val="1"/>
-      <w:numFmt w:val="bullet"/>
-      <w:lvlText w:val="●"/>
-      <w:lvlJc w:val="left"/>
-      <w:pPr>
-        <w:ind w:left="6480" w:hanging="360"/>
-      </w:pPr>
-    </w:lvl>
-  </w:abstractNum>
-  <w:num w:numId="1" w16cid:durableId="1452243771">
-    <w:abstractNumId w:val="1"/>
+  <w:num w:numId="1" w16cid:durableId="1527014371">
+    <w:abstractNumId w:val="0"/>
     <w:lvlOverride w:ilvl="0">
       <w:startOverride w:val="1"/>
     </w:lvlOverride>
   </w:num>
-  <w:num w:numId="2" w16cid:durableId="1418208634">
-    <w:abstractNumId w:val="0"/>
+  <w:num w:numId="2" w16cid:durableId="369762510">
+    <w:abstractNumId w:val="1"/>
     <w:lvlOverride w:ilvl="0">
       <w:startOverride w:val="1"/>
     </w:lvlOverride>

--- a/docs/Documentacao_MVP_Mercantis.docx
+++ b/docs/Documentacao_MVP_Mercantis.docx
@@ -1160,7 +1160,7 @@
           <w:noProof/>
         </w:rPr>
         <w:drawing>
-          <wp:inline distT="0" distB="0" distL="0" distR="0" wp14:anchorId="2295DAFF" wp14:editId="69FF32BD">
+          <wp:inline distT="0" distB="0" distL="0" distR="0" wp14:anchorId="545B19FF" wp14:editId="460128D9">
             <wp:extent cx="5715000" cy="4171950"/>
             <wp:effectExtent l="0" t="0" r="0" b="0"/>
             <wp:docPr id="1" name="Diagrama da infraestrutura final da Mercantis" descr="Diagrama da infraestrutura final da Mercantis" title="Diagrama da infraestrutura final da Mercantis"/>
@@ -1333,10 +1333,10 @@
           <w:noProof/>
         </w:rPr>
         <w:drawing>
-          <wp:inline distT="0" distB="0" distL="0" distR="0" wp14:anchorId="7E4A6F26" wp14:editId="0896F3A1">
+          <wp:inline distT="0" distB="0" distL="0" distR="0" wp14:anchorId="3588E52C" wp14:editId="5FCCA8BE">
             <wp:extent cx="5715000" cy="3952875"/>
             <wp:effectExtent l="0" t="0" r="0" b="0"/>
-            <wp:docPr id="236455815" name="Diagrama da infraestrutura do MVP da Mercantis" descr="Diagrama da infraestrutura do MVP da Mercantis" title="Diagrama da infraestrutura do MVP da Mercantis"/>
+            <wp:docPr id="1661619828" name="Diagrama da infraestrutura do MVP da Mercantis" descr="Diagrama da infraestrutura do MVP da Mercantis" title="Diagrama da infraestrutura do MVP da Mercantis"/>
             <wp:cNvGraphicFramePr>
               <a:graphicFrameLocks xmlns:a="http://schemas.openxmlformats.org/drawingml/2006/main" noChangeAspect="1"/>
             </wp:cNvGraphicFramePr>
@@ -2294,118 +2294,6 @@
                 <w:sz w:val="19"/>
                 <w:szCs w:val="19"/>
               </w:rPr>
-              <w:t>Entrada</w:t>
-            </w:r>
-          </w:p>
-        </w:tc>
-        <w:tc>
-          <w:tcPr>
-            <w:tcW w:w="2200" w:type="dxa"/>
-            <w:shd w:val="clear" w:color="auto" w:fill="FFFFFF"/>
-            <w:tcMar>
-              <w:top w:w="60" w:type="dxa"/>
-              <w:left w:w="110" w:type="dxa"/>
-              <w:bottom w:w="60" w:type="dxa"/>
-              <w:right w:w="110" w:type="dxa"/>
-            </w:tcMar>
-            <w:vAlign w:val="center"/>
-          </w:tcPr>
-          <w:p>
-            <w:pPr>
-              <w:spacing w:line="252" w:lineRule="auto"/>
-            </w:pPr>
-            <w:r>
-              <w:rPr>
-                <w:color w:val="111111"/>
-                <w:sz w:val="19"/>
-                <w:szCs w:val="19"/>
-              </w:rPr>
-              <w:t>TCP 443</w:t>
-            </w:r>
-          </w:p>
-        </w:tc>
-        <w:tc>
-          <w:tcPr>
-            <w:tcW w:w="2860" w:type="dxa"/>
-            <w:shd w:val="clear" w:color="auto" w:fill="FFFFFF"/>
-            <w:tcMar>
-              <w:top w:w="60" w:type="dxa"/>
-              <w:left w:w="110" w:type="dxa"/>
-              <w:bottom w:w="60" w:type="dxa"/>
-              <w:right w:w="110" w:type="dxa"/>
-            </w:tcMar>
-            <w:vAlign w:val="center"/>
-          </w:tcPr>
-          <w:p>
-            <w:pPr>
-              <w:spacing w:line="252" w:lineRule="auto"/>
-            </w:pPr>
-            <w:r>
-              <w:rPr>
-                <w:color w:val="111111"/>
-                <w:sz w:val="19"/>
-                <w:szCs w:val="19"/>
-              </w:rPr>
-              <w:t>Prefix list do CloudFront</w:t>
-            </w:r>
-          </w:p>
-        </w:tc>
-        <w:tc>
-          <w:tcPr>
-            <w:tcW w:w="2800" w:type="dxa"/>
-            <w:shd w:val="clear" w:color="auto" w:fill="FFFFFF"/>
-            <w:tcMar>
-              <w:top w:w="60" w:type="dxa"/>
-              <w:left w:w="110" w:type="dxa"/>
-              <w:bottom w:w="60" w:type="dxa"/>
-              <w:right w:w="110" w:type="dxa"/>
-            </w:tcMar>
-            <w:vAlign w:val="center"/>
-          </w:tcPr>
-          <w:p>
-            <w:pPr>
-              <w:spacing w:line="252" w:lineRule="auto"/>
-            </w:pPr>
-            <w:r>
-              <w:rPr>
-                <w:color w:val="111111"/>
-                <w:sz w:val="19"/>
-                <w:szCs w:val="19"/>
-              </w:rPr>
-              <w:t>HTTPS somente do CloudFront</w:t>
-            </w:r>
-          </w:p>
-        </w:tc>
-      </w:tr>
-      <w:tr>
-        <w:tblPrEx>
-          <w:tblCellMar>
-            <w:top w:w="0" w:type="dxa"/>
-            <w:bottom w:w="0" w:type="dxa"/>
-          </w:tblCellMar>
-        </w:tblPrEx>
-        <w:tc>
-          <w:tcPr>
-            <w:tcW w:w="1500" w:type="dxa"/>
-            <w:shd w:val="clear" w:color="auto" w:fill="FFFFFF"/>
-            <w:tcMar>
-              <w:top w:w="60" w:type="dxa"/>
-              <w:left w:w="110" w:type="dxa"/>
-              <w:bottom w:w="60" w:type="dxa"/>
-              <w:right w:w="110" w:type="dxa"/>
-            </w:tcMar>
-            <w:vAlign w:val="center"/>
-          </w:tcPr>
-          <w:p>
-            <w:pPr>
-              <w:spacing w:line="252" w:lineRule="auto"/>
-            </w:pPr>
-            <w:r>
-              <w:rPr>
-                <w:color w:val="111111"/>
-                <w:sz w:val="19"/>
-                <w:szCs w:val="19"/>
-              </w:rPr>
               <w:t>Saída</w:t>
             </w:r>
           </w:p>
@@ -3157,7 +3045,6 @@
                 <w:sz w:val="19"/>
                 <w:szCs w:val="19"/>
               </w:rPr>
-              <w:lastRenderedPageBreak/>
               <w:t>Sub-rede privada sem saída</w:t>
             </w:r>
           </w:p>
@@ -3244,6 +3131,7 @@
                 <w:sz w:val="19"/>
                 <w:szCs w:val="19"/>
               </w:rPr>
+              <w:lastRenderedPageBreak/>
               <w:t>WAF com regras gerenciadas</w:t>
             </w:r>
           </w:p>
@@ -4126,7 +4014,7 @@
         <w:spacing w:after="140" w:line="276" w:lineRule="auto"/>
       </w:pPr>
       <w:r>
-        <w:t>O MVP resolve os três problemas que a consultoria apontou no ambiente on-premises da Mercantis. A indisponibilidade por falta de energia e a fragilidade física dão lugar à infraestrutura gerenciada da AWS, com backups automáticos e duas AZs já provisionadas na rede. O banco sai do segmento público e passa a viver em sub-rede privada, acessível apenas pelo frontend, o que fecha o caminho de movimento lateral. A borda ganha WAF, Shield e CloudFront, que inspecionam requisições, mitigam DDoS e distribuem conteúdo estático por regiões, atacando tanto a falta de filtragem quanto a lentidão nos picos.</w:t>
+        <w:t>O MVP resolve os três problemas que a consultoria apontou no ambiente on-premises da Mercantis. A indisponibilidade por falta de energia e a fragilidade física dão lugar à infraestrutura gerenciada da AWS, com duas AZs já provisionadas na rede e recuperação simplificada. O banco sai do segmento público e passa a viver em sub-rede privada, acessível apenas pelo frontend, o que fecha o caminho de movimento lateral. A borda ganha WAF, Shield e CloudFront, que inspecionam requisições, mitigam DDoS e distribuem conteúdo estático por regiões, atacando tanto a falta de filtragem quanto a lentidão nos picos.</w:t>
       </w:r>
     </w:p>
     <w:p>
@@ -4393,96 +4281,10 @@
 <file path=word/numbering.xml><?xml version="1.0" encoding="utf-8"?>
 <w:numbering xmlns:wpc="http://schemas.microsoft.com/office/word/2010/wordprocessingCanvas" xmlns:cx="http://schemas.microsoft.com/office/drawing/2014/chartex" xmlns:cx1="http://schemas.microsoft.com/office/drawing/2015/9/8/chartex" xmlns:cx2="http://schemas.microsoft.com/office/drawing/2015/10/21/chartex" xmlns:cx3="http://schemas.microsoft.com/office/drawing/2016/5/9/chartex" xmlns:cx4="http://schemas.microsoft.com/office/drawing/2016/5/10/chartex" xmlns:cx5="http://schemas.microsoft.com/office/drawing/2016/5/11/chartex" xmlns:cx6="http://schemas.microsoft.com/office/drawing/2016/5/12/chartex" xmlns:cx7="http://schemas.microsoft.com/office/drawing/2016/5/13/chartex" xmlns:cx8="http://schemas.microsoft.com/office/drawing/2016/5/14/chartex" xmlns:mc="http://schemas.openxmlformats.org/markup-compatibility/2006" xmlns:aink="http://schemas.microsoft.com/office/drawing/2016/ink" xmlns:am3d="http://schemas.microsoft.com/office/drawing/2017/model3d" xmlns:o="urn:schemas-microsoft-com:office:office" xmlns:oel="http://schemas.microsoft.com/office/2019/extlst" xmlns:r="http://schemas.openxmlformats.org/officeDocument/2006/relationships" xmlns:m="http://schemas.openxmlformats.org/officeDocument/2006/math" xmlns:v="urn:schemas-microsoft-com:vml" xmlns:wp14="http://schemas.microsoft.com/office/word/2010/wordprocessingDrawing" xmlns:wp="http://schemas.openxmlformats.org/drawingml/2006/wordprocessingDrawing" xmlns:w10="urn:schemas-microsoft-com:office:word" xmlns:w="http://schemas.openxmlformats.org/wordprocessingml/2006/main" xmlns:w14="http://schemas.microsoft.com/office/word/2010/wordml" xmlns:w15="http://schemas.microsoft.com/office/word/2012/wordml" xmlns:w16cex="http://schemas.microsoft.com/office/word/2018/wordml/cex" xmlns:w16cid="http://schemas.microsoft.com/office/word/2016/wordml/cid" xmlns:w16="http://schemas.microsoft.com/office/word/2018/wordml" xmlns:w16du="http://schemas.microsoft.com/office/word/2023/wordml/word16du" xmlns:w16sdtdh="http://schemas.microsoft.com/office/word/2020/wordml/sdtdatahash" xmlns:w16sdtfl="http://schemas.microsoft.com/office/word/2024/wordml/sdtformatlock" xmlns:w16se="http://schemas.microsoft.com/office/word/2015/wordml/symex" xmlns:wpg="http://schemas.microsoft.com/office/word/2010/wordprocessingGroup" xmlns:wpi="http://schemas.microsoft.com/office/word/2010/wordprocessingInk" xmlns:wne="http://schemas.microsoft.com/office/word/2006/wordml" xmlns:wps="http://schemas.microsoft.com/office/word/2010/wordprocessingShape" mc:Ignorable="w14 w15 w16se w16cid w16 w16cex w16sdtdh w16sdtfl w16du wp14">
   <w:abstractNum w:abstractNumId="0" w15:restartNumberingAfterBreak="0">
-    <w:nsid w:val="09F77E50"/>
+    <w:nsid w:val="46336435"/>
     <w:multiLevelType w:val="hybridMultilevel"/>
-    <w:tmpl w:val="D1F2CE50"/>
-    <w:lvl w:ilvl="0" w:tplc="6F384A0A">
-      <w:start w:val="1"/>
-      <w:numFmt w:val="bullet"/>
-      <w:lvlText w:val="●"/>
-      <w:lvlJc w:val="left"/>
-      <w:pPr>
-        <w:ind w:left="720" w:hanging="360"/>
-      </w:pPr>
-    </w:lvl>
-    <w:lvl w:ilvl="1" w:tplc="BC6867C4">
-      <w:start w:val="1"/>
-      <w:numFmt w:val="bullet"/>
-      <w:lvlText w:val="○"/>
-      <w:lvlJc w:val="left"/>
-      <w:pPr>
-        <w:ind w:left="1440" w:hanging="360"/>
-      </w:pPr>
-    </w:lvl>
-    <w:lvl w:ilvl="2" w:tplc="69507A92">
-      <w:start w:val="1"/>
-      <w:numFmt w:val="bullet"/>
-      <w:lvlText w:val="■"/>
-      <w:lvlJc w:val="left"/>
-      <w:pPr>
-        <w:ind w:left="2160" w:hanging="360"/>
-      </w:pPr>
-    </w:lvl>
-    <w:lvl w:ilvl="3" w:tplc="AB2C4104">
-      <w:start w:val="1"/>
-      <w:numFmt w:val="bullet"/>
-      <w:lvlText w:val="●"/>
-      <w:lvlJc w:val="left"/>
-      <w:pPr>
-        <w:ind w:left="2880" w:hanging="360"/>
-      </w:pPr>
-    </w:lvl>
-    <w:lvl w:ilvl="4" w:tplc="91F04602">
-      <w:start w:val="1"/>
-      <w:numFmt w:val="bullet"/>
-      <w:lvlText w:val="○"/>
-      <w:lvlJc w:val="left"/>
-      <w:pPr>
-        <w:ind w:left="3600" w:hanging="360"/>
-      </w:pPr>
-    </w:lvl>
-    <w:lvl w:ilvl="5" w:tplc="37F2ADC0">
-      <w:start w:val="1"/>
-      <w:numFmt w:val="bullet"/>
-      <w:lvlText w:val="■"/>
-      <w:lvlJc w:val="left"/>
-      <w:pPr>
-        <w:ind w:left="4320" w:hanging="360"/>
-      </w:pPr>
-    </w:lvl>
-    <w:lvl w:ilvl="6" w:tplc="1FBE0550">
-      <w:start w:val="1"/>
-      <w:numFmt w:val="bullet"/>
-      <w:lvlText w:val="●"/>
-      <w:lvlJc w:val="left"/>
-      <w:pPr>
-        <w:ind w:left="5040" w:hanging="360"/>
-      </w:pPr>
-    </w:lvl>
-    <w:lvl w:ilvl="7" w:tplc="4A5C4098">
-      <w:start w:val="1"/>
-      <w:numFmt w:val="bullet"/>
-      <w:lvlText w:val="●"/>
-      <w:lvlJc w:val="left"/>
-      <w:pPr>
-        <w:ind w:left="5760" w:hanging="360"/>
-      </w:pPr>
-    </w:lvl>
-    <w:lvl w:ilvl="8" w:tplc="52E6A42C">
-      <w:start w:val="1"/>
-      <w:numFmt w:val="bullet"/>
-      <w:lvlText w:val="●"/>
-      <w:lvlJc w:val="left"/>
-      <w:pPr>
-        <w:ind w:left="6480" w:hanging="360"/>
-      </w:pPr>
-    </w:lvl>
-  </w:abstractNum>
-  <w:abstractNum w:abstractNumId="1" w15:restartNumberingAfterBreak="0">
-    <w:nsid w:val="3D854773"/>
-    <w:multiLevelType w:val="hybridMultilevel"/>
-    <w:tmpl w:val="A5E864A8"/>
-    <w:lvl w:ilvl="0" w:tplc="186097F0">
+    <w:tmpl w:val="2AC2986C"/>
+    <w:lvl w:ilvl="0" w:tplc="DCDA3E16">
       <w:start w:val="1"/>
       <w:numFmt w:val="bullet"/>
       <w:lvlText w:val="•"/>
@@ -4491,55 +4293,141 @@
         <w:ind w:left="600" w:hanging="280"/>
       </w:pPr>
     </w:lvl>
-    <w:lvl w:ilvl="1" w:tplc="45E01C84">
+    <w:lvl w:ilvl="1" w:tplc="5D24B150">
       <w:numFmt w:val="decimal"/>
       <w:lvlText w:val=""/>
       <w:lvlJc w:val="left"/>
     </w:lvl>
-    <w:lvl w:ilvl="2" w:tplc="7B76CAB0">
+    <w:lvl w:ilvl="2" w:tplc="0204B4E4">
       <w:numFmt w:val="decimal"/>
       <w:lvlText w:val=""/>
       <w:lvlJc w:val="left"/>
     </w:lvl>
-    <w:lvl w:ilvl="3" w:tplc="58C03C0C">
+    <w:lvl w:ilvl="3" w:tplc="413058A8">
       <w:numFmt w:val="decimal"/>
       <w:lvlText w:val=""/>
       <w:lvlJc w:val="left"/>
     </w:lvl>
-    <w:lvl w:ilvl="4" w:tplc="EC96C3D8">
+    <w:lvl w:ilvl="4" w:tplc="BF9C7186">
       <w:numFmt w:val="decimal"/>
       <w:lvlText w:val=""/>
       <w:lvlJc w:val="left"/>
     </w:lvl>
-    <w:lvl w:ilvl="5" w:tplc="DBBC41DE">
+    <w:lvl w:ilvl="5" w:tplc="7F8826DC">
       <w:numFmt w:val="decimal"/>
       <w:lvlText w:val=""/>
       <w:lvlJc w:val="left"/>
     </w:lvl>
-    <w:lvl w:ilvl="6" w:tplc="4C86FDC0">
+    <w:lvl w:ilvl="6" w:tplc="30AA7436">
       <w:numFmt w:val="decimal"/>
       <w:lvlText w:val=""/>
       <w:lvlJc w:val="left"/>
     </w:lvl>
-    <w:lvl w:ilvl="7" w:tplc="57C0CE9C">
+    <w:lvl w:ilvl="7" w:tplc="C4DCCF0A">
       <w:numFmt w:val="decimal"/>
       <w:lvlText w:val=""/>
       <w:lvlJc w:val="left"/>
     </w:lvl>
-    <w:lvl w:ilvl="8" w:tplc="D7D6D7E4">
+    <w:lvl w:ilvl="8" w:tplc="34F02CE8">
       <w:numFmt w:val="decimal"/>
       <w:lvlText w:val=""/>
       <w:lvlJc w:val="left"/>
     </w:lvl>
   </w:abstractNum>
-  <w:num w:numId="1" w16cid:durableId="1527014371">
-    <w:abstractNumId w:val="0"/>
+  <w:abstractNum w:abstractNumId="1" w15:restartNumberingAfterBreak="0">
+    <w:nsid w:val="6494472E"/>
+    <w:multiLevelType w:val="hybridMultilevel"/>
+    <w:tmpl w:val="306CED22"/>
+    <w:lvl w:ilvl="0" w:tplc="F97A7F22">
+      <w:start w:val="1"/>
+      <w:numFmt w:val="bullet"/>
+      <w:lvlText w:val="●"/>
+      <w:lvlJc w:val="left"/>
+      <w:pPr>
+        <w:ind w:left="720" w:hanging="360"/>
+      </w:pPr>
+    </w:lvl>
+    <w:lvl w:ilvl="1" w:tplc="B5DC69C4">
+      <w:start w:val="1"/>
+      <w:numFmt w:val="bullet"/>
+      <w:lvlText w:val="○"/>
+      <w:lvlJc w:val="left"/>
+      <w:pPr>
+        <w:ind w:left="1440" w:hanging="360"/>
+      </w:pPr>
+    </w:lvl>
+    <w:lvl w:ilvl="2" w:tplc="09D6A6A4">
+      <w:start w:val="1"/>
+      <w:numFmt w:val="bullet"/>
+      <w:lvlText w:val="■"/>
+      <w:lvlJc w:val="left"/>
+      <w:pPr>
+        <w:ind w:left="2160" w:hanging="360"/>
+      </w:pPr>
+    </w:lvl>
+    <w:lvl w:ilvl="3" w:tplc="6FEAD4E6">
+      <w:start w:val="1"/>
+      <w:numFmt w:val="bullet"/>
+      <w:lvlText w:val="●"/>
+      <w:lvlJc w:val="left"/>
+      <w:pPr>
+        <w:ind w:left="2880" w:hanging="360"/>
+      </w:pPr>
+    </w:lvl>
+    <w:lvl w:ilvl="4" w:tplc="1D00CF14">
+      <w:start w:val="1"/>
+      <w:numFmt w:val="bullet"/>
+      <w:lvlText w:val="○"/>
+      <w:lvlJc w:val="left"/>
+      <w:pPr>
+        <w:ind w:left="3600" w:hanging="360"/>
+      </w:pPr>
+    </w:lvl>
+    <w:lvl w:ilvl="5" w:tplc="CE38E64A">
+      <w:start w:val="1"/>
+      <w:numFmt w:val="bullet"/>
+      <w:lvlText w:val="■"/>
+      <w:lvlJc w:val="left"/>
+      <w:pPr>
+        <w:ind w:left="4320" w:hanging="360"/>
+      </w:pPr>
+    </w:lvl>
+    <w:lvl w:ilvl="6" w:tplc="340CFF14">
+      <w:start w:val="1"/>
+      <w:numFmt w:val="bullet"/>
+      <w:lvlText w:val="●"/>
+      <w:lvlJc w:val="left"/>
+      <w:pPr>
+        <w:ind w:left="5040" w:hanging="360"/>
+      </w:pPr>
+    </w:lvl>
+    <w:lvl w:ilvl="7" w:tplc="4894C3A8">
+      <w:start w:val="1"/>
+      <w:numFmt w:val="bullet"/>
+      <w:lvlText w:val="●"/>
+      <w:lvlJc w:val="left"/>
+      <w:pPr>
+        <w:ind w:left="5760" w:hanging="360"/>
+      </w:pPr>
+    </w:lvl>
+    <w:lvl w:ilvl="8" w:tplc="C14E6286">
+      <w:start w:val="1"/>
+      <w:numFmt w:val="bullet"/>
+      <w:lvlText w:val="●"/>
+      <w:lvlJc w:val="left"/>
+      <w:pPr>
+        <w:ind w:left="6480" w:hanging="360"/>
+      </w:pPr>
+    </w:lvl>
+  </w:abstractNum>
+  <w:num w:numId="1" w16cid:durableId="121117000">
+    <w:abstractNumId w:val="1"/>
     <w:lvlOverride w:ilvl="0">
       <w:startOverride w:val="1"/>
     </w:lvlOverride>
   </w:num>
-  <w:num w:numId="2" w16cid:durableId="369762510">
-    <w:abstractNumId w:val="1"/>
+  <w:num w:numId="2" w16cid:durableId="758911485">
+    <w:abstractNumId w:val="0"/>
     <w:lvlOverride w:ilvl="0">
       <w:startOverride w:val="1"/>
     </w:lvlOverride>

--- a/docs/Documentacao_MVP_Mercantis.docx
+++ b/docs/Documentacao_MVP_Mercantis.docx
@@ -4,7 +4,7 @@
   <w:body>
     <w:p>
       <w:pPr>
-        <w:spacing w:before="2600"/>
+        <w:spacing w:before="1200"/>
         <w:jc w:val="center"/>
       </w:pPr>
       <w:r>
@@ -26,75 +26,92 @@
         <w:rPr>
           <w:b/>
           <w:bCs/>
-          <w:sz w:val="40"/>
-          <w:szCs w:val="40"/>
+          <w:sz w:val="36"/>
+          <w:szCs w:val="36"/>
         </w:rPr>
-        <w:t xml:space="preserve">Documentação do MVP </w:t>
-      </w:r>
-      <w:r>
-        <w:rPr>
-          <w:b/>
-          <w:bCs/>
-          <w:sz w:val="40"/>
-          <w:szCs w:val="40"/>
-        </w:rPr>
-        <w:t>-</w:t>
-      </w:r>
-      <w:r>
-        <w:rPr>
-          <w:b/>
-          <w:bCs/>
-          <w:sz w:val="40"/>
-          <w:szCs w:val="40"/>
-        </w:rPr>
-        <w:t xml:space="preserve"> Mercantis</w:t>
+        <w:t>Documentação de Infraestrutura do MVP — Mercantis</w:t>
       </w:r>
     </w:p>
     <w:p>
       <w:pPr>
         <w:spacing w:before="200"/>
         <w:jc w:val="center"/>
+      </w:pPr>
+      <w:r>
         <w:rPr>
           <w:color w:val="555555"/>
           <w:sz w:val="24"/>
           <w:szCs w:val="24"/>
         </w:rPr>
-      </w:pPr>
+        <w:t>Infraestrutura como código (</w:t>
+      </w:r>
+      <w:proofErr w:type="spellStart"/>
       <w:r>
         <w:rPr>
           <w:color w:val="555555"/>
           <w:sz w:val="24"/>
           <w:szCs w:val="24"/>
         </w:rPr>
-        <w:t>Infraestrutura como código (Terraform) · Frontend em Docker · RDS MariaDB</w:t>
-      </w:r>
-    </w:p>
-    <w:p>
-      <w:pPr>
-        <w:spacing w:before="200"/>
-        <w:jc w:val="center"/>
-      </w:pPr>
+        <w:t>Terraform</w:t>
+      </w:r>
+      <w:proofErr w:type="spellEnd"/>
       <w:r>
         <w:rPr>
           <w:color w:val="555555"/>
           <w:sz w:val="24"/>
           <w:szCs w:val="24"/>
         </w:rPr>
-        <w:t>Luiz Felipe Pimenta Berrettini | RA: 245388</w:t>
-      </w:r>
-    </w:p>
-    <w:p>
-      <w:pPr>
-        <w:spacing w:before="1400"/>
+        <w:t xml:space="preserve">) · </w:t>
+      </w:r>
+      <w:proofErr w:type="spellStart"/>
+      <w:r>
+        <w:rPr>
+          <w:color w:val="555555"/>
+          <w:sz w:val="24"/>
+          <w:szCs w:val="24"/>
+        </w:rPr>
+        <w:t>Frontend</w:t>
+      </w:r>
+      <w:proofErr w:type="spellEnd"/>
+      <w:r>
+        <w:rPr>
+          <w:color w:val="555555"/>
+          <w:sz w:val="24"/>
+          <w:szCs w:val="24"/>
+        </w:rPr>
+        <w:t xml:space="preserve"> em Docker · RDS </w:t>
+      </w:r>
+      <w:proofErr w:type="spellStart"/>
+      <w:r>
+        <w:rPr>
+          <w:color w:val="555555"/>
+          <w:sz w:val="24"/>
+          <w:szCs w:val="24"/>
+        </w:rPr>
+        <w:t>MariaDB</w:t>
+      </w:r>
+      <w:proofErr w:type="spellEnd"/>
+    </w:p>
+    <w:p>
+      <w:pPr>
+        <w:spacing w:before="700"/>
         <w:jc w:val="center"/>
       </w:pPr>
       <w:r>
-        <w:t>TI5A — Cloud Computing · ESPM · Semestre 2026-I</w:t>
-      </w:r>
-    </w:p>
-    <w:p>
-      <w:pPr>
-        <w:spacing w:before="80"/>
+        <w:t xml:space="preserve">TI5A — Cloud </w:t>
+      </w:r>
+      <w:proofErr w:type="spellStart"/>
+      <w:r>
+        <w:t>Computing</w:t>
+      </w:r>
+      <w:proofErr w:type="spellEnd"/>
+      <w:r>
+        <w:t xml:space="preserve"> · ESPM · Semestre 2026-I</w:t>
+      </w:r>
+    </w:p>
+    <w:p>
+      <w:pPr>
+        <w:spacing w:before="80" w:after="360"/>
         <w:jc w:val="center"/>
       </w:pPr>
       <w:r>
@@ -103,6 +120,471 @@
         </w:rPr>
         <w:t>Estudo de caso Mercantis / move2cloud</w:t>
       </w:r>
+    </w:p>
+    <w:p>
+      <w:pPr>
+        <w:spacing w:before="200" w:after="80"/>
+        <w:jc w:val="center"/>
+      </w:pPr>
+      <w:r>
+        <w:rPr>
+          <w:b/>
+          <w:bCs/>
+          <w:color w:val="232F3E"/>
+          <w:sz w:val="24"/>
+          <w:szCs w:val="24"/>
+        </w:rPr>
+        <w:t>Credenciais de acesso para avaliação</w:t>
+      </w:r>
+    </w:p>
+    <w:tbl>
+      <w:tblPr>
+        <w:tblW w:w="9360" w:type="dxa"/>
+        <w:tblBorders>
+          <w:top w:val="single" w:sz="1" w:space="0" w:color="BBBBBB"/>
+          <w:left w:val="single" w:sz="1" w:space="0" w:color="BBBBBB"/>
+          <w:bottom w:val="single" w:sz="1" w:space="0" w:color="BBBBBB"/>
+          <w:right w:val="single" w:sz="1" w:space="0" w:color="BBBBBB"/>
+          <w:insideH w:val="single" w:sz="1" w:space="0" w:color="BBBBBB"/>
+          <w:insideV w:val="single" w:sz="1" w:space="0" w:color="BBBBBB"/>
+        </w:tblBorders>
+        <w:tblCellMar>
+          <w:left w:w="10" w:type="dxa"/>
+          <w:right w:w="10" w:type="dxa"/>
+        </w:tblCellMar>
+        <w:tblLook w:val="0000" w:firstRow="0" w:lastRow="0" w:firstColumn="0" w:lastColumn="0" w:noHBand="0" w:noVBand="0"/>
+      </w:tblPr>
+      <w:tblGrid>
+        <w:gridCol w:w="3000"/>
+        <w:gridCol w:w="6360"/>
+      </w:tblGrid>
+      <w:tr>
+        <w:trPr>
+          <w:tblHeader/>
+        </w:trPr>
+        <w:tc>
+          <w:tcPr>
+            <w:tcW w:w="3000" w:type="dxa"/>
+            <w:shd w:val="clear" w:color="auto" w:fill="1F6FEB"/>
+            <w:tcMar>
+              <w:top w:w="60" w:type="dxa"/>
+              <w:left w:w="110" w:type="dxa"/>
+              <w:bottom w:w="60" w:type="dxa"/>
+              <w:right w:w="110" w:type="dxa"/>
+            </w:tcMar>
+            <w:vAlign w:val="center"/>
+          </w:tcPr>
+          <w:p>
+            <w:pPr>
+              <w:spacing w:line="252" w:lineRule="auto"/>
+            </w:pPr>
+            <w:r>
+              <w:rPr>
+                <w:b/>
+                <w:bCs/>
+                <w:color w:val="FFFFFF"/>
+                <w:sz w:val="19"/>
+                <w:szCs w:val="19"/>
+              </w:rPr>
+              <w:t>Campo</w:t>
+            </w:r>
+          </w:p>
+        </w:tc>
+        <w:tc>
+          <w:tcPr>
+            <w:tcW w:w="6360" w:type="dxa"/>
+            <w:shd w:val="clear" w:color="auto" w:fill="1F6FEB"/>
+            <w:tcMar>
+              <w:top w:w="60" w:type="dxa"/>
+              <w:left w:w="110" w:type="dxa"/>
+              <w:bottom w:w="60" w:type="dxa"/>
+              <w:right w:w="110" w:type="dxa"/>
+            </w:tcMar>
+            <w:vAlign w:val="center"/>
+          </w:tcPr>
+          <w:p>
+            <w:pPr>
+              <w:spacing w:line="252" w:lineRule="auto"/>
+            </w:pPr>
+            <w:r>
+              <w:rPr>
+                <w:b/>
+                <w:bCs/>
+                <w:color w:val="FFFFFF"/>
+                <w:sz w:val="19"/>
+                <w:szCs w:val="19"/>
+              </w:rPr>
+              <w:t>Valor (preencher)</w:t>
+            </w:r>
+          </w:p>
+        </w:tc>
+      </w:tr>
+      <w:tr>
+        <w:tc>
+          <w:tcPr>
+            <w:tcW w:w="3000" w:type="dxa"/>
+            <w:shd w:val="clear" w:color="auto" w:fill="FFFFFF"/>
+            <w:tcMar>
+              <w:top w:w="60" w:type="dxa"/>
+              <w:left w:w="110" w:type="dxa"/>
+              <w:bottom w:w="60" w:type="dxa"/>
+              <w:right w:w="110" w:type="dxa"/>
+            </w:tcMar>
+            <w:vAlign w:val="center"/>
+          </w:tcPr>
+          <w:p>
+            <w:pPr>
+              <w:spacing w:line="252" w:lineRule="auto"/>
+            </w:pPr>
+            <w:r>
+              <w:rPr>
+                <w:color w:val="111111"/>
+                <w:sz w:val="19"/>
+                <w:szCs w:val="19"/>
+              </w:rPr>
+              <w:t xml:space="preserve">Access </w:t>
+            </w:r>
+            <w:proofErr w:type="spellStart"/>
+            <w:r>
+              <w:rPr>
+                <w:color w:val="111111"/>
+                <w:sz w:val="19"/>
+                <w:szCs w:val="19"/>
+              </w:rPr>
+              <w:t>key</w:t>
+            </w:r>
+            <w:proofErr w:type="spellEnd"/>
+            <w:r>
+              <w:rPr>
+                <w:color w:val="111111"/>
+                <w:sz w:val="19"/>
+                <w:szCs w:val="19"/>
+              </w:rPr>
+              <w:t xml:space="preserve"> ID</w:t>
+            </w:r>
+          </w:p>
+        </w:tc>
+        <w:tc>
+          <w:tcPr>
+            <w:tcW w:w="6360" w:type="dxa"/>
+            <w:shd w:val="clear" w:color="auto" w:fill="FFFFFF"/>
+            <w:tcMar>
+              <w:top w:w="60" w:type="dxa"/>
+              <w:left w:w="110" w:type="dxa"/>
+              <w:bottom w:w="60" w:type="dxa"/>
+              <w:right w:w="110" w:type="dxa"/>
+            </w:tcMar>
+            <w:vAlign w:val="center"/>
+          </w:tcPr>
+          <w:p>
+            <w:pPr>
+              <w:spacing w:line="252" w:lineRule="auto"/>
+            </w:pPr>
+            <w:r>
+              <w:rPr>
+                <w:color w:val="111111"/>
+                <w:sz w:val="19"/>
+                <w:szCs w:val="19"/>
+              </w:rPr>
+              <w:t>____________________________________________</w:t>
+            </w:r>
+          </w:p>
+        </w:tc>
+      </w:tr>
+      <w:tr>
+        <w:tc>
+          <w:tcPr>
+            <w:tcW w:w="3000" w:type="dxa"/>
+            <w:shd w:val="clear" w:color="auto" w:fill="FFFFFF"/>
+            <w:tcMar>
+              <w:top w:w="60" w:type="dxa"/>
+              <w:left w:w="110" w:type="dxa"/>
+              <w:bottom w:w="60" w:type="dxa"/>
+              <w:right w:w="110" w:type="dxa"/>
+            </w:tcMar>
+            <w:vAlign w:val="center"/>
+          </w:tcPr>
+          <w:p>
+            <w:pPr>
+              <w:spacing w:line="252" w:lineRule="auto"/>
+            </w:pPr>
+            <w:proofErr w:type="spellStart"/>
+            <w:r>
+              <w:rPr>
+                <w:color w:val="111111"/>
+                <w:sz w:val="19"/>
+                <w:szCs w:val="19"/>
+              </w:rPr>
+              <w:t>Secret</w:t>
+            </w:r>
+            <w:proofErr w:type="spellEnd"/>
+            <w:r>
+              <w:rPr>
+                <w:color w:val="111111"/>
+                <w:sz w:val="19"/>
+                <w:szCs w:val="19"/>
+              </w:rPr>
+              <w:t xml:space="preserve"> </w:t>
+            </w:r>
+            <w:proofErr w:type="spellStart"/>
+            <w:r>
+              <w:rPr>
+                <w:color w:val="111111"/>
+                <w:sz w:val="19"/>
+                <w:szCs w:val="19"/>
+              </w:rPr>
+              <w:t>access</w:t>
+            </w:r>
+            <w:proofErr w:type="spellEnd"/>
+            <w:r>
+              <w:rPr>
+                <w:color w:val="111111"/>
+                <w:sz w:val="19"/>
+                <w:szCs w:val="19"/>
+              </w:rPr>
+              <w:t xml:space="preserve"> </w:t>
+            </w:r>
+            <w:proofErr w:type="spellStart"/>
+            <w:r>
+              <w:rPr>
+                <w:color w:val="111111"/>
+                <w:sz w:val="19"/>
+                <w:szCs w:val="19"/>
+              </w:rPr>
+              <w:t>key</w:t>
+            </w:r>
+            <w:proofErr w:type="spellEnd"/>
+          </w:p>
+        </w:tc>
+        <w:tc>
+          <w:tcPr>
+            <w:tcW w:w="6360" w:type="dxa"/>
+            <w:shd w:val="clear" w:color="auto" w:fill="FFFFFF"/>
+            <w:tcMar>
+              <w:top w:w="60" w:type="dxa"/>
+              <w:left w:w="110" w:type="dxa"/>
+              <w:bottom w:w="60" w:type="dxa"/>
+              <w:right w:w="110" w:type="dxa"/>
+            </w:tcMar>
+            <w:vAlign w:val="center"/>
+          </w:tcPr>
+          <w:p>
+            <w:pPr>
+              <w:spacing w:line="252" w:lineRule="auto"/>
+            </w:pPr>
+            <w:r>
+              <w:rPr>
+                <w:color w:val="111111"/>
+                <w:sz w:val="19"/>
+                <w:szCs w:val="19"/>
+              </w:rPr>
+              <w:t>____________________________________________</w:t>
+            </w:r>
+          </w:p>
+        </w:tc>
+      </w:tr>
+      <w:tr>
+        <w:tc>
+          <w:tcPr>
+            <w:tcW w:w="3000" w:type="dxa"/>
+            <w:shd w:val="clear" w:color="auto" w:fill="FFFFFF"/>
+            <w:tcMar>
+              <w:top w:w="60" w:type="dxa"/>
+              <w:left w:w="110" w:type="dxa"/>
+              <w:bottom w:w="60" w:type="dxa"/>
+              <w:right w:w="110" w:type="dxa"/>
+            </w:tcMar>
+            <w:vAlign w:val="center"/>
+          </w:tcPr>
+          <w:p>
+            <w:pPr>
+              <w:spacing w:line="252" w:lineRule="auto"/>
+            </w:pPr>
+            <w:r>
+              <w:rPr>
+                <w:color w:val="111111"/>
+                <w:sz w:val="19"/>
+                <w:szCs w:val="19"/>
+              </w:rPr>
+              <w:t>AWS_DEFAULT_REGION</w:t>
+            </w:r>
+          </w:p>
+        </w:tc>
+        <w:tc>
+          <w:tcPr>
+            <w:tcW w:w="6360" w:type="dxa"/>
+            <w:shd w:val="clear" w:color="auto" w:fill="FFFFFF"/>
+            <w:tcMar>
+              <w:top w:w="60" w:type="dxa"/>
+              <w:left w:w="110" w:type="dxa"/>
+              <w:bottom w:w="60" w:type="dxa"/>
+              <w:right w:w="110" w:type="dxa"/>
+            </w:tcMar>
+            <w:vAlign w:val="center"/>
+          </w:tcPr>
+          <w:p>
+            <w:pPr>
+              <w:spacing w:line="252" w:lineRule="auto"/>
+            </w:pPr>
+            <w:r>
+              <w:rPr>
+                <w:color w:val="111111"/>
+                <w:sz w:val="19"/>
+                <w:szCs w:val="19"/>
+              </w:rPr>
+              <w:t>sa-east-1</w:t>
+            </w:r>
+            <w:proofErr w:type="gramStart"/>
+            <w:r>
+              <w:rPr>
+                <w:color w:val="111111"/>
+                <w:sz w:val="19"/>
+                <w:szCs w:val="19"/>
+              </w:rPr>
+              <w:t xml:space="preserve">   (</w:t>
+            </w:r>
+            <w:proofErr w:type="gramEnd"/>
+            <w:r>
+              <w:rPr>
+                <w:color w:val="111111"/>
+                <w:sz w:val="19"/>
+                <w:szCs w:val="19"/>
+              </w:rPr>
+              <w:t>região onde a infraestrutura está provisionada)</w:t>
+            </w:r>
+          </w:p>
+        </w:tc>
+      </w:tr>
+    </w:tbl>
+    <w:p>
+      <w:pPr>
+        <w:spacing w:before="100"/>
+        <w:jc w:val="center"/>
+        <w:rPr>
+          <w:i/>
+          <w:iCs/>
+          <w:color w:val="888888"/>
+          <w:sz w:val="16"/>
+          <w:szCs w:val="16"/>
+        </w:rPr>
+      </w:pPr>
+      <w:r>
+        <w:rPr>
+          <w:i/>
+          <w:iCs/>
+          <w:color w:val="888888"/>
+          <w:sz w:val="16"/>
+          <w:szCs w:val="16"/>
+        </w:rPr>
+        <w:t>Chave de leitura apenas (ec2/</w:t>
+      </w:r>
+      <w:proofErr w:type="spellStart"/>
+      <w:r>
+        <w:rPr>
+          <w:i/>
+          <w:iCs/>
+          <w:color w:val="888888"/>
+          <w:sz w:val="16"/>
+          <w:szCs w:val="16"/>
+        </w:rPr>
+        <w:t>rds</w:t>
+      </w:r>
+      <w:proofErr w:type="spellEnd"/>
+      <w:r>
+        <w:rPr>
+          <w:i/>
+          <w:iCs/>
+          <w:color w:val="888888"/>
+          <w:sz w:val="16"/>
+          <w:szCs w:val="16"/>
+        </w:rPr>
+        <w:t xml:space="preserve"> </w:t>
+      </w:r>
+      <w:proofErr w:type="spellStart"/>
+      <w:r>
+        <w:rPr>
+          <w:i/>
+          <w:iCs/>
+          <w:color w:val="888888"/>
+          <w:sz w:val="16"/>
+          <w:szCs w:val="16"/>
+        </w:rPr>
+        <w:t>Describe</w:t>
+      </w:r>
+      <w:proofErr w:type="spellEnd"/>
+      <w:r>
+        <w:rPr>
+          <w:i/>
+          <w:iCs/>
+          <w:color w:val="888888"/>
+          <w:sz w:val="16"/>
+          <w:szCs w:val="16"/>
+        </w:rPr>
+        <w:t xml:space="preserve">). </w:t>
+      </w:r>
+      <w:r>
+        <w:rPr>
+          <w:i/>
+          <w:iCs/>
+          <w:color w:val="888888"/>
+          <w:sz w:val="16"/>
+          <w:szCs w:val="16"/>
+        </w:rPr>
+        <w:t xml:space="preserve">Se você clonou este repositório pelo </w:t>
+      </w:r>
+      <w:proofErr w:type="spellStart"/>
+      <w:r>
+        <w:rPr>
+          <w:i/>
+          <w:iCs/>
+          <w:color w:val="888888"/>
+          <w:sz w:val="16"/>
+          <w:szCs w:val="16"/>
+        </w:rPr>
+        <w:t>Git</w:t>
+      </w:r>
+      <w:proofErr w:type="spellEnd"/>
+      <w:r>
+        <w:rPr>
+          <w:i/>
+          <w:iCs/>
+          <w:color w:val="888888"/>
+          <w:sz w:val="16"/>
+          <w:szCs w:val="16"/>
+        </w:rPr>
+        <w:t>, esses campos não estarão preenchidos.</w:t>
+      </w:r>
+    </w:p>
+    <w:p>
+      <w:pPr>
+        <w:spacing w:before="100"/>
+        <w:rPr>
+          <w:i/>
+          <w:iCs/>
+          <w:color w:val="888888"/>
+          <w:sz w:val="16"/>
+          <w:szCs w:val="16"/>
+        </w:rPr>
+      </w:pPr>
+    </w:p>
+    <w:p>
+      <w:pPr>
+        <w:spacing w:before="80" w:after="360"/>
+      </w:pPr>
+      <w:r>
+        <w:rPr>
+          <w:color w:val="555555"/>
+        </w:rPr>
+        <w:t xml:space="preserve">Link do Repositório: </w:t>
+      </w:r>
+      <w:hyperlink r:id="rId7" w:history="1">
+        <w:r>
+          <w:rPr>
+            <w:rStyle w:val="Hyperlink"/>
+          </w:rPr>
+          <w:t>https://github.com/PimentaBrrt/cloud-mvp-mercantis</w:t>
+        </w:r>
+      </w:hyperlink>
     </w:p>
     <w:p>
       <w:r>
@@ -168,7 +650,7 @@
           <w:b/>
           <w:bCs/>
         </w:rPr>
-        <w:t>3. O serviço web disponibilizado</w:t>
+        <w:t>3. O serviço hospedado e o caminho de uma requisição</w:t>
       </w:r>
       <w:r>
         <w:tab/>
@@ -245,7 +727,23 @@
           <w:sz w:val="20"/>
           <w:szCs w:val="20"/>
         </w:rPr>
-        <w:t>6.1. Security Groups</w:t>
+        <w:t xml:space="preserve">6.1. Security </w:t>
+      </w:r>
+      <w:proofErr w:type="spellStart"/>
+      <w:r>
+        <w:rPr>
+          <w:sz w:val="20"/>
+          <w:szCs w:val="20"/>
+        </w:rPr>
+        <w:t>Groups</w:t>
+      </w:r>
+      <w:proofErr w:type="spellEnd"/>
+      <w:r>
+        <w:rPr>
+          <w:sz w:val="20"/>
+          <w:szCs w:val="20"/>
+        </w:rPr>
+        <w:t xml:space="preserve"> e a conexão entre eles</w:t>
       </w:r>
       <w:r>
         <w:rPr>
@@ -286,6 +784,30 @@
           <w:tab w:val="right" w:leader="dot" w:pos="9000"/>
         </w:tabs>
         <w:spacing w:after="70" w:line="276" w:lineRule="auto"/>
+        <w:ind w:left="360"/>
+      </w:pPr>
+      <w:r>
+        <w:rPr>
+          <w:sz w:val="20"/>
+          <w:szCs w:val="20"/>
+        </w:rPr>
+        <w:t>6.3. Acesso de avaliação (IAM somente-leitura)</w:t>
+      </w:r>
+      <w:r>
+        <w:rPr>
+          <w:sz w:val="20"/>
+          <w:szCs w:val="20"/>
+        </w:rPr>
+        <w:tab/>
+        <w:t>11</w:t>
+      </w:r>
+    </w:p>
+    <w:p>
+      <w:pPr>
+        <w:tabs>
+          <w:tab w:val="right" w:leader="dot" w:pos="9000"/>
+        </w:tabs>
+        <w:spacing w:after="70" w:line="276" w:lineRule="auto"/>
       </w:pPr>
       <w:r>
         <w:rPr>
@@ -337,7 +859,31 @@
         <w:spacing w:after="140" w:line="276" w:lineRule="auto"/>
       </w:pPr>
       <w:r>
-        <w:t>Este documento descreve o MVP de migração do portal de e-commerce da Mercantis para a nuvem AWS. A Mercantis opera há cerca de dez anos um portal de vendas hospedado em ambiente on-premises. Uma tempestade derrubou a energia, os no-breaks não aguentaram, e o portal saiu do ar por horas. A consultoria que avaliou o ambiente encontrou três problemas centrais: um firewall de borda sem capacidade de inspecionar requisições da aplicação, o servidor web Apache e o banco MariaDB no mesmo segmento de rede público, e nenhuma redundância para absorver picos de tráfego ou falhas de hardware.</w:t>
+        <w:t xml:space="preserve">Este documento descreve o MVP de migração do portal de e-commerce da Mercantis para a nuvem AWS. A Mercantis opera há cerca de dez anos um portal de vendas hospedado em ambiente </w:t>
+      </w:r>
+      <w:proofErr w:type="spellStart"/>
+      <w:r>
+        <w:t>on-premises</w:t>
+      </w:r>
+      <w:proofErr w:type="spellEnd"/>
+      <w:r>
+        <w:t xml:space="preserve">. Uma tempestade derrubou a energia, os </w:t>
+      </w:r>
+      <w:proofErr w:type="spellStart"/>
+      <w:r>
+        <w:t>no-breaks</w:t>
+      </w:r>
+      <w:proofErr w:type="spellEnd"/>
+      <w:r>
+        <w:t xml:space="preserve"> não aguentaram, e o portal saiu do ar por horas. A consultoria que avaliou o ambiente encontrou três problemas centrais: um firewall de borda sem capacidade de inspecionar requisições da aplicação, o servidor web Apache e o banco </w:t>
+      </w:r>
+      <w:proofErr w:type="spellStart"/>
+      <w:r>
+        <w:t>MariaDB</w:t>
+      </w:r>
+      <w:proofErr w:type="spellEnd"/>
+      <w:r>
+        <w:t xml:space="preserve"> no mesmo segmento de rede público, e nenhuma redundância para absorver picos de tráfego ou falhas de hardware.</w:t>
       </w:r>
     </w:p>
     <w:p>
@@ -345,7 +891,55 @@
         <w:spacing w:after="140" w:line="276" w:lineRule="auto"/>
       </w:pPr>
       <w:r>
-        <w:t>O MVP responde a esses problemas com uma arquitetura enxuta na AWS, provisionada por Terraform. Ele entrega o caminho crítico da migração: o frontend roda em um container Docker sobre EC2, o banco passa a ser um Amazon RDS MariaDB gerenciado em sub-rede privada, e a borda ganha CloudFront, AWS WAF e AWS Shield. Sobre o diagrama-base fornecido, acrescentei controles de segurança adicionais descritos na seção 6.</w:t>
+        <w:t xml:space="preserve">O MVP responde a esses problemas com uma arquitetura enxuta na AWS, provisionada por </w:t>
+      </w:r>
+      <w:proofErr w:type="spellStart"/>
+      <w:r>
+        <w:t>Terraform</w:t>
+      </w:r>
+      <w:proofErr w:type="spellEnd"/>
+      <w:r>
+        <w:t xml:space="preserve">. Ele entrega o caminho crítico da migração: o </w:t>
+      </w:r>
+      <w:proofErr w:type="spellStart"/>
+      <w:r>
+        <w:t>frontend</w:t>
+      </w:r>
+      <w:proofErr w:type="spellEnd"/>
+      <w:r>
+        <w:t xml:space="preserve"> roda em um container Docker sobre EC2, o banco passa a ser um </w:t>
+      </w:r>
+      <w:proofErr w:type="spellStart"/>
+      <w:r>
+        <w:t>Amazon</w:t>
+      </w:r>
+      <w:proofErr w:type="spellEnd"/>
+      <w:r>
+        <w:t xml:space="preserve"> RDS </w:t>
+      </w:r>
+      <w:proofErr w:type="spellStart"/>
+      <w:r>
+        <w:t>MariaDB</w:t>
+      </w:r>
+      <w:proofErr w:type="spellEnd"/>
+      <w:r>
+        <w:t xml:space="preserve"> gerenciado em </w:t>
+      </w:r>
+      <w:proofErr w:type="spellStart"/>
+      <w:r>
+        <w:t>sub-rede</w:t>
+      </w:r>
+      <w:proofErr w:type="spellEnd"/>
+      <w:r>
+        <w:t xml:space="preserve"> privada, e a borda ganha </w:t>
+      </w:r>
+      <w:proofErr w:type="spellStart"/>
+      <w:r>
+        <w:t>CloudFront</w:t>
+      </w:r>
+      <w:proofErr w:type="spellEnd"/>
+      <w:r>
+        <w:t>, AWS WAF e AWS Shield. Sobre o diagrama-base fornecido, acrescentei controles de segurança adicionais descritos na seção 6.</w:t>
       </w:r>
     </w:p>
     <w:p>
@@ -360,8 +954,33 @@
         <w:t xml:space="preserve">Escopo. </w:t>
       </w:r>
       <w:r>
-        <w:t xml:space="preserve">O MVP valida a arquitetura, a segurança de rede e a separação entre camadas. Ele não cobre ainda o auto scaling, o balanceador de carga e o Multi-AZ completo, reservados para a arquitetura final (seção 4). A estratégia de migração combina </w:t>
-      </w:r>
+        <w:t xml:space="preserve">O MVP </w:t>
+      </w:r>
+      <w:proofErr w:type="spellStart"/>
+      <w:r>
+        <w:t>valida</w:t>
+      </w:r>
+      <w:proofErr w:type="spellEnd"/>
+      <w:r>
+        <w:t xml:space="preserve"> a arquitetura, a segurança de rede e a separação entre camadas. Ele não cobre ainda o auto </w:t>
+      </w:r>
+      <w:proofErr w:type="spellStart"/>
+      <w:r>
+        <w:t>scaling</w:t>
+      </w:r>
+      <w:proofErr w:type="spellEnd"/>
+      <w:r>
+        <w:t xml:space="preserve">, o balanceador de carga e o </w:t>
+      </w:r>
+      <w:proofErr w:type="spellStart"/>
+      <w:r>
+        <w:t>Multi-AZ</w:t>
+      </w:r>
+      <w:proofErr w:type="spellEnd"/>
+      <w:r>
+        <w:t xml:space="preserve"> completo, reservados para a arquitetura final (seção 4). A estratégia de migração combina </w:t>
+      </w:r>
+      <w:proofErr w:type="spellStart"/>
       <w:r>
         <w:rPr>
           <w:i/>
@@ -369,9 +988,11 @@
         </w:rPr>
         <w:t>replatform</w:t>
       </w:r>
+      <w:proofErr w:type="spellEnd"/>
       <w:r>
         <w:t xml:space="preserve"> (banco gerenciado no RDS) com </w:t>
       </w:r>
+      <w:proofErr w:type="spellStart"/>
       <w:r>
         <w:rPr>
           <w:i/>
@@ -379,8 +1000,17 @@
         </w:rPr>
         <w:t>refactor</w:t>
       </w:r>
-      <w:r>
-        <w:t xml:space="preserve"> leve (frontend conteinerizado), em linha com as opções discutidas no roteiro move2cloud da disciplina.</w:t>
+      <w:proofErr w:type="spellEnd"/>
+      <w:r>
+        <w:t xml:space="preserve"> leve (</w:t>
+      </w:r>
+      <w:proofErr w:type="spellStart"/>
+      <w:r>
+        <w:t>frontend</w:t>
+      </w:r>
+      <w:proofErr w:type="spellEnd"/>
+      <w:r>
+        <w:t xml:space="preserve"> conteinerizado), em linha com as opções discutidas no roteiro move2cloud da disciplina.</w:t>
       </w:r>
     </w:p>
     <w:p>
@@ -404,7 +1034,15 @@
         <w:spacing w:after="140" w:line="276" w:lineRule="auto"/>
       </w:pPr>
       <w:r>
-        <w:t>O portal real da Mercantis é uma loja virtual de catálogo amplo, voltada ao mercado nacional. Os clientes navegam por categorias, pesquisam produtos, montam o carrinho, criam conta, fazem login, finalizam a compra e acompanham pedidos. A operação valoriza preço competitivo e entrega rápida, e sofre nos períodos de pico, como datas comemorativas e promoções, quando a arquitetura estática on-premises não acompanha o aumento de acessos. Os clientes distantes do data center também enfrentam lentidão, porque não há distribuição de conteúdo por regiões.</w:t>
+        <w:t xml:space="preserve">O portal real da Mercantis é uma loja virtual de catálogo amplo, voltada ao mercado nacional. Os clientes navegam por categorias, pesquisam produtos, montam o carrinho, criam conta, fazem login, finalizam a compra e acompanham pedidos. A operação valoriza preço competitivo e entrega rápida, e sofre nos períodos de pico, como datas comemorativas e promoções, quando a arquitetura estática </w:t>
+      </w:r>
+      <w:proofErr w:type="spellStart"/>
+      <w:r>
+        <w:t>on-premises</w:t>
+      </w:r>
+      <w:proofErr w:type="spellEnd"/>
+      <w:r>
+        <w:t xml:space="preserve"> não acompanha o aumento de acessos. Os clientes distantes do data center também enfrentam lentidão, porque não há distribuição de conteúdo por regiões.</w:t>
       </w:r>
     </w:p>
     <w:p>
@@ -428,7 +1066,71 @@
         <w:spacing w:after="140" w:line="276" w:lineRule="auto"/>
       </w:pPr>
       <w:r>
-        <w:t>O MVP reproduz a espinha dorsal dessa aplicação sem recriar todas as integrações. Uma única instância EC2 executa o container do frontend, que representa a camada web e de aplicação do portal. O Amazon RDS MariaDB substitui o banco que antes rodava no servidor dedicado on-premises, agora isolado em sub-rede privada. Um bucket S3 guarda os arquivos estáticos, como imagens, CSS e JavaScript, que o CloudFront distribui com baixa latência.</w:t>
+        <w:t xml:space="preserve">O MVP reproduz a espinha dorsal dessa aplicação sem recriar todas as integrações. Uma única instância EC2 executa o container do </w:t>
+      </w:r>
+      <w:proofErr w:type="spellStart"/>
+      <w:r>
+        <w:t>frontend</w:t>
+      </w:r>
+      <w:proofErr w:type="spellEnd"/>
+      <w:r>
+        <w:t xml:space="preserve">, que representa a camada web e de aplicação do portal. O </w:t>
+      </w:r>
+      <w:proofErr w:type="spellStart"/>
+      <w:r>
+        <w:t>Amazon</w:t>
+      </w:r>
+      <w:proofErr w:type="spellEnd"/>
+      <w:r>
+        <w:t xml:space="preserve"> RDS </w:t>
+      </w:r>
+      <w:proofErr w:type="spellStart"/>
+      <w:r>
+        <w:t>MariaDB</w:t>
+      </w:r>
+      <w:proofErr w:type="spellEnd"/>
+      <w:r>
+        <w:t xml:space="preserve"> substitui o banco que antes rodava no servidor dedicado </w:t>
+      </w:r>
+      <w:proofErr w:type="spellStart"/>
+      <w:r>
+        <w:t>on-premises</w:t>
+      </w:r>
+      <w:proofErr w:type="spellEnd"/>
+      <w:r>
+        <w:t xml:space="preserve">, agora isolado em </w:t>
+      </w:r>
+      <w:proofErr w:type="spellStart"/>
+      <w:r>
+        <w:t>sub-rede</w:t>
+      </w:r>
+      <w:proofErr w:type="spellEnd"/>
+      <w:r>
+        <w:t xml:space="preserve"> privada. Um </w:t>
+      </w:r>
+      <w:proofErr w:type="spellStart"/>
+      <w:r>
+        <w:t>bucket</w:t>
+      </w:r>
+      <w:proofErr w:type="spellEnd"/>
+      <w:r>
+        <w:t xml:space="preserve"> S3 guarda os arquivos estáticos, como imagens, CSS e </w:t>
+      </w:r>
+      <w:proofErr w:type="spellStart"/>
+      <w:r>
+        <w:t>JavaScript</w:t>
+      </w:r>
+      <w:proofErr w:type="spellEnd"/>
+      <w:r>
+        <w:t xml:space="preserve">, que o </w:t>
+      </w:r>
+      <w:proofErr w:type="spellStart"/>
+      <w:r>
+        <w:t>CloudFront</w:t>
+      </w:r>
+      <w:proofErr w:type="spellEnd"/>
+      <w:r>
+        <w:t xml:space="preserve"> distribui com baixa latência.</w:t>
       </w:r>
     </w:p>
     <w:p>
@@ -437,7 +1139,15 @@
       </w:pPr>
       <w:r>
         <w:lastRenderedPageBreak/>
-        <w:t>A imagem Docker padrão do MVP é uma aplicação de demonstração. Para usar a loja real, basta publicar a imagem da Mercantis em um registry e apontar a variável frontend_image, como descreve o README. A arquitetura de rede, segurança e dados permanece a mesma.</w:t>
+        <w:t xml:space="preserve">A imagem Docker padrão do MVP é uma aplicação de demonstração. Para usar a loja real, basta publicar a imagem da Mercantis em um registry e apontar a variável </w:t>
+      </w:r>
+      <w:proofErr w:type="spellStart"/>
+      <w:r>
+        <w:t>frontend_image</w:t>
+      </w:r>
+      <w:proofErr w:type="spellEnd"/>
+      <w:r>
+        <w:t>, como descreve o README. A arquitetura de rede, segurança e dados permanece a mesma.</w:t>
       </w:r>
     </w:p>
     <w:tbl>
@@ -463,12 +1173,6 @@
         <w:gridCol w:w="3580"/>
       </w:tblGrid>
       <w:tr>
-        <w:tblPrEx>
-          <w:tblCellMar>
-            <w:top w:w="0" w:type="dxa"/>
-            <w:bottom w:w="0" w:type="dxa"/>
-          </w:tblCellMar>
-        </w:tblPrEx>
         <w:trPr>
           <w:tblHeader/>
         </w:trPr>
@@ -558,12 +1262,6 @@
         </w:tc>
       </w:tr>
       <w:tr>
-        <w:tblPrEx>
-          <w:tblCellMar>
-            <w:top w:w="0" w:type="dxa"/>
-            <w:bottom w:w="0" w:type="dxa"/>
-          </w:tblCellMar>
-        </w:tblPrEx>
         <w:tc>
           <w:tcPr>
             <w:tcW w:w="2200" w:type="dxa"/>
@@ -612,8 +1310,18 @@
                 <w:sz w:val="19"/>
                 <w:szCs w:val="19"/>
               </w:rPr>
-              <w:t>Vários servidores atrás de balanceador, com auto scaling</w:t>
-            </w:r>
+              <w:t xml:space="preserve">Vários servidores atrás de balanceador, com auto </w:t>
+            </w:r>
+            <w:proofErr w:type="spellStart"/>
+            <w:r>
+              <w:rPr>
+                <w:color w:val="111111"/>
+                <w:sz w:val="19"/>
+                <w:szCs w:val="19"/>
+              </w:rPr>
+              <w:t>scaling</w:t>
+            </w:r>
+            <w:proofErr w:type="spellEnd"/>
           </w:p>
         </w:tc>
         <w:tc>
@@ -644,12 +1352,6 @@
         </w:tc>
       </w:tr>
       <w:tr>
-        <w:tblPrEx>
-          <w:tblCellMar>
-            <w:top w:w="0" w:type="dxa"/>
-            <w:bottom w:w="0" w:type="dxa"/>
-          </w:tblCellMar>
-        </w:tblPrEx>
         <w:tc>
           <w:tcPr>
             <w:tcW w:w="2200" w:type="dxa"/>
@@ -692,13 +1394,23 @@
             <w:pPr>
               <w:spacing w:line="252" w:lineRule="auto"/>
             </w:pPr>
-            <w:r>
-              <w:rPr>
-                <w:color w:val="111111"/>
-                <w:sz w:val="19"/>
-                <w:szCs w:val="19"/>
-              </w:rPr>
-              <w:t>MariaDB com réplicas e alta disponibilidade</w:t>
+            <w:proofErr w:type="spellStart"/>
+            <w:r>
+              <w:rPr>
+                <w:color w:val="111111"/>
+                <w:sz w:val="19"/>
+                <w:szCs w:val="19"/>
+              </w:rPr>
+              <w:t>MariaDB</w:t>
+            </w:r>
+            <w:proofErr w:type="spellEnd"/>
+            <w:r>
+              <w:rPr>
+                <w:color w:val="111111"/>
+                <w:sz w:val="19"/>
+                <w:szCs w:val="19"/>
+              </w:rPr>
+              <w:t xml:space="preserve"> com réplicas e alta disponibilidade</w:t>
             </w:r>
           </w:p>
         </w:tc>
@@ -724,18 +1436,48 @@
                 <w:sz w:val="19"/>
                 <w:szCs w:val="19"/>
               </w:rPr>
-              <w:t>RDS MariaDB single-AZ (Multi-AZ na arquitetura final)</w:t>
+              <w:t xml:space="preserve">RDS </w:t>
+            </w:r>
+            <w:proofErr w:type="spellStart"/>
+            <w:r>
+              <w:rPr>
+                <w:color w:val="111111"/>
+                <w:sz w:val="19"/>
+                <w:szCs w:val="19"/>
+              </w:rPr>
+              <w:t>MariaDB</w:t>
+            </w:r>
+            <w:proofErr w:type="spellEnd"/>
+            <w:r>
+              <w:rPr>
+                <w:color w:val="111111"/>
+                <w:sz w:val="19"/>
+                <w:szCs w:val="19"/>
+              </w:rPr>
+              <w:t xml:space="preserve"> single-AZ (</w:t>
+            </w:r>
+            <w:proofErr w:type="spellStart"/>
+            <w:r>
+              <w:rPr>
+                <w:color w:val="111111"/>
+                <w:sz w:val="19"/>
+                <w:szCs w:val="19"/>
+              </w:rPr>
+              <w:t>Multi-AZ</w:t>
+            </w:r>
+            <w:proofErr w:type="spellEnd"/>
+            <w:r>
+              <w:rPr>
+                <w:color w:val="111111"/>
+                <w:sz w:val="19"/>
+                <w:szCs w:val="19"/>
+              </w:rPr>
+              <w:t xml:space="preserve"> na arquitetura final)</w:t>
             </w:r>
           </w:p>
         </w:tc>
       </w:tr>
       <w:tr>
-        <w:tblPrEx>
-          <w:tblCellMar>
-            <w:top w:w="0" w:type="dxa"/>
-            <w:bottom w:w="0" w:type="dxa"/>
-          </w:tblCellMar>
-        </w:tblPrEx>
         <w:tc>
           <w:tcPr>
             <w:tcW w:w="2200" w:type="dxa"/>
@@ -784,7 +1526,25 @@
                 <w:sz w:val="19"/>
                 <w:szCs w:val="19"/>
               </w:rPr>
-              <w:t>CDN sobre bucket de objetos</w:t>
+              <w:t xml:space="preserve">CDN sobre </w:t>
+            </w:r>
+            <w:proofErr w:type="spellStart"/>
+            <w:r>
+              <w:rPr>
+                <w:color w:val="111111"/>
+                <w:sz w:val="19"/>
+                <w:szCs w:val="19"/>
+              </w:rPr>
+              <w:t>bucket</w:t>
+            </w:r>
+            <w:proofErr w:type="spellEnd"/>
+            <w:r>
+              <w:rPr>
+                <w:color w:val="111111"/>
+                <w:sz w:val="19"/>
+                <w:szCs w:val="19"/>
+              </w:rPr>
+              <w:t xml:space="preserve"> de objetos</w:t>
             </w:r>
           </w:p>
         </w:tc>
@@ -810,18 +1570,30 @@
                 <w:sz w:val="19"/>
                 <w:szCs w:val="19"/>
               </w:rPr>
-              <w:t>S3 privado servido via CloudFront (OAC)</w:t>
+              <w:t xml:space="preserve">S3 privado servido via </w:t>
+            </w:r>
+            <w:proofErr w:type="spellStart"/>
+            <w:r>
+              <w:rPr>
+                <w:color w:val="111111"/>
+                <w:sz w:val="19"/>
+                <w:szCs w:val="19"/>
+              </w:rPr>
+              <w:t>CloudFront</w:t>
+            </w:r>
+            <w:proofErr w:type="spellEnd"/>
+            <w:r>
+              <w:rPr>
+                <w:color w:val="111111"/>
+                <w:sz w:val="19"/>
+                <w:szCs w:val="19"/>
+              </w:rPr>
+              <w:t xml:space="preserve"> (OAC)</w:t>
             </w:r>
           </w:p>
         </w:tc>
       </w:tr>
       <w:tr>
-        <w:tblPrEx>
-          <w:tblCellMar>
-            <w:top w:w="0" w:type="dxa"/>
-            <w:bottom w:w="0" w:type="dxa"/>
-          </w:tblCellMar>
-        </w:tblPrEx>
         <w:tc>
           <w:tcPr>
             <w:tcW w:w="2200" w:type="dxa"/>
@@ -864,13 +1636,23 @@
             <w:pPr>
               <w:spacing w:line="252" w:lineRule="auto"/>
             </w:pPr>
-            <w:r>
-              <w:rPr>
-                <w:color w:val="111111"/>
-                <w:sz w:val="19"/>
-                <w:szCs w:val="19"/>
-              </w:rPr>
-              <w:t>Multi-AZ, tolerante a falhas</w:t>
+            <w:proofErr w:type="spellStart"/>
+            <w:r>
+              <w:rPr>
+                <w:color w:val="111111"/>
+                <w:sz w:val="19"/>
+                <w:szCs w:val="19"/>
+              </w:rPr>
+              <w:t>Multi-AZ</w:t>
+            </w:r>
+            <w:proofErr w:type="spellEnd"/>
+            <w:r>
+              <w:rPr>
+                <w:color w:val="111111"/>
+                <w:sz w:val="19"/>
+                <w:szCs w:val="19"/>
+              </w:rPr>
+              <w:t>, tolerante a falhas</w:t>
             </w:r>
           </w:p>
         </w:tc>
@@ -896,18 +1678,30 @@
                 <w:sz w:val="19"/>
                 <w:szCs w:val="19"/>
               </w:rPr>
-              <w:t>AZ única para compute; 2 AZs já provisionadas na rede</w:t>
+              <w:t xml:space="preserve">AZ única para compute; 2 </w:t>
+            </w:r>
+            <w:proofErr w:type="spellStart"/>
+            <w:r>
+              <w:rPr>
+                <w:color w:val="111111"/>
+                <w:sz w:val="19"/>
+                <w:szCs w:val="19"/>
+              </w:rPr>
+              <w:t>AZs</w:t>
+            </w:r>
+            <w:proofErr w:type="spellEnd"/>
+            <w:r>
+              <w:rPr>
+                <w:color w:val="111111"/>
+                <w:sz w:val="19"/>
+                <w:szCs w:val="19"/>
+              </w:rPr>
+              <w:t xml:space="preserve"> já provisionadas na rede</w:t>
             </w:r>
           </w:p>
         </w:tc>
       </w:tr>
       <w:tr>
-        <w:tblPrEx>
-          <w:tblCellMar>
-            <w:top w:w="0" w:type="dxa"/>
-            <w:bottom w:w="0" w:type="dxa"/>
-          </w:tblCellMar>
-        </w:tblPrEx>
         <w:tc>
           <w:tcPr>
             <w:tcW w:w="2200" w:type="dxa"/>
@@ -956,8 +1750,18 @@
                 <w:sz w:val="19"/>
                 <w:szCs w:val="19"/>
               </w:rPr>
-              <w:t>WAF, Shield, TLS, proteção DDoS</w:t>
-            </w:r>
+              <w:t xml:space="preserve">WAF, Shield, TLS, proteção </w:t>
+            </w:r>
+            <w:proofErr w:type="spellStart"/>
+            <w:r>
+              <w:rPr>
+                <w:color w:val="111111"/>
+                <w:sz w:val="19"/>
+                <w:szCs w:val="19"/>
+              </w:rPr>
+              <w:t>DDoS</w:t>
+            </w:r>
+            <w:proofErr w:type="spellEnd"/>
           </w:p>
         </w:tc>
         <w:tc>
@@ -982,7 +1786,25 @@
                 <w:sz w:val="19"/>
                 <w:szCs w:val="19"/>
               </w:rPr>
-              <w:t>WAF + Shield Standard + CloudFront com HTTPS</w:t>
+              <w:t xml:space="preserve">WAF + Shield Standard + </w:t>
+            </w:r>
+            <w:proofErr w:type="spellStart"/>
+            <w:r>
+              <w:rPr>
+                <w:color w:val="111111"/>
+                <w:sz w:val="19"/>
+                <w:szCs w:val="19"/>
+              </w:rPr>
+              <w:t>CloudFront</w:t>
+            </w:r>
+            <w:proofErr w:type="spellEnd"/>
+            <w:r>
+              <w:rPr>
+                <w:color w:val="111111"/>
+                <w:sz w:val="19"/>
+                <w:szCs w:val="19"/>
+              </w:rPr>
+              <w:t xml:space="preserve"> com HTTPS</w:t>
             </w:r>
           </w:p>
         </w:tc>
@@ -1015,7 +1837,7 @@
       </w:pPr>
       <w:r>
         <w:lastRenderedPageBreak/>
-        <w:t>3. O serviço web disponibilizado</w:t>
+        <w:t>3. O serviço hospedado e o caminho de uma requisição</w:t>
       </w:r>
     </w:p>
     <w:p>
@@ -1023,101 +1845,31 @@
         <w:spacing w:after="140" w:line="276" w:lineRule="auto"/>
       </w:pPr>
       <w:r>
-        <w:t>O serviço web do MVP expõe as funções típicas de uma loja virtual. A descrição abaixo cobre o que a camada de aplicação atende e como cada função usa a infraestrutura provisionada.</w:t>
-      </w:r>
-    </w:p>
-    <w:p>
-      <w:pPr>
-        <w:pStyle w:val="Ttulo2"/>
-      </w:pPr>
-      <w:r>
-        <w:t>3.1. Funcionalidades</w:t>
-      </w:r>
-    </w:p>
-    <w:p>
-      <w:pPr>
-        <w:pStyle w:val="PargrafodaLista"/>
-        <w:numPr>
-          <w:ilvl w:val="0"/>
-          <w:numId w:val="2"/>
-        </w:numPr>
-        <w:spacing w:after="80" w:line="268" w:lineRule="auto"/>
-      </w:pPr>
-      <w:r>
-        <w:t>Catálogo e busca: listagem de produtos por categoria e pesquisa. As imagens vêm do S3 via CloudFront; os dados de produto vêm do RDS MariaDB.</w:t>
-      </w:r>
-    </w:p>
-    <w:p>
-      <w:pPr>
-        <w:pStyle w:val="PargrafodaLista"/>
-        <w:numPr>
-          <w:ilvl w:val="0"/>
-          <w:numId w:val="2"/>
-        </w:numPr>
-        <w:spacing w:after="80" w:line="268" w:lineRule="auto"/>
-      </w:pPr>
-      <w:r>
-        <w:t>Cadastro de usuários: criação de conta com e-mail e senha. Os registros ficam no MariaDB; as senhas devem ser armazenadas com hash forte pela aplicação.</w:t>
-      </w:r>
-    </w:p>
-    <w:p>
-      <w:pPr>
-        <w:pStyle w:val="PargrafodaLista"/>
-        <w:numPr>
-          <w:ilvl w:val="0"/>
-          <w:numId w:val="2"/>
-        </w:numPr>
-        <w:spacing w:after="80" w:line="268" w:lineRule="auto"/>
-      </w:pPr>
-      <w:r>
-        <w:t>Login e sessão: autenticação do usuário e manutenção de sessão durante a navegação.</w:t>
-      </w:r>
-    </w:p>
-    <w:p>
-      <w:pPr>
-        <w:pStyle w:val="PargrafodaLista"/>
-        <w:numPr>
-          <w:ilvl w:val="0"/>
-          <w:numId w:val="2"/>
-        </w:numPr>
-        <w:spacing w:after="80" w:line="268" w:lineRule="auto"/>
-      </w:pPr>
-      <w:r>
-        <w:t>Carrinho de compras: adicionar, remover e atualizar itens. O estado do carrinho é mantido pela aplicação e persistido no banco.</w:t>
-      </w:r>
-    </w:p>
-    <w:p>
-      <w:pPr>
-        <w:pStyle w:val="PargrafodaLista"/>
-        <w:numPr>
-          <w:ilvl w:val="0"/>
-          <w:numId w:val="2"/>
-        </w:numPr>
-        <w:spacing w:after="80" w:line="268" w:lineRule="auto"/>
-      </w:pPr>
-      <w:r>
-        <w:t>Checkout e pedidos: finalização da compra e registro do pedido. Em produção, integra-se a um provedor de pagamento externo.</w:t>
-      </w:r>
-    </w:p>
-    <w:p>
-      <w:pPr>
-        <w:pStyle w:val="PargrafodaLista"/>
-        <w:numPr>
-          <w:ilvl w:val="0"/>
-          <w:numId w:val="2"/>
-        </w:numPr>
-        <w:spacing w:after="80" w:line="268" w:lineRule="auto"/>
-      </w:pPr>
-      <w:r>
-        <w:t>Conteúdo estático: páginas, imagens, folhas de estilo e scripts entregues pelo CloudFront a partir do bucket S3, sob o prefixo /static/.</w:t>
-      </w:r>
-    </w:p>
-    <w:p>
-      <w:pPr>
-        <w:pStyle w:val="Ttulo2"/>
-      </w:pPr>
-      <w:r>
-        <w:t>3.2. Caminho de uma requisição</w:t>
+        <w:t xml:space="preserve">Do ponto de vista da infraestrutura, o serviço hospedado é uma loja virtual cujas funções (catálogo e busca, cadastro e login de usuários, carrinho e finalização de compra) se apoiam em três recursos provisionados: o RDS </w:t>
+      </w:r>
+      <w:proofErr w:type="spellStart"/>
+      <w:r>
+        <w:t>MariaDB</w:t>
+      </w:r>
+      <w:proofErr w:type="spellEnd"/>
+      <w:r>
+        <w:t xml:space="preserve"> guarda os dados de produtos e usuários, o </w:t>
+      </w:r>
+      <w:proofErr w:type="spellStart"/>
+      <w:r>
+        <w:t>bucket</w:t>
+      </w:r>
+      <w:proofErr w:type="spellEnd"/>
+      <w:r>
+        <w:t xml:space="preserve"> S3 guarda os arquivos estáticos servidos sob o prefixo /</w:t>
+      </w:r>
+      <w:proofErr w:type="spellStart"/>
+      <w:r>
+        <w:t>static</w:t>
+      </w:r>
+      <w:proofErr w:type="spellEnd"/>
+      <w:r>
+        <w:t>/, e a EC2 executa a camada de aplicação dentro do container. Esta documentação trata de como esses recursos se conectam e se protegem, não dos detalhes de implementação da aplicação.</w:t>
       </w:r>
     </w:p>
     <w:p>
@@ -1125,7 +1877,63 @@
         <w:spacing w:after="140" w:line="276" w:lineRule="auto"/>
       </w:pPr>
       <w:r>
-        <w:t>O usuário acessa a URL do CloudFront. A requisição passa pelo AWS WAF, que filtra ataques comuns e aplica limite de taxa, e pelo AWS Shield, que mitiga DDoS na borda. O CloudFront encaminha o tráfego dinâmico para a EC2 do frontend e serve o conteúdo estático direto do S3. A EC2 consulta o RDS MariaDB pela porta 3306, dentro da rede privada. O usuário nunca alcança a EC2 ou o banco diretamente: o front só aceita conexões vindas do CloudFront, e o banco só aceita conexões vindas do front.</w:t>
+        <w:t xml:space="preserve">O caminho de uma requisição mostra a infraestrutura em ação. O usuário acessa a URL do </w:t>
+      </w:r>
+      <w:proofErr w:type="spellStart"/>
+      <w:r>
+        <w:t>CloudFront</w:t>
+      </w:r>
+      <w:proofErr w:type="spellEnd"/>
+      <w:r>
+        <w:t xml:space="preserve">. A requisição passa pelo AWS WAF, que filtra ataques comuns e aplica limite de taxa, e pelo AWS Shield, que mitiga </w:t>
+      </w:r>
+      <w:proofErr w:type="spellStart"/>
+      <w:r>
+        <w:t>DDoS</w:t>
+      </w:r>
+      <w:proofErr w:type="spellEnd"/>
+      <w:r>
+        <w:t xml:space="preserve"> na borda. O </w:t>
+      </w:r>
+      <w:proofErr w:type="spellStart"/>
+      <w:r>
+        <w:t>CloudFront</w:t>
+      </w:r>
+      <w:proofErr w:type="spellEnd"/>
+      <w:r>
+        <w:t xml:space="preserve"> encaminha o tráfego dinâmico para a EC2 do </w:t>
+      </w:r>
+      <w:proofErr w:type="spellStart"/>
+      <w:r>
+        <w:t>frontend</w:t>
+      </w:r>
+      <w:proofErr w:type="spellEnd"/>
+      <w:r>
+        <w:t xml:space="preserve"> e serve o conteúdo estático direto do S3. A EC2 consulta o RDS </w:t>
+      </w:r>
+      <w:proofErr w:type="spellStart"/>
+      <w:r>
+        <w:t>MariaDB</w:t>
+      </w:r>
+      <w:proofErr w:type="spellEnd"/>
+      <w:r>
+        <w:t xml:space="preserve"> pela porta 3306, dentro da rede privada. O usuário nunca alcança a EC2 ou o banco diretamente: o front só aceita conexões vindas do </w:t>
+      </w:r>
+      <w:proofErr w:type="spellStart"/>
+      <w:r>
+        <w:t>CloudFront</w:t>
+      </w:r>
+      <w:proofErr w:type="spellEnd"/>
+      <w:r>
+        <w:t xml:space="preserve">, e o banco só aceita conexões vindas do front. Essa cadeia é imposta pelos Security </w:t>
+      </w:r>
+      <w:proofErr w:type="spellStart"/>
+      <w:r>
+        <w:t>Groups</w:t>
+      </w:r>
+      <w:proofErr w:type="spellEnd"/>
+      <w:r>
+        <w:t xml:space="preserve"> detalhados na seção 6.</w:t>
       </w:r>
     </w:p>
     <w:p>
@@ -1147,7 +1955,47 @@
         <w:spacing w:after="140" w:line="276" w:lineRule="auto"/>
       </w:pPr>
       <w:r>
-        <w:t>A arquitetura final atende os SLOs definidos no roteiro move2cloud da Mercantis: disponibilidade de 99,9% ao mês, latência p95 menor ou igual a 300 ms no pico, RTO de até 1 hora e RPO de até 15 minutos. Ela distribui a aplicação por duas Availability Zones, com balanceador de carga, auto scaling e banco em Multi-AZ.</w:t>
+        <w:t xml:space="preserve">A arquitetura final atende os </w:t>
+      </w:r>
+      <w:proofErr w:type="spellStart"/>
+      <w:r>
+        <w:t>SLOs</w:t>
+      </w:r>
+      <w:proofErr w:type="spellEnd"/>
+      <w:r>
+        <w:t xml:space="preserve"> definidos no roteiro move2cloud da Mercantis: disponibilidade de 99,9% ao mês, latência p95 menor ou igual a 300 </w:t>
+      </w:r>
+      <w:proofErr w:type="spellStart"/>
+      <w:r>
+        <w:t>ms</w:t>
+      </w:r>
+      <w:proofErr w:type="spellEnd"/>
+      <w:r>
+        <w:t xml:space="preserve"> no pico, RTO de até 1 hora e RPO de até 15 minutos. Ela distribui a aplicação por duas </w:t>
+      </w:r>
+      <w:proofErr w:type="spellStart"/>
+      <w:r>
+        <w:t>Availability</w:t>
+      </w:r>
+      <w:proofErr w:type="spellEnd"/>
+      <w:r>
+        <w:t xml:space="preserve"> Zones, com balanceador de carga, auto </w:t>
+      </w:r>
+      <w:proofErr w:type="spellStart"/>
+      <w:r>
+        <w:t>scaling</w:t>
+      </w:r>
+      <w:proofErr w:type="spellEnd"/>
+      <w:r>
+        <w:t xml:space="preserve"> e banco em </w:t>
+      </w:r>
+      <w:proofErr w:type="spellStart"/>
+      <w:r>
+        <w:t>Multi-AZ</w:t>
+      </w:r>
+      <w:proofErr w:type="spellEnd"/>
+      <w:r>
+        <w:t>.</w:t>
       </w:r>
     </w:p>
     <w:p>
@@ -1160,183 +2008,10 @@
           <w:noProof/>
         </w:rPr>
         <w:drawing>
-          <wp:inline distT="0" distB="0" distL="0" distR="0" wp14:anchorId="545B19FF" wp14:editId="460128D9">
+          <wp:inline distT="0" distB="0" distL="0" distR="0" wp14:anchorId="10A95FC8" wp14:editId="4CCC3DE4">
             <wp:extent cx="5715000" cy="4171950"/>
             <wp:effectExtent l="0" t="0" r="0" b="0"/>
             <wp:docPr id="1" name="Diagrama da infraestrutura final da Mercantis" descr="Diagrama da infraestrutura final da Mercantis" title="Diagrama da infraestrutura final da Mercantis"/>
-            <wp:cNvGraphicFramePr>
-              <a:graphicFrameLocks xmlns:a="http://schemas.openxmlformats.org/drawingml/2006/main" noChangeAspect="1"/>
-            </wp:cNvGraphicFramePr>
-            <a:graphic xmlns:a="http://schemas.openxmlformats.org/drawingml/2006/main">
-              <a:graphicData uri="http://schemas.openxmlformats.org/drawingml/2006/picture">
-                <pic:pic xmlns:pic="http://schemas.openxmlformats.org/drawingml/2006/picture">
-                  <pic:nvPicPr>
-                    <pic:cNvPr id="0" name=""/>
-                    <pic:cNvPicPr>
-                      <a:picLocks noChangeAspect="1" noChangeArrowheads="1"/>
-                    </pic:cNvPicPr>
-                  </pic:nvPicPr>
-                  <pic:blipFill>
-                    <a:blip r:embed="rId7"/>
-                    <a:srcRect/>
-                    <a:stretch>
-                      <a:fillRect/>
-                    </a:stretch>
-                  </pic:blipFill>
-                  <pic:spPr bwMode="auto">
-                    <a:xfrm>
-                      <a:off x="0" y="0"/>
-                      <a:ext cx="5715000" cy="4171950"/>
-                    </a:xfrm>
-                    <a:prstGeom prst="rect">
-                      <a:avLst/>
-                    </a:prstGeom>
-                  </pic:spPr>
-                </pic:pic>
-              </a:graphicData>
-            </a:graphic>
-          </wp:inline>
-        </w:drawing>
-      </w:r>
-    </w:p>
-    <w:p>
-      <w:pPr>
-        <w:spacing w:after="220"/>
-        <w:jc w:val="center"/>
-      </w:pPr>
-      <w:r>
-        <w:rPr>
-          <w:i/>
-          <w:iCs/>
-          <w:color w:val="555555"/>
-          <w:sz w:val="18"/>
-          <w:szCs w:val="18"/>
-        </w:rPr>
-        <w:t>Figura 1. Infraestrutura final (alvo) em duas AZs, com ALB, auto scaling e RDS Multi-AZ.</w:t>
-      </w:r>
-    </w:p>
-    <w:p>
-      <w:pPr>
-        <w:pStyle w:val="Ttulo2"/>
-      </w:pPr>
-      <w:r>
-        <w:t>4.1. Componentes da arquitetura final</w:t>
-      </w:r>
-    </w:p>
-    <w:p>
-      <w:pPr>
-        <w:pStyle w:val="PargrafodaLista"/>
-        <w:numPr>
-          <w:ilvl w:val="0"/>
-          <w:numId w:val="2"/>
-        </w:numPr>
-        <w:spacing w:after="80" w:line="268" w:lineRule="auto"/>
-      </w:pPr>
-      <w:r>
-        <w:t>Route 53 para DNS e roteamento, com certificado TLS no ACM.</w:t>
-      </w:r>
-    </w:p>
-    <w:p>
-      <w:pPr>
-        <w:pStyle w:val="PargrafodaLista"/>
-        <w:numPr>
-          <w:ilvl w:val="0"/>
-          <w:numId w:val="2"/>
-        </w:numPr>
-        <w:spacing w:after="80" w:line="268" w:lineRule="auto"/>
-      </w:pPr>
-      <w:r>
-        <w:t>CloudFront, WAF e Shield Advanced na borda, com proteção DDoS reforçada.</w:t>
-      </w:r>
-    </w:p>
-    <w:p>
-      <w:pPr>
-        <w:pStyle w:val="PargrafodaLista"/>
-        <w:numPr>
-          <w:ilvl w:val="0"/>
-          <w:numId w:val="2"/>
-        </w:numPr>
-        <w:spacing w:after="80" w:line="268" w:lineRule="auto"/>
-      </w:pPr>
-      <w:r>
-        <w:t>Application Load Balancer público distribuindo tráfego entre as duas AZs.</w:t>
-      </w:r>
-    </w:p>
-    <w:p>
-      <w:pPr>
-        <w:pStyle w:val="PargrafodaLista"/>
-        <w:numPr>
-          <w:ilvl w:val="0"/>
-          <w:numId w:val="2"/>
-        </w:numPr>
-        <w:spacing w:after="80" w:line="268" w:lineRule="auto"/>
-      </w:pPr>
-      <w:r>
-        <w:t>Camada de aplicação escalável (ECS ou EC2 em Auto Scaling Group) em sub-redes privadas.</w:t>
-      </w:r>
-    </w:p>
-    <w:p>
-      <w:pPr>
-        <w:pStyle w:val="PargrafodaLista"/>
-        <w:numPr>
-          <w:ilvl w:val="0"/>
-          <w:numId w:val="2"/>
-        </w:numPr>
-        <w:spacing w:after="80" w:line="268" w:lineRule="auto"/>
-      </w:pPr>
-      <w:r>
-        <w:t>RDS MariaDB Multi-AZ, com standby em outra AZ para failover automático e réplicas de leitura.</w:t>
-      </w:r>
-    </w:p>
-    <w:p>
-      <w:pPr>
-        <w:pStyle w:val="PargrafodaLista"/>
-        <w:numPr>
-          <w:ilvl w:val="0"/>
-          <w:numId w:val="2"/>
-        </w:numPr>
-        <w:spacing w:after="80" w:line="268" w:lineRule="auto"/>
-      </w:pPr>
-      <w:r>
-        <w:t>S3 para estáticos e logs, ECR para imagens Docker, GuardDuty e CloudWatch para detecção e observabilidade.</w:t>
-      </w:r>
-    </w:p>
-    <w:p>
-      <w:r>
-        <w:br w:type="page"/>
-      </w:r>
-    </w:p>
-    <w:p>
-      <w:pPr>
-        <w:pStyle w:val="Ttulo1"/>
-      </w:pPr>
-      <w:r>
-        <w:lastRenderedPageBreak/>
-        <w:t>5. Diagrama da infraestrutura do MVP</w:t>
-      </w:r>
-    </w:p>
-    <w:p>
-      <w:pPr>
-        <w:spacing w:after="140" w:line="276" w:lineRule="auto"/>
-      </w:pPr>
-      <w:r>
-        <w:t>O MVP implementa o núcleo da arquitetura final com menos componentes, para validar segurança e funcionamento a custo baixo. A rede já nasce com duas AZs, o que prepara o terreno para o Multi-AZ sem reescrever a infraestrutura.</w:t>
-      </w:r>
-    </w:p>
-    <w:p>
-      <w:pPr>
-        <w:spacing w:before="120" w:after="80"/>
-        <w:jc w:val="center"/>
-      </w:pPr>
-      <w:r>
-        <w:rPr>
-          <w:noProof/>
-        </w:rPr>
-        <w:drawing>
-          <wp:inline distT="0" distB="0" distL="0" distR="0" wp14:anchorId="3588E52C" wp14:editId="5FCCA8BE">
-            <wp:extent cx="5715000" cy="3952875"/>
-            <wp:effectExtent l="0" t="0" r="0" b="0"/>
-            <wp:docPr id="1661619828" name="Diagrama da infraestrutura do MVP da Mercantis" descr="Diagrama da infraestrutura do MVP da Mercantis" title="Diagrama da infraestrutura do MVP da Mercantis"/>
             <wp:cNvGraphicFramePr>
               <a:graphicFrameLocks xmlns:a="http://schemas.openxmlformats.org/drawingml/2006/main" noChangeAspect="1"/>
             </wp:cNvGraphicFramePr>
@@ -1359,6 +2034,391 @@
                   <pic:spPr bwMode="auto">
                     <a:xfrm>
                       <a:off x="0" y="0"/>
+                      <a:ext cx="5715000" cy="4171950"/>
+                    </a:xfrm>
+                    <a:prstGeom prst="rect">
+                      <a:avLst/>
+                    </a:prstGeom>
+                  </pic:spPr>
+                </pic:pic>
+              </a:graphicData>
+            </a:graphic>
+          </wp:inline>
+        </w:drawing>
+      </w:r>
+    </w:p>
+    <w:p>
+      <w:pPr>
+        <w:spacing w:after="220"/>
+        <w:jc w:val="center"/>
+      </w:pPr>
+      <w:r>
+        <w:rPr>
+          <w:i/>
+          <w:iCs/>
+          <w:color w:val="555555"/>
+          <w:sz w:val="18"/>
+          <w:szCs w:val="18"/>
+        </w:rPr>
+        <w:t xml:space="preserve">Figura 1. Infraestrutura final (alvo) em duas </w:t>
+      </w:r>
+      <w:proofErr w:type="spellStart"/>
+      <w:r>
+        <w:rPr>
+          <w:i/>
+          <w:iCs/>
+          <w:color w:val="555555"/>
+          <w:sz w:val="18"/>
+          <w:szCs w:val="18"/>
+        </w:rPr>
+        <w:t>AZs</w:t>
+      </w:r>
+      <w:proofErr w:type="spellEnd"/>
+      <w:r>
+        <w:rPr>
+          <w:i/>
+          <w:iCs/>
+          <w:color w:val="555555"/>
+          <w:sz w:val="18"/>
+          <w:szCs w:val="18"/>
+        </w:rPr>
+        <w:t xml:space="preserve">, com ALB, auto </w:t>
+      </w:r>
+      <w:proofErr w:type="spellStart"/>
+      <w:r>
+        <w:rPr>
+          <w:i/>
+          <w:iCs/>
+          <w:color w:val="555555"/>
+          <w:sz w:val="18"/>
+          <w:szCs w:val="18"/>
+        </w:rPr>
+        <w:t>scaling</w:t>
+      </w:r>
+      <w:proofErr w:type="spellEnd"/>
+      <w:r>
+        <w:rPr>
+          <w:i/>
+          <w:iCs/>
+          <w:color w:val="555555"/>
+          <w:sz w:val="18"/>
+          <w:szCs w:val="18"/>
+        </w:rPr>
+        <w:t xml:space="preserve"> e RDS </w:t>
+      </w:r>
+      <w:proofErr w:type="spellStart"/>
+      <w:r>
+        <w:rPr>
+          <w:i/>
+          <w:iCs/>
+          <w:color w:val="555555"/>
+          <w:sz w:val="18"/>
+          <w:szCs w:val="18"/>
+        </w:rPr>
+        <w:t>Multi-AZ</w:t>
+      </w:r>
+      <w:proofErr w:type="spellEnd"/>
+      <w:r>
+        <w:rPr>
+          <w:i/>
+          <w:iCs/>
+          <w:color w:val="555555"/>
+          <w:sz w:val="18"/>
+          <w:szCs w:val="18"/>
+        </w:rPr>
+        <w:t>.</w:t>
+      </w:r>
+    </w:p>
+    <w:p>
+      <w:pPr>
+        <w:pStyle w:val="Ttulo2"/>
+      </w:pPr>
+      <w:r>
+        <w:t>4.1. Componentes da arquitetura final</w:t>
+      </w:r>
+    </w:p>
+    <w:p>
+      <w:pPr>
+        <w:pStyle w:val="PargrafodaLista"/>
+        <w:numPr>
+          <w:ilvl w:val="0"/>
+          <w:numId w:val="2"/>
+        </w:numPr>
+        <w:spacing w:after="80" w:line="268" w:lineRule="auto"/>
+      </w:pPr>
+      <w:r>
+        <w:t>Route 53 para DNS e roteamento, com certificado TLS no ACM.</w:t>
+      </w:r>
+    </w:p>
+    <w:p>
+      <w:pPr>
+        <w:pStyle w:val="PargrafodaLista"/>
+        <w:numPr>
+          <w:ilvl w:val="0"/>
+          <w:numId w:val="2"/>
+        </w:numPr>
+        <w:spacing w:after="80" w:line="268" w:lineRule="auto"/>
+      </w:pPr>
+      <w:proofErr w:type="spellStart"/>
+      <w:r>
+        <w:t>CloudFront</w:t>
+      </w:r>
+      <w:proofErr w:type="spellEnd"/>
+      <w:r>
+        <w:t xml:space="preserve">, WAF e Shield </w:t>
+      </w:r>
+      <w:proofErr w:type="spellStart"/>
+      <w:r>
+        <w:t>Advanced</w:t>
+      </w:r>
+      <w:proofErr w:type="spellEnd"/>
+      <w:r>
+        <w:t xml:space="preserve"> na borda, com proteção </w:t>
+      </w:r>
+      <w:proofErr w:type="spellStart"/>
+      <w:r>
+        <w:t>DDoS</w:t>
+      </w:r>
+      <w:proofErr w:type="spellEnd"/>
+      <w:r>
+        <w:t xml:space="preserve"> reforçada.</w:t>
+      </w:r>
+    </w:p>
+    <w:p>
+      <w:pPr>
+        <w:pStyle w:val="PargrafodaLista"/>
+        <w:numPr>
+          <w:ilvl w:val="0"/>
+          <w:numId w:val="2"/>
+        </w:numPr>
+        <w:spacing w:after="80" w:line="268" w:lineRule="auto"/>
+      </w:pPr>
+      <w:proofErr w:type="spellStart"/>
+      <w:r>
+        <w:t>Application</w:t>
+      </w:r>
+      <w:proofErr w:type="spellEnd"/>
+      <w:r>
+        <w:t xml:space="preserve"> </w:t>
+      </w:r>
+      <w:proofErr w:type="spellStart"/>
+      <w:r>
+        <w:t>Load</w:t>
+      </w:r>
+      <w:proofErr w:type="spellEnd"/>
+      <w:r>
+        <w:t xml:space="preserve"> </w:t>
+      </w:r>
+      <w:proofErr w:type="spellStart"/>
+      <w:r>
+        <w:t>Balancer</w:t>
+      </w:r>
+      <w:proofErr w:type="spellEnd"/>
+      <w:r>
+        <w:t xml:space="preserve"> público distribuindo tráfego entre as duas </w:t>
+      </w:r>
+      <w:proofErr w:type="spellStart"/>
+      <w:r>
+        <w:t>AZs</w:t>
+      </w:r>
+      <w:proofErr w:type="spellEnd"/>
+      <w:r>
+        <w:t>.</w:t>
+      </w:r>
+    </w:p>
+    <w:p>
+      <w:pPr>
+        <w:pStyle w:val="PargrafodaLista"/>
+        <w:numPr>
+          <w:ilvl w:val="0"/>
+          <w:numId w:val="2"/>
+        </w:numPr>
+        <w:spacing w:after="80" w:line="268" w:lineRule="auto"/>
+      </w:pPr>
+      <w:r>
+        <w:t xml:space="preserve">Camada de aplicação escalável (ECS ou EC2 em Auto </w:t>
+      </w:r>
+      <w:proofErr w:type="spellStart"/>
+      <w:r>
+        <w:t>Scaling</w:t>
+      </w:r>
+      <w:proofErr w:type="spellEnd"/>
+      <w:r>
+        <w:t xml:space="preserve"> </w:t>
+      </w:r>
+      <w:proofErr w:type="spellStart"/>
+      <w:r>
+        <w:t>Group</w:t>
+      </w:r>
+      <w:proofErr w:type="spellEnd"/>
+      <w:r>
+        <w:t xml:space="preserve">) em </w:t>
+      </w:r>
+      <w:proofErr w:type="spellStart"/>
+      <w:r>
+        <w:t>sub-redes</w:t>
+      </w:r>
+      <w:proofErr w:type="spellEnd"/>
+      <w:r>
+        <w:t xml:space="preserve"> privadas.</w:t>
+      </w:r>
+    </w:p>
+    <w:p>
+      <w:pPr>
+        <w:pStyle w:val="PargrafodaLista"/>
+        <w:numPr>
+          <w:ilvl w:val="0"/>
+          <w:numId w:val="2"/>
+        </w:numPr>
+        <w:spacing w:after="80" w:line="268" w:lineRule="auto"/>
+      </w:pPr>
+      <w:r>
+        <w:t xml:space="preserve">RDS </w:t>
+      </w:r>
+      <w:proofErr w:type="spellStart"/>
+      <w:r>
+        <w:t>MariaDB</w:t>
+      </w:r>
+      <w:proofErr w:type="spellEnd"/>
+      <w:r>
+        <w:t xml:space="preserve"> </w:t>
+      </w:r>
+      <w:proofErr w:type="spellStart"/>
+      <w:r>
+        <w:t>Multi-AZ</w:t>
+      </w:r>
+      <w:proofErr w:type="spellEnd"/>
+      <w:r>
+        <w:t xml:space="preserve">, com </w:t>
+      </w:r>
+      <w:proofErr w:type="gramStart"/>
+      <w:r>
+        <w:t>standby</w:t>
+      </w:r>
+      <w:proofErr w:type="gramEnd"/>
+      <w:r>
+        <w:t xml:space="preserve"> em outra AZ para </w:t>
+      </w:r>
+      <w:proofErr w:type="spellStart"/>
+      <w:r>
+        <w:t>failover</w:t>
+      </w:r>
+      <w:proofErr w:type="spellEnd"/>
+      <w:r>
+        <w:t xml:space="preserve"> automático e réplicas de leitura.</w:t>
+      </w:r>
+    </w:p>
+    <w:p>
+      <w:pPr>
+        <w:pStyle w:val="PargrafodaLista"/>
+        <w:numPr>
+          <w:ilvl w:val="0"/>
+          <w:numId w:val="2"/>
+        </w:numPr>
+        <w:spacing w:after="80" w:line="268" w:lineRule="auto"/>
+      </w:pPr>
+      <w:r>
+        <w:t xml:space="preserve">S3 para estáticos e logs, ECR para imagens Docker, </w:t>
+      </w:r>
+      <w:proofErr w:type="spellStart"/>
+      <w:r>
+        <w:t>GuardDuty</w:t>
+      </w:r>
+      <w:proofErr w:type="spellEnd"/>
+      <w:r>
+        <w:t xml:space="preserve"> e </w:t>
+      </w:r>
+      <w:proofErr w:type="spellStart"/>
+      <w:r>
+        <w:t>CloudWatch</w:t>
+      </w:r>
+      <w:proofErr w:type="spellEnd"/>
+      <w:r>
+        <w:t xml:space="preserve"> para detecção e </w:t>
+      </w:r>
+      <w:proofErr w:type="spellStart"/>
+      <w:r>
+        <w:t>observabilidade</w:t>
+      </w:r>
+      <w:proofErr w:type="spellEnd"/>
+      <w:r>
+        <w:t>.</w:t>
+      </w:r>
+    </w:p>
+    <w:p>
+      <w:r>
+        <w:br w:type="page"/>
+      </w:r>
+    </w:p>
+    <w:p>
+      <w:pPr>
+        <w:pStyle w:val="Ttulo1"/>
+      </w:pPr>
+      <w:r>
+        <w:lastRenderedPageBreak/>
+        <w:t>5. Diagrama da infraestrutura do MVP</w:t>
+      </w:r>
+    </w:p>
+    <w:p>
+      <w:pPr>
+        <w:spacing w:after="140" w:line="276" w:lineRule="auto"/>
+      </w:pPr>
+      <w:r>
+        <w:t xml:space="preserve">O MVP implementa o núcleo da arquitetura final com menos componentes, para validar segurança e funcionamento a custo baixo. A rede já nasce com duas </w:t>
+      </w:r>
+      <w:proofErr w:type="spellStart"/>
+      <w:r>
+        <w:t>AZs</w:t>
+      </w:r>
+      <w:proofErr w:type="spellEnd"/>
+      <w:r>
+        <w:t xml:space="preserve">, o que prepara o terreno para o </w:t>
+      </w:r>
+      <w:proofErr w:type="spellStart"/>
+      <w:r>
+        <w:t>Multi-AZ</w:t>
+      </w:r>
+      <w:proofErr w:type="spellEnd"/>
+      <w:r>
+        <w:t xml:space="preserve"> sem reescrever a infraestrutura.</w:t>
+      </w:r>
+    </w:p>
+    <w:p>
+      <w:pPr>
+        <w:spacing w:before="120" w:after="80"/>
+        <w:jc w:val="center"/>
+      </w:pPr>
+      <w:r>
+        <w:rPr>
+          <w:noProof/>
+        </w:rPr>
+        <w:drawing>
+          <wp:inline distT="0" distB="0" distL="0" distR="0" wp14:anchorId="526F438C" wp14:editId="117F2508">
+            <wp:extent cx="5715000" cy="3952875"/>
+            <wp:effectExtent l="0" t="0" r="0" b="0"/>
+            <wp:docPr id="1160437612" name="Diagrama da infraestrutura do MVP da Mercantis" descr="Diagrama da infraestrutura do MVP da Mercantis" title="Diagrama da infraestrutura do MVP da Mercantis"/>
+            <wp:cNvGraphicFramePr>
+              <a:graphicFrameLocks xmlns:a="http://schemas.openxmlformats.org/drawingml/2006/main" noChangeAspect="1"/>
+            </wp:cNvGraphicFramePr>
+            <a:graphic xmlns:a="http://schemas.openxmlformats.org/drawingml/2006/main">
+              <a:graphicData uri="http://schemas.openxmlformats.org/drawingml/2006/picture">
+                <pic:pic xmlns:pic="http://schemas.openxmlformats.org/drawingml/2006/picture">
+                  <pic:nvPicPr>
+                    <pic:cNvPr id="0" name=""/>
+                    <pic:cNvPicPr>
+                      <a:picLocks noChangeAspect="1" noChangeArrowheads="1"/>
+                    </pic:cNvPicPr>
+                  </pic:nvPicPr>
+                  <pic:blipFill>
+                    <a:blip r:embed="rId9"/>
+                    <a:srcRect/>
+                    <a:stretch>
+                      <a:fillRect/>
+                    </a:stretch>
+                  </pic:blipFill>
+                  <pic:spPr bwMode="auto">
+                    <a:xfrm>
+                      <a:off x="0" y="0"/>
                       <a:ext cx="5715000" cy="3952875"/>
                     </a:xfrm>
                     <a:prstGeom prst="rect">
@@ -1385,7 +2445,51 @@
           <w:sz w:val="18"/>
           <w:szCs w:val="18"/>
         </w:rPr>
-        <w:t>Figura 2. Infraestrutura do MVP: EC2 com Docker na sub-rede pública e RDS MariaDB na privada.</w:t>
+        <w:t xml:space="preserve">Figura 2. Infraestrutura do MVP: EC2 com Docker na </w:t>
+      </w:r>
+      <w:proofErr w:type="spellStart"/>
+      <w:r>
+        <w:rPr>
+          <w:i/>
+          <w:iCs/>
+          <w:color w:val="555555"/>
+          <w:sz w:val="18"/>
+          <w:szCs w:val="18"/>
+        </w:rPr>
+        <w:t>sub-rede</w:t>
+      </w:r>
+      <w:proofErr w:type="spellEnd"/>
+      <w:r>
+        <w:rPr>
+          <w:i/>
+          <w:iCs/>
+          <w:color w:val="555555"/>
+          <w:sz w:val="18"/>
+          <w:szCs w:val="18"/>
+        </w:rPr>
+        <w:t xml:space="preserve"> pública e RDS </w:t>
+      </w:r>
+      <w:proofErr w:type="spellStart"/>
+      <w:r>
+        <w:rPr>
+          <w:i/>
+          <w:iCs/>
+          <w:color w:val="555555"/>
+          <w:sz w:val="18"/>
+          <w:szCs w:val="18"/>
+        </w:rPr>
+        <w:t>MariaDB</w:t>
+      </w:r>
+      <w:proofErr w:type="spellEnd"/>
+      <w:r>
+        <w:rPr>
+          <w:i/>
+          <w:iCs/>
+          <w:color w:val="555555"/>
+          <w:sz w:val="18"/>
+          <w:szCs w:val="18"/>
+        </w:rPr>
+        <w:t xml:space="preserve"> na privada.</w:t>
       </w:r>
     </w:p>
     <w:p>
@@ -1406,7 +2510,23 @@
         <w:spacing w:after="80" w:line="268" w:lineRule="auto"/>
       </w:pPr>
       <w:r>
-        <w:t>VPC 10.0.0.0/16 com sub-redes pública e privada em duas AZs (sa-east-1).</w:t>
+        <w:t xml:space="preserve">VPC 10.0.0.0/16 com </w:t>
+      </w:r>
+      <w:proofErr w:type="spellStart"/>
+      <w:r>
+        <w:t>sub-redes</w:t>
+      </w:r>
+      <w:proofErr w:type="spellEnd"/>
+      <w:r>
+        <w:t xml:space="preserve"> pública e privada em duas </w:t>
+      </w:r>
+      <w:proofErr w:type="spellStart"/>
+      <w:r>
+        <w:t>AZs</w:t>
+      </w:r>
+      <w:proofErr w:type="spellEnd"/>
+      <w:r>
+        <w:t xml:space="preserve"> (sa-east-1).</w:t>
       </w:r>
     </w:p>
     <w:p>
@@ -1419,7 +2539,23 @@
         <w:spacing w:after="80" w:line="268" w:lineRule="auto"/>
       </w:pPr>
       <w:r>
-        <w:t>EC2 com Docker na sub-rede pública, executando o container do frontend.</w:t>
+        <w:t xml:space="preserve">EC2 com Docker na </w:t>
+      </w:r>
+      <w:proofErr w:type="spellStart"/>
+      <w:r>
+        <w:t>sub-rede</w:t>
+      </w:r>
+      <w:proofErr w:type="spellEnd"/>
+      <w:r>
+        <w:t xml:space="preserve"> pública, executando o container do </w:t>
+      </w:r>
+      <w:proofErr w:type="spellStart"/>
+      <w:r>
+        <w:t>frontend</w:t>
+      </w:r>
+      <w:proofErr w:type="spellEnd"/>
+      <w:r>
+        <w:t>.</w:t>
       </w:r>
     </w:p>
     <w:p>
@@ -1432,7 +2568,23 @@
         <w:spacing w:after="80" w:line="268" w:lineRule="auto"/>
       </w:pPr>
       <w:r>
-        <w:t>RDS MariaDB na sub-rede privada, sem acesso público.</w:t>
+        <w:t xml:space="preserve">RDS </w:t>
+      </w:r>
+      <w:proofErr w:type="spellStart"/>
+      <w:r>
+        <w:t>MariaDB</w:t>
+      </w:r>
+      <w:proofErr w:type="spellEnd"/>
+      <w:r>
+        <w:t xml:space="preserve"> na </w:t>
+      </w:r>
+      <w:proofErr w:type="spellStart"/>
+      <w:r>
+        <w:t>sub-rede</w:t>
+      </w:r>
+      <w:proofErr w:type="spellEnd"/>
+      <w:r>
+        <w:t xml:space="preserve"> privada, sem acesso público.</w:t>
       </w:r>
     </w:p>
     <w:p>
@@ -1444,8 +2596,13 @@
         </w:numPr>
         <w:spacing w:after="80" w:line="268" w:lineRule="auto"/>
       </w:pPr>
-      <w:r>
-        <w:t>CloudFront com AWS WAF e AWS Shield Standard na borda.</w:t>
+      <w:proofErr w:type="spellStart"/>
+      <w:r>
+        <w:t>CloudFront</w:t>
+      </w:r>
+      <w:proofErr w:type="spellEnd"/>
+      <w:r>
+        <w:t xml:space="preserve"> com AWS WAF e AWS Shield Standard na borda.</w:t>
       </w:r>
     </w:p>
     <w:p>
@@ -1457,8 +2614,37 @@
         </w:numPr>
         <w:spacing w:after="80" w:line="268" w:lineRule="auto"/>
       </w:pPr>
-      <w:r>
-        <w:t>Bucket S3 privado para estáticos, servido pelo CloudFront via Origin Access Control.</w:t>
+      <w:proofErr w:type="spellStart"/>
+      <w:r>
+        <w:t>Bucket</w:t>
+      </w:r>
+      <w:proofErr w:type="spellEnd"/>
+      <w:r>
+        <w:t xml:space="preserve"> S3 privado para estáticos, servido pelo </w:t>
+      </w:r>
+      <w:proofErr w:type="spellStart"/>
+      <w:r>
+        <w:t>CloudFront</w:t>
+      </w:r>
+      <w:proofErr w:type="spellEnd"/>
+      <w:r>
+        <w:t xml:space="preserve"> via </w:t>
+      </w:r>
+      <w:proofErr w:type="spellStart"/>
+      <w:r>
+        <w:t>Origin</w:t>
+      </w:r>
+      <w:proofErr w:type="spellEnd"/>
+      <w:r>
+        <w:t xml:space="preserve"> Access </w:t>
+      </w:r>
+      <w:proofErr w:type="spellStart"/>
+      <w:r>
+        <w:t>Control</w:t>
+      </w:r>
+      <w:proofErr w:type="spellEnd"/>
+      <w:r>
+        <w:t>.</w:t>
       </w:r>
     </w:p>
     <w:p>
@@ -1471,7 +2657,23 @@
         <w:spacing w:after="80" w:line="268" w:lineRule="auto"/>
       </w:pPr>
       <w:r>
-        <w:t>Internet Gateway para a sub-rede pública. A sub-rede privada não tem rota para a internet, o que mantém o banco isolado.</w:t>
+        <w:t xml:space="preserve">Internet Gateway para a </w:t>
+      </w:r>
+      <w:proofErr w:type="spellStart"/>
+      <w:r>
+        <w:t>sub-rede</w:t>
+      </w:r>
+      <w:proofErr w:type="spellEnd"/>
+      <w:r>
+        <w:t xml:space="preserve"> pública. A </w:t>
+      </w:r>
+      <w:proofErr w:type="spellStart"/>
+      <w:r>
+        <w:t>sub-rede</w:t>
+      </w:r>
+      <w:proofErr w:type="spellEnd"/>
+      <w:r>
+        <w:t xml:space="preserve"> privada não tem rota para a internet, o que mantém o banco isolado.</w:t>
       </w:r>
     </w:p>
     <w:p>
@@ -1484,7 +2686,15 @@
         <w:spacing w:after="80" w:line="268" w:lineRule="auto"/>
       </w:pPr>
       <w:r>
-        <w:t>Secrets Manager com KMS para as credenciais do banco, e VPC Flow Logs no CloudWatch.</w:t>
+        <w:t xml:space="preserve">Secrets Manager com KMS para as credenciais do banco, e VPC Flow Logs no </w:t>
+      </w:r>
+      <w:proofErr w:type="spellStart"/>
+      <w:r>
+        <w:t>CloudWatch</w:t>
+      </w:r>
+      <w:proofErr w:type="spellEnd"/>
+      <w:r>
+        <w:t>.</w:t>
       </w:r>
     </w:p>
     <w:p>
@@ -1517,12 +2727,6 @@
         <w:gridCol w:w="6760"/>
       </w:tblGrid>
       <w:tr>
-        <w:tblPrEx>
-          <w:tblCellMar>
-            <w:top w:w="0" w:type="dxa"/>
-            <w:bottom w:w="0" w:type="dxa"/>
-          </w:tblCellMar>
-        </w:tblPrEx>
         <w:trPr>
           <w:tblHeader/>
         </w:trPr>
@@ -1585,12 +2789,6 @@
         </w:tc>
       </w:tr>
       <w:tr>
-        <w:tblPrEx>
-          <w:tblCellMar>
-            <w:top w:w="0" w:type="dxa"/>
-            <w:bottom w:w="0" w:type="dxa"/>
-          </w:tblCellMar>
-        </w:tblPrEx>
         <w:tc>
           <w:tcPr>
             <w:tcW w:w="2600" w:type="dxa"/>
@@ -1607,13 +2805,23 @@
             <w:pPr>
               <w:spacing w:line="252" w:lineRule="auto"/>
             </w:pPr>
-            <w:r>
-              <w:rPr>
-                <w:color w:val="111111"/>
-                <w:sz w:val="19"/>
-                <w:szCs w:val="19"/>
-              </w:rPr>
-              <w:t>Frontend em EC2 + Docker</w:t>
+            <w:proofErr w:type="spellStart"/>
+            <w:r>
+              <w:rPr>
+                <w:color w:val="111111"/>
+                <w:sz w:val="19"/>
+                <w:szCs w:val="19"/>
+              </w:rPr>
+              <w:t>Frontend</w:t>
+            </w:r>
+            <w:proofErr w:type="spellEnd"/>
+            <w:r>
+              <w:rPr>
+                <w:color w:val="111111"/>
+                <w:sz w:val="19"/>
+                <w:szCs w:val="19"/>
+              </w:rPr>
+              <w:t xml:space="preserve"> em EC2 + Docker</w:t>
             </w:r>
           </w:p>
         </w:tc>
@@ -1639,18 +2847,48 @@
                 <w:sz w:val="19"/>
                 <w:szCs w:val="19"/>
               </w:rPr>
-              <w:t>Atende o requisito de container e mantém fidelidade ao ícone de EC2 do diagrama-base. Conteineriza a aplicação (refactor leve) sem o custo operacional de um cluster no MVP.</w:t>
+              <w:t xml:space="preserve">Atende o requisito de container e mantém fidelidade ao ícone de EC2 do diagrama-base. </w:t>
+            </w:r>
+            <w:proofErr w:type="spellStart"/>
+            <w:r>
+              <w:rPr>
+                <w:color w:val="111111"/>
+                <w:sz w:val="19"/>
+                <w:szCs w:val="19"/>
+              </w:rPr>
+              <w:t>Conteineriza</w:t>
+            </w:r>
+            <w:proofErr w:type="spellEnd"/>
+            <w:r>
+              <w:rPr>
+                <w:color w:val="111111"/>
+                <w:sz w:val="19"/>
+                <w:szCs w:val="19"/>
+              </w:rPr>
+              <w:t xml:space="preserve"> a aplicação (</w:t>
+            </w:r>
+            <w:proofErr w:type="spellStart"/>
+            <w:r>
+              <w:rPr>
+                <w:color w:val="111111"/>
+                <w:sz w:val="19"/>
+                <w:szCs w:val="19"/>
+              </w:rPr>
+              <w:t>refactor</w:t>
+            </w:r>
+            <w:proofErr w:type="spellEnd"/>
+            <w:r>
+              <w:rPr>
+                <w:color w:val="111111"/>
+                <w:sz w:val="19"/>
+                <w:szCs w:val="19"/>
+              </w:rPr>
+              <w:t xml:space="preserve"> leve) sem o custo operacional de um cluster no MVP.</w:t>
             </w:r>
           </w:p>
         </w:tc>
       </w:tr>
       <w:tr>
-        <w:tblPrEx>
-          <w:tblCellMar>
-            <w:top w:w="0" w:type="dxa"/>
-            <w:bottom w:w="0" w:type="dxa"/>
-          </w:tblCellMar>
-        </w:tblPrEx>
         <w:tc>
           <w:tcPr>
             <w:tcW w:w="2600" w:type="dxa"/>
@@ -1673,7 +2911,25 @@
                 <w:sz w:val="19"/>
                 <w:szCs w:val="19"/>
               </w:rPr>
-              <w:t>Banco em RDS MariaDB gerenciado</w:t>
+              <w:t xml:space="preserve">Banco em RDS </w:t>
+            </w:r>
+            <w:proofErr w:type="spellStart"/>
+            <w:r>
+              <w:rPr>
+                <w:color w:val="111111"/>
+                <w:sz w:val="19"/>
+                <w:szCs w:val="19"/>
+              </w:rPr>
+              <w:t>MariaDB</w:t>
+            </w:r>
+            <w:proofErr w:type="spellEnd"/>
+            <w:r>
+              <w:rPr>
+                <w:color w:val="111111"/>
+                <w:sz w:val="19"/>
+                <w:szCs w:val="19"/>
+              </w:rPr>
+              <w:t xml:space="preserve"> gerenciado</w:t>
             </w:r>
           </w:p>
         </w:tc>
@@ -1699,18 +2955,66 @@
                 <w:sz w:val="19"/>
                 <w:szCs w:val="19"/>
               </w:rPr>
-              <w:t>Estratégia replatform: a AWS cuida de backup, patch e failover. Resolve o servidor de banco on-premises exposto e sem redundância.</w:t>
+              <w:t xml:space="preserve">Estratégia </w:t>
+            </w:r>
+            <w:proofErr w:type="spellStart"/>
+            <w:r>
+              <w:rPr>
+                <w:color w:val="111111"/>
+                <w:sz w:val="19"/>
+                <w:szCs w:val="19"/>
+              </w:rPr>
+              <w:t>replatform</w:t>
+            </w:r>
+            <w:proofErr w:type="spellEnd"/>
+            <w:r>
+              <w:rPr>
+                <w:color w:val="111111"/>
+                <w:sz w:val="19"/>
+                <w:szCs w:val="19"/>
+              </w:rPr>
+              <w:t xml:space="preserve">: a AWS cuida de backup, patch e </w:t>
+            </w:r>
+            <w:proofErr w:type="spellStart"/>
+            <w:r>
+              <w:rPr>
+                <w:color w:val="111111"/>
+                <w:sz w:val="19"/>
+                <w:szCs w:val="19"/>
+              </w:rPr>
+              <w:t>failover</w:t>
+            </w:r>
+            <w:proofErr w:type="spellEnd"/>
+            <w:r>
+              <w:rPr>
+                <w:color w:val="111111"/>
+                <w:sz w:val="19"/>
+                <w:szCs w:val="19"/>
+              </w:rPr>
+              <w:t xml:space="preserve">. Resolve o servidor de banco </w:t>
+            </w:r>
+            <w:proofErr w:type="spellStart"/>
+            <w:r>
+              <w:rPr>
+                <w:color w:val="111111"/>
+                <w:sz w:val="19"/>
+                <w:szCs w:val="19"/>
+              </w:rPr>
+              <w:t>on-premises</w:t>
+            </w:r>
+            <w:proofErr w:type="spellEnd"/>
+            <w:r>
+              <w:rPr>
+                <w:color w:val="111111"/>
+                <w:sz w:val="19"/>
+                <w:szCs w:val="19"/>
+              </w:rPr>
+              <w:t xml:space="preserve"> exposto e sem redundância.</w:t>
             </w:r>
           </w:p>
         </w:tc>
       </w:tr>
       <w:tr>
-        <w:tblPrEx>
-          <w:tblCellMar>
-            <w:top w:w="0" w:type="dxa"/>
-            <w:bottom w:w="0" w:type="dxa"/>
-          </w:tblCellMar>
-        </w:tblPrEx>
         <w:tc>
           <w:tcPr>
             <w:tcW w:w="2600" w:type="dxa"/>
@@ -1765,12 +3069,6 @@
         </w:tc>
       </w:tr>
       <w:tr>
-        <w:tblPrEx>
-          <w:tblCellMar>
-            <w:top w:w="0" w:type="dxa"/>
-            <w:bottom w:w="0" w:type="dxa"/>
-          </w:tblCellMar>
-        </w:tblPrEx>
         <w:tc>
           <w:tcPr>
             <w:tcW w:w="2600" w:type="dxa"/>
@@ -1793,7 +3091,25 @@
                 <w:sz w:val="19"/>
                 <w:szCs w:val="19"/>
               </w:rPr>
-              <w:t>Banco em sub-rede privada</w:t>
+              <w:t xml:space="preserve">Banco em </w:t>
+            </w:r>
+            <w:proofErr w:type="spellStart"/>
+            <w:r>
+              <w:rPr>
+                <w:color w:val="111111"/>
+                <w:sz w:val="19"/>
+                <w:szCs w:val="19"/>
+              </w:rPr>
+              <w:t>sub-rede</w:t>
+            </w:r>
+            <w:proofErr w:type="spellEnd"/>
+            <w:r>
+              <w:rPr>
+                <w:color w:val="111111"/>
+                <w:sz w:val="19"/>
+                <w:szCs w:val="19"/>
+              </w:rPr>
+              <w:t xml:space="preserve"> privada</w:t>
             </w:r>
           </w:p>
         </w:tc>
@@ -1819,18 +3135,30 @@
                 <w:sz w:val="19"/>
                 <w:szCs w:val="19"/>
               </w:rPr>
-              <w:t>Elimina o problema do banco em segmento público on-premises e bloqueia o movimento lateral entre web e dados.</w:t>
+              <w:t xml:space="preserve">Elimina o problema do banco em segmento público </w:t>
+            </w:r>
+            <w:proofErr w:type="spellStart"/>
+            <w:r>
+              <w:rPr>
+                <w:color w:val="111111"/>
+                <w:sz w:val="19"/>
+                <w:szCs w:val="19"/>
+              </w:rPr>
+              <w:t>on-premises</w:t>
+            </w:r>
+            <w:proofErr w:type="spellEnd"/>
+            <w:r>
+              <w:rPr>
+                <w:color w:val="111111"/>
+                <w:sz w:val="19"/>
+                <w:szCs w:val="19"/>
+              </w:rPr>
+              <w:t xml:space="preserve"> e bloqueia o movimento lateral entre web e dados.</w:t>
             </w:r>
           </w:p>
         </w:tc>
       </w:tr>
       <w:tr>
-        <w:tblPrEx>
-          <w:tblCellMar>
-            <w:top w:w="0" w:type="dxa"/>
-            <w:bottom w:w="0" w:type="dxa"/>
-          </w:tblCellMar>
-        </w:tblPrEx>
         <w:tc>
           <w:tcPr>
             <w:tcW w:w="2600" w:type="dxa"/>
@@ -1847,13 +3175,23 @@
             <w:pPr>
               <w:spacing w:line="252" w:lineRule="auto"/>
             </w:pPr>
-            <w:r>
-              <w:rPr>
-                <w:color w:val="111111"/>
-                <w:sz w:val="19"/>
-                <w:szCs w:val="19"/>
-              </w:rPr>
-              <w:t>CloudFront + WAF + Shield</w:t>
+            <w:proofErr w:type="spellStart"/>
+            <w:r>
+              <w:rPr>
+                <w:color w:val="111111"/>
+                <w:sz w:val="19"/>
+                <w:szCs w:val="19"/>
+              </w:rPr>
+              <w:t>CloudFront</w:t>
+            </w:r>
+            <w:proofErr w:type="spellEnd"/>
+            <w:r>
+              <w:rPr>
+                <w:color w:val="111111"/>
+                <w:sz w:val="19"/>
+                <w:szCs w:val="19"/>
+              </w:rPr>
+              <w:t xml:space="preserve"> + WAF + Shield</w:t>
             </w:r>
           </w:p>
         </w:tc>
@@ -1885,12 +3223,6 @@
         </w:tc>
       </w:tr>
       <w:tr>
-        <w:tblPrEx>
-          <w:tblCellMar>
-            <w:top w:w="0" w:type="dxa"/>
-            <w:bottom w:w="0" w:type="dxa"/>
-          </w:tblCellMar>
-        </w:tblPrEx>
         <w:tc>
           <w:tcPr>
             <w:tcW w:w="2600" w:type="dxa"/>
@@ -1913,7 +3245,25 @@
                 <w:sz w:val="19"/>
                 <w:szCs w:val="19"/>
               </w:rPr>
-              <w:t>Duas AZs na rede desde o MVP</w:t>
+              <w:t xml:space="preserve">Duas </w:t>
+            </w:r>
+            <w:proofErr w:type="spellStart"/>
+            <w:r>
+              <w:rPr>
+                <w:color w:val="111111"/>
+                <w:sz w:val="19"/>
+                <w:szCs w:val="19"/>
+              </w:rPr>
+              <w:t>AZs</w:t>
+            </w:r>
+            <w:proofErr w:type="spellEnd"/>
+            <w:r>
+              <w:rPr>
+                <w:color w:val="111111"/>
+                <w:sz w:val="19"/>
+                <w:szCs w:val="19"/>
+              </w:rPr>
+              <w:t xml:space="preserve"> na rede desde o MVP</w:t>
             </w:r>
           </w:p>
         </w:tc>
@@ -1939,7 +3289,61 @@
                 <w:sz w:val="19"/>
                 <w:szCs w:val="19"/>
               </w:rPr>
-              <w:t>Exigência do DB Subnet Group e base para o Multi-AZ da arquitetura final, sem retrabalho.</w:t>
+              <w:t xml:space="preserve">Exigência do DB </w:t>
+            </w:r>
+            <w:proofErr w:type="spellStart"/>
+            <w:r>
+              <w:rPr>
+                <w:color w:val="111111"/>
+                <w:sz w:val="19"/>
+                <w:szCs w:val="19"/>
+              </w:rPr>
+              <w:t>Subnet</w:t>
+            </w:r>
+            <w:proofErr w:type="spellEnd"/>
+            <w:r>
+              <w:rPr>
+                <w:color w:val="111111"/>
+                <w:sz w:val="19"/>
+                <w:szCs w:val="19"/>
+              </w:rPr>
+              <w:t xml:space="preserve"> </w:t>
+            </w:r>
+            <w:proofErr w:type="spellStart"/>
+            <w:r>
+              <w:rPr>
+                <w:color w:val="111111"/>
+                <w:sz w:val="19"/>
+                <w:szCs w:val="19"/>
+              </w:rPr>
+              <w:t>Group</w:t>
+            </w:r>
+            <w:proofErr w:type="spellEnd"/>
+            <w:r>
+              <w:rPr>
+                <w:color w:val="111111"/>
+                <w:sz w:val="19"/>
+                <w:szCs w:val="19"/>
+              </w:rPr>
+              <w:t xml:space="preserve"> e base para o </w:t>
+            </w:r>
+            <w:proofErr w:type="spellStart"/>
+            <w:r>
+              <w:rPr>
+                <w:color w:val="111111"/>
+                <w:sz w:val="19"/>
+                <w:szCs w:val="19"/>
+              </w:rPr>
+              <w:t>Multi-AZ</w:t>
+            </w:r>
+            <w:proofErr w:type="spellEnd"/>
+            <w:r>
+              <w:rPr>
+                <w:color w:val="111111"/>
+                <w:sz w:val="19"/>
+                <w:szCs w:val="19"/>
+              </w:rPr>
+              <w:t xml:space="preserve"> da arquitetura final, sem retrabalho.</w:t>
             </w:r>
           </w:p>
         </w:tc>
@@ -1980,7 +3384,15 @@
         <w:spacing w:after="140" w:line="276" w:lineRule="auto"/>
       </w:pPr>
       <w:r>
-        <w:t>A segurança do MVP segue defesa em camadas: borda, rede, instância e dados. Cada camada aplica privilégio mínimo. Esta seção detalha as regras dos Security Groups e os demais controles, incluindo os que adicionei sobre o diagrama-base.</w:t>
+        <w:t xml:space="preserve">A segurança do MVP segue defesa em camadas: borda, rede, instância e dados. Cada camada aplica privilégio mínimo. Esta seção detalha as regras dos Security </w:t>
+      </w:r>
+      <w:proofErr w:type="spellStart"/>
+      <w:r>
+        <w:t>Groups</w:t>
+      </w:r>
+      <w:proofErr w:type="spellEnd"/>
+      <w:r>
+        <w:t xml:space="preserve"> e os demais controles, incluindo os que adicionei sobre o diagrama-base.</w:t>
       </w:r>
     </w:p>
     <w:p>
@@ -1988,7 +3400,15 @@
         <w:pStyle w:val="Ttulo2"/>
       </w:pPr>
       <w:r>
-        <w:t>6.1. Security Groups</w:t>
+        <w:t xml:space="preserve">6.1. Security </w:t>
+      </w:r>
+      <w:proofErr w:type="spellStart"/>
+      <w:r>
+        <w:t>Groups</w:t>
+      </w:r>
+      <w:proofErr w:type="spellEnd"/>
+      <w:r>
+        <w:t xml:space="preserve"> e a conexão entre eles</w:t>
       </w:r>
     </w:p>
     <w:p>
@@ -1996,7 +3416,164 @@
         <w:spacing w:after="140" w:line="276" w:lineRule="auto"/>
       </w:pPr>
       <w:r>
-        <w:t>Os Security Groups são o firewall stateful em nível de instância. Duas regras de ouro orientam o MVP: o frontend só aceita tráfego do CloudFront, e o banco só aceita tráfego do frontend. Em vez de liberar a porta 80 para a internet inteira, a regra de entrada do frontend usa a prefix list gerenciada do CloudFront (com.amazonaws.global.cloudfront.origin-facing), de modo que somente os IPs de origem do CloudFront alcançam a EC2.</w:t>
+        <w:t xml:space="preserve">Os Security </w:t>
+      </w:r>
+      <w:proofErr w:type="spellStart"/>
+      <w:r>
+        <w:t>Groups</w:t>
+      </w:r>
+      <w:proofErr w:type="spellEnd"/>
+      <w:r>
+        <w:t xml:space="preserve"> (</w:t>
+      </w:r>
+      <w:proofErr w:type="spellStart"/>
+      <w:r>
+        <w:t>SGs</w:t>
+      </w:r>
+      <w:proofErr w:type="spellEnd"/>
+      <w:r>
+        <w:t xml:space="preserve">) são o firewall </w:t>
+      </w:r>
+      <w:proofErr w:type="spellStart"/>
+      <w:r>
+        <w:t>stateful</w:t>
+      </w:r>
+      <w:proofErr w:type="spellEnd"/>
+      <w:r>
+        <w:t xml:space="preserve"> em nível de instância e formam o coração do isolamento de rede do MVP. O projeto usa dois </w:t>
+      </w:r>
+      <w:proofErr w:type="spellStart"/>
+      <w:r>
+        <w:t>SGs</w:t>
+      </w:r>
+      <w:proofErr w:type="spellEnd"/>
+      <w:r>
+        <w:t xml:space="preserve">, um para o </w:t>
+      </w:r>
+      <w:proofErr w:type="spellStart"/>
+      <w:r>
+        <w:t>frontend</w:t>
+      </w:r>
+      <w:proofErr w:type="spellEnd"/>
+      <w:r>
+        <w:t xml:space="preserve"> (EC2) e um para o banco (RDS), e a forma como eles se referenciam cria uma cadeia de confiança de mão única: o tráfego só pode fluir da borda para o front e do front para o banco, nunca no sentido contrário nem pulando etapas.</w:t>
+      </w:r>
+    </w:p>
+    <w:p>
+      <w:pPr>
+        <w:spacing w:after="140" w:line="276" w:lineRule="auto"/>
+      </w:pPr>
+      <w:r>
+        <w:t xml:space="preserve">Duas regras de ouro orientam o desenho: o </w:t>
+      </w:r>
+      <w:proofErr w:type="spellStart"/>
+      <w:r>
+        <w:t>frontend</w:t>
+      </w:r>
+      <w:proofErr w:type="spellEnd"/>
+      <w:r>
+        <w:t xml:space="preserve"> só aceita tráfego do </w:t>
+      </w:r>
+      <w:proofErr w:type="spellStart"/>
+      <w:r>
+        <w:t>CloudFront</w:t>
+      </w:r>
+      <w:proofErr w:type="spellEnd"/>
+      <w:r>
+        <w:t xml:space="preserve">, e o banco só aceita tráfego do </w:t>
+      </w:r>
+      <w:proofErr w:type="spellStart"/>
+      <w:r>
+        <w:t>frontend</w:t>
+      </w:r>
+      <w:proofErr w:type="spellEnd"/>
+      <w:r>
+        <w:t xml:space="preserve">. Em vez de liberar a porta 80 para a internet inteira, a regra de entrada do </w:t>
+      </w:r>
+      <w:proofErr w:type="spellStart"/>
+      <w:r>
+        <w:t>frontend</w:t>
+      </w:r>
+      <w:proofErr w:type="spellEnd"/>
+      <w:r>
+        <w:t xml:space="preserve"> usa a </w:t>
+      </w:r>
+      <w:proofErr w:type="spellStart"/>
+      <w:r>
+        <w:t>prefix</w:t>
+      </w:r>
+      <w:proofErr w:type="spellEnd"/>
+      <w:r>
+        <w:t xml:space="preserve"> </w:t>
+      </w:r>
+      <w:proofErr w:type="spellStart"/>
+      <w:r>
+        <w:t>list</w:t>
+      </w:r>
+      <w:proofErr w:type="spellEnd"/>
+      <w:r>
+        <w:t xml:space="preserve"> gerenciada do </w:t>
+      </w:r>
+      <w:proofErr w:type="spellStart"/>
+      <w:r>
+        <w:t>CloudFront</w:t>
+      </w:r>
+      <w:proofErr w:type="spellEnd"/>
+      <w:r>
+        <w:t xml:space="preserve"> (</w:t>
+      </w:r>
+      <w:proofErr w:type="spellStart"/>
+      <w:proofErr w:type="gramStart"/>
+      <w:r>
+        <w:t>com.amazonaws</w:t>
+      </w:r>
+      <w:proofErr w:type="gramEnd"/>
+      <w:r>
+        <w:t>.</w:t>
+      </w:r>
+      <w:proofErr w:type="gramStart"/>
+      <w:r>
+        <w:t>global.cloudfront</w:t>
+      </w:r>
+      <w:proofErr w:type="gramEnd"/>
+      <w:r>
+        <w:t>.origin-facing</w:t>
+      </w:r>
+      <w:proofErr w:type="spellEnd"/>
+      <w:r>
+        <w:t xml:space="preserve">), de modo que somente os </w:t>
+      </w:r>
+      <w:proofErr w:type="spellStart"/>
+      <w:r>
+        <w:t>IPs</w:t>
+      </w:r>
+      <w:proofErr w:type="spellEnd"/>
+      <w:r>
+        <w:t xml:space="preserve"> de origem do </w:t>
+      </w:r>
+      <w:proofErr w:type="spellStart"/>
+      <w:r>
+        <w:t>CloudFront</w:t>
+      </w:r>
+      <w:proofErr w:type="spellEnd"/>
+      <w:r>
+        <w:t xml:space="preserve"> alcançam a EC2. E, em vez de liberar a porta 3306 para um intervalo de </w:t>
+      </w:r>
+      <w:proofErr w:type="spellStart"/>
+      <w:r>
+        <w:t>IPs</w:t>
+      </w:r>
+      <w:proofErr w:type="spellEnd"/>
+      <w:r>
+        <w:t xml:space="preserve">, o SG do banco aponta diretamente para o SG do </w:t>
+      </w:r>
+      <w:proofErr w:type="spellStart"/>
+      <w:r>
+        <w:t>frontend</w:t>
+      </w:r>
+      <w:proofErr w:type="spellEnd"/>
+      <w:r>
+        <w:t xml:space="preserve"> como origem.</w:t>
       </w:r>
     </w:p>
     <w:p>
@@ -2004,7 +3581,15 @@
         <w:pStyle w:val="Ttulo3"/>
       </w:pPr>
       <w:r>
-        <w:t>SG do frontend (EC2)</w:t>
+        <w:t xml:space="preserve">SG do </w:t>
+      </w:r>
+      <w:proofErr w:type="spellStart"/>
+      <w:r>
+        <w:t>frontend</w:t>
+      </w:r>
+      <w:proofErr w:type="spellEnd"/>
+      <w:r>
+        <w:t xml:space="preserve"> (EC2)</w:t>
       </w:r>
     </w:p>
     <w:tbl>
@@ -2031,12 +3616,6 @@
         <w:gridCol w:w="2800"/>
       </w:tblGrid>
       <w:tr>
-        <w:tblPrEx>
-          <w:tblCellMar>
-            <w:top w:w="0" w:type="dxa"/>
-            <w:bottom w:w="0" w:type="dxa"/>
-          </w:tblCellMar>
-        </w:tblPrEx>
         <w:trPr>
           <w:tblHeader/>
         </w:trPr>
@@ -2154,12 +3733,6 @@
         </w:tc>
       </w:tr>
       <w:tr>
-        <w:tblPrEx>
-          <w:tblCellMar>
-            <w:top w:w="0" w:type="dxa"/>
-            <w:bottom w:w="0" w:type="dxa"/>
-          </w:tblCellMar>
-        </w:tblPrEx>
         <w:tc>
           <w:tcPr>
             <w:tcW w:w="1500" w:type="dxa"/>
@@ -2228,14 +3801,52 @@
             <w:pPr>
               <w:spacing w:line="252" w:lineRule="auto"/>
             </w:pPr>
-            <w:r>
-              <w:rPr>
-                <w:color w:val="111111"/>
-                <w:sz w:val="19"/>
-                <w:szCs w:val="19"/>
-              </w:rPr>
-              <w:t>Prefix list do CloudFront</w:t>
-            </w:r>
+            <w:proofErr w:type="spellStart"/>
+            <w:r>
+              <w:rPr>
+                <w:color w:val="111111"/>
+                <w:sz w:val="19"/>
+                <w:szCs w:val="19"/>
+              </w:rPr>
+              <w:t>Prefix</w:t>
+            </w:r>
+            <w:proofErr w:type="spellEnd"/>
+            <w:r>
+              <w:rPr>
+                <w:color w:val="111111"/>
+                <w:sz w:val="19"/>
+                <w:szCs w:val="19"/>
+              </w:rPr>
+              <w:t xml:space="preserve"> </w:t>
+            </w:r>
+            <w:proofErr w:type="spellStart"/>
+            <w:r>
+              <w:rPr>
+                <w:color w:val="111111"/>
+                <w:sz w:val="19"/>
+                <w:szCs w:val="19"/>
+              </w:rPr>
+              <w:t>list</w:t>
+            </w:r>
+            <w:proofErr w:type="spellEnd"/>
+            <w:r>
+              <w:rPr>
+                <w:color w:val="111111"/>
+                <w:sz w:val="19"/>
+                <w:szCs w:val="19"/>
+              </w:rPr>
+              <w:t xml:space="preserve"> do </w:t>
+            </w:r>
+            <w:proofErr w:type="spellStart"/>
+            <w:r>
+              <w:rPr>
+                <w:color w:val="111111"/>
+                <w:sz w:val="19"/>
+                <w:szCs w:val="19"/>
+              </w:rPr>
+              <w:t>CloudFront</w:t>
+            </w:r>
+            <w:proofErr w:type="spellEnd"/>
           </w:p>
         </w:tc>
         <w:tc>
@@ -2260,18 +3871,22 @@
                 <w:sz w:val="19"/>
                 <w:szCs w:val="19"/>
               </w:rPr>
-              <w:t>HTTP somente do CloudFront</w:t>
-            </w:r>
+              <w:t xml:space="preserve">HTTP somente do </w:t>
+            </w:r>
+            <w:proofErr w:type="spellStart"/>
+            <w:r>
+              <w:rPr>
+                <w:color w:val="111111"/>
+                <w:sz w:val="19"/>
+                <w:szCs w:val="19"/>
+              </w:rPr>
+              <w:t>CloudFront</w:t>
+            </w:r>
+            <w:proofErr w:type="spellEnd"/>
           </w:p>
         </w:tc>
       </w:tr>
       <w:tr>
-        <w:tblPrEx>
-          <w:tblCellMar>
-            <w:top w:w="0" w:type="dxa"/>
-            <w:bottom w:w="0" w:type="dxa"/>
-          </w:tblCellMar>
-        </w:tblPrEx>
         <w:tc>
           <w:tcPr>
             <w:tcW w:w="1500" w:type="dxa"/>
@@ -2391,7 +4006,51 @@
           <w:sz w:val="18"/>
           <w:szCs w:val="18"/>
         </w:rPr>
-        <w:t>Tabela 3. Regras do Security Group do frontend. Não há porta 22 (SSH).</w:t>
+        <w:t xml:space="preserve">Tabela 3. Regras do Security </w:t>
+      </w:r>
+      <w:proofErr w:type="spellStart"/>
+      <w:r>
+        <w:rPr>
+          <w:i/>
+          <w:iCs/>
+          <w:color w:val="555555"/>
+          <w:sz w:val="18"/>
+          <w:szCs w:val="18"/>
+        </w:rPr>
+        <w:t>Group</w:t>
+      </w:r>
+      <w:proofErr w:type="spellEnd"/>
+      <w:r>
+        <w:rPr>
+          <w:i/>
+          <w:iCs/>
+          <w:color w:val="555555"/>
+          <w:sz w:val="18"/>
+          <w:szCs w:val="18"/>
+        </w:rPr>
+        <w:t xml:space="preserve"> do </w:t>
+      </w:r>
+      <w:proofErr w:type="spellStart"/>
+      <w:r>
+        <w:rPr>
+          <w:i/>
+          <w:iCs/>
+          <w:color w:val="555555"/>
+          <w:sz w:val="18"/>
+          <w:szCs w:val="18"/>
+        </w:rPr>
+        <w:t>frontend</w:t>
+      </w:r>
+      <w:proofErr w:type="spellEnd"/>
+      <w:r>
+        <w:rPr>
+          <w:i/>
+          <w:iCs/>
+          <w:color w:val="555555"/>
+          <w:sz w:val="18"/>
+          <w:szCs w:val="18"/>
+        </w:rPr>
+        <w:t>. Não há porta 22 (SSH).</w:t>
       </w:r>
     </w:p>
     <w:p>
@@ -2399,7 +4058,15 @@
         <w:pStyle w:val="Ttulo3"/>
       </w:pPr>
       <w:r>
-        <w:t>SG do banco de dados (RDS MariaDB)</w:t>
+        <w:t xml:space="preserve">SG do banco de dados (RDS </w:t>
+      </w:r>
+      <w:proofErr w:type="spellStart"/>
+      <w:r>
+        <w:t>MariaDB</w:t>
+      </w:r>
+      <w:proofErr w:type="spellEnd"/>
+      <w:r>
+        <w:t>)</w:t>
       </w:r>
     </w:p>
     <w:tbl>
@@ -2426,12 +4093,6 @@
         <w:gridCol w:w="2800"/>
       </w:tblGrid>
       <w:tr>
-        <w:tblPrEx>
-          <w:tblCellMar>
-            <w:top w:w="0" w:type="dxa"/>
-            <w:bottom w:w="0" w:type="dxa"/>
-          </w:tblCellMar>
-        </w:tblPrEx>
         <w:trPr>
           <w:tblHeader/>
         </w:trPr>
@@ -2549,12 +4210,6 @@
         </w:tc>
       </w:tr>
       <w:tr>
-        <w:tblPrEx>
-          <w:tblCellMar>
-            <w:top w:w="0" w:type="dxa"/>
-            <w:bottom w:w="0" w:type="dxa"/>
-          </w:tblCellMar>
-        </w:tblPrEx>
         <w:tc>
           <w:tcPr>
             <w:tcW w:w="1500" w:type="dxa"/>
@@ -2629,7 +4284,25 @@
                 <w:sz w:val="19"/>
                 <w:szCs w:val="19"/>
               </w:rPr>
-              <w:t>SG do frontend (referência)</w:t>
+              <w:t xml:space="preserve">SG do </w:t>
+            </w:r>
+            <w:proofErr w:type="spellStart"/>
+            <w:r>
+              <w:rPr>
+                <w:color w:val="111111"/>
+                <w:sz w:val="19"/>
+                <w:szCs w:val="19"/>
+              </w:rPr>
+              <w:t>frontend</w:t>
+            </w:r>
+            <w:proofErr w:type="spellEnd"/>
+            <w:r>
+              <w:rPr>
+                <w:color w:val="111111"/>
+                <w:sz w:val="19"/>
+                <w:szCs w:val="19"/>
+              </w:rPr>
+              <w:t xml:space="preserve"> (referência)</w:t>
             </w:r>
           </w:p>
         </w:tc>
@@ -2649,24 +4322,38 @@
             <w:pPr>
               <w:spacing w:line="252" w:lineRule="auto"/>
             </w:pPr>
-            <w:r>
-              <w:rPr>
-                <w:color w:val="111111"/>
-                <w:sz w:val="19"/>
-                <w:szCs w:val="19"/>
-              </w:rPr>
-              <w:t>MariaDB apenas a partir do frontend</w:t>
-            </w:r>
+            <w:proofErr w:type="spellStart"/>
+            <w:r>
+              <w:rPr>
+                <w:color w:val="111111"/>
+                <w:sz w:val="19"/>
+                <w:szCs w:val="19"/>
+              </w:rPr>
+              <w:t>MariaDB</w:t>
+            </w:r>
+            <w:proofErr w:type="spellEnd"/>
+            <w:r>
+              <w:rPr>
+                <w:color w:val="111111"/>
+                <w:sz w:val="19"/>
+                <w:szCs w:val="19"/>
+              </w:rPr>
+              <w:t xml:space="preserve"> apenas a partir do </w:t>
+            </w:r>
+            <w:proofErr w:type="spellStart"/>
+            <w:r>
+              <w:rPr>
+                <w:color w:val="111111"/>
+                <w:sz w:val="19"/>
+                <w:szCs w:val="19"/>
+              </w:rPr>
+              <w:t>frontend</w:t>
+            </w:r>
+            <w:proofErr w:type="spellEnd"/>
           </w:p>
         </w:tc>
       </w:tr>
       <w:tr>
-        <w:tblPrEx>
-          <w:tblCellMar>
-            <w:top w:w="0" w:type="dxa"/>
-            <w:bottom w:w="0" w:type="dxa"/>
-          </w:tblCellMar>
-        </w:tblPrEx>
         <w:tc>
           <w:tcPr>
             <w:tcW w:w="1500" w:type="dxa"/>
@@ -2786,7 +4473,29 @@
           <w:sz w:val="18"/>
           <w:szCs w:val="18"/>
         </w:rPr>
-        <w:t>Tabela 4. Regras do Security Group do banco. A origem é o SG do front, não um CIDR.</w:t>
+        <w:t xml:space="preserve">Tabela 4. Regras do Security </w:t>
+      </w:r>
+      <w:proofErr w:type="spellStart"/>
+      <w:r>
+        <w:rPr>
+          <w:i/>
+          <w:iCs/>
+          <w:color w:val="555555"/>
+          <w:sz w:val="18"/>
+          <w:szCs w:val="18"/>
+        </w:rPr>
+        <w:t>Group</w:t>
+      </w:r>
+      <w:proofErr w:type="spellEnd"/>
+      <w:r>
+        <w:rPr>
+          <w:i/>
+          <w:iCs/>
+          <w:color w:val="555555"/>
+          <w:sz w:val="18"/>
+          <w:szCs w:val="18"/>
+        </w:rPr>
+        <w:t xml:space="preserve"> do banco. A origem é o SG do front, não um CIDR.</w:t>
       </w:r>
     </w:p>
     <w:p>
@@ -2794,7 +4503,122 @@
         <w:spacing w:after="140" w:line="276" w:lineRule="auto"/>
       </w:pPr>
       <w:r>
-        <w:t>Referenciar o Security Group de origem, em vez de um CIDR, garante que apenas as instâncias do frontend conversem com o banco, mesmo que os endereços mudem. Essa é a barreira que faltava no ambiente on-premises, onde web e banco dividiam o mesmo segmento público.</w:t>
+        <w:rPr>
+          <w:b/>
+          <w:bCs/>
+        </w:rPr>
+        <w:t xml:space="preserve">Como os dois </w:t>
+      </w:r>
+      <w:proofErr w:type="spellStart"/>
+      <w:r>
+        <w:rPr>
+          <w:b/>
+          <w:bCs/>
+        </w:rPr>
+        <w:t>SGs</w:t>
+      </w:r>
+      <w:proofErr w:type="spellEnd"/>
+      <w:r>
+        <w:rPr>
+          <w:b/>
+          <w:bCs/>
+        </w:rPr>
+        <w:t xml:space="preserve"> se conectam. </w:t>
+      </w:r>
+      <w:r>
+        <w:t xml:space="preserve">A entrada do MVP é uma cadeia em três elos: Internet → </w:t>
+      </w:r>
+      <w:proofErr w:type="spellStart"/>
+      <w:r>
+        <w:t>CloudFront</w:t>
+      </w:r>
+      <w:proofErr w:type="spellEnd"/>
+      <w:r>
+        <w:t xml:space="preserve"> → SG do </w:t>
+      </w:r>
+      <w:proofErr w:type="spellStart"/>
+      <w:r>
+        <w:t>frontend</w:t>
+      </w:r>
+      <w:proofErr w:type="spellEnd"/>
+      <w:r>
+        <w:t xml:space="preserve"> (porta 80) → SG do banco (porta 3306). Cada elo só confia no elo anterior. O SG do banco não conhece nenhum IP: ele autoriza a porta 3306 referenciando o próprio SG do </w:t>
+      </w:r>
+      <w:proofErr w:type="spellStart"/>
+      <w:r>
+        <w:t>frontend</w:t>
+      </w:r>
+      <w:proofErr w:type="spellEnd"/>
+      <w:r>
+        <w:t xml:space="preserve"> como origem. Na prática, isso significa que apenas uma instância que carrega o SG do </w:t>
+      </w:r>
+      <w:proofErr w:type="spellStart"/>
+      <w:r>
+        <w:t>frontend</w:t>
+      </w:r>
+      <w:proofErr w:type="spellEnd"/>
+      <w:r>
+        <w:t xml:space="preserve"> consegue abrir conexão com o RDS, mesmo que o IP da EC2 mude, mesmo que outra EC2 surja na VPC. Qualquer máquina sem esse SG é recusada no nível de rede, antes de chegar ao banco.</w:t>
+      </w:r>
+    </w:p>
+    <w:p>
+      <w:pPr>
+        <w:spacing w:after="140" w:line="276" w:lineRule="auto"/>
+      </w:pPr>
+      <w:r>
+        <w:t>A saída (</w:t>
+      </w:r>
+      <w:proofErr w:type="spellStart"/>
+      <w:r>
+        <w:t>egress</w:t>
+      </w:r>
+      <w:proofErr w:type="spellEnd"/>
+      <w:r>
+        <w:t xml:space="preserve">) dos dois </w:t>
+      </w:r>
+      <w:proofErr w:type="spellStart"/>
+      <w:r>
+        <w:t>SGs</w:t>
+      </w:r>
+      <w:proofErr w:type="spellEnd"/>
+      <w:r>
+        <w:t xml:space="preserve"> fica liberada para 0.0.0.0/0 por um motivo prático: a EC2 precisa baixar a imagem Docker e os patches do sistema, e o RDS gerencia a própria manutenção. Como os </w:t>
+      </w:r>
+      <w:proofErr w:type="spellStart"/>
+      <w:r>
+        <w:t>SGs</w:t>
+      </w:r>
+      <w:proofErr w:type="spellEnd"/>
+      <w:r>
+        <w:t xml:space="preserve"> são </w:t>
+      </w:r>
+      <w:proofErr w:type="spellStart"/>
+      <w:r>
+        <w:t>stateful</w:t>
+      </w:r>
+      <w:proofErr w:type="spellEnd"/>
+      <w:r>
+        <w:t xml:space="preserve">, a resposta de uma conexão já autorizada volta sem precisar de </w:t>
+      </w:r>
+      <w:r>
+        <w:lastRenderedPageBreak/>
+        <w:t xml:space="preserve">regra explícita, e a saída aberta não cria um caminho de entrada. O isolamento real vem das regras de entrada, que são restritivas. Esse encadeamento por referência de SG é exatamente a barreira que faltava no ambiente </w:t>
+      </w:r>
+      <w:proofErr w:type="spellStart"/>
+      <w:r>
+        <w:t>on-premises</w:t>
+      </w:r>
+      <w:proofErr w:type="spellEnd"/>
+      <w:r>
+        <w:t xml:space="preserve">, onde o servidor web e o banco dividiam o mesmo segmento de rede público e qualquer comprometimento </w:t>
+      </w:r>
+      <w:proofErr w:type="gramStart"/>
+      <w:r>
+        <w:t>do web</w:t>
+      </w:r>
+      <w:proofErr w:type="gramEnd"/>
+      <w:r>
+        <w:t xml:space="preserve"> alcançava o banco diretamente.</w:t>
       </w:r>
     </w:p>
     <w:p>
@@ -2836,12 +4660,6 @@
         <w:gridCol w:w="1800"/>
       </w:tblGrid>
       <w:tr>
-        <w:tblPrEx>
-          <w:tblCellMar>
-            <w:top w:w="0" w:type="dxa"/>
-            <w:bottom w:w="0" w:type="dxa"/>
-          </w:tblCellMar>
-        </w:tblPrEx>
         <w:trPr>
           <w:tblHeader/>
         </w:trPr>
@@ -2931,12 +4749,6 @@
         </w:tc>
       </w:tr>
       <w:tr>
-        <w:tblPrEx>
-          <w:tblCellMar>
-            <w:top w:w="0" w:type="dxa"/>
-            <w:bottom w:w="0" w:type="dxa"/>
-          </w:tblCellMar>
-        </w:tblPrEx>
         <w:tc>
           <w:tcPr>
             <w:tcW w:w="2300" w:type="dxa"/>
@@ -2959,8 +4771,18 @@
                 <w:sz w:val="19"/>
                 <w:szCs w:val="19"/>
               </w:rPr>
-              <w:t>Network ACLs</w:t>
-            </w:r>
+              <w:t xml:space="preserve">Network </w:t>
+            </w:r>
+            <w:proofErr w:type="spellStart"/>
+            <w:r>
+              <w:rPr>
+                <w:color w:val="111111"/>
+                <w:sz w:val="19"/>
+                <w:szCs w:val="19"/>
+              </w:rPr>
+              <w:t>ACLs</w:t>
+            </w:r>
+            <w:proofErr w:type="spellEnd"/>
           </w:p>
         </w:tc>
         <w:tc>
@@ -2985,7 +4807,43 @@
                 <w:sz w:val="19"/>
                 <w:szCs w:val="19"/>
               </w:rPr>
-              <w:t>Filtro stateless por sub-rede. A NACL privada só aceita 3306 de dentro da VPC e portas efêmeras; bloqueia entrada direta da internet.</w:t>
+              <w:t xml:space="preserve">Filtro </w:t>
+            </w:r>
+            <w:proofErr w:type="spellStart"/>
+            <w:r>
+              <w:rPr>
+                <w:color w:val="111111"/>
+                <w:sz w:val="19"/>
+                <w:szCs w:val="19"/>
+              </w:rPr>
+              <w:t>stateless</w:t>
+            </w:r>
+            <w:proofErr w:type="spellEnd"/>
+            <w:r>
+              <w:rPr>
+                <w:color w:val="111111"/>
+                <w:sz w:val="19"/>
+                <w:szCs w:val="19"/>
+              </w:rPr>
+              <w:t xml:space="preserve"> por </w:t>
+            </w:r>
+            <w:proofErr w:type="spellStart"/>
+            <w:r>
+              <w:rPr>
+                <w:color w:val="111111"/>
+                <w:sz w:val="19"/>
+                <w:szCs w:val="19"/>
+              </w:rPr>
+              <w:t>sub-rede</w:t>
+            </w:r>
+            <w:proofErr w:type="spellEnd"/>
+            <w:r>
+              <w:rPr>
+                <w:color w:val="111111"/>
+                <w:sz w:val="19"/>
+                <w:szCs w:val="19"/>
+              </w:rPr>
+              <w:t>. A NACL privada só aceita 3306 de dentro da VPC e portas efêmeras; bloqueia entrada direta da internet.</w:t>
             </w:r>
           </w:p>
         </w:tc>
@@ -3017,12 +4875,6 @@
         </w:tc>
       </w:tr>
       <w:tr>
-        <w:tblPrEx>
-          <w:tblCellMar>
-            <w:top w:w="0" w:type="dxa"/>
-            <w:bottom w:w="0" w:type="dxa"/>
-          </w:tblCellMar>
-        </w:tblPrEx>
         <w:tc>
           <w:tcPr>
             <w:tcW w:w="2300" w:type="dxa"/>
@@ -3039,13 +4891,23 @@
             <w:pPr>
               <w:spacing w:line="252" w:lineRule="auto"/>
             </w:pPr>
-            <w:r>
-              <w:rPr>
-                <w:color w:val="111111"/>
-                <w:sz w:val="19"/>
-                <w:szCs w:val="19"/>
-              </w:rPr>
-              <w:t>Sub-rede privada sem saída</w:t>
+            <w:proofErr w:type="spellStart"/>
+            <w:r>
+              <w:rPr>
+                <w:color w:val="111111"/>
+                <w:sz w:val="19"/>
+                <w:szCs w:val="19"/>
+              </w:rPr>
+              <w:t>Sub-rede</w:t>
+            </w:r>
+            <w:proofErr w:type="spellEnd"/>
+            <w:r>
+              <w:rPr>
+                <w:color w:val="111111"/>
+                <w:sz w:val="19"/>
+                <w:szCs w:val="19"/>
+              </w:rPr>
+              <w:t xml:space="preserve"> privada sem saída</w:t>
             </w:r>
           </w:p>
         </w:tc>
@@ -3071,7 +4933,25 @@
                 <w:sz w:val="19"/>
                 <w:szCs w:val="19"/>
               </w:rPr>
-              <w:t>A sub-rede do banco não tem rota para a internet (sem NAT). O RDS não inicia conexões externas e nunca fica exposto.</w:t>
+              <w:t xml:space="preserve">A </w:t>
+            </w:r>
+            <w:proofErr w:type="spellStart"/>
+            <w:r>
+              <w:rPr>
+                <w:color w:val="111111"/>
+                <w:sz w:val="19"/>
+                <w:szCs w:val="19"/>
+              </w:rPr>
+              <w:t>sub-rede</w:t>
+            </w:r>
+            <w:proofErr w:type="spellEnd"/>
+            <w:r>
+              <w:rPr>
+                <w:color w:val="111111"/>
+                <w:sz w:val="19"/>
+                <w:szCs w:val="19"/>
+              </w:rPr>
+              <w:t xml:space="preserve"> do banco não tem rota para a internet (sem NAT). O RDS não inicia conexões externas e nunca fica exposto.</w:t>
             </w:r>
           </w:p>
         </w:tc>
@@ -3103,12 +4983,6 @@
         </w:tc>
       </w:tr>
       <w:tr>
-        <w:tblPrEx>
-          <w:tblCellMar>
-            <w:top w:w="0" w:type="dxa"/>
-            <w:bottom w:w="0" w:type="dxa"/>
-          </w:tblCellMar>
-        </w:tblPrEx>
         <w:tc>
           <w:tcPr>
             <w:tcW w:w="2300" w:type="dxa"/>
@@ -3131,7 +5005,6 @@
                 <w:sz w:val="19"/>
                 <w:szCs w:val="19"/>
               </w:rPr>
-              <w:lastRenderedPageBreak/>
               <w:t>WAF com regras gerenciadas</w:t>
             </w:r>
           </w:p>
@@ -3158,7 +5031,43 @@
                 <w:sz w:val="19"/>
                 <w:szCs w:val="19"/>
               </w:rPr>
-              <w:t>Bloqueia ataques comuns (OWASP), IPs de má reputação e aplica rate limit de 2000 requisições por IP.</w:t>
+              <w:t xml:space="preserve">Bloqueia ataques comuns (OWASP), </w:t>
+            </w:r>
+            <w:proofErr w:type="spellStart"/>
+            <w:r>
+              <w:rPr>
+                <w:color w:val="111111"/>
+                <w:sz w:val="19"/>
+                <w:szCs w:val="19"/>
+              </w:rPr>
+              <w:t>IPs</w:t>
+            </w:r>
+            <w:proofErr w:type="spellEnd"/>
+            <w:r>
+              <w:rPr>
+                <w:color w:val="111111"/>
+                <w:sz w:val="19"/>
+                <w:szCs w:val="19"/>
+              </w:rPr>
+              <w:t xml:space="preserve"> de má reputação e aplica rate </w:t>
+            </w:r>
+            <w:proofErr w:type="spellStart"/>
+            <w:r>
+              <w:rPr>
+                <w:color w:val="111111"/>
+                <w:sz w:val="19"/>
+                <w:szCs w:val="19"/>
+              </w:rPr>
+              <w:t>limit</w:t>
+            </w:r>
+            <w:proofErr w:type="spellEnd"/>
+            <w:r>
+              <w:rPr>
+                <w:color w:val="111111"/>
+                <w:sz w:val="19"/>
+                <w:szCs w:val="19"/>
+              </w:rPr>
+              <w:t xml:space="preserve"> de 2000 requisições por IP.</w:t>
             </w:r>
           </w:p>
         </w:tc>
@@ -3190,12 +5099,6 @@
         </w:tc>
       </w:tr>
       <w:tr>
-        <w:tblPrEx>
-          <w:tblCellMar>
-            <w:top w:w="0" w:type="dxa"/>
-            <w:bottom w:w="0" w:type="dxa"/>
-          </w:tblCellMar>
-        </w:tblPrEx>
         <w:tc>
           <w:tcPr>
             <w:tcW w:w="2300" w:type="dxa"/>
@@ -3238,13 +5141,23 @@
             <w:pPr>
               <w:spacing w:line="252" w:lineRule="auto"/>
             </w:pPr>
-            <w:r>
-              <w:rPr>
-                <w:color w:val="111111"/>
-                <w:sz w:val="19"/>
-                <w:szCs w:val="19"/>
-              </w:rPr>
-              <w:t>CloudFront redireciona todo acesso para HTTPS, atendendo o SLO de 100% do tráfego com TLS.</w:t>
+            <w:proofErr w:type="spellStart"/>
+            <w:r>
+              <w:rPr>
+                <w:color w:val="111111"/>
+                <w:sz w:val="19"/>
+                <w:szCs w:val="19"/>
+              </w:rPr>
+              <w:t>CloudFront</w:t>
+            </w:r>
+            <w:proofErr w:type="spellEnd"/>
+            <w:r>
+              <w:rPr>
+                <w:color w:val="111111"/>
+                <w:sz w:val="19"/>
+                <w:szCs w:val="19"/>
+              </w:rPr>
+              <w:t xml:space="preserve"> redireciona todo acesso para HTTPS, atendendo o SLO de 100% do tráfego com TLS.</w:t>
             </w:r>
           </w:p>
         </w:tc>
@@ -3276,12 +5189,6 @@
         </w:tc>
       </w:tr>
       <w:tr>
-        <w:tblPrEx>
-          <w:tblCellMar>
-            <w:top w:w="0" w:type="dxa"/>
-            <w:bottom w:w="0" w:type="dxa"/>
-          </w:tblCellMar>
-        </w:tblPrEx>
         <w:tc>
           <w:tcPr>
             <w:tcW w:w="2300" w:type="dxa"/>
@@ -3362,12 +5269,6 @@
         </w:tc>
       </w:tr>
       <w:tr>
-        <w:tblPrEx>
-          <w:tblCellMar>
-            <w:top w:w="0" w:type="dxa"/>
-            <w:bottom w:w="0" w:type="dxa"/>
-          </w:tblCellMar>
-        </w:tblPrEx>
         <w:tc>
           <w:tcPr>
             <w:tcW w:w="2300" w:type="dxa"/>
@@ -3410,13 +5311,59 @@
             <w:pPr>
               <w:spacing w:line="252" w:lineRule="auto"/>
             </w:pPr>
-            <w:r>
-              <w:rPr>
-                <w:color w:val="111111"/>
-                <w:sz w:val="19"/>
-                <w:szCs w:val="19"/>
-              </w:rPr>
-              <w:t>Bucket sem acesso público, criptografado e versionado; só o CloudFront lê os objetos.</w:t>
+            <w:proofErr w:type="spellStart"/>
+            <w:r>
+              <w:rPr>
+                <w:color w:val="111111"/>
+                <w:sz w:val="19"/>
+                <w:szCs w:val="19"/>
+              </w:rPr>
+              <w:t>Bucket</w:t>
+            </w:r>
+            <w:proofErr w:type="spellEnd"/>
+            <w:r>
+              <w:rPr>
+                <w:color w:val="111111"/>
+                <w:sz w:val="19"/>
+                <w:szCs w:val="19"/>
+              </w:rPr>
+              <w:t xml:space="preserve"> sem acesso público, criptografado e </w:t>
+            </w:r>
+            <w:proofErr w:type="spellStart"/>
+            <w:r>
+              <w:rPr>
+                <w:color w:val="111111"/>
+                <w:sz w:val="19"/>
+                <w:szCs w:val="19"/>
+              </w:rPr>
+              <w:t>versionado</w:t>
+            </w:r>
+            <w:proofErr w:type="spellEnd"/>
+            <w:r>
+              <w:rPr>
+                <w:color w:val="111111"/>
+                <w:sz w:val="19"/>
+                <w:szCs w:val="19"/>
+              </w:rPr>
+              <w:t xml:space="preserve">; só o </w:t>
+            </w:r>
+            <w:proofErr w:type="spellStart"/>
+            <w:r>
+              <w:rPr>
+                <w:color w:val="111111"/>
+                <w:sz w:val="19"/>
+                <w:szCs w:val="19"/>
+              </w:rPr>
+              <w:t>CloudFront</w:t>
+            </w:r>
+            <w:proofErr w:type="spellEnd"/>
+            <w:r>
+              <w:rPr>
+                <w:color w:val="111111"/>
+                <w:sz w:val="19"/>
+                <w:szCs w:val="19"/>
+              </w:rPr>
+              <w:t xml:space="preserve"> lê os objetos.</w:t>
             </w:r>
           </w:p>
         </w:tc>
@@ -3448,12 +5395,6 @@
         </w:tc>
       </w:tr>
       <w:tr>
-        <w:tblPrEx>
-          <w:tblCellMar>
-            <w:top w:w="0" w:type="dxa"/>
-            <w:bottom w:w="0" w:type="dxa"/>
-          </w:tblCellMar>
-        </w:tblPrEx>
         <w:tc>
           <w:tcPr>
             <w:tcW w:w="2300" w:type="dxa"/>
@@ -3534,12 +5475,6 @@
         </w:tc>
       </w:tr>
       <w:tr>
-        <w:tblPrEx>
-          <w:tblCellMar>
-            <w:top w:w="0" w:type="dxa"/>
-            <w:bottom w:w="0" w:type="dxa"/>
-          </w:tblCellMar>
-        </w:tblPrEx>
         <w:tc>
           <w:tcPr>
             <w:tcW w:w="2300" w:type="dxa"/>
@@ -3588,7 +5523,25 @@
                 <w:sz w:val="19"/>
                 <w:szCs w:val="19"/>
               </w:rPr>
-              <w:t>A EC2 só pode ler o bucket de estáticos e o segredo do banco, via perfil de instância.</w:t>
+              <w:t xml:space="preserve">A EC2 só pode ler o </w:t>
+            </w:r>
+            <w:proofErr w:type="spellStart"/>
+            <w:r>
+              <w:rPr>
+                <w:color w:val="111111"/>
+                <w:sz w:val="19"/>
+                <w:szCs w:val="19"/>
+              </w:rPr>
+              <w:t>bucket</w:t>
+            </w:r>
+            <w:proofErr w:type="spellEnd"/>
+            <w:r>
+              <w:rPr>
+                <w:color w:val="111111"/>
+                <w:sz w:val="19"/>
+                <w:szCs w:val="19"/>
+              </w:rPr>
+              <w:t xml:space="preserve"> de estáticos e o segredo do banco, via perfil de instância.</w:t>
             </w:r>
           </w:p>
         </w:tc>
@@ -3620,12 +5573,6 @@
         </w:tc>
       </w:tr>
       <w:tr>
-        <w:tblPrEx>
-          <w:tblCellMar>
-            <w:top w:w="0" w:type="dxa"/>
-            <w:bottom w:w="0" w:type="dxa"/>
-          </w:tblCellMar>
-        </w:tblPrEx>
         <w:tc>
           <w:tcPr>
             <w:tcW w:w="2300" w:type="dxa"/>
@@ -3648,7 +5595,25 @@
                 <w:sz w:val="19"/>
                 <w:szCs w:val="19"/>
               </w:rPr>
-              <w:t>SSM Session Manager</w:t>
+              <w:t xml:space="preserve">SSM </w:t>
+            </w:r>
+            <w:proofErr w:type="spellStart"/>
+            <w:r>
+              <w:rPr>
+                <w:color w:val="111111"/>
+                <w:sz w:val="19"/>
+                <w:szCs w:val="19"/>
+              </w:rPr>
+              <w:t>Session</w:t>
+            </w:r>
+            <w:proofErr w:type="spellEnd"/>
+            <w:r>
+              <w:rPr>
+                <w:color w:val="111111"/>
+                <w:sz w:val="19"/>
+                <w:szCs w:val="19"/>
+              </w:rPr>
+              <w:t xml:space="preserve"> Manager</w:t>
             </w:r>
           </w:p>
         </w:tc>
@@ -3706,12 +5671,6 @@
         </w:tc>
       </w:tr>
       <w:tr>
-        <w:tblPrEx>
-          <w:tblCellMar>
-            <w:top w:w="0" w:type="dxa"/>
-            <w:bottom w:w="0" w:type="dxa"/>
-          </w:tblCellMar>
-        </w:tblPrEx>
         <w:tc>
           <w:tcPr>
             <w:tcW w:w="2300" w:type="dxa"/>
@@ -3792,12 +5751,6 @@
         </w:tc>
       </w:tr>
       <w:tr>
-        <w:tblPrEx>
-          <w:tblCellMar>
-            <w:top w:w="0" w:type="dxa"/>
-            <w:bottom w:w="0" w:type="dxa"/>
-          </w:tblCellMar>
-        </w:tblPrEx>
         <w:tc>
           <w:tcPr>
             <w:tcW w:w="2300" w:type="dxa"/>
@@ -3878,12 +5831,6 @@
         </w:tc>
       </w:tr>
       <w:tr>
-        <w:tblPrEx>
-          <w:tblCellMar>
-            <w:top w:w="0" w:type="dxa"/>
-            <w:bottom w:w="0" w:type="dxa"/>
-          </w:tblCellMar>
-        </w:tblPrEx>
         <w:tc>
           <w:tcPr>
             <w:tcW w:w="2300" w:type="dxa"/>
@@ -3932,7 +5879,25 @@
                 <w:sz w:val="19"/>
                 <w:szCs w:val="19"/>
               </w:rPr>
-              <w:t>Registra todo o tráfego de rede no CloudWatch para auditoria e investigação de incidentes.</w:t>
+              <w:t xml:space="preserve">Registra todo o tráfego de rede no </w:t>
+            </w:r>
+            <w:proofErr w:type="spellStart"/>
+            <w:r>
+              <w:rPr>
+                <w:color w:val="111111"/>
+                <w:sz w:val="19"/>
+                <w:szCs w:val="19"/>
+              </w:rPr>
+              <w:t>CloudWatch</w:t>
+            </w:r>
+            <w:proofErr w:type="spellEnd"/>
+            <w:r>
+              <w:rPr>
+                <w:color w:val="111111"/>
+                <w:sz w:val="19"/>
+                <w:szCs w:val="19"/>
+              </w:rPr>
+              <w:t xml:space="preserve"> para auditoria e investigação de incidentes.</w:t>
             </w:r>
           </w:p>
         </w:tc>
@@ -3992,7 +5957,112 @@
         <w:t xml:space="preserve">Mapeamento com o checklist de Dia 1 do move2cloud. </w:t>
       </w:r>
       <w:r>
-        <w:t>O roteiro da disciplina exige seis cuidados no primeiro dia: contas com MFA, WAF, HTTPS em todo o tráfego, dados criptografados em repouso e em trânsito, segredos em cofre e logs centralizados. O MVP cobre WAF, HTTPS, criptografia (KMS no RDS e SSE no S3), Secrets Manager e Flow Logs. O MFA fica no nível da conta AWS e do usuário IAM que executa o Terraform, conforme orienta o README.</w:t>
+        <w:t xml:space="preserve">O roteiro da disciplina exige seis cuidados no primeiro dia: contas com MFA, WAF, HTTPS em todo o tráfego, dados criptografados em repouso e em trânsito, segredos em cofre e logs centralizados. O MVP cobre WAF, HTTPS, criptografia (KMS no RDS e SSE no S3), Secrets Manager e Flow Logs. O MFA fica no nível da conta AWS e do usuário IAM que executa o </w:t>
+      </w:r>
+      <w:proofErr w:type="spellStart"/>
+      <w:r>
+        <w:t>Terraform</w:t>
+      </w:r>
+      <w:proofErr w:type="spellEnd"/>
+      <w:r>
+        <w:t>, conforme orienta o README.</w:t>
+      </w:r>
+    </w:p>
+    <w:p>
+      <w:pPr>
+        <w:pStyle w:val="Ttulo2"/>
+      </w:pPr>
+      <w:r>
+        <w:lastRenderedPageBreak/>
+        <w:t>6.3. Acesso de avaliação (IAM somente-leitura)</w:t>
+      </w:r>
+    </w:p>
+    <w:p>
+      <w:pPr>
+        <w:spacing w:after="140" w:line="276" w:lineRule="auto"/>
+      </w:pPr>
+      <w:r>
+        <w:t xml:space="preserve">Para que a infraestrutura possa ser avaliada sem expor a conta raiz nem credenciais de administração, foi criado um usuário IAM dedicado, </w:t>
+      </w:r>
+      <w:proofErr w:type="spellStart"/>
+      <w:r>
+        <w:t>usuario</w:t>
+      </w:r>
+      <w:proofErr w:type="spellEnd"/>
+      <w:r>
+        <w:t>-</w:t>
+      </w:r>
+      <w:proofErr w:type="spellStart"/>
+      <w:r>
+        <w:t>avaliacao</w:t>
+      </w:r>
+      <w:proofErr w:type="spellEnd"/>
+      <w:r>
+        <w:t>-infra, sem acesso ao console e com uma política de leitura mínima (</w:t>
+      </w:r>
+      <w:proofErr w:type="spellStart"/>
+      <w:r>
+        <w:t>AvaliacaoAcademicaPolicy</w:t>
+      </w:r>
+      <w:proofErr w:type="spellEnd"/>
+      <w:r>
+        <w:t xml:space="preserve">). Essa política concede apenas três ações de inspeção, todas somente-leitura: ec2:DescribeInstances, ec2:DescribeSecurityGroups e </w:t>
+      </w:r>
+      <w:proofErr w:type="spellStart"/>
+      <w:r>
+        <w:t>rds:DescribeDBInstances</w:t>
+      </w:r>
+      <w:proofErr w:type="spellEnd"/>
+      <w:r>
+        <w:t xml:space="preserve">. Com elas é possível verificar que a EC2, os Security </w:t>
+      </w:r>
+      <w:proofErr w:type="spellStart"/>
+      <w:r>
+        <w:t>Groups</w:t>
+      </w:r>
+      <w:proofErr w:type="spellEnd"/>
+      <w:r>
+        <w:t xml:space="preserve"> e o RDS estão provisionados conforme esta documentação, sem qualquer permissão de criação, alteração ou exclusão de recursos.</w:t>
+      </w:r>
+    </w:p>
+    <w:p>
+      <w:pPr>
+        <w:spacing w:after="140" w:line="276" w:lineRule="auto"/>
+      </w:pPr>
+      <w:r>
+        <w:t xml:space="preserve">As chaves de acesso (Access </w:t>
+      </w:r>
+      <w:proofErr w:type="spellStart"/>
+      <w:r>
+        <w:t>key</w:t>
+      </w:r>
+      <w:proofErr w:type="spellEnd"/>
+      <w:r>
+        <w:t xml:space="preserve"> ID e </w:t>
+      </w:r>
+      <w:proofErr w:type="spellStart"/>
+      <w:r>
+        <w:t>Secret</w:t>
+      </w:r>
+      <w:proofErr w:type="spellEnd"/>
+      <w:r>
+        <w:t xml:space="preserve"> </w:t>
+      </w:r>
+      <w:proofErr w:type="spellStart"/>
+      <w:r>
+        <w:t>access</w:t>
+      </w:r>
+      <w:proofErr w:type="spellEnd"/>
+      <w:r>
+        <w:t xml:space="preserve"> </w:t>
+      </w:r>
+      <w:proofErr w:type="spellStart"/>
+      <w:r>
+        <w:t>key</w:t>
+      </w:r>
+      <w:proofErr w:type="spellEnd"/>
+      <w:r>
+        <w:t>) desse usuário, junto da região AWS_DEFAULT_REGION = sa-east-1, estão na caixa de credenciais da primeira página. A região é parte essencial da credencial: toda a infraestrutura vive em sa-east-1 (São Paulo), de modo que uma consulta apontada para outra região não encontraria os recursos. Por serem de leitura, essas chaves têm baixo risco, mas devem ser revogadas no IAM após a avaliação.</w:t>
       </w:r>
     </w:p>
     <w:p>
@@ -4014,7 +6084,55 @@
         <w:spacing w:after="140" w:line="276" w:lineRule="auto"/>
       </w:pPr>
       <w:r>
-        <w:t>O MVP resolve os três problemas que a consultoria apontou no ambiente on-premises da Mercantis. A indisponibilidade por falta de energia e a fragilidade física dão lugar à infraestrutura gerenciada da AWS, com duas AZs já provisionadas na rede e recuperação simplificada. O banco sai do segmento público e passa a viver em sub-rede privada, acessível apenas pelo frontend, o que fecha o caminho de movimento lateral. A borda ganha WAF, Shield e CloudFront, que inspecionam requisições, mitigam DDoS e distribuem conteúdo estático por regiões, atacando tanto a falta de filtragem quanto a lentidão nos picos.</w:t>
+        <w:t xml:space="preserve">O MVP resolve os três problemas que a consultoria apontou no ambiente </w:t>
+      </w:r>
+      <w:proofErr w:type="spellStart"/>
+      <w:r>
+        <w:t>on-premises</w:t>
+      </w:r>
+      <w:proofErr w:type="spellEnd"/>
+      <w:r>
+        <w:t xml:space="preserve"> da Mercantis. A indisponibilidade por falta de energia e a fragilidade física dão lugar à infraestrutura gerenciada da AWS, com duas </w:t>
+      </w:r>
+      <w:proofErr w:type="spellStart"/>
+      <w:r>
+        <w:t>AZs</w:t>
+      </w:r>
+      <w:proofErr w:type="spellEnd"/>
+      <w:r>
+        <w:t xml:space="preserve"> já provisionadas na rede e recuperação simplificada. O banco sai do segmento público e passa a viver em </w:t>
+      </w:r>
+      <w:proofErr w:type="spellStart"/>
+      <w:r>
+        <w:t>sub-rede</w:t>
+      </w:r>
+      <w:proofErr w:type="spellEnd"/>
+      <w:r>
+        <w:t xml:space="preserve"> privada, acessível apenas pelo </w:t>
+      </w:r>
+      <w:proofErr w:type="spellStart"/>
+      <w:r>
+        <w:t>frontend</w:t>
+      </w:r>
+      <w:proofErr w:type="spellEnd"/>
+      <w:r>
+        <w:t xml:space="preserve">, o que fecha o caminho de movimento lateral. A borda ganha WAF, Shield e </w:t>
+      </w:r>
+      <w:proofErr w:type="spellStart"/>
+      <w:r>
+        <w:t>CloudFront</w:t>
+      </w:r>
+      <w:proofErr w:type="spellEnd"/>
+      <w:r>
+        <w:t xml:space="preserve">, que inspecionam requisições, mitigam </w:t>
+      </w:r>
+      <w:proofErr w:type="spellStart"/>
+      <w:r>
+        <w:t>DDoS</w:t>
+      </w:r>
+      <w:proofErr w:type="spellEnd"/>
+      <w:r>
+        <w:t xml:space="preserve"> e distribuem conteúdo estático por regiões, atacando tanto a falta de filtragem quanto a lentidão nos picos.</w:t>
       </w:r>
     </w:p>
     <w:p>
@@ -4022,7 +6140,79 @@
         <w:spacing w:after="140" w:line="276" w:lineRule="auto"/>
       </w:pPr>
       <w:r>
-        <w:t>O Terraform entrega tudo isso como código reproduzível: um terraform apply sobe a infraestrutura, e um terraform destroy a remove. A separação em arquivos por domínio, como rede, segurança, compute, dados e borda, facilita a evolução para a arquitetura final, que acrescenta balanceador, auto scaling e Multi-AZ para cumprir integralmente os SLOs de 99,9% de disponibilidade, p95 de 300 ms, RTO de 1 hora e RPO de 15 minutos.</w:t>
+        <w:t xml:space="preserve">O </w:t>
+      </w:r>
+      <w:proofErr w:type="spellStart"/>
+      <w:r>
+        <w:t>Terraform</w:t>
+      </w:r>
+      <w:proofErr w:type="spellEnd"/>
+      <w:r>
+        <w:t xml:space="preserve"> entrega tudo isso como código reproduzível: um </w:t>
+      </w:r>
+      <w:proofErr w:type="spellStart"/>
+      <w:r>
+        <w:t>terraform</w:t>
+      </w:r>
+      <w:proofErr w:type="spellEnd"/>
+      <w:r>
+        <w:t xml:space="preserve"> </w:t>
+      </w:r>
+      <w:proofErr w:type="spellStart"/>
+      <w:r>
+        <w:t>apply</w:t>
+      </w:r>
+      <w:proofErr w:type="spellEnd"/>
+      <w:r>
+        <w:t xml:space="preserve"> sobe a infraestrutura, e um </w:t>
+      </w:r>
+      <w:proofErr w:type="spellStart"/>
+      <w:r>
+        <w:t>terraform</w:t>
+      </w:r>
+      <w:proofErr w:type="spellEnd"/>
+      <w:r>
+        <w:t xml:space="preserve"> </w:t>
+      </w:r>
+      <w:proofErr w:type="spellStart"/>
+      <w:r>
+        <w:t>destroy</w:t>
+      </w:r>
+      <w:proofErr w:type="spellEnd"/>
+      <w:r>
+        <w:t xml:space="preserve"> a remove. A separação em arquivos por domínio, como rede, segurança, compute, dados e borda, facilita a evolução para a arquitetura final, que acrescenta balanceador, auto </w:t>
+      </w:r>
+      <w:proofErr w:type="spellStart"/>
+      <w:r>
+        <w:t>scaling</w:t>
+      </w:r>
+      <w:proofErr w:type="spellEnd"/>
+      <w:r>
+        <w:t xml:space="preserve"> e </w:t>
+      </w:r>
+      <w:proofErr w:type="spellStart"/>
+      <w:r>
+        <w:t>Multi-AZ</w:t>
+      </w:r>
+      <w:proofErr w:type="spellEnd"/>
+      <w:r>
+        <w:t xml:space="preserve"> para cumprir integralmente os </w:t>
+      </w:r>
+      <w:proofErr w:type="spellStart"/>
+      <w:r>
+        <w:t>SLOs</w:t>
+      </w:r>
+      <w:proofErr w:type="spellEnd"/>
+      <w:r>
+        <w:t xml:space="preserve"> de 99,9% de disponibilidade, p95 de 300 </w:t>
+      </w:r>
+      <w:proofErr w:type="spellStart"/>
+      <w:r>
+        <w:t>ms</w:t>
+      </w:r>
+      <w:proofErr w:type="spellEnd"/>
+      <w:r>
+        <w:t>, RTO de 1 hora e RPO de 15 minutos.</w:t>
       </w:r>
     </w:p>
     <w:p>
@@ -4030,20 +6220,59 @@
         <w:spacing w:after="140" w:line="276" w:lineRule="auto"/>
       </w:pPr>
       <w:r>
-        <w:t>O próximo passo natural é publicar a imagem real do portal no ECR, ativar o Multi-AZ no RDS e introduzir o Application Load Balancer com auto scaling. A base de segurança e rede do MVP sustenta essa transição sem retrabalho.</w:t>
-      </w:r>
-    </w:p>
-    <w:p>
-      <w:r>
-        <w:br w:type="page"/>
-      </w:r>
+        <w:t xml:space="preserve">O próximo passo natural é publicar a imagem real do portal no ECR, ativar o </w:t>
+      </w:r>
+      <w:proofErr w:type="spellStart"/>
+      <w:r>
+        <w:t>Multi-AZ</w:t>
+      </w:r>
+      <w:proofErr w:type="spellEnd"/>
+      <w:r>
+        <w:t xml:space="preserve"> no RDS e introduzir o </w:t>
+      </w:r>
+      <w:proofErr w:type="spellStart"/>
+      <w:r>
+        <w:t>Application</w:t>
+      </w:r>
+      <w:proofErr w:type="spellEnd"/>
+      <w:r>
+        <w:t xml:space="preserve"> </w:t>
+      </w:r>
+      <w:proofErr w:type="spellStart"/>
+      <w:r>
+        <w:t>Load</w:t>
+      </w:r>
+      <w:proofErr w:type="spellEnd"/>
+      <w:r>
+        <w:t xml:space="preserve"> </w:t>
+      </w:r>
+      <w:proofErr w:type="spellStart"/>
+      <w:r>
+        <w:t>Balancer</w:t>
+      </w:r>
+      <w:proofErr w:type="spellEnd"/>
+      <w:r>
+        <w:t xml:space="preserve"> com auto </w:t>
+      </w:r>
+      <w:proofErr w:type="spellStart"/>
+      <w:r>
+        <w:t>scaling</w:t>
+      </w:r>
+      <w:proofErr w:type="spellEnd"/>
+      <w:r>
+        <w:t>. A base de segurança e rede do MVP sustenta essa transição sem retrabalho.</w:t>
+      </w:r>
+    </w:p>
+    <w:p>
+      <w:pPr>
+        <w:spacing w:before="240"/>
+      </w:pPr>
     </w:p>
     <w:p>
       <w:pPr>
         <w:pStyle w:val="Ttulo1"/>
       </w:pPr>
       <w:r>
-        <w:lastRenderedPageBreak/>
         <w:t>Referências</w:t>
       </w:r>
     </w:p>
@@ -4057,7 +6286,15 @@
         <w:spacing w:after="80" w:line="268" w:lineRule="auto"/>
       </w:pPr>
       <w:r>
-        <w:t>Estudo de caso Mercantis (TI5A — Cloud Computing, ESPM 2026-I). estudo-de-caso.md.</w:t>
+        <w:t xml:space="preserve">Estudo de caso Mercantis (TI5A — Cloud </w:t>
+      </w:r>
+      <w:proofErr w:type="spellStart"/>
+      <w:r>
+        <w:t>Computing</w:t>
+      </w:r>
+      <w:proofErr w:type="spellEnd"/>
+      <w:r>
+        <w:t>, ESPM 2026-I). estudo-de-caso.md.</w:t>
       </w:r>
     </w:p>
     <w:p>
@@ -4070,7 +6307,15 @@
         <w:spacing w:after="80" w:line="268" w:lineRule="auto"/>
       </w:pPr>
       <w:r>
-        <w:t>Roteiro Move2Cloud da Mercantis: metas, SLOs, estratégias de migração e checklist de Dia 1. mercantis-move2cloud.md.</w:t>
+        <w:t xml:space="preserve">Roteiro Move2Cloud da Mercantis: metas, </w:t>
+      </w:r>
+      <w:proofErr w:type="spellStart"/>
+      <w:r>
+        <w:t>SLOs</w:t>
+      </w:r>
+      <w:proofErr w:type="spellEnd"/>
+      <w:r>
+        <w:t>, estratégias de migração e checklist de Dia 1. mercantis-move2cloud.md.</w:t>
       </w:r>
     </w:p>
     <w:p>
@@ -4083,7 +6328,15 @@
         <w:spacing w:after="80" w:line="268" w:lineRule="auto"/>
       </w:pPr>
       <w:r>
-        <w:t>AWS Well-Architected Framework: pilar de segurança. conceitos-gerais-aws.md.</w:t>
+        <w:t xml:space="preserve">AWS </w:t>
+      </w:r>
+      <w:proofErr w:type="spellStart"/>
+      <w:r>
+        <w:t>Well-Architected</w:t>
+      </w:r>
+      <w:proofErr w:type="spellEnd"/>
+      <w:r>
+        <w:t xml:space="preserve"> Framework: pilar de segurança. conceitos-gerais-aws.md.</w:t>
       </w:r>
     </w:p>
     <w:p>
@@ -4096,12 +6349,44 @@
         <w:spacing w:after="80" w:line="268" w:lineRule="auto"/>
       </w:pPr>
       <w:r>
-        <w:t>Web Application Hosting in the AWS Cloud (whitepaper de referência). web-application-hosting-best-practices.md.</w:t>
+        <w:t xml:space="preserve">Web </w:t>
+      </w:r>
+      <w:proofErr w:type="spellStart"/>
+      <w:r>
+        <w:t>Application</w:t>
+      </w:r>
+      <w:proofErr w:type="spellEnd"/>
+      <w:r>
+        <w:t xml:space="preserve"> </w:t>
+      </w:r>
+      <w:proofErr w:type="spellStart"/>
+      <w:r>
+        <w:t>Hosting</w:t>
+      </w:r>
+      <w:proofErr w:type="spellEnd"/>
+      <w:r>
+        <w:t xml:space="preserve"> in </w:t>
+      </w:r>
+      <w:proofErr w:type="spellStart"/>
+      <w:r>
+        <w:t>the</w:t>
+      </w:r>
+      <w:proofErr w:type="spellEnd"/>
+      <w:r>
+        <w:t xml:space="preserve"> AWS Cloud (</w:t>
+      </w:r>
+      <w:proofErr w:type="spellStart"/>
+      <w:r>
+        <w:t>whitepaper</w:t>
+      </w:r>
+      <w:proofErr w:type="spellEnd"/>
+      <w:r>
+        <w:t xml:space="preserve"> de referência). web-application-hosting-best-practices.md.</w:t>
       </w:r>
     </w:p>
     <w:sectPr>
-      <w:headerReference w:type="default" r:id="rId9"/>
-      <w:footerReference w:type="default" r:id="rId10"/>
+      <w:headerReference w:type="default" r:id="rId10"/>
+      <w:footerReference w:type="default" r:id="rId11"/>
       <w:pgSz w:w="12240" w:h="15840"/>
       <w:pgMar w:top="1440" w:right="1440" w:bottom="1440" w:left="1440" w:header="708" w:footer="708" w:gutter="0"/>
       <w:cols w:space="720"/>
@@ -4281,10 +6566,96 @@
 <file path=word/numbering.xml><?xml version="1.0" encoding="utf-8"?>
 <w:numbering xmlns:wpc="http://schemas.microsoft.com/office/word/2010/wordprocessingCanvas" xmlns:cx="http://schemas.microsoft.com/office/drawing/2014/chartex" xmlns:cx1="http://schemas.microsoft.com/office/drawing/2015/9/8/chartex" xmlns:cx2="http://schemas.microsoft.com/office/drawing/2015/10/21/chartex" xmlns:cx3="http://schemas.microsoft.com/office/drawing/2016/5/9/chartex" xmlns:cx4="http://schemas.microsoft.com/office/drawing/2016/5/10/chartex" xmlns:cx5="http://schemas.microsoft.com/office/drawing/2016/5/11/chartex" xmlns:cx6="http://schemas.microsoft.com/office/drawing/2016/5/12/chartex" xmlns:cx7="http://schemas.microsoft.com/office/drawing/2016/5/13/chartex" xmlns:cx8="http://schemas.microsoft.com/office/drawing/2016/5/14/chartex" xmlns:mc="http://schemas.openxmlformats.org/markup-compatibility/2006" xmlns:aink="http://schemas.microsoft.com/office/drawing/2016/ink" xmlns:am3d="http://schemas.microsoft.com/office/drawing/2017/model3d" xmlns:o="urn:schemas-microsoft-com:office:office" xmlns:oel="http://schemas.microsoft.com/office/2019/extlst" xmlns:r="http://schemas.openxmlformats.org/officeDocument/2006/relationships" xmlns:m="http://schemas.openxmlformats.org/officeDocument/2006/math" xmlns:v="urn:schemas-microsoft-com:vml" xmlns:wp14="http://schemas.microsoft.com/office/word/2010/wordprocessingDrawing" xmlns:wp="http://schemas.openxmlformats.org/drawingml/2006/wordprocessingDrawing" xmlns:w10="urn:schemas-microsoft-com:office:word" xmlns:w="http://schemas.openxmlformats.org/wordprocessingml/2006/main" xmlns:w14="http://schemas.microsoft.com/office/word/2010/wordml" xmlns:w15="http://schemas.microsoft.com/office/word/2012/wordml" xmlns:w16cex="http://schemas.microsoft.com/office/word/2018/wordml/cex" xmlns:w16cid="http://schemas.microsoft.com/office/word/2016/wordml/cid" xmlns:w16="http://schemas.microsoft.com/office/word/2018/wordml" xmlns:w16du="http://schemas.microsoft.com/office/word/2023/wordml/word16du" xmlns:w16sdtdh="http://schemas.microsoft.com/office/word/2020/wordml/sdtdatahash" xmlns:w16sdtfl="http://schemas.microsoft.com/office/word/2024/wordml/sdtformatlock" xmlns:w16se="http://schemas.microsoft.com/office/word/2015/wordml/symex" xmlns:wpg="http://schemas.microsoft.com/office/word/2010/wordprocessingGroup" xmlns:wpi="http://schemas.microsoft.com/office/word/2010/wordprocessingInk" xmlns:wne="http://schemas.microsoft.com/office/word/2006/wordml" xmlns:wps="http://schemas.microsoft.com/office/word/2010/wordprocessingShape" mc:Ignorable="w14 w15 w16se w16cid w16 w16cex w16sdtdh w16sdtfl w16du wp14">
   <w:abstractNum w:abstractNumId="0" w15:restartNumberingAfterBreak="0">
-    <w:nsid w:val="46336435"/>
+    <w:nsid w:val="4C325EFE"/>
     <w:multiLevelType w:val="hybridMultilevel"/>
-    <w:tmpl w:val="2AC2986C"/>
-    <w:lvl w:ilvl="0" w:tplc="DCDA3E16">
+    <w:tmpl w:val="2A462538"/>
+    <w:lvl w:ilvl="0" w:tplc="5986ECF4">
+      <w:start w:val="1"/>
+      <w:numFmt w:val="bullet"/>
+      <w:lvlText w:val="●"/>
+      <w:lvlJc w:val="left"/>
+      <w:pPr>
+        <w:ind w:left="720" w:hanging="360"/>
+      </w:pPr>
+    </w:lvl>
+    <w:lvl w:ilvl="1" w:tplc="D1BA424A">
+      <w:start w:val="1"/>
+      <w:numFmt w:val="bullet"/>
+      <w:lvlText w:val="○"/>
+      <w:lvlJc w:val="left"/>
+      <w:pPr>
+        <w:ind w:left="1440" w:hanging="360"/>
+      </w:pPr>
+    </w:lvl>
+    <w:lvl w:ilvl="2" w:tplc="89AC27D4">
+      <w:start w:val="1"/>
+      <w:numFmt w:val="bullet"/>
+      <w:lvlText w:val="■"/>
+      <w:lvlJc w:val="left"/>
+      <w:pPr>
+        <w:ind w:left="2160" w:hanging="360"/>
+      </w:pPr>
+    </w:lvl>
+    <w:lvl w:ilvl="3" w:tplc="66B22EDC">
+      <w:start w:val="1"/>
+      <w:numFmt w:val="bullet"/>
+      <w:lvlText w:val="●"/>
+      <w:lvlJc w:val="left"/>
+      <w:pPr>
+        <w:ind w:left="2880" w:hanging="360"/>
+      </w:pPr>
+    </w:lvl>
+    <w:lvl w:ilvl="4" w:tplc="0B6EFEF8">
+      <w:start w:val="1"/>
+      <w:numFmt w:val="bullet"/>
+      <w:lvlText w:val="○"/>
+      <w:lvlJc w:val="left"/>
+      <w:pPr>
+        <w:ind w:left="3600" w:hanging="360"/>
+      </w:pPr>
+    </w:lvl>
+    <w:lvl w:ilvl="5" w:tplc="F7E23A98">
+      <w:start w:val="1"/>
+      <w:numFmt w:val="bullet"/>
+      <w:lvlText w:val="■"/>
+      <w:lvlJc w:val="left"/>
+      <w:pPr>
+        <w:ind w:left="4320" w:hanging="360"/>
+      </w:pPr>
+    </w:lvl>
+    <w:lvl w:ilvl="6" w:tplc="61046BF6">
+      <w:start w:val="1"/>
+      <w:numFmt w:val="bullet"/>
+      <w:lvlText w:val="●"/>
+      <w:lvlJc w:val="left"/>
+      <w:pPr>
+        <w:ind w:left="5040" w:hanging="360"/>
+      </w:pPr>
+    </w:lvl>
+    <w:lvl w:ilvl="7" w:tplc="511AC266">
+      <w:start w:val="1"/>
+      <w:numFmt w:val="bullet"/>
+      <w:lvlText w:val="●"/>
+      <w:lvlJc w:val="left"/>
+      <w:pPr>
+        <w:ind w:left="5760" w:hanging="360"/>
+      </w:pPr>
+    </w:lvl>
+    <w:lvl w:ilvl="8" w:tplc="72603DB6">
+      <w:start w:val="1"/>
+      <w:numFmt w:val="bullet"/>
+      <w:lvlText w:val="●"/>
+      <w:lvlJc w:val="left"/>
+      <w:pPr>
+        <w:ind w:left="6480" w:hanging="360"/>
+      </w:pPr>
+    </w:lvl>
+  </w:abstractNum>
+  <w:abstractNum w:abstractNumId="1" w15:restartNumberingAfterBreak="0">
+    <w:nsid w:val="60FA1B5D"/>
+    <w:multiLevelType w:val="hybridMultilevel"/>
+    <w:tmpl w:val="FDE0271A"/>
+    <w:lvl w:ilvl="0" w:tplc="7B8ACF4A">
       <w:start w:val="1"/>
       <w:numFmt w:val="bullet"/>
       <w:lvlText w:val="•"/>
@@ -4293,141 +6664,55 @@
         <w:ind w:left="600" w:hanging="280"/>
       </w:pPr>
     </w:lvl>
-    <w:lvl w:ilvl="1" w:tplc="5D24B150">
+    <w:lvl w:ilvl="1" w:tplc="C016942A">
       <w:numFmt w:val="decimal"/>
       <w:lvlText w:val=""/>
       <w:lvlJc w:val="left"/>
     </w:lvl>
-    <w:lvl w:ilvl="2" w:tplc="0204B4E4">
+    <w:lvl w:ilvl="2" w:tplc="7CFA1198">
       <w:numFmt w:val="decimal"/>
       <w:lvlText w:val=""/>
       <w:lvlJc w:val="left"/>
     </w:lvl>
-    <w:lvl w:ilvl="3" w:tplc="413058A8">
+    <w:lvl w:ilvl="3" w:tplc="646C2382">
       <w:numFmt w:val="decimal"/>
       <w:lvlText w:val=""/>
       <w:lvlJc w:val="left"/>
     </w:lvl>
-    <w:lvl w:ilvl="4" w:tplc="BF9C7186">
+    <w:lvl w:ilvl="4" w:tplc="7B4C84EA">
       <w:numFmt w:val="decimal"/>
       <w:lvlText w:val=""/>
       <w:lvlJc w:val="left"/>
     </w:lvl>
-    <w:lvl w:ilvl="5" w:tplc="7F8826DC">
+    <w:lvl w:ilvl="5" w:tplc="64AED95C">
       <w:numFmt w:val="decimal"/>
       <w:lvlText w:val=""/>
       <w:lvlJc w:val="left"/>
     </w:lvl>
-    <w:lvl w:ilvl="6" w:tplc="30AA7436">
+    <w:lvl w:ilvl="6" w:tplc="208CE642">
       <w:numFmt w:val="decimal"/>
       <w:lvlText w:val=""/>
       <w:lvlJc w:val="left"/>
     </w:lvl>
-    <w:lvl w:ilvl="7" w:tplc="C4DCCF0A">
+    <w:lvl w:ilvl="7" w:tplc="F2C2C200">
       <w:numFmt w:val="decimal"/>
       <w:lvlText w:val=""/>
       <w:lvlJc w:val="left"/>
     </w:lvl>
-    <w:lvl w:ilvl="8" w:tplc="34F02CE8">
+    <w:lvl w:ilvl="8" w:tplc="0DEA0DFA">
       <w:numFmt w:val="decimal"/>
       <w:lvlText w:val=""/>
       <w:lvlJc w:val="left"/>
     </w:lvl>
   </w:abstractNum>
-  <w:abstractNum w:abstractNumId="1" w15:restartNumberingAfterBreak="0">
-    <w:nsid w:val="6494472E"/>
-    <w:multiLevelType w:val="hybridMultilevel"/>
-    <w:tmpl w:val="306CED22"/>
-    <w:lvl w:ilvl="0" w:tplc="F97A7F22">
-      <w:start w:val="1"/>
-      <w:numFmt w:val="bullet"/>
-      <w:lvlText w:val="●"/>
-      <w:lvlJc w:val="left"/>
-      <w:pPr>
-        <w:ind w:left="720" w:hanging="360"/>
-      </w:pPr>
-    </w:lvl>
-    <w:lvl w:ilvl="1" w:tplc="B5DC69C4">
-      <w:start w:val="1"/>
-      <w:numFmt w:val="bullet"/>
-      <w:lvlText w:val="○"/>
-      <w:lvlJc w:val="left"/>
-      <w:pPr>
-        <w:ind w:left="1440" w:hanging="360"/>
-      </w:pPr>
-    </w:lvl>
-    <w:lvl w:ilvl="2" w:tplc="09D6A6A4">
-      <w:start w:val="1"/>
-      <w:numFmt w:val="bullet"/>
-      <w:lvlText w:val="■"/>
-      <w:lvlJc w:val="left"/>
-      <w:pPr>
-        <w:ind w:left="2160" w:hanging="360"/>
-      </w:pPr>
-    </w:lvl>
-    <w:lvl w:ilvl="3" w:tplc="6FEAD4E6">
-      <w:start w:val="1"/>
-      <w:numFmt w:val="bullet"/>
-      <w:lvlText w:val="●"/>
-      <w:lvlJc w:val="left"/>
-      <w:pPr>
-        <w:ind w:left="2880" w:hanging="360"/>
-      </w:pPr>
-    </w:lvl>
-    <w:lvl w:ilvl="4" w:tplc="1D00CF14">
-      <w:start w:val="1"/>
-      <w:numFmt w:val="bullet"/>
-      <w:lvlText w:val="○"/>
-      <w:lvlJc w:val="left"/>
-      <w:pPr>
-        <w:ind w:left="3600" w:hanging="360"/>
-      </w:pPr>
-    </w:lvl>
-    <w:lvl w:ilvl="5" w:tplc="CE38E64A">
-      <w:start w:val="1"/>
-      <w:numFmt w:val="bullet"/>
-      <w:lvlText w:val="■"/>
-      <w:lvlJc w:val="left"/>
-      <w:pPr>
-        <w:ind w:left="4320" w:hanging="360"/>
-      </w:pPr>
-    </w:lvl>
-    <w:lvl w:ilvl="6" w:tplc="340CFF14">
-      <w:start w:val="1"/>
-      <w:numFmt w:val="bullet"/>
-      <w:lvlText w:val="●"/>
-      <w:lvlJc w:val="left"/>
-      <w:pPr>
-        <w:ind w:left="5040" w:hanging="360"/>
-      </w:pPr>
-    </w:lvl>
-    <w:lvl w:ilvl="7" w:tplc="4894C3A8">
-      <w:start w:val="1"/>
-      <w:numFmt w:val="bullet"/>
-      <w:lvlText w:val="●"/>
-      <w:lvlJc w:val="left"/>
-      <w:pPr>
-        <w:ind w:left="5760" w:hanging="360"/>
-      </w:pPr>
-    </w:lvl>
-    <w:lvl w:ilvl="8" w:tplc="C14E6286">
-      <w:start w:val="1"/>
-      <w:numFmt w:val="bullet"/>
-      <w:lvlText w:val="●"/>
-      <w:lvlJc w:val="left"/>
-      <w:pPr>
-        <w:ind w:left="6480" w:hanging="360"/>
-      </w:pPr>
-    </w:lvl>
-  </w:abstractNum>
-  <w:num w:numId="1" w16cid:durableId="121117000">
-    <w:abstractNumId w:val="1"/>
+  <w:num w:numId="1" w16cid:durableId="986932695">
+    <w:abstractNumId w:val="0"/>
     <w:lvlOverride w:ilvl="0">
       <w:startOverride w:val="1"/>
     </w:lvlOverride>
   </w:num>
-  <w:num w:numId="2" w16cid:durableId="758911485">
-    <w:abstractNumId w:val="0"/>
+  <w:num w:numId="2" w16cid:durableId="1548910311">
+    <w:abstractNumId w:val="1"/>
     <w:lvlOverride w:ilvl="0">
       <w:startOverride w:val="1"/>
     </w:lvlOverride>
@@ -4829,6 +7114,7 @@
   <w:style w:type="paragraph" w:default="1" w:styleId="Normal">
     <w:name w:val="Normal"/>
     <w:qFormat/>
+    <w:rsid w:val="00C13383"/>
   </w:style>
   <w:style w:type="paragraph" w:styleId="Ttulo1">
     <w:name w:val="heading 1"/>
@@ -5038,6 +7324,18 @@
     <w:rPr>
       <w:sz w:val="20"/>
       <w:szCs w:val="20"/>
+    </w:rPr>
+  </w:style>
+  <w:style w:type="character" w:styleId="MenoPendente">
+    <w:name w:val="Unresolved Mention"/>
+    <w:basedOn w:val="Fontepargpadro"/>
+    <w:uiPriority w:val="99"/>
+    <w:semiHidden/>
+    <w:unhideWhenUsed/>
+    <w:rsid w:val="00C13383"/>
+    <w:rPr>
+      <w:color w:val="605E5C"/>
+      <w:shd w:val="clear" w:color="auto" w:fill="E1DFDD"/>
     </w:rPr>
   </w:style>
 </w:styles>

--- a/docs/Documentacao_MVP_Mercantis.docx
+++ b/docs/Documentacao_MVP_Mercantis.docx
@@ -29,68 +29,59 @@
           <w:sz w:val="36"/>
           <w:szCs w:val="36"/>
         </w:rPr>
-        <w:t>Documentação de Infraestrutura do MVP — Mercantis</w:t>
+        <w:t xml:space="preserve">Documentação de Infraestrutura do MVP </w:t>
+      </w:r>
+      <w:r>
+        <w:rPr>
+          <w:b/>
+          <w:bCs/>
+          <w:sz w:val="36"/>
+          <w:szCs w:val="36"/>
+        </w:rPr>
+        <w:t>-</w:t>
+      </w:r>
+      <w:r>
+        <w:rPr>
+          <w:b/>
+          <w:bCs/>
+          <w:sz w:val="36"/>
+          <w:szCs w:val="36"/>
+        </w:rPr>
+        <w:t xml:space="preserve"> Mercantis</w:t>
       </w:r>
     </w:p>
     <w:p>
       <w:pPr>
         <w:spacing w:before="200"/>
         <w:jc w:val="center"/>
-      </w:pPr>
-      <w:r>
         <w:rPr>
           <w:color w:val="555555"/>
           <w:sz w:val="24"/>
           <w:szCs w:val="24"/>
         </w:rPr>
-        <w:t>Infraestrutura como código (</w:t>
-      </w:r>
-      <w:proofErr w:type="spellStart"/>
+      </w:pPr>
       <w:r>
         <w:rPr>
           <w:color w:val="555555"/>
           <w:sz w:val="24"/>
           <w:szCs w:val="24"/>
         </w:rPr>
-        <w:t>Terraform</w:t>
-      </w:r>
-      <w:proofErr w:type="spellEnd"/>
+        <w:t>Infraestrutura como código (Terraform) · Frontend em Docker · RDS MariaDB</w:t>
+      </w:r>
+    </w:p>
+    <w:p>
+      <w:pPr>
+        <w:spacing w:before="200"/>
+        <w:jc w:val="center"/>
+      </w:pPr>
       <w:r>
         <w:rPr>
           <w:color w:val="555555"/>
           <w:sz w:val="24"/>
           <w:szCs w:val="24"/>
         </w:rPr>
-        <w:t xml:space="preserve">) · </w:t>
-      </w:r>
-      <w:proofErr w:type="spellStart"/>
-      <w:r>
-        <w:rPr>
-          <w:color w:val="555555"/>
-          <w:sz w:val="24"/>
-          <w:szCs w:val="24"/>
-        </w:rPr>
-        <w:t>Frontend</w:t>
-      </w:r>
-      <w:proofErr w:type="spellEnd"/>
-      <w:r>
-        <w:rPr>
-          <w:color w:val="555555"/>
-          <w:sz w:val="24"/>
-          <w:szCs w:val="24"/>
-        </w:rPr>
-        <w:t xml:space="preserve"> em Docker · RDS </w:t>
-      </w:r>
-      <w:proofErr w:type="spellStart"/>
-      <w:r>
-        <w:rPr>
-          <w:color w:val="555555"/>
-          <w:sz w:val="24"/>
-          <w:szCs w:val="24"/>
-        </w:rPr>
-        <w:t>MariaDB</w:t>
-      </w:r>
-      <w:proofErr w:type="spellEnd"/>
+        <w:t>Luiz Felipe Pimenta Berrettini</w:t>
+      </w:r>
     </w:p>
     <w:p>
       <w:pPr>
@@ -98,15 +89,13 @@
         <w:jc w:val="center"/>
       </w:pPr>
       <w:r>
-        <w:t xml:space="preserve">TI5A — Cloud </w:t>
-      </w:r>
-      <w:proofErr w:type="spellStart"/>
-      <w:r>
-        <w:t>Computing</w:t>
-      </w:r>
-      <w:proofErr w:type="spellEnd"/>
-      <w:r>
-        <w:t xml:space="preserve"> · ESPM · Semestre 2026-I</w:t>
+        <w:t xml:space="preserve">TI5A </w:t>
+      </w:r>
+      <w:r>
+        <w:t>-</w:t>
+      </w:r>
+      <w:r>
+        <w:t xml:space="preserve"> Cloud Computing · ESPM · Semestre 2026-I</w:t>
       </w:r>
     </w:p>
     <w:p>
@@ -242,25 +231,7 @@
                 <w:sz w:val="19"/>
                 <w:szCs w:val="19"/>
               </w:rPr>
-              <w:t xml:space="preserve">Access </w:t>
-            </w:r>
-            <w:proofErr w:type="spellStart"/>
-            <w:r>
-              <w:rPr>
-                <w:color w:val="111111"/>
-                <w:sz w:val="19"/>
-                <w:szCs w:val="19"/>
-              </w:rPr>
-              <w:t>key</w:t>
-            </w:r>
-            <w:proofErr w:type="spellEnd"/>
-            <w:r>
-              <w:rPr>
-                <w:color w:val="111111"/>
-                <w:sz w:val="19"/>
-                <w:szCs w:val="19"/>
-              </w:rPr>
-              <w:t xml:space="preserve"> ID</w:t>
+              <w:t>Access key ID</w:t>
             </w:r>
           </w:p>
         </w:tc>
@@ -308,52 +279,14 @@
             <w:pPr>
               <w:spacing w:line="252" w:lineRule="auto"/>
             </w:pPr>
-            <w:proofErr w:type="spellStart"/>
-            <w:r>
-              <w:rPr>
-                <w:color w:val="111111"/>
-                <w:sz w:val="19"/>
-                <w:szCs w:val="19"/>
-              </w:rPr>
-              <w:t>Secret</w:t>
-            </w:r>
-            <w:proofErr w:type="spellEnd"/>
-            <w:r>
-              <w:rPr>
-                <w:color w:val="111111"/>
-                <w:sz w:val="19"/>
-                <w:szCs w:val="19"/>
-              </w:rPr>
-              <w:t xml:space="preserve"> </w:t>
-            </w:r>
-            <w:proofErr w:type="spellStart"/>
-            <w:r>
-              <w:rPr>
-                <w:color w:val="111111"/>
-                <w:sz w:val="19"/>
-                <w:szCs w:val="19"/>
-              </w:rPr>
-              <w:t>access</w:t>
-            </w:r>
-            <w:proofErr w:type="spellEnd"/>
-            <w:r>
-              <w:rPr>
-                <w:color w:val="111111"/>
-                <w:sz w:val="19"/>
-                <w:szCs w:val="19"/>
-              </w:rPr>
-              <w:t xml:space="preserve"> </w:t>
-            </w:r>
-            <w:proofErr w:type="spellStart"/>
-            <w:r>
-              <w:rPr>
-                <w:color w:val="111111"/>
-                <w:sz w:val="19"/>
-                <w:szCs w:val="19"/>
-              </w:rPr>
-              <w:t>key</w:t>
-            </w:r>
-            <w:proofErr w:type="spellEnd"/>
+            <w:r>
+              <w:rPr>
+                <w:color w:val="111111"/>
+                <w:sz w:val="19"/>
+                <w:szCs w:val="19"/>
+              </w:rPr>
+              <w:t>Secret access key</w:t>
+            </w:r>
           </w:p>
         </w:tc>
         <w:tc>
@@ -432,25 +365,7 @@
                 <w:sz w:val="19"/>
                 <w:szCs w:val="19"/>
               </w:rPr>
-              <w:t>sa-east-1</w:t>
-            </w:r>
-            <w:proofErr w:type="gramStart"/>
-            <w:r>
-              <w:rPr>
-                <w:color w:val="111111"/>
-                <w:sz w:val="19"/>
-                <w:szCs w:val="19"/>
-              </w:rPr>
-              <w:t xml:space="preserve">   (</w:t>
-            </w:r>
-            <w:proofErr w:type="gramEnd"/>
-            <w:r>
-              <w:rPr>
-                <w:color w:val="111111"/>
-                <w:sz w:val="19"/>
-                <w:szCs w:val="19"/>
-              </w:rPr>
-              <w:t>região onde a infraestrutura está provisionada)</w:t>
+              <w:t>sa-east-1   (região onde a infraestrutura está provisionada)</w:t>
             </w:r>
           </w:p>
         </w:tc>
@@ -476,9 +391,8 @@
           <w:sz w:val="16"/>
           <w:szCs w:val="16"/>
         </w:rPr>
-        <w:t>Chave de leitura apenas (ec2/</w:t>
-      </w:r>
-      <w:proofErr w:type="spellStart"/>
+        <w:t xml:space="preserve">Chave de leitura apenas (ec2/rds Describe). </w:t>
+      </w:r>
       <w:r>
         <w:rPr>
           <w:i/>
@@ -487,72 +401,7 @@
           <w:sz w:val="16"/>
           <w:szCs w:val="16"/>
         </w:rPr>
-        <w:t>rds</w:t>
-      </w:r>
-      <w:proofErr w:type="spellEnd"/>
-      <w:r>
-        <w:rPr>
-          <w:i/>
-          <w:iCs/>
-          <w:color w:val="888888"/>
-          <w:sz w:val="16"/>
-          <w:szCs w:val="16"/>
-        </w:rPr>
-        <w:t xml:space="preserve"> </w:t>
-      </w:r>
-      <w:proofErr w:type="spellStart"/>
-      <w:r>
-        <w:rPr>
-          <w:i/>
-          <w:iCs/>
-          <w:color w:val="888888"/>
-          <w:sz w:val="16"/>
-          <w:szCs w:val="16"/>
-        </w:rPr>
-        <w:t>Describe</w:t>
-      </w:r>
-      <w:proofErr w:type="spellEnd"/>
-      <w:r>
-        <w:rPr>
-          <w:i/>
-          <w:iCs/>
-          <w:color w:val="888888"/>
-          <w:sz w:val="16"/>
-          <w:szCs w:val="16"/>
-        </w:rPr>
-        <w:t xml:space="preserve">). </w:t>
-      </w:r>
-      <w:r>
-        <w:rPr>
-          <w:i/>
-          <w:iCs/>
-          <w:color w:val="888888"/>
-          <w:sz w:val="16"/>
-          <w:szCs w:val="16"/>
-        </w:rPr>
-        <w:t xml:space="preserve">Se você clonou este repositório pelo </w:t>
-      </w:r>
-      <w:proofErr w:type="spellStart"/>
-      <w:r>
-        <w:rPr>
-          <w:i/>
-          <w:iCs/>
-          <w:color w:val="888888"/>
-          <w:sz w:val="16"/>
-          <w:szCs w:val="16"/>
-        </w:rPr>
-        <w:t>Git</w:t>
-      </w:r>
-      <w:proofErr w:type="spellEnd"/>
-      <w:r>
-        <w:rPr>
-          <w:i/>
-          <w:iCs/>
-          <w:color w:val="888888"/>
-          <w:sz w:val="16"/>
-          <w:szCs w:val="16"/>
-        </w:rPr>
-        <w:t>, esses campos não estarão preenchidos.</w:t>
+        <w:t>Se você clonou este repositório pelo Git, esses campos não estarão preenchidos.</w:t>
       </w:r>
     </w:p>
     <w:p>
@@ -727,23 +576,7 @@
           <w:sz w:val="20"/>
           <w:szCs w:val="20"/>
         </w:rPr>
-        <w:t xml:space="preserve">6.1. Security </w:t>
-      </w:r>
-      <w:proofErr w:type="spellStart"/>
-      <w:r>
-        <w:rPr>
-          <w:sz w:val="20"/>
-          <w:szCs w:val="20"/>
-        </w:rPr>
-        <w:t>Groups</w:t>
-      </w:r>
-      <w:proofErr w:type="spellEnd"/>
-      <w:r>
-        <w:rPr>
-          <w:sz w:val="20"/>
-          <w:szCs w:val="20"/>
-        </w:rPr>
-        <w:t xml:space="preserve"> e a conexão entre eles</w:t>
+        <w:t>6.1. Security Groups e a conexão entre eles</w:t>
       </w:r>
       <w:r>
         <w:rPr>
@@ -859,31 +692,7 @@
         <w:spacing w:after="140" w:line="276" w:lineRule="auto"/>
       </w:pPr>
       <w:r>
-        <w:t xml:space="preserve">Este documento descreve o MVP de migração do portal de e-commerce da Mercantis para a nuvem AWS. A Mercantis opera há cerca de dez anos um portal de vendas hospedado em ambiente </w:t>
-      </w:r>
-      <w:proofErr w:type="spellStart"/>
-      <w:r>
-        <w:t>on-premises</w:t>
-      </w:r>
-      <w:proofErr w:type="spellEnd"/>
-      <w:r>
-        <w:t xml:space="preserve">. Uma tempestade derrubou a energia, os </w:t>
-      </w:r>
-      <w:proofErr w:type="spellStart"/>
-      <w:r>
-        <w:t>no-breaks</w:t>
-      </w:r>
-      <w:proofErr w:type="spellEnd"/>
-      <w:r>
-        <w:t xml:space="preserve"> não aguentaram, e o portal saiu do ar por horas. A consultoria que avaliou o ambiente encontrou três problemas centrais: um firewall de borda sem capacidade de inspecionar requisições da aplicação, o servidor web Apache e o banco </w:t>
-      </w:r>
-      <w:proofErr w:type="spellStart"/>
-      <w:r>
-        <w:t>MariaDB</w:t>
-      </w:r>
-      <w:proofErr w:type="spellEnd"/>
-      <w:r>
-        <w:t xml:space="preserve"> no mesmo segmento de rede público, e nenhuma redundância para absorver picos de tráfego ou falhas de hardware.</w:t>
+        <w:t>Este documento descreve o MVP de migração do portal de e-commerce da Mercantis para a nuvem AWS. A Mercantis opera há cerca de dez anos um portal de vendas hospedado em ambiente on-premises. Uma tempestade derrubou a energia, os no-breaks não aguentaram, e o portal saiu do ar por horas. A consultoria que avaliou o ambiente encontrou três problemas centrais: um firewall de borda sem capacidade de inspecionar requisições da aplicação, o servidor web Apache e o banco MariaDB no mesmo segmento de rede público, e nenhuma redundância para absorver picos de tráfego ou falhas de hardware.</w:t>
       </w:r>
     </w:p>
     <w:p>
@@ -891,55 +700,7 @@
         <w:spacing w:after="140" w:line="276" w:lineRule="auto"/>
       </w:pPr>
       <w:r>
-        <w:t xml:space="preserve">O MVP responde a esses problemas com uma arquitetura enxuta na AWS, provisionada por </w:t>
-      </w:r>
-      <w:proofErr w:type="spellStart"/>
-      <w:r>
-        <w:t>Terraform</w:t>
-      </w:r>
-      <w:proofErr w:type="spellEnd"/>
-      <w:r>
-        <w:t xml:space="preserve">. Ele entrega o caminho crítico da migração: o </w:t>
-      </w:r>
-      <w:proofErr w:type="spellStart"/>
-      <w:r>
-        <w:t>frontend</w:t>
-      </w:r>
-      <w:proofErr w:type="spellEnd"/>
-      <w:r>
-        <w:t xml:space="preserve"> roda em um container Docker sobre EC2, o banco passa a ser um </w:t>
-      </w:r>
-      <w:proofErr w:type="spellStart"/>
-      <w:r>
-        <w:t>Amazon</w:t>
-      </w:r>
-      <w:proofErr w:type="spellEnd"/>
-      <w:r>
-        <w:t xml:space="preserve"> RDS </w:t>
-      </w:r>
-      <w:proofErr w:type="spellStart"/>
-      <w:r>
-        <w:t>MariaDB</w:t>
-      </w:r>
-      <w:proofErr w:type="spellEnd"/>
-      <w:r>
-        <w:t xml:space="preserve"> gerenciado em </w:t>
-      </w:r>
-      <w:proofErr w:type="spellStart"/>
-      <w:r>
-        <w:t>sub-rede</w:t>
-      </w:r>
-      <w:proofErr w:type="spellEnd"/>
-      <w:r>
-        <w:t xml:space="preserve"> privada, e a borda ganha </w:t>
-      </w:r>
-      <w:proofErr w:type="spellStart"/>
-      <w:r>
-        <w:t>CloudFront</w:t>
-      </w:r>
-      <w:proofErr w:type="spellEnd"/>
-      <w:r>
-        <w:t>, AWS WAF e AWS Shield. Sobre o diagrama-base fornecido, acrescentei controles de segurança adicionais descritos na seção 6.</w:t>
+        <w:t>O MVP responde a esses problemas com uma arquitetura enxuta na AWS, provisionada por Terraform. Ele entrega o caminho crítico da migração: o frontend roda em um container Docker sobre EC2, o banco passa a ser um Amazon RDS MariaDB gerenciado em sub-rede privada, e a borda ganha CloudFront, AWS WAF e AWS Shield. Sobre o diagrama-base fornecido, acrescentei controles de segurança adicionais descritos na seção 6.</w:t>
       </w:r>
     </w:p>
     <w:p>
@@ -954,33 +715,8 @@
         <w:t xml:space="preserve">Escopo. </w:t>
       </w:r>
       <w:r>
-        <w:t xml:space="preserve">O MVP </w:t>
-      </w:r>
-      <w:proofErr w:type="spellStart"/>
-      <w:r>
-        <w:t>valida</w:t>
-      </w:r>
-      <w:proofErr w:type="spellEnd"/>
-      <w:r>
-        <w:t xml:space="preserve"> a arquitetura, a segurança de rede e a separação entre camadas. Ele não cobre ainda o auto </w:t>
-      </w:r>
-      <w:proofErr w:type="spellStart"/>
-      <w:r>
-        <w:t>scaling</w:t>
-      </w:r>
-      <w:proofErr w:type="spellEnd"/>
-      <w:r>
-        <w:t xml:space="preserve">, o balanceador de carga e o </w:t>
-      </w:r>
-      <w:proofErr w:type="spellStart"/>
-      <w:r>
-        <w:t>Multi-AZ</w:t>
-      </w:r>
-      <w:proofErr w:type="spellEnd"/>
-      <w:r>
-        <w:t xml:space="preserve"> completo, reservados para a arquitetura final (seção 4). A estratégia de migração combina </w:t>
-      </w:r>
-      <w:proofErr w:type="spellStart"/>
+        <w:t xml:space="preserve">O MVP valida a arquitetura, a segurança de rede e a separação entre camadas. Ele não cobre ainda o auto scaling, o balanceador de carga e o Multi-AZ completo, reservados para a arquitetura final (seção 4). A estratégia de migração combina </w:t>
+      </w:r>
       <w:r>
         <w:rPr>
           <w:i/>
@@ -988,11 +724,9 @@
         </w:rPr>
         <w:t>replatform</w:t>
       </w:r>
-      <w:proofErr w:type="spellEnd"/>
       <w:r>
         <w:t xml:space="preserve"> (banco gerenciado no RDS) com </w:t>
       </w:r>
-      <w:proofErr w:type="spellStart"/>
       <w:r>
         <w:rPr>
           <w:i/>
@@ -1000,17 +734,8 @@
         </w:rPr>
         <w:t>refactor</w:t>
       </w:r>
-      <w:proofErr w:type="spellEnd"/>
-      <w:r>
-        <w:t xml:space="preserve"> leve (</w:t>
-      </w:r>
-      <w:proofErr w:type="spellStart"/>
-      <w:r>
-        <w:t>frontend</w:t>
-      </w:r>
-      <w:proofErr w:type="spellEnd"/>
-      <w:r>
-        <w:t xml:space="preserve"> conteinerizado), em linha com as opções discutidas no roteiro move2cloud da disciplina.</w:t>
+      <w:r>
+        <w:t xml:space="preserve"> leve (frontend conteinerizado), em linha com as opções discutidas no roteiro move2cloud da disciplina.</w:t>
       </w:r>
     </w:p>
     <w:p>
@@ -1034,15 +759,7 @@
         <w:spacing w:after="140" w:line="276" w:lineRule="auto"/>
       </w:pPr>
       <w:r>
-        <w:t xml:space="preserve">O portal real da Mercantis é uma loja virtual de catálogo amplo, voltada ao mercado nacional. Os clientes navegam por categorias, pesquisam produtos, montam o carrinho, criam conta, fazem login, finalizam a compra e acompanham pedidos. A operação valoriza preço competitivo e entrega rápida, e sofre nos períodos de pico, como datas comemorativas e promoções, quando a arquitetura estática </w:t>
-      </w:r>
-      <w:proofErr w:type="spellStart"/>
-      <w:r>
-        <w:t>on-premises</w:t>
-      </w:r>
-      <w:proofErr w:type="spellEnd"/>
-      <w:r>
-        <w:t xml:space="preserve"> não acompanha o aumento de acessos. Os clientes distantes do data center também enfrentam lentidão, porque não há distribuição de conteúdo por regiões.</w:t>
+        <w:t>O portal real da Mercantis é uma loja virtual de catálogo amplo, voltada ao mercado nacional. Os clientes navegam por categorias, pesquisam produtos, montam o carrinho, criam conta, fazem login, finalizam a compra e acompanham pedidos. A operação valoriza preço competitivo e entrega rápida, e sofre nos períodos de pico, como datas comemorativas e promoções, quando a arquitetura estática on-premises não acompanha o aumento de acessos. Os clientes distantes do data center também enfrentam lentidão, porque não há distribuição de conteúdo por regiões.</w:t>
       </w:r>
     </w:p>
     <w:p>
@@ -1066,71 +783,7 @@
         <w:spacing w:after="140" w:line="276" w:lineRule="auto"/>
       </w:pPr>
       <w:r>
-        <w:t xml:space="preserve">O MVP reproduz a espinha dorsal dessa aplicação sem recriar todas as integrações. Uma única instância EC2 executa o container do </w:t>
-      </w:r>
-      <w:proofErr w:type="spellStart"/>
-      <w:r>
-        <w:t>frontend</w:t>
-      </w:r>
-      <w:proofErr w:type="spellEnd"/>
-      <w:r>
-        <w:t xml:space="preserve">, que representa a camada web e de aplicação do portal. O </w:t>
-      </w:r>
-      <w:proofErr w:type="spellStart"/>
-      <w:r>
-        <w:t>Amazon</w:t>
-      </w:r>
-      <w:proofErr w:type="spellEnd"/>
-      <w:r>
-        <w:t xml:space="preserve"> RDS </w:t>
-      </w:r>
-      <w:proofErr w:type="spellStart"/>
-      <w:r>
-        <w:t>MariaDB</w:t>
-      </w:r>
-      <w:proofErr w:type="spellEnd"/>
-      <w:r>
-        <w:t xml:space="preserve"> substitui o banco que antes rodava no servidor dedicado </w:t>
-      </w:r>
-      <w:proofErr w:type="spellStart"/>
-      <w:r>
-        <w:t>on-premises</w:t>
-      </w:r>
-      <w:proofErr w:type="spellEnd"/>
-      <w:r>
-        <w:t xml:space="preserve">, agora isolado em </w:t>
-      </w:r>
-      <w:proofErr w:type="spellStart"/>
-      <w:r>
-        <w:t>sub-rede</w:t>
-      </w:r>
-      <w:proofErr w:type="spellEnd"/>
-      <w:r>
-        <w:t xml:space="preserve"> privada. Um </w:t>
-      </w:r>
-      <w:proofErr w:type="spellStart"/>
-      <w:r>
-        <w:t>bucket</w:t>
-      </w:r>
-      <w:proofErr w:type="spellEnd"/>
-      <w:r>
-        <w:t xml:space="preserve"> S3 guarda os arquivos estáticos, como imagens, CSS e </w:t>
-      </w:r>
-      <w:proofErr w:type="spellStart"/>
-      <w:r>
-        <w:t>JavaScript</w:t>
-      </w:r>
-      <w:proofErr w:type="spellEnd"/>
-      <w:r>
-        <w:t xml:space="preserve">, que o </w:t>
-      </w:r>
-      <w:proofErr w:type="spellStart"/>
-      <w:r>
-        <w:t>CloudFront</w:t>
-      </w:r>
-      <w:proofErr w:type="spellEnd"/>
-      <w:r>
-        <w:t xml:space="preserve"> distribui com baixa latência.</w:t>
+        <w:t>O MVP reproduz a espinha dorsal dessa aplicação sem recriar todas as integrações. Uma única instância EC2 executa o container do frontend, que representa a camada web e de aplicação do portal. O Amazon RDS MariaDB substitui o banco que antes rodava no servidor dedicado on-premises, agora isolado em sub-rede privada. Um bucket S3 guarda os arquivos estáticos, como imagens, CSS e JavaScript, que o CloudFront distribui com baixa latência.</w:t>
       </w:r>
     </w:p>
     <w:p>
@@ -1139,15 +792,7 @@
       </w:pPr>
       <w:r>
         <w:lastRenderedPageBreak/>
-        <w:t xml:space="preserve">A imagem Docker padrão do MVP é uma aplicação de demonstração. Para usar a loja real, basta publicar a imagem da Mercantis em um registry e apontar a variável </w:t>
-      </w:r>
-      <w:proofErr w:type="spellStart"/>
-      <w:r>
-        <w:t>frontend_image</w:t>
-      </w:r>
-      <w:proofErr w:type="spellEnd"/>
-      <w:r>
-        <w:t>, como descreve o README. A arquitetura de rede, segurança e dados permanece a mesma.</w:t>
+        <w:t>A imagem Docker padrão do MVP é uma aplicação de demonstração. Para usar a loja real, basta publicar a imagem da Mercantis em um registry e apontar a variável frontend_image, como descreve o README. A arquitetura de rede, segurança e dados permanece a mesma.</w:t>
       </w:r>
     </w:p>
     <w:tbl>
@@ -1310,18 +955,8 @@
                 <w:sz w:val="19"/>
                 <w:szCs w:val="19"/>
               </w:rPr>
-              <w:t xml:space="preserve">Vários servidores atrás de balanceador, com auto </w:t>
-            </w:r>
-            <w:proofErr w:type="spellStart"/>
-            <w:r>
-              <w:rPr>
-                <w:color w:val="111111"/>
-                <w:sz w:val="19"/>
-                <w:szCs w:val="19"/>
-              </w:rPr>
-              <w:t>scaling</w:t>
-            </w:r>
-            <w:proofErr w:type="spellEnd"/>
+              <w:t>Vários servidores atrás de balanceador, com auto scaling</w:t>
+            </w:r>
           </w:p>
         </w:tc>
         <w:tc>
@@ -1394,23 +1029,13 @@
             <w:pPr>
               <w:spacing w:line="252" w:lineRule="auto"/>
             </w:pPr>
-            <w:proofErr w:type="spellStart"/>
-            <w:r>
-              <w:rPr>
-                <w:color w:val="111111"/>
-                <w:sz w:val="19"/>
-                <w:szCs w:val="19"/>
-              </w:rPr>
-              <w:t>MariaDB</w:t>
-            </w:r>
-            <w:proofErr w:type="spellEnd"/>
-            <w:r>
-              <w:rPr>
-                <w:color w:val="111111"/>
-                <w:sz w:val="19"/>
-                <w:szCs w:val="19"/>
-              </w:rPr>
-              <w:t xml:space="preserve"> com réplicas e alta disponibilidade</w:t>
+            <w:r>
+              <w:rPr>
+                <w:color w:val="111111"/>
+                <w:sz w:val="19"/>
+                <w:szCs w:val="19"/>
+              </w:rPr>
+              <w:t>MariaDB com réplicas e alta disponibilidade</w:t>
             </w:r>
           </w:p>
         </w:tc>
@@ -1436,43 +1061,7 @@
                 <w:sz w:val="19"/>
                 <w:szCs w:val="19"/>
               </w:rPr>
-              <w:t xml:space="preserve">RDS </w:t>
-            </w:r>
-            <w:proofErr w:type="spellStart"/>
-            <w:r>
-              <w:rPr>
-                <w:color w:val="111111"/>
-                <w:sz w:val="19"/>
-                <w:szCs w:val="19"/>
-              </w:rPr>
-              <w:t>MariaDB</w:t>
-            </w:r>
-            <w:proofErr w:type="spellEnd"/>
-            <w:r>
-              <w:rPr>
-                <w:color w:val="111111"/>
-                <w:sz w:val="19"/>
-                <w:szCs w:val="19"/>
-              </w:rPr>
-              <w:t xml:space="preserve"> single-AZ (</w:t>
-            </w:r>
-            <w:proofErr w:type="spellStart"/>
-            <w:r>
-              <w:rPr>
-                <w:color w:val="111111"/>
-                <w:sz w:val="19"/>
-                <w:szCs w:val="19"/>
-              </w:rPr>
-              <w:t>Multi-AZ</w:t>
-            </w:r>
-            <w:proofErr w:type="spellEnd"/>
-            <w:r>
-              <w:rPr>
-                <w:color w:val="111111"/>
-                <w:sz w:val="19"/>
-                <w:szCs w:val="19"/>
-              </w:rPr>
-              <w:t xml:space="preserve"> na arquitetura final)</w:t>
+              <w:t>RDS MariaDB single-AZ (Multi-AZ na arquitetura final)</w:t>
             </w:r>
           </w:p>
         </w:tc>
@@ -1526,25 +1115,7 @@
                 <w:sz w:val="19"/>
                 <w:szCs w:val="19"/>
               </w:rPr>
-              <w:t xml:space="preserve">CDN sobre </w:t>
-            </w:r>
-            <w:proofErr w:type="spellStart"/>
-            <w:r>
-              <w:rPr>
-                <w:color w:val="111111"/>
-                <w:sz w:val="19"/>
-                <w:szCs w:val="19"/>
-              </w:rPr>
-              <w:t>bucket</w:t>
-            </w:r>
-            <w:proofErr w:type="spellEnd"/>
-            <w:r>
-              <w:rPr>
-                <w:color w:val="111111"/>
-                <w:sz w:val="19"/>
-                <w:szCs w:val="19"/>
-              </w:rPr>
-              <w:t xml:space="preserve"> de objetos</w:t>
+              <w:t>CDN sobre bucket de objetos</w:t>
             </w:r>
           </w:p>
         </w:tc>
@@ -1570,25 +1141,7 @@
                 <w:sz w:val="19"/>
                 <w:szCs w:val="19"/>
               </w:rPr>
-              <w:t xml:space="preserve">S3 privado servido via </w:t>
-            </w:r>
-            <w:proofErr w:type="spellStart"/>
-            <w:r>
-              <w:rPr>
-                <w:color w:val="111111"/>
-                <w:sz w:val="19"/>
-                <w:szCs w:val="19"/>
-              </w:rPr>
-              <w:t>CloudFront</w:t>
-            </w:r>
-            <w:proofErr w:type="spellEnd"/>
-            <w:r>
-              <w:rPr>
-                <w:color w:val="111111"/>
-                <w:sz w:val="19"/>
-                <w:szCs w:val="19"/>
-              </w:rPr>
-              <w:t xml:space="preserve"> (OAC)</w:t>
+              <w:t>S3 privado servido via CloudFront (OAC)</w:t>
             </w:r>
           </w:p>
         </w:tc>
@@ -1636,23 +1189,13 @@
             <w:pPr>
               <w:spacing w:line="252" w:lineRule="auto"/>
             </w:pPr>
-            <w:proofErr w:type="spellStart"/>
-            <w:r>
-              <w:rPr>
-                <w:color w:val="111111"/>
-                <w:sz w:val="19"/>
-                <w:szCs w:val="19"/>
-              </w:rPr>
-              <w:t>Multi-AZ</w:t>
-            </w:r>
-            <w:proofErr w:type="spellEnd"/>
-            <w:r>
-              <w:rPr>
-                <w:color w:val="111111"/>
-                <w:sz w:val="19"/>
-                <w:szCs w:val="19"/>
-              </w:rPr>
-              <w:t>, tolerante a falhas</w:t>
+            <w:r>
+              <w:rPr>
+                <w:color w:val="111111"/>
+                <w:sz w:val="19"/>
+                <w:szCs w:val="19"/>
+              </w:rPr>
+              <w:t>Multi-AZ, tolerante a falhas</w:t>
             </w:r>
           </w:p>
         </w:tc>
@@ -1678,25 +1221,7 @@
                 <w:sz w:val="19"/>
                 <w:szCs w:val="19"/>
               </w:rPr>
-              <w:t xml:space="preserve">AZ única para compute; 2 </w:t>
-            </w:r>
-            <w:proofErr w:type="spellStart"/>
-            <w:r>
-              <w:rPr>
-                <w:color w:val="111111"/>
-                <w:sz w:val="19"/>
-                <w:szCs w:val="19"/>
-              </w:rPr>
-              <w:t>AZs</w:t>
-            </w:r>
-            <w:proofErr w:type="spellEnd"/>
-            <w:r>
-              <w:rPr>
-                <w:color w:val="111111"/>
-                <w:sz w:val="19"/>
-                <w:szCs w:val="19"/>
-              </w:rPr>
-              <w:t xml:space="preserve"> já provisionadas na rede</w:t>
+              <w:t>AZ única para compute; 2 AZs já provisionadas na rede</w:t>
             </w:r>
           </w:p>
         </w:tc>
@@ -1750,18 +1275,8 @@
                 <w:sz w:val="19"/>
                 <w:szCs w:val="19"/>
               </w:rPr>
-              <w:t xml:space="preserve">WAF, Shield, TLS, proteção </w:t>
-            </w:r>
-            <w:proofErr w:type="spellStart"/>
-            <w:r>
-              <w:rPr>
-                <w:color w:val="111111"/>
-                <w:sz w:val="19"/>
-                <w:szCs w:val="19"/>
-              </w:rPr>
-              <w:t>DDoS</w:t>
-            </w:r>
-            <w:proofErr w:type="spellEnd"/>
+              <w:t>WAF, Shield, TLS, proteção DDoS</w:t>
+            </w:r>
           </w:p>
         </w:tc>
         <w:tc>
@@ -1786,25 +1301,7 @@
                 <w:sz w:val="19"/>
                 <w:szCs w:val="19"/>
               </w:rPr>
-              <w:t xml:space="preserve">WAF + Shield Standard + </w:t>
-            </w:r>
-            <w:proofErr w:type="spellStart"/>
-            <w:r>
-              <w:rPr>
-                <w:color w:val="111111"/>
-                <w:sz w:val="19"/>
-                <w:szCs w:val="19"/>
-              </w:rPr>
-              <w:t>CloudFront</w:t>
-            </w:r>
-            <w:proofErr w:type="spellEnd"/>
-            <w:r>
-              <w:rPr>
-                <w:color w:val="111111"/>
-                <w:sz w:val="19"/>
-                <w:szCs w:val="19"/>
-              </w:rPr>
-              <w:t xml:space="preserve"> com HTTPS</w:t>
+              <w:t>WAF + Shield Standard + CloudFront com HTTPS</w:t>
             </w:r>
           </w:p>
         </w:tc>
@@ -1845,31 +1342,7 @@
         <w:spacing w:after="140" w:line="276" w:lineRule="auto"/>
       </w:pPr>
       <w:r>
-        <w:t xml:space="preserve">Do ponto de vista da infraestrutura, o serviço hospedado é uma loja virtual cujas funções (catálogo e busca, cadastro e login de usuários, carrinho e finalização de compra) se apoiam em três recursos provisionados: o RDS </w:t>
-      </w:r>
-      <w:proofErr w:type="spellStart"/>
-      <w:r>
-        <w:t>MariaDB</w:t>
-      </w:r>
-      <w:proofErr w:type="spellEnd"/>
-      <w:r>
-        <w:t xml:space="preserve"> guarda os dados de produtos e usuários, o </w:t>
-      </w:r>
-      <w:proofErr w:type="spellStart"/>
-      <w:r>
-        <w:t>bucket</w:t>
-      </w:r>
-      <w:proofErr w:type="spellEnd"/>
-      <w:r>
-        <w:t xml:space="preserve"> S3 guarda os arquivos estáticos servidos sob o prefixo /</w:t>
-      </w:r>
-      <w:proofErr w:type="spellStart"/>
-      <w:r>
-        <w:t>static</w:t>
-      </w:r>
-      <w:proofErr w:type="spellEnd"/>
-      <w:r>
-        <w:t>/, e a EC2 executa a camada de aplicação dentro do container. Esta documentação trata de como esses recursos se conectam e se protegem, não dos detalhes de implementação da aplicação.</w:t>
+        <w:t>Do ponto de vista da infraestrutura, o serviço hospedado é uma loja virtual cujas funções (catálogo e busca, cadastro e login de usuários, carrinho e finalização de compra) se apoiam em três recursos provisionados: o RDS MariaDB guarda os dados de produtos e usuários, o bucket S3 guarda os arquivos estáticos servidos sob o prefixo /static/, e a EC2 executa a camada de aplicação dentro do container. Esta documentação trata de como esses recursos se conectam e se protegem, não dos detalhes de implementação da aplicação.</w:t>
       </w:r>
     </w:p>
     <w:p>
@@ -1877,63 +1350,7 @@
         <w:spacing w:after="140" w:line="276" w:lineRule="auto"/>
       </w:pPr>
       <w:r>
-        <w:t xml:space="preserve">O caminho de uma requisição mostra a infraestrutura em ação. O usuário acessa a URL do </w:t>
-      </w:r>
-      <w:proofErr w:type="spellStart"/>
-      <w:r>
-        <w:t>CloudFront</w:t>
-      </w:r>
-      <w:proofErr w:type="spellEnd"/>
-      <w:r>
-        <w:t xml:space="preserve">. A requisição passa pelo AWS WAF, que filtra ataques comuns e aplica limite de taxa, e pelo AWS Shield, que mitiga </w:t>
-      </w:r>
-      <w:proofErr w:type="spellStart"/>
-      <w:r>
-        <w:t>DDoS</w:t>
-      </w:r>
-      <w:proofErr w:type="spellEnd"/>
-      <w:r>
-        <w:t xml:space="preserve"> na borda. O </w:t>
-      </w:r>
-      <w:proofErr w:type="spellStart"/>
-      <w:r>
-        <w:t>CloudFront</w:t>
-      </w:r>
-      <w:proofErr w:type="spellEnd"/>
-      <w:r>
-        <w:t xml:space="preserve"> encaminha o tráfego dinâmico para a EC2 do </w:t>
-      </w:r>
-      <w:proofErr w:type="spellStart"/>
-      <w:r>
-        <w:t>frontend</w:t>
-      </w:r>
-      <w:proofErr w:type="spellEnd"/>
-      <w:r>
-        <w:t xml:space="preserve"> e serve o conteúdo estático direto do S3. A EC2 consulta o RDS </w:t>
-      </w:r>
-      <w:proofErr w:type="spellStart"/>
-      <w:r>
-        <w:t>MariaDB</w:t>
-      </w:r>
-      <w:proofErr w:type="spellEnd"/>
-      <w:r>
-        <w:t xml:space="preserve"> pela porta 3306, dentro da rede privada. O usuário nunca alcança a EC2 ou o banco diretamente: o front só aceita conexões vindas do </w:t>
-      </w:r>
-      <w:proofErr w:type="spellStart"/>
-      <w:r>
-        <w:t>CloudFront</w:t>
-      </w:r>
-      <w:proofErr w:type="spellEnd"/>
-      <w:r>
-        <w:t xml:space="preserve">, e o banco só aceita conexões vindas do front. Essa cadeia é imposta pelos Security </w:t>
-      </w:r>
-      <w:proofErr w:type="spellStart"/>
-      <w:r>
-        <w:t>Groups</w:t>
-      </w:r>
-      <w:proofErr w:type="spellEnd"/>
-      <w:r>
-        <w:t xml:space="preserve"> detalhados na seção 6.</w:t>
+        <w:t>O caminho de uma requisição mostra a infraestrutura em ação. O usuário acessa a URL do CloudFront. A requisição passa pelo AWS WAF, que filtra ataques comuns e aplica limite de taxa, e pelo AWS Shield, que mitiga DDoS na borda. O CloudFront encaminha o tráfego dinâmico para a EC2 do frontend e serve o conteúdo estático direto do S3. A EC2 consulta o RDS MariaDB pela porta 3306, dentro da rede privada. O usuário nunca alcança a EC2 ou o banco diretamente: o front só aceita conexões vindas do CloudFront, e o banco só aceita conexões vindas do front. Essa cadeia é imposta pelos Security Groups detalhados na seção 6.</w:t>
       </w:r>
     </w:p>
     <w:p>
@@ -1955,47 +1372,7 @@
         <w:spacing w:after="140" w:line="276" w:lineRule="auto"/>
       </w:pPr>
       <w:r>
-        <w:t xml:space="preserve">A arquitetura final atende os </w:t>
-      </w:r>
-      <w:proofErr w:type="spellStart"/>
-      <w:r>
-        <w:t>SLOs</w:t>
-      </w:r>
-      <w:proofErr w:type="spellEnd"/>
-      <w:r>
-        <w:t xml:space="preserve"> definidos no roteiro move2cloud da Mercantis: disponibilidade de 99,9% ao mês, latência p95 menor ou igual a 300 </w:t>
-      </w:r>
-      <w:proofErr w:type="spellStart"/>
-      <w:r>
-        <w:t>ms</w:t>
-      </w:r>
-      <w:proofErr w:type="spellEnd"/>
-      <w:r>
-        <w:t xml:space="preserve"> no pico, RTO de até 1 hora e RPO de até 15 minutos. Ela distribui a aplicação por duas </w:t>
-      </w:r>
-      <w:proofErr w:type="spellStart"/>
-      <w:r>
-        <w:t>Availability</w:t>
-      </w:r>
-      <w:proofErr w:type="spellEnd"/>
-      <w:r>
-        <w:t xml:space="preserve"> Zones, com balanceador de carga, auto </w:t>
-      </w:r>
-      <w:proofErr w:type="spellStart"/>
-      <w:r>
-        <w:t>scaling</w:t>
-      </w:r>
-      <w:proofErr w:type="spellEnd"/>
-      <w:r>
-        <w:t xml:space="preserve"> e banco em </w:t>
-      </w:r>
-      <w:proofErr w:type="spellStart"/>
-      <w:r>
-        <w:t>Multi-AZ</w:t>
-      </w:r>
-      <w:proofErr w:type="spellEnd"/>
-      <w:r>
-        <w:t>.</w:t>
+        <w:t>A arquitetura final atende os SLOs definidos no roteiro move2cloud da Mercantis: disponibilidade de 99,9% ao mês, latência p95 menor ou igual a 300 ms no pico, RTO de até 1 hora e RPO de até 15 minutos. Ela distribui a aplicação por duas Availability Zones, com balanceador de carga, auto scaling e banco em Multi-AZ.</w:t>
       </w:r>
     </w:p>
     <w:p>
@@ -2060,73 +1437,7 @@
           <w:sz w:val="18"/>
           <w:szCs w:val="18"/>
         </w:rPr>
-        <w:t xml:space="preserve">Figura 1. Infraestrutura final (alvo) em duas </w:t>
-      </w:r>
-      <w:proofErr w:type="spellStart"/>
-      <w:r>
-        <w:rPr>
-          <w:i/>
-          <w:iCs/>
-          <w:color w:val="555555"/>
-          <w:sz w:val="18"/>
-          <w:szCs w:val="18"/>
-        </w:rPr>
-        <w:t>AZs</w:t>
-      </w:r>
-      <w:proofErr w:type="spellEnd"/>
-      <w:r>
-        <w:rPr>
-          <w:i/>
-          <w:iCs/>
-          <w:color w:val="555555"/>
-          <w:sz w:val="18"/>
-          <w:szCs w:val="18"/>
-        </w:rPr>
-        <w:t xml:space="preserve">, com ALB, auto </w:t>
-      </w:r>
-      <w:proofErr w:type="spellStart"/>
-      <w:r>
-        <w:rPr>
-          <w:i/>
-          <w:iCs/>
-          <w:color w:val="555555"/>
-          <w:sz w:val="18"/>
-          <w:szCs w:val="18"/>
-        </w:rPr>
-        <w:t>scaling</w:t>
-      </w:r>
-      <w:proofErr w:type="spellEnd"/>
-      <w:r>
-        <w:rPr>
-          <w:i/>
-          <w:iCs/>
-          <w:color w:val="555555"/>
-          <w:sz w:val="18"/>
-          <w:szCs w:val="18"/>
-        </w:rPr>
-        <w:t xml:space="preserve"> e RDS </w:t>
-      </w:r>
-      <w:proofErr w:type="spellStart"/>
-      <w:r>
-        <w:rPr>
-          <w:i/>
-          <w:iCs/>
-          <w:color w:val="555555"/>
-          <w:sz w:val="18"/>
-          <w:szCs w:val="18"/>
-        </w:rPr>
-        <w:t>Multi-AZ</w:t>
-      </w:r>
-      <w:proofErr w:type="spellEnd"/>
-      <w:r>
-        <w:rPr>
-          <w:i/>
-          <w:iCs/>
-          <w:color w:val="555555"/>
-          <w:sz w:val="18"/>
-          <w:szCs w:val="18"/>
-        </w:rPr>
-        <w:t>.</w:t>
+        <w:t>Figura 1. Infraestrutura final (alvo) em duas AZs, com ALB, auto scaling e RDS Multi-AZ.</w:t>
       </w:r>
     </w:p>
     <w:p>
@@ -2159,29 +1470,8 @@
         </w:numPr>
         <w:spacing w:after="80" w:line="268" w:lineRule="auto"/>
       </w:pPr>
-      <w:proofErr w:type="spellStart"/>
-      <w:r>
-        <w:t>CloudFront</w:t>
-      </w:r>
-      <w:proofErr w:type="spellEnd"/>
-      <w:r>
-        <w:t xml:space="preserve">, WAF e Shield </w:t>
-      </w:r>
-      <w:proofErr w:type="spellStart"/>
-      <w:r>
-        <w:t>Advanced</w:t>
-      </w:r>
-      <w:proofErr w:type="spellEnd"/>
-      <w:r>
-        <w:t xml:space="preserve"> na borda, com proteção </w:t>
-      </w:r>
-      <w:proofErr w:type="spellStart"/>
-      <w:r>
-        <w:t>DDoS</w:t>
-      </w:r>
-      <w:proofErr w:type="spellEnd"/>
-      <w:r>
-        <w:t xml:space="preserve"> reforçada.</w:t>
+      <w:r>
+        <w:t>CloudFront, WAF e Shield Advanced na borda, com proteção DDoS reforçada.</w:t>
       </w:r>
     </w:p>
     <w:p>
@@ -2193,37 +1483,8 @@
         </w:numPr>
         <w:spacing w:after="80" w:line="268" w:lineRule="auto"/>
       </w:pPr>
-      <w:proofErr w:type="spellStart"/>
-      <w:r>
-        <w:t>Application</w:t>
-      </w:r>
-      <w:proofErr w:type="spellEnd"/>
-      <w:r>
-        <w:t xml:space="preserve"> </w:t>
-      </w:r>
-      <w:proofErr w:type="spellStart"/>
-      <w:r>
-        <w:t>Load</w:t>
-      </w:r>
-      <w:proofErr w:type="spellEnd"/>
-      <w:r>
-        <w:t xml:space="preserve"> </w:t>
-      </w:r>
-      <w:proofErr w:type="spellStart"/>
-      <w:r>
-        <w:t>Balancer</w:t>
-      </w:r>
-      <w:proofErr w:type="spellEnd"/>
-      <w:r>
-        <w:t xml:space="preserve"> público distribuindo tráfego entre as duas </w:t>
-      </w:r>
-      <w:proofErr w:type="spellStart"/>
-      <w:r>
-        <w:t>AZs</w:t>
-      </w:r>
-      <w:proofErr w:type="spellEnd"/>
-      <w:r>
-        <w:t>.</w:t>
+      <w:r>
+        <w:t>Application Load Balancer público distribuindo tráfego entre as duas AZs.</w:t>
       </w:r>
     </w:p>
     <w:p>
@@ -2236,31 +1497,7 @@
         <w:spacing w:after="80" w:line="268" w:lineRule="auto"/>
       </w:pPr>
       <w:r>
-        <w:t xml:space="preserve">Camada de aplicação escalável (ECS ou EC2 em Auto </w:t>
-      </w:r>
-      <w:proofErr w:type="spellStart"/>
-      <w:r>
-        <w:t>Scaling</w:t>
-      </w:r>
-      <w:proofErr w:type="spellEnd"/>
-      <w:r>
-        <w:t xml:space="preserve"> </w:t>
-      </w:r>
-      <w:proofErr w:type="spellStart"/>
-      <w:r>
-        <w:t>Group</w:t>
-      </w:r>
-      <w:proofErr w:type="spellEnd"/>
-      <w:r>
-        <w:t xml:space="preserve">) em </w:t>
-      </w:r>
-      <w:proofErr w:type="spellStart"/>
-      <w:r>
-        <w:t>sub-redes</w:t>
-      </w:r>
-      <w:proofErr w:type="spellEnd"/>
-      <w:r>
-        <w:t xml:space="preserve"> privadas.</w:t>
+        <w:t>Camada de aplicação escalável (ECS ou EC2 em Auto Scaling Group) em sub-redes privadas.</w:t>
       </w:r>
     </w:p>
     <w:p>
@@ -2273,39 +1510,7 @@
         <w:spacing w:after="80" w:line="268" w:lineRule="auto"/>
       </w:pPr>
       <w:r>
-        <w:t xml:space="preserve">RDS </w:t>
-      </w:r>
-      <w:proofErr w:type="spellStart"/>
-      <w:r>
-        <w:t>MariaDB</w:t>
-      </w:r>
-      <w:proofErr w:type="spellEnd"/>
-      <w:r>
-        <w:t xml:space="preserve"> </w:t>
-      </w:r>
-      <w:proofErr w:type="spellStart"/>
-      <w:r>
-        <w:t>Multi-AZ</w:t>
-      </w:r>
-      <w:proofErr w:type="spellEnd"/>
-      <w:r>
-        <w:t xml:space="preserve">, com </w:t>
-      </w:r>
-      <w:proofErr w:type="gramStart"/>
-      <w:r>
-        <w:t>standby</w:t>
-      </w:r>
-      <w:proofErr w:type="gramEnd"/>
-      <w:r>
-        <w:t xml:space="preserve"> em outra AZ para </w:t>
-      </w:r>
-      <w:proofErr w:type="spellStart"/>
-      <w:r>
-        <w:t>failover</w:t>
-      </w:r>
-      <w:proofErr w:type="spellEnd"/>
-      <w:r>
-        <w:t xml:space="preserve"> automático e réplicas de leitura.</w:t>
+        <w:t>RDS MariaDB Multi-AZ, com standby em outra AZ para failover automático e réplicas de leitura.</w:t>
       </w:r>
     </w:p>
     <w:p>
@@ -2318,31 +1523,7 @@
         <w:spacing w:after="80" w:line="268" w:lineRule="auto"/>
       </w:pPr>
       <w:r>
-        <w:t xml:space="preserve">S3 para estáticos e logs, ECR para imagens Docker, </w:t>
-      </w:r>
-      <w:proofErr w:type="spellStart"/>
-      <w:r>
-        <w:t>GuardDuty</w:t>
-      </w:r>
-      <w:proofErr w:type="spellEnd"/>
-      <w:r>
-        <w:t xml:space="preserve"> e </w:t>
-      </w:r>
-      <w:proofErr w:type="spellStart"/>
-      <w:r>
-        <w:t>CloudWatch</w:t>
-      </w:r>
-      <w:proofErr w:type="spellEnd"/>
-      <w:r>
-        <w:t xml:space="preserve"> para detecção e </w:t>
-      </w:r>
-      <w:proofErr w:type="spellStart"/>
-      <w:r>
-        <w:t>observabilidade</w:t>
-      </w:r>
-      <w:proofErr w:type="spellEnd"/>
-      <w:r>
-        <w:t>.</w:t>
+        <w:t>S3 para estáticos e logs, ECR para imagens Docker, GuardDuty e CloudWatch para detecção e observabilidade.</w:t>
       </w:r>
     </w:p>
     <w:p>
@@ -2364,23 +1545,7 @@
         <w:spacing w:after="140" w:line="276" w:lineRule="auto"/>
       </w:pPr>
       <w:r>
-        <w:t xml:space="preserve">O MVP implementa o núcleo da arquitetura final com menos componentes, para validar segurança e funcionamento a custo baixo. A rede já nasce com duas </w:t>
-      </w:r>
-      <w:proofErr w:type="spellStart"/>
-      <w:r>
-        <w:t>AZs</w:t>
-      </w:r>
-      <w:proofErr w:type="spellEnd"/>
-      <w:r>
-        <w:t xml:space="preserve">, o que prepara o terreno para o </w:t>
-      </w:r>
-      <w:proofErr w:type="spellStart"/>
-      <w:r>
-        <w:t>Multi-AZ</w:t>
-      </w:r>
-      <w:proofErr w:type="spellEnd"/>
-      <w:r>
-        <w:t xml:space="preserve"> sem reescrever a infraestrutura.</w:t>
+        <w:t>O MVP implementa o núcleo da arquitetura final com menos componentes, para validar segurança e funcionamento a custo baixo. A rede já nasce com duas AZs, o que prepara o terreno para o Multi-AZ sem reescrever a infraestrutura.</w:t>
       </w:r>
     </w:p>
     <w:p>
@@ -2445,51 +1610,7 @@
           <w:sz w:val="18"/>
           <w:szCs w:val="18"/>
         </w:rPr>
-        <w:t xml:space="preserve">Figura 2. Infraestrutura do MVP: EC2 com Docker na </w:t>
-      </w:r>
-      <w:proofErr w:type="spellStart"/>
-      <w:r>
-        <w:rPr>
-          <w:i/>
-          <w:iCs/>
-          <w:color w:val="555555"/>
-          <w:sz w:val="18"/>
-          <w:szCs w:val="18"/>
-        </w:rPr>
-        <w:t>sub-rede</w:t>
-      </w:r>
-      <w:proofErr w:type="spellEnd"/>
-      <w:r>
-        <w:rPr>
-          <w:i/>
-          <w:iCs/>
-          <w:color w:val="555555"/>
-          <w:sz w:val="18"/>
-          <w:szCs w:val="18"/>
-        </w:rPr>
-        <w:t xml:space="preserve"> pública e RDS </w:t>
-      </w:r>
-      <w:proofErr w:type="spellStart"/>
-      <w:r>
-        <w:rPr>
-          <w:i/>
-          <w:iCs/>
-          <w:color w:val="555555"/>
-          <w:sz w:val="18"/>
-          <w:szCs w:val="18"/>
-        </w:rPr>
-        <w:t>MariaDB</w:t>
-      </w:r>
-      <w:proofErr w:type="spellEnd"/>
-      <w:r>
-        <w:rPr>
-          <w:i/>
-          <w:iCs/>
-          <w:color w:val="555555"/>
-          <w:sz w:val="18"/>
-          <w:szCs w:val="18"/>
-        </w:rPr>
-        <w:t xml:space="preserve"> na privada.</w:t>
+        <w:t>Figura 2. Infraestrutura do MVP: EC2 com Docker na sub-rede pública e RDS MariaDB na privada.</w:t>
       </w:r>
     </w:p>
     <w:p>
@@ -2510,23 +1631,7 @@
         <w:spacing w:after="80" w:line="268" w:lineRule="auto"/>
       </w:pPr>
       <w:r>
-        <w:t xml:space="preserve">VPC 10.0.0.0/16 com </w:t>
-      </w:r>
-      <w:proofErr w:type="spellStart"/>
-      <w:r>
-        <w:t>sub-redes</w:t>
-      </w:r>
-      <w:proofErr w:type="spellEnd"/>
-      <w:r>
-        <w:t xml:space="preserve"> pública e privada em duas </w:t>
-      </w:r>
-      <w:proofErr w:type="spellStart"/>
-      <w:r>
-        <w:t>AZs</w:t>
-      </w:r>
-      <w:proofErr w:type="spellEnd"/>
-      <w:r>
-        <w:t xml:space="preserve"> (sa-east-1).</w:t>
+        <w:t>VPC 10.0.0.0/16 com sub-redes pública e privada em duas AZs (sa-east-1).</w:t>
       </w:r>
     </w:p>
     <w:p>
@@ -2539,23 +1644,7 @@
         <w:spacing w:after="80" w:line="268" w:lineRule="auto"/>
       </w:pPr>
       <w:r>
-        <w:t xml:space="preserve">EC2 com Docker na </w:t>
-      </w:r>
-      <w:proofErr w:type="spellStart"/>
-      <w:r>
-        <w:t>sub-rede</w:t>
-      </w:r>
-      <w:proofErr w:type="spellEnd"/>
-      <w:r>
-        <w:t xml:space="preserve"> pública, executando o container do </w:t>
-      </w:r>
-      <w:proofErr w:type="spellStart"/>
-      <w:r>
-        <w:t>frontend</w:t>
-      </w:r>
-      <w:proofErr w:type="spellEnd"/>
-      <w:r>
-        <w:t>.</w:t>
+        <w:t>EC2 com Docker na sub-rede pública, executando o container do frontend.</w:t>
       </w:r>
     </w:p>
     <w:p>
@@ -2568,23 +1657,7 @@
         <w:spacing w:after="80" w:line="268" w:lineRule="auto"/>
       </w:pPr>
       <w:r>
-        <w:t xml:space="preserve">RDS </w:t>
-      </w:r>
-      <w:proofErr w:type="spellStart"/>
-      <w:r>
-        <w:t>MariaDB</w:t>
-      </w:r>
-      <w:proofErr w:type="spellEnd"/>
-      <w:r>
-        <w:t xml:space="preserve"> na </w:t>
-      </w:r>
-      <w:proofErr w:type="spellStart"/>
-      <w:r>
-        <w:t>sub-rede</w:t>
-      </w:r>
-      <w:proofErr w:type="spellEnd"/>
-      <w:r>
-        <w:t xml:space="preserve"> privada, sem acesso público.</w:t>
+        <w:t>RDS MariaDB na sub-rede privada, sem acesso público.</w:t>
       </w:r>
     </w:p>
     <w:p>
@@ -2596,13 +1669,8 @@
         </w:numPr>
         <w:spacing w:after="80" w:line="268" w:lineRule="auto"/>
       </w:pPr>
-      <w:proofErr w:type="spellStart"/>
-      <w:r>
-        <w:t>CloudFront</w:t>
-      </w:r>
-      <w:proofErr w:type="spellEnd"/>
-      <w:r>
-        <w:t xml:space="preserve"> com AWS WAF e AWS Shield Standard na borda.</w:t>
+      <w:r>
+        <w:t>CloudFront com AWS WAF e AWS Shield Standard na borda.</w:t>
       </w:r>
     </w:p>
     <w:p>
@@ -2614,37 +1682,8 @@
         </w:numPr>
         <w:spacing w:after="80" w:line="268" w:lineRule="auto"/>
       </w:pPr>
-      <w:proofErr w:type="spellStart"/>
-      <w:r>
-        <w:t>Bucket</w:t>
-      </w:r>
-      <w:proofErr w:type="spellEnd"/>
-      <w:r>
-        <w:t xml:space="preserve"> S3 privado para estáticos, servido pelo </w:t>
-      </w:r>
-      <w:proofErr w:type="spellStart"/>
-      <w:r>
-        <w:t>CloudFront</w:t>
-      </w:r>
-      <w:proofErr w:type="spellEnd"/>
-      <w:r>
-        <w:t xml:space="preserve"> via </w:t>
-      </w:r>
-      <w:proofErr w:type="spellStart"/>
-      <w:r>
-        <w:t>Origin</w:t>
-      </w:r>
-      <w:proofErr w:type="spellEnd"/>
-      <w:r>
-        <w:t xml:space="preserve"> Access </w:t>
-      </w:r>
-      <w:proofErr w:type="spellStart"/>
-      <w:r>
-        <w:t>Control</w:t>
-      </w:r>
-      <w:proofErr w:type="spellEnd"/>
-      <w:r>
-        <w:t>.</w:t>
+      <w:r>
+        <w:t>Bucket S3 privado para estáticos, servido pelo CloudFront via Origin Access Control.</w:t>
       </w:r>
     </w:p>
     <w:p>
@@ -2657,23 +1696,7 @@
         <w:spacing w:after="80" w:line="268" w:lineRule="auto"/>
       </w:pPr>
       <w:r>
-        <w:t xml:space="preserve">Internet Gateway para a </w:t>
-      </w:r>
-      <w:proofErr w:type="spellStart"/>
-      <w:r>
-        <w:t>sub-rede</w:t>
-      </w:r>
-      <w:proofErr w:type="spellEnd"/>
-      <w:r>
-        <w:t xml:space="preserve"> pública. A </w:t>
-      </w:r>
-      <w:proofErr w:type="spellStart"/>
-      <w:r>
-        <w:t>sub-rede</w:t>
-      </w:r>
-      <w:proofErr w:type="spellEnd"/>
-      <w:r>
-        <w:t xml:space="preserve"> privada não tem rota para a internet, o que mantém o banco isolado.</w:t>
+        <w:t>Internet Gateway para a sub-rede pública. A sub-rede privada não tem rota para a internet, o que mantém o banco isolado.</w:t>
       </w:r>
     </w:p>
     <w:p>
@@ -2686,15 +1709,7 @@
         <w:spacing w:after="80" w:line="268" w:lineRule="auto"/>
       </w:pPr>
       <w:r>
-        <w:t xml:space="preserve">Secrets Manager com KMS para as credenciais do banco, e VPC Flow Logs no </w:t>
-      </w:r>
-      <w:proofErr w:type="spellStart"/>
-      <w:r>
-        <w:t>CloudWatch</w:t>
-      </w:r>
-      <w:proofErr w:type="spellEnd"/>
-      <w:r>
-        <w:t>.</w:t>
+        <w:t>Secrets Manager com KMS para as credenciais do banco, e VPC Flow Logs no CloudWatch.</w:t>
       </w:r>
     </w:p>
     <w:p>
@@ -2805,23 +1820,13 @@
             <w:pPr>
               <w:spacing w:line="252" w:lineRule="auto"/>
             </w:pPr>
-            <w:proofErr w:type="spellStart"/>
-            <w:r>
-              <w:rPr>
-                <w:color w:val="111111"/>
-                <w:sz w:val="19"/>
-                <w:szCs w:val="19"/>
-              </w:rPr>
-              <w:t>Frontend</w:t>
-            </w:r>
-            <w:proofErr w:type="spellEnd"/>
-            <w:r>
-              <w:rPr>
-                <w:color w:val="111111"/>
-                <w:sz w:val="19"/>
-                <w:szCs w:val="19"/>
-              </w:rPr>
-              <w:t xml:space="preserve"> em EC2 + Docker</w:t>
+            <w:r>
+              <w:rPr>
+                <w:color w:val="111111"/>
+                <w:sz w:val="19"/>
+                <w:szCs w:val="19"/>
+              </w:rPr>
+              <w:t>Frontend em EC2 + Docker</w:t>
             </w:r>
           </w:p>
         </w:tc>
@@ -2847,43 +1852,7 @@
                 <w:sz w:val="19"/>
                 <w:szCs w:val="19"/>
               </w:rPr>
-              <w:t xml:space="preserve">Atende o requisito de container e mantém fidelidade ao ícone de EC2 do diagrama-base. </w:t>
-            </w:r>
-            <w:proofErr w:type="spellStart"/>
-            <w:r>
-              <w:rPr>
-                <w:color w:val="111111"/>
-                <w:sz w:val="19"/>
-                <w:szCs w:val="19"/>
-              </w:rPr>
-              <w:t>Conteineriza</w:t>
-            </w:r>
-            <w:proofErr w:type="spellEnd"/>
-            <w:r>
-              <w:rPr>
-                <w:color w:val="111111"/>
-                <w:sz w:val="19"/>
-                <w:szCs w:val="19"/>
-              </w:rPr>
-              <w:t xml:space="preserve"> a aplicação (</w:t>
-            </w:r>
-            <w:proofErr w:type="spellStart"/>
-            <w:r>
-              <w:rPr>
-                <w:color w:val="111111"/>
-                <w:sz w:val="19"/>
-                <w:szCs w:val="19"/>
-              </w:rPr>
-              <w:t>refactor</w:t>
-            </w:r>
-            <w:proofErr w:type="spellEnd"/>
-            <w:r>
-              <w:rPr>
-                <w:color w:val="111111"/>
-                <w:sz w:val="19"/>
-                <w:szCs w:val="19"/>
-              </w:rPr>
-              <w:t xml:space="preserve"> leve) sem o custo operacional de um cluster no MVP.</w:t>
+              <w:t>Atende o requisito de container e mantém fidelidade ao ícone de EC2 do diagrama-base. Conteineriza a aplicação (refactor leve) sem o custo operacional de um cluster no MVP.</w:t>
             </w:r>
           </w:p>
         </w:tc>
@@ -2911,25 +1880,7 @@
                 <w:sz w:val="19"/>
                 <w:szCs w:val="19"/>
               </w:rPr>
-              <w:t xml:space="preserve">Banco em RDS </w:t>
-            </w:r>
-            <w:proofErr w:type="spellStart"/>
-            <w:r>
-              <w:rPr>
-                <w:color w:val="111111"/>
-                <w:sz w:val="19"/>
-                <w:szCs w:val="19"/>
-              </w:rPr>
-              <w:t>MariaDB</w:t>
-            </w:r>
-            <w:proofErr w:type="spellEnd"/>
-            <w:r>
-              <w:rPr>
-                <w:color w:val="111111"/>
-                <w:sz w:val="19"/>
-                <w:szCs w:val="19"/>
-              </w:rPr>
-              <w:t xml:space="preserve"> gerenciado</w:t>
+              <w:t>Banco em RDS MariaDB gerenciado</w:t>
             </w:r>
           </w:p>
         </w:tc>
@@ -2955,61 +1906,7 @@
                 <w:sz w:val="19"/>
                 <w:szCs w:val="19"/>
               </w:rPr>
-              <w:t xml:space="preserve">Estratégia </w:t>
-            </w:r>
-            <w:proofErr w:type="spellStart"/>
-            <w:r>
-              <w:rPr>
-                <w:color w:val="111111"/>
-                <w:sz w:val="19"/>
-                <w:szCs w:val="19"/>
-              </w:rPr>
-              <w:t>replatform</w:t>
-            </w:r>
-            <w:proofErr w:type="spellEnd"/>
-            <w:r>
-              <w:rPr>
-                <w:color w:val="111111"/>
-                <w:sz w:val="19"/>
-                <w:szCs w:val="19"/>
-              </w:rPr>
-              <w:t xml:space="preserve">: a AWS cuida de backup, patch e </w:t>
-            </w:r>
-            <w:proofErr w:type="spellStart"/>
-            <w:r>
-              <w:rPr>
-                <w:color w:val="111111"/>
-                <w:sz w:val="19"/>
-                <w:szCs w:val="19"/>
-              </w:rPr>
-              <w:t>failover</w:t>
-            </w:r>
-            <w:proofErr w:type="spellEnd"/>
-            <w:r>
-              <w:rPr>
-                <w:color w:val="111111"/>
-                <w:sz w:val="19"/>
-                <w:szCs w:val="19"/>
-              </w:rPr>
-              <w:t xml:space="preserve">. Resolve o servidor de banco </w:t>
-            </w:r>
-            <w:proofErr w:type="spellStart"/>
-            <w:r>
-              <w:rPr>
-                <w:color w:val="111111"/>
-                <w:sz w:val="19"/>
-                <w:szCs w:val="19"/>
-              </w:rPr>
-              <w:t>on-premises</w:t>
-            </w:r>
-            <w:proofErr w:type="spellEnd"/>
-            <w:r>
-              <w:rPr>
-                <w:color w:val="111111"/>
-                <w:sz w:val="19"/>
-                <w:szCs w:val="19"/>
-              </w:rPr>
-              <w:t xml:space="preserve"> exposto e sem redundância.</w:t>
+              <w:t>Estratégia replatform: a AWS cuida de backup, patch e failover. Resolve o servidor de banco on-premises exposto e sem redundância.</w:t>
             </w:r>
           </w:p>
         </w:tc>
@@ -3091,25 +1988,7 @@
                 <w:sz w:val="19"/>
                 <w:szCs w:val="19"/>
               </w:rPr>
-              <w:t xml:space="preserve">Banco em </w:t>
-            </w:r>
-            <w:proofErr w:type="spellStart"/>
-            <w:r>
-              <w:rPr>
-                <w:color w:val="111111"/>
-                <w:sz w:val="19"/>
-                <w:szCs w:val="19"/>
-              </w:rPr>
-              <w:t>sub-rede</w:t>
-            </w:r>
-            <w:proofErr w:type="spellEnd"/>
-            <w:r>
-              <w:rPr>
-                <w:color w:val="111111"/>
-                <w:sz w:val="19"/>
-                <w:szCs w:val="19"/>
-              </w:rPr>
-              <w:t xml:space="preserve"> privada</w:t>
+              <w:t>Banco em sub-rede privada</w:t>
             </w:r>
           </w:p>
         </w:tc>
@@ -3135,25 +2014,7 @@
                 <w:sz w:val="19"/>
                 <w:szCs w:val="19"/>
               </w:rPr>
-              <w:t xml:space="preserve">Elimina o problema do banco em segmento público </w:t>
-            </w:r>
-            <w:proofErr w:type="spellStart"/>
-            <w:r>
-              <w:rPr>
-                <w:color w:val="111111"/>
-                <w:sz w:val="19"/>
-                <w:szCs w:val="19"/>
-              </w:rPr>
-              <w:t>on-premises</w:t>
-            </w:r>
-            <w:proofErr w:type="spellEnd"/>
-            <w:r>
-              <w:rPr>
-                <w:color w:val="111111"/>
-                <w:sz w:val="19"/>
-                <w:szCs w:val="19"/>
-              </w:rPr>
-              <w:t xml:space="preserve"> e bloqueia o movimento lateral entre web e dados.</w:t>
+              <w:t>Elimina o problema do banco em segmento público on-premises e bloqueia o movimento lateral entre web e dados.</w:t>
             </w:r>
           </w:p>
         </w:tc>
@@ -3175,23 +2036,13 @@
             <w:pPr>
               <w:spacing w:line="252" w:lineRule="auto"/>
             </w:pPr>
-            <w:proofErr w:type="spellStart"/>
-            <w:r>
-              <w:rPr>
-                <w:color w:val="111111"/>
-                <w:sz w:val="19"/>
-                <w:szCs w:val="19"/>
-              </w:rPr>
-              <w:t>CloudFront</w:t>
-            </w:r>
-            <w:proofErr w:type="spellEnd"/>
-            <w:r>
-              <w:rPr>
-                <w:color w:val="111111"/>
-                <w:sz w:val="19"/>
-                <w:szCs w:val="19"/>
-              </w:rPr>
-              <w:t xml:space="preserve"> + WAF + Shield</w:t>
+            <w:r>
+              <w:rPr>
+                <w:color w:val="111111"/>
+                <w:sz w:val="19"/>
+                <w:szCs w:val="19"/>
+              </w:rPr>
+              <w:t>CloudFront + WAF + Shield</w:t>
             </w:r>
           </w:p>
         </w:tc>
@@ -3245,25 +2096,7 @@
                 <w:sz w:val="19"/>
                 <w:szCs w:val="19"/>
               </w:rPr>
-              <w:t xml:space="preserve">Duas </w:t>
-            </w:r>
-            <w:proofErr w:type="spellStart"/>
-            <w:r>
-              <w:rPr>
-                <w:color w:val="111111"/>
-                <w:sz w:val="19"/>
-                <w:szCs w:val="19"/>
-              </w:rPr>
-              <w:t>AZs</w:t>
-            </w:r>
-            <w:proofErr w:type="spellEnd"/>
-            <w:r>
-              <w:rPr>
-                <w:color w:val="111111"/>
-                <w:sz w:val="19"/>
-                <w:szCs w:val="19"/>
-              </w:rPr>
-              <w:t xml:space="preserve"> na rede desde o MVP</w:t>
+              <w:t>Duas AZs na rede desde o MVP</w:t>
             </w:r>
           </w:p>
         </w:tc>
@@ -3289,61 +2122,7 @@
                 <w:sz w:val="19"/>
                 <w:szCs w:val="19"/>
               </w:rPr>
-              <w:t xml:space="preserve">Exigência do DB </w:t>
-            </w:r>
-            <w:proofErr w:type="spellStart"/>
-            <w:r>
-              <w:rPr>
-                <w:color w:val="111111"/>
-                <w:sz w:val="19"/>
-                <w:szCs w:val="19"/>
-              </w:rPr>
-              <w:t>Subnet</w:t>
-            </w:r>
-            <w:proofErr w:type="spellEnd"/>
-            <w:r>
-              <w:rPr>
-                <w:color w:val="111111"/>
-                <w:sz w:val="19"/>
-                <w:szCs w:val="19"/>
-              </w:rPr>
-              <w:t xml:space="preserve"> </w:t>
-            </w:r>
-            <w:proofErr w:type="spellStart"/>
-            <w:r>
-              <w:rPr>
-                <w:color w:val="111111"/>
-                <w:sz w:val="19"/>
-                <w:szCs w:val="19"/>
-              </w:rPr>
-              <w:t>Group</w:t>
-            </w:r>
-            <w:proofErr w:type="spellEnd"/>
-            <w:r>
-              <w:rPr>
-                <w:color w:val="111111"/>
-                <w:sz w:val="19"/>
-                <w:szCs w:val="19"/>
-              </w:rPr>
-              <w:t xml:space="preserve"> e base para o </w:t>
-            </w:r>
-            <w:proofErr w:type="spellStart"/>
-            <w:r>
-              <w:rPr>
-                <w:color w:val="111111"/>
-                <w:sz w:val="19"/>
-                <w:szCs w:val="19"/>
-              </w:rPr>
-              <w:t>Multi-AZ</w:t>
-            </w:r>
-            <w:proofErr w:type="spellEnd"/>
-            <w:r>
-              <w:rPr>
-                <w:color w:val="111111"/>
-                <w:sz w:val="19"/>
-                <w:szCs w:val="19"/>
-              </w:rPr>
-              <w:t xml:space="preserve"> da arquitetura final, sem retrabalho.</w:t>
+              <w:t>Exigência do DB Subnet Group e base para o Multi-AZ da arquitetura final, sem retrabalho.</w:t>
             </w:r>
           </w:p>
         </w:tc>
@@ -3384,15 +2163,7 @@
         <w:spacing w:after="140" w:line="276" w:lineRule="auto"/>
       </w:pPr>
       <w:r>
-        <w:t xml:space="preserve">A segurança do MVP segue defesa em camadas: borda, rede, instância e dados. Cada camada aplica privilégio mínimo. Esta seção detalha as regras dos Security </w:t>
-      </w:r>
-      <w:proofErr w:type="spellStart"/>
-      <w:r>
-        <w:t>Groups</w:t>
-      </w:r>
-      <w:proofErr w:type="spellEnd"/>
-      <w:r>
-        <w:t xml:space="preserve"> e os demais controles, incluindo os que adicionei sobre o diagrama-base.</w:t>
+        <w:t>A segurança do MVP segue defesa em camadas: borda, rede, instância e dados. Cada camada aplica privilégio mínimo. Esta seção detalha as regras dos Security Groups e os demais controles, incluindo os que adicionei sobre o diagrama-base.</w:t>
       </w:r>
     </w:p>
     <w:p>
@@ -3400,15 +2171,7 @@
         <w:pStyle w:val="Ttulo2"/>
       </w:pPr>
       <w:r>
-        <w:t xml:space="preserve">6.1. Security </w:t>
-      </w:r>
-      <w:proofErr w:type="spellStart"/>
-      <w:r>
-        <w:t>Groups</w:t>
-      </w:r>
-      <w:proofErr w:type="spellEnd"/>
-      <w:r>
-        <w:t xml:space="preserve"> e a conexão entre eles</w:t>
+        <w:t>6.1. Security Groups e a conexão entre eles</w:t>
       </w:r>
     </w:p>
     <w:p>
@@ -3416,47 +2179,7 @@
         <w:spacing w:after="140" w:line="276" w:lineRule="auto"/>
       </w:pPr>
       <w:r>
-        <w:t xml:space="preserve">Os Security </w:t>
-      </w:r>
-      <w:proofErr w:type="spellStart"/>
-      <w:r>
-        <w:t>Groups</w:t>
-      </w:r>
-      <w:proofErr w:type="spellEnd"/>
-      <w:r>
-        <w:t xml:space="preserve"> (</w:t>
-      </w:r>
-      <w:proofErr w:type="spellStart"/>
-      <w:r>
-        <w:t>SGs</w:t>
-      </w:r>
-      <w:proofErr w:type="spellEnd"/>
-      <w:r>
-        <w:t xml:space="preserve">) são o firewall </w:t>
-      </w:r>
-      <w:proofErr w:type="spellStart"/>
-      <w:r>
-        <w:t>stateful</w:t>
-      </w:r>
-      <w:proofErr w:type="spellEnd"/>
-      <w:r>
-        <w:t xml:space="preserve"> em nível de instância e formam o coração do isolamento de rede do MVP. O projeto usa dois </w:t>
-      </w:r>
-      <w:proofErr w:type="spellStart"/>
-      <w:r>
-        <w:t>SGs</w:t>
-      </w:r>
-      <w:proofErr w:type="spellEnd"/>
-      <w:r>
-        <w:t xml:space="preserve">, um para o </w:t>
-      </w:r>
-      <w:proofErr w:type="spellStart"/>
-      <w:r>
-        <w:t>frontend</w:t>
-      </w:r>
-      <w:proofErr w:type="spellEnd"/>
-      <w:r>
-        <w:t xml:space="preserve"> (EC2) e um para o banco (RDS), e a forma como eles se referenciam cria uma cadeia de confiança de mão única: o tráfego só pode fluir da borda para o front e do front para o banco, nunca no sentido contrário nem pulando etapas.</w:t>
+        <w:t>Os Security Groups (SGs) são o firewall stateful em nível de instância e formam o coração do isolamento de rede do MVP. O projeto usa dois SGs, um para o frontend (EC2) e um para o banco (RDS), e a forma como eles se referenciam cria uma cadeia de confiança de mão única: o tráfego só pode fluir da borda para o front e do front para o banco, nunca no sentido contrário nem pulando etapas.</w:t>
       </w:r>
     </w:p>
     <w:p>
@@ -3464,116 +2187,7 @@
         <w:spacing w:after="140" w:line="276" w:lineRule="auto"/>
       </w:pPr>
       <w:r>
-        <w:t xml:space="preserve">Duas regras de ouro orientam o desenho: o </w:t>
-      </w:r>
-      <w:proofErr w:type="spellStart"/>
-      <w:r>
-        <w:t>frontend</w:t>
-      </w:r>
-      <w:proofErr w:type="spellEnd"/>
-      <w:r>
-        <w:t xml:space="preserve"> só aceita tráfego do </w:t>
-      </w:r>
-      <w:proofErr w:type="spellStart"/>
-      <w:r>
-        <w:t>CloudFront</w:t>
-      </w:r>
-      <w:proofErr w:type="spellEnd"/>
-      <w:r>
-        <w:t xml:space="preserve">, e o banco só aceita tráfego do </w:t>
-      </w:r>
-      <w:proofErr w:type="spellStart"/>
-      <w:r>
-        <w:t>frontend</w:t>
-      </w:r>
-      <w:proofErr w:type="spellEnd"/>
-      <w:r>
-        <w:t xml:space="preserve">. Em vez de liberar a porta 80 para a internet inteira, a regra de entrada do </w:t>
-      </w:r>
-      <w:proofErr w:type="spellStart"/>
-      <w:r>
-        <w:t>frontend</w:t>
-      </w:r>
-      <w:proofErr w:type="spellEnd"/>
-      <w:r>
-        <w:t xml:space="preserve"> usa a </w:t>
-      </w:r>
-      <w:proofErr w:type="spellStart"/>
-      <w:r>
-        <w:t>prefix</w:t>
-      </w:r>
-      <w:proofErr w:type="spellEnd"/>
-      <w:r>
-        <w:t xml:space="preserve"> </w:t>
-      </w:r>
-      <w:proofErr w:type="spellStart"/>
-      <w:r>
-        <w:t>list</w:t>
-      </w:r>
-      <w:proofErr w:type="spellEnd"/>
-      <w:r>
-        <w:t xml:space="preserve"> gerenciada do </w:t>
-      </w:r>
-      <w:proofErr w:type="spellStart"/>
-      <w:r>
-        <w:t>CloudFront</w:t>
-      </w:r>
-      <w:proofErr w:type="spellEnd"/>
-      <w:r>
-        <w:t xml:space="preserve"> (</w:t>
-      </w:r>
-      <w:proofErr w:type="spellStart"/>
-      <w:proofErr w:type="gramStart"/>
-      <w:r>
-        <w:t>com.amazonaws</w:t>
-      </w:r>
-      <w:proofErr w:type="gramEnd"/>
-      <w:r>
-        <w:t>.</w:t>
-      </w:r>
-      <w:proofErr w:type="gramStart"/>
-      <w:r>
-        <w:t>global.cloudfront</w:t>
-      </w:r>
-      <w:proofErr w:type="gramEnd"/>
-      <w:r>
-        <w:t>.origin-facing</w:t>
-      </w:r>
-      <w:proofErr w:type="spellEnd"/>
-      <w:r>
-        <w:t xml:space="preserve">), de modo que somente os </w:t>
-      </w:r>
-      <w:proofErr w:type="spellStart"/>
-      <w:r>
-        <w:t>IPs</w:t>
-      </w:r>
-      <w:proofErr w:type="spellEnd"/>
-      <w:r>
-        <w:t xml:space="preserve"> de origem do </w:t>
-      </w:r>
-      <w:proofErr w:type="spellStart"/>
-      <w:r>
-        <w:t>CloudFront</w:t>
-      </w:r>
-      <w:proofErr w:type="spellEnd"/>
-      <w:r>
-        <w:t xml:space="preserve"> alcançam a EC2. E, em vez de liberar a porta 3306 para um intervalo de </w:t>
-      </w:r>
-      <w:proofErr w:type="spellStart"/>
-      <w:r>
-        <w:t>IPs</w:t>
-      </w:r>
-      <w:proofErr w:type="spellEnd"/>
-      <w:r>
-        <w:t xml:space="preserve">, o SG do banco aponta diretamente para o SG do </w:t>
-      </w:r>
-      <w:proofErr w:type="spellStart"/>
-      <w:r>
-        <w:t>frontend</w:t>
-      </w:r>
-      <w:proofErr w:type="spellEnd"/>
-      <w:r>
-        <w:t xml:space="preserve"> como origem.</w:t>
+        <w:t>Duas regras de ouro orientam o desenho: o frontend só aceita tráfego do CloudFront, e o banco só aceita tráfego do frontend. Em vez de liberar a porta 80 para a internet inteira, a regra de entrada do frontend usa a prefix list gerenciada do CloudFront (com.amazonaws.global.cloudfront.origin-facing), de modo que somente os IPs de origem do CloudFront alcançam a EC2. E, em vez de liberar a porta 3306 para um intervalo de IPs, o SG do banco aponta diretamente para o SG do frontend como origem.</w:t>
       </w:r>
     </w:p>
     <w:p>
@@ -3581,15 +2195,7 @@
         <w:pStyle w:val="Ttulo3"/>
       </w:pPr>
       <w:r>
-        <w:t xml:space="preserve">SG do </w:t>
-      </w:r>
-      <w:proofErr w:type="spellStart"/>
-      <w:r>
-        <w:t>frontend</w:t>
-      </w:r>
-      <w:proofErr w:type="spellEnd"/>
-      <w:r>
-        <w:t xml:space="preserve"> (EC2)</w:t>
+        <w:t>SG do frontend (EC2)</w:t>
       </w:r>
     </w:p>
     <w:tbl>
@@ -3801,52 +2407,14 @@
             <w:pPr>
               <w:spacing w:line="252" w:lineRule="auto"/>
             </w:pPr>
-            <w:proofErr w:type="spellStart"/>
-            <w:r>
-              <w:rPr>
-                <w:color w:val="111111"/>
-                <w:sz w:val="19"/>
-                <w:szCs w:val="19"/>
-              </w:rPr>
-              <w:t>Prefix</w:t>
-            </w:r>
-            <w:proofErr w:type="spellEnd"/>
-            <w:r>
-              <w:rPr>
-                <w:color w:val="111111"/>
-                <w:sz w:val="19"/>
-                <w:szCs w:val="19"/>
-              </w:rPr>
-              <w:t xml:space="preserve"> </w:t>
-            </w:r>
-            <w:proofErr w:type="spellStart"/>
-            <w:r>
-              <w:rPr>
-                <w:color w:val="111111"/>
-                <w:sz w:val="19"/>
-                <w:szCs w:val="19"/>
-              </w:rPr>
-              <w:t>list</w:t>
-            </w:r>
-            <w:proofErr w:type="spellEnd"/>
-            <w:r>
-              <w:rPr>
-                <w:color w:val="111111"/>
-                <w:sz w:val="19"/>
-                <w:szCs w:val="19"/>
-              </w:rPr>
-              <w:t xml:space="preserve"> do </w:t>
-            </w:r>
-            <w:proofErr w:type="spellStart"/>
-            <w:r>
-              <w:rPr>
-                <w:color w:val="111111"/>
-                <w:sz w:val="19"/>
-                <w:szCs w:val="19"/>
-              </w:rPr>
-              <w:t>CloudFront</w:t>
-            </w:r>
-            <w:proofErr w:type="spellEnd"/>
+            <w:r>
+              <w:rPr>
+                <w:color w:val="111111"/>
+                <w:sz w:val="19"/>
+                <w:szCs w:val="19"/>
+              </w:rPr>
+              <w:t>Prefix list do CloudFront</w:t>
+            </w:r>
           </w:p>
         </w:tc>
         <w:tc>
@@ -3871,18 +2439,8 @@
                 <w:sz w:val="19"/>
                 <w:szCs w:val="19"/>
               </w:rPr>
-              <w:t xml:space="preserve">HTTP somente do </w:t>
-            </w:r>
-            <w:proofErr w:type="spellStart"/>
-            <w:r>
-              <w:rPr>
-                <w:color w:val="111111"/>
-                <w:sz w:val="19"/>
-                <w:szCs w:val="19"/>
-              </w:rPr>
-              <w:t>CloudFront</w:t>
-            </w:r>
-            <w:proofErr w:type="spellEnd"/>
+              <w:t>HTTP somente do CloudFront</w:t>
+            </w:r>
           </w:p>
         </w:tc>
       </w:tr>
@@ -4006,51 +2564,7 @@
           <w:sz w:val="18"/>
           <w:szCs w:val="18"/>
         </w:rPr>
-        <w:t xml:space="preserve">Tabela 3. Regras do Security </w:t>
-      </w:r>
-      <w:proofErr w:type="spellStart"/>
-      <w:r>
-        <w:rPr>
-          <w:i/>
-          <w:iCs/>
-          <w:color w:val="555555"/>
-          <w:sz w:val="18"/>
-          <w:szCs w:val="18"/>
-        </w:rPr>
-        <w:t>Group</w:t>
-      </w:r>
-      <w:proofErr w:type="spellEnd"/>
-      <w:r>
-        <w:rPr>
-          <w:i/>
-          <w:iCs/>
-          <w:color w:val="555555"/>
-          <w:sz w:val="18"/>
-          <w:szCs w:val="18"/>
-        </w:rPr>
-        <w:t xml:space="preserve"> do </w:t>
-      </w:r>
-      <w:proofErr w:type="spellStart"/>
-      <w:r>
-        <w:rPr>
-          <w:i/>
-          <w:iCs/>
-          <w:color w:val="555555"/>
-          <w:sz w:val="18"/>
-          <w:szCs w:val="18"/>
-        </w:rPr>
-        <w:t>frontend</w:t>
-      </w:r>
-      <w:proofErr w:type="spellEnd"/>
-      <w:r>
-        <w:rPr>
-          <w:i/>
-          <w:iCs/>
-          <w:color w:val="555555"/>
-          <w:sz w:val="18"/>
-          <w:szCs w:val="18"/>
-        </w:rPr>
-        <w:t>. Não há porta 22 (SSH).</w:t>
+        <w:t>Tabela 3. Regras do Security Group do frontend. Não há porta 22 (SSH).</w:t>
       </w:r>
     </w:p>
     <w:p>
@@ -4058,15 +2572,7 @@
         <w:pStyle w:val="Ttulo3"/>
       </w:pPr>
       <w:r>
-        <w:t xml:space="preserve">SG do banco de dados (RDS </w:t>
-      </w:r>
-      <w:proofErr w:type="spellStart"/>
-      <w:r>
-        <w:t>MariaDB</w:t>
-      </w:r>
-      <w:proofErr w:type="spellEnd"/>
-      <w:r>
-        <w:t>)</w:t>
+        <w:t>SG do banco de dados (RDS MariaDB)</w:t>
       </w:r>
     </w:p>
     <w:tbl>
@@ -4284,25 +2790,7 @@
                 <w:sz w:val="19"/>
                 <w:szCs w:val="19"/>
               </w:rPr>
-              <w:t xml:space="preserve">SG do </w:t>
-            </w:r>
-            <w:proofErr w:type="spellStart"/>
-            <w:r>
-              <w:rPr>
-                <w:color w:val="111111"/>
-                <w:sz w:val="19"/>
-                <w:szCs w:val="19"/>
-              </w:rPr>
-              <w:t>frontend</w:t>
-            </w:r>
-            <w:proofErr w:type="spellEnd"/>
-            <w:r>
-              <w:rPr>
-                <w:color w:val="111111"/>
-                <w:sz w:val="19"/>
-                <w:szCs w:val="19"/>
-              </w:rPr>
-              <w:t xml:space="preserve"> (referência)</w:t>
+              <w:t>SG do frontend (referência)</w:t>
             </w:r>
           </w:p>
         </w:tc>
@@ -4322,34 +2810,14 @@
             <w:pPr>
               <w:spacing w:line="252" w:lineRule="auto"/>
             </w:pPr>
-            <w:proofErr w:type="spellStart"/>
-            <w:r>
-              <w:rPr>
-                <w:color w:val="111111"/>
-                <w:sz w:val="19"/>
-                <w:szCs w:val="19"/>
-              </w:rPr>
-              <w:t>MariaDB</w:t>
-            </w:r>
-            <w:proofErr w:type="spellEnd"/>
-            <w:r>
-              <w:rPr>
-                <w:color w:val="111111"/>
-                <w:sz w:val="19"/>
-                <w:szCs w:val="19"/>
-              </w:rPr>
-              <w:t xml:space="preserve"> apenas a partir do </w:t>
-            </w:r>
-            <w:proofErr w:type="spellStart"/>
-            <w:r>
-              <w:rPr>
-                <w:color w:val="111111"/>
-                <w:sz w:val="19"/>
-                <w:szCs w:val="19"/>
-              </w:rPr>
-              <w:t>frontend</w:t>
-            </w:r>
-            <w:proofErr w:type="spellEnd"/>
+            <w:r>
+              <w:rPr>
+                <w:color w:val="111111"/>
+                <w:sz w:val="19"/>
+                <w:szCs w:val="19"/>
+              </w:rPr>
+              <w:t>MariaDB apenas a partir do frontend</w:t>
+            </w:r>
           </w:p>
         </w:tc>
       </w:tr>
@@ -4473,29 +2941,7 @@
           <w:sz w:val="18"/>
           <w:szCs w:val="18"/>
         </w:rPr>
-        <w:t xml:space="preserve">Tabela 4. Regras do Security </w:t>
-      </w:r>
-      <w:proofErr w:type="spellStart"/>
-      <w:r>
-        <w:rPr>
-          <w:i/>
-          <w:iCs/>
-          <w:color w:val="555555"/>
-          <w:sz w:val="18"/>
-          <w:szCs w:val="18"/>
-        </w:rPr>
-        <w:t>Group</w:t>
-      </w:r>
-      <w:proofErr w:type="spellEnd"/>
-      <w:r>
-        <w:rPr>
-          <w:i/>
-          <w:iCs/>
-          <w:color w:val="555555"/>
-          <w:sz w:val="18"/>
-          <w:szCs w:val="18"/>
-        </w:rPr>
-        <w:t xml:space="preserve"> do banco. A origem é o SG do front, não um CIDR.</w:t>
+        <w:t>Tabela 4. Regras do Security Group do banco. A origem é o SG do front, não um CIDR.</w:t>
       </w:r>
     </w:p>
     <w:p>
@@ -4507,58 +2953,10 @@
           <w:b/>
           <w:bCs/>
         </w:rPr>
-        <w:t xml:space="preserve">Como os dois </w:t>
-      </w:r>
-      <w:proofErr w:type="spellStart"/>
-      <w:r>
-        <w:rPr>
-          <w:b/>
-          <w:bCs/>
-        </w:rPr>
-        <w:t>SGs</w:t>
-      </w:r>
-      <w:proofErr w:type="spellEnd"/>
-      <w:r>
-        <w:rPr>
-          <w:b/>
-          <w:bCs/>
-        </w:rPr>
-        <w:t xml:space="preserve"> se conectam. </w:t>
-      </w:r>
-      <w:r>
-        <w:t xml:space="preserve">A entrada do MVP é uma cadeia em três elos: Internet → </w:t>
-      </w:r>
-      <w:proofErr w:type="spellStart"/>
-      <w:r>
-        <w:t>CloudFront</w:t>
-      </w:r>
-      <w:proofErr w:type="spellEnd"/>
-      <w:r>
-        <w:t xml:space="preserve"> → SG do </w:t>
-      </w:r>
-      <w:proofErr w:type="spellStart"/>
-      <w:r>
-        <w:t>frontend</w:t>
-      </w:r>
-      <w:proofErr w:type="spellEnd"/>
-      <w:r>
-        <w:t xml:space="preserve"> (porta 80) → SG do banco (porta 3306). Cada elo só confia no elo anterior. O SG do banco não conhece nenhum IP: ele autoriza a porta 3306 referenciando o próprio SG do </w:t>
-      </w:r>
-      <w:proofErr w:type="spellStart"/>
-      <w:r>
-        <w:t>frontend</w:t>
-      </w:r>
-      <w:proofErr w:type="spellEnd"/>
-      <w:r>
-        <w:t xml:space="preserve"> como origem. Na prática, isso significa que apenas uma instância que carrega o SG do </w:t>
-      </w:r>
-      <w:proofErr w:type="spellStart"/>
-      <w:r>
-        <w:t>frontend</w:t>
-      </w:r>
-      <w:proofErr w:type="spellEnd"/>
-      <w:r>
-        <w:t xml:space="preserve"> consegue abrir conexão com o RDS, mesmo que o IP da EC2 mude, mesmo que outra EC2 surja na VPC. Qualquer máquina sem esse SG é recusada no nível de rede, antes de chegar ao banco.</w:t>
+        <w:t xml:space="preserve">Como os dois SGs se conectam. </w:t>
+      </w:r>
+      <w:r>
+        <w:t>A entrada do MVP é uma cadeia em três elos: Internet → CloudFront → SG do frontend (porta 80) → SG do banco (porta 3306). Cada elo só confia no elo anterior. O SG do banco não conhece nenhum IP: ele autoriza a porta 3306 referenciando o próprio SG do frontend como origem. Na prática, isso significa que apenas uma instância que carrega o SG do frontend consegue abrir conexão com o RDS, mesmo que o IP da EC2 mude, mesmo que outra EC2 surja na VPC. Qualquer máquina sem esse SG é recusada no nível de rede, antes de chegar ao banco.</w:t>
       </w:r>
     </w:p>
     <w:p>
@@ -4566,59 +2964,11 @@
         <w:spacing w:after="140" w:line="276" w:lineRule="auto"/>
       </w:pPr>
       <w:r>
-        <w:t>A saída (</w:t>
-      </w:r>
-      <w:proofErr w:type="spellStart"/>
-      <w:r>
-        <w:t>egress</w:t>
-      </w:r>
-      <w:proofErr w:type="spellEnd"/>
-      <w:r>
-        <w:t xml:space="preserve">) dos dois </w:t>
-      </w:r>
-      <w:proofErr w:type="spellStart"/>
-      <w:r>
-        <w:t>SGs</w:t>
-      </w:r>
-      <w:proofErr w:type="spellEnd"/>
-      <w:r>
-        <w:t xml:space="preserve"> fica liberada para 0.0.0.0/0 por um motivo prático: a EC2 precisa baixar a imagem Docker e os patches do sistema, e o RDS gerencia a própria manutenção. Como os </w:t>
-      </w:r>
-      <w:proofErr w:type="spellStart"/>
-      <w:r>
-        <w:t>SGs</w:t>
-      </w:r>
-      <w:proofErr w:type="spellEnd"/>
-      <w:r>
-        <w:t xml:space="preserve"> são </w:t>
-      </w:r>
-      <w:proofErr w:type="spellStart"/>
-      <w:r>
-        <w:t>stateful</w:t>
-      </w:r>
-      <w:proofErr w:type="spellEnd"/>
-      <w:r>
-        <w:t xml:space="preserve">, a resposta de uma conexão já autorizada volta sem precisar de </w:t>
+        <w:t xml:space="preserve">A saída (egress) dos dois SGs fica liberada para 0.0.0.0/0 por um motivo prático: a EC2 precisa baixar a imagem Docker e os patches do sistema, e o RDS gerencia a própria manutenção. Como os SGs são stateful, a resposta de uma conexão já autorizada volta sem precisar de </w:t>
       </w:r>
       <w:r>
         <w:lastRenderedPageBreak/>
-        <w:t xml:space="preserve">regra explícita, e a saída aberta não cria um caminho de entrada. O isolamento real vem das regras de entrada, que são restritivas. Esse encadeamento por referência de SG é exatamente a barreira que faltava no ambiente </w:t>
-      </w:r>
-      <w:proofErr w:type="spellStart"/>
-      <w:r>
-        <w:t>on-premises</w:t>
-      </w:r>
-      <w:proofErr w:type="spellEnd"/>
-      <w:r>
-        <w:t xml:space="preserve">, onde o servidor web e o banco dividiam o mesmo segmento de rede público e qualquer comprometimento </w:t>
-      </w:r>
-      <w:proofErr w:type="gramStart"/>
-      <w:r>
-        <w:t>do web</w:t>
-      </w:r>
-      <w:proofErr w:type="gramEnd"/>
-      <w:r>
-        <w:t xml:space="preserve"> alcançava o banco diretamente.</w:t>
+        <w:t>regra explícita, e a saída aberta não cria um caminho de entrada. O isolamento real vem das regras de entrada, que são restritivas. Esse encadeamento por referência de SG é exatamente a barreira que faltava no ambiente on-premises, onde o servidor web e o banco dividiam o mesmo segmento de rede público e qualquer comprometimento do web alcançava o banco diretamente.</w:t>
       </w:r>
     </w:p>
     <w:p>
@@ -4771,18 +3121,8 @@
                 <w:sz w:val="19"/>
                 <w:szCs w:val="19"/>
               </w:rPr>
-              <w:t xml:space="preserve">Network </w:t>
-            </w:r>
-            <w:proofErr w:type="spellStart"/>
-            <w:r>
-              <w:rPr>
-                <w:color w:val="111111"/>
-                <w:sz w:val="19"/>
-                <w:szCs w:val="19"/>
-              </w:rPr>
-              <w:t>ACLs</w:t>
-            </w:r>
-            <w:proofErr w:type="spellEnd"/>
+              <w:t>Network ACLs</w:t>
+            </w:r>
           </w:p>
         </w:tc>
         <w:tc>
@@ -4807,43 +3147,7 @@
                 <w:sz w:val="19"/>
                 <w:szCs w:val="19"/>
               </w:rPr>
-              <w:t xml:space="preserve">Filtro </w:t>
-            </w:r>
-            <w:proofErr w:type="spellStart"/>
-            <w:r>
-              <w:rPr>
-                <w:color w:val="111111"/>
-                <w:sz w:val="19"/>
-                <w:szCs w:val="19"/>
-              </w:rPr>
-              <w:t>stateless</w:t>
-            </w:r>
-            <w:proofErr w:type="spellEnd"/>
-            <w:r>
-              <w:rPr>
-                <w:color w:val="111111"/>
-                <w:sz w:val="19"/>
-                <w:szCs w:val="19"/>
-              </w:rPr>
-              <w:t xml:space="preserve"> por </w:t>
-            </w:r>
-            <w:proofErr w:type="spellStart"/>
-            <w:r>
-              <w:rPr>
-                <w:color w:val="111111"/>
-                <w:sz w:val="19"/>
-                <w:szCs w:val="19"/>
-              </w:rPr>
-              <w:t>sub-rede</w:t>
-            </w:r>
-            <w:proofErr w:type="spellEnd"/>
-            <w:r>
-              <w:rPr>
-                <w:color w:val="111111"/>
-                <w:sz w:val="19"/>
-                <w:szCs w:val="19"/>
-              </w:rPr>
-              <w:t>. A NACL privada só aceita 3306 de dentro da VPC e portas efêmeras; bloqueia entrada direta da internet.</w:t>
+              <w:t>Filtro stateless por sub-rede. A NACL privada só aceita 3306 de dentro da VPC e portas efêmeras; bloqueia entrada direta da internet.</w:t>
             </w:r>
           </w:p>
         </w:tc>
@@ -4891,23 +3195,13 @@
             <w:pPr>
               <w:spacing w:line="252" w:lineRule="auto"/>
             </w:pPr>
-            <w:proofErr w:type="spellStart"/>
-            <w:r>
-              <w:rPr>
-                <w:color w:val="111111"/>
-                <w:sz w:val="19"/>
-                <w:szCs w:val="19"/>
-              </w:rPr>
-              <w:t>Sub-rede</w:t>
-            </w:r>
-            <w:proofErr w:type="spellEnd"/>
-            <w:r>
-              <w:rPr>
-                <w:color w:val="111111"/>
-                <w:sz w:val="19"/>
-                <w:szCs w:val="19"/>
-              </w:rPr>
-              <w:t xml:space="preserve"> privada sem saída</w:t>
+            <w:r>
+              <w:rPr>
+                <w:color w:val="111111"/>
+                <w:sz w:val="19"/>
+                <w:szCs w:val="19"/>
+              </w:rPr>
+              <w:t>Sub-rede privada sem saída</w:t>
             </w:r>
           </w:p>
         </w:tc>
@@ -4933,25 +3227,7 @@
                 <w:sz w:val="19"/>
                 <w:szCs w:val="19"/>
               </w:rPr>
-              <w:t xml:space="preserve">A </w:t>
-            </w:r>
-            <w:proofErr w:type="spellStart"/>
-            <w:r>
-              <w:rPr>
-                <w:color w:val="111111"/>
-                <w:sz w:val="19"/>
-                <w:szCs w:val="19"/>
-              </w:rPr>
-              <w:t>sub-rede</w:t>
-            </w:r>
-            <w:proofErr w:type="spellEnd"/>
-            <w:r>
-              <w:rPr>
-                <w:color w:val="111111"/>
-                <w:sz w:val="19"/>
-                <w:szCs w:val="19"/>
-              </w:rPr>
-              <w:t xml:space="preserve"> do banco não tem rota para a internet (sem NAT). O RDS não inicia conexões externas e nunca fica exposto.</w:t>
+              <w:t>A sub-rede do banco não tem rota para a internet (sem NAT). O RDS não inicia conexões externas e nunca fica exposto.</w:t>
             </w:r>
           </w:p>
         </w:tc>
@@ -5031,43 +3307,7 @@
                 <w:sz w:val="19"/>
                 <w:szCs w:val="19"/>
               </w:rPr>
-              <w:t xml:space="preserve">Bloqueia ataques comuns (OWASP), </w:t>
-            </w:r>
-            <w:proofErr w:type="spellStart"/>
-            <w:r>
-              <w:rPr>
-                <w:color w:val="111111"/>
-                <w:sz w:val="19"/>
-                <w:szCs w:val="19"/>
-              </w:rPr>
-              <w:t>IPs</w:t>
-            </w:r>
-            <w:proofErr w:type="spellEnd"/>
-            <w:r>
-              <w:rPr>
-                <w:color w:val="111111"/>
-                <w:sz w:val="19"/>
-                <w:szCs w:val="19"/>
-              </w:rPr>
-              <w:t xml:space="preserve"> de má reputação e aplica rate </w:t>
-            </w:r>
-            <w:proofErr w:type="spellStart"/>
-            <w:r>
-              <w:rPr>
-                <w:color w:val="111111"/>
-                <w:sz w:val="19"/>
-                <w:szCs w:val="19"/>
-              </w:rPr>
-              <w:t>limit</w:t>
-            </w:r>
-            <w:proofErr w:type="spellEnd"/>
-            <w:r>
-              <w:rPr>
-                <w:color w:val="111111"/>
-                <w:sz w:val="19"/>
-                <w:szCs w:val="19"/>
-              </w:rPr>
-              <w:t xml:space="preserve"> de 2000 requisições por IP.</w:t>
+              <w:t>Bloqueia ataques comuns (OWASP), IPs de má reputação e aplica rate limit de 2000 requisições por IP.</w:t>
             </w:r>
           </w:p>
         </w:tc>
@@ -5141,23 +3381,13 @@
             <w:pPr>
               <w:spacing w:line="252" w:lineRule="auto"/>
             </w:pPr>
-            <w:proofErr w:type="spellStart"/>
-            <w:r>
-              <w:rPr>
-                <w:color w:val="111111"/>
-                <w:sz w:val="19"/>
-                <w:szCs w:val="19"/>
-              </w:rPr>
-              <w:t>CloudFront</w:t>
-            </w:r>
-            <w:proofErr w:type="spellEnd"/>
-            <w:r>
-              <w:rPr>
-                <w:color w:val="111111"/>
-                <w:sz w:val="19"/>
-                <w:szCs w:val="19"/>
-              </w:rPr>
-              <w:t xml:space="preserve"> redireciona todo acesso para HTTPS, atendendo o SLO de 100% do tráfego com TLS.</w:t>
+            <w:r>
+              <w:rPr>
+                <w:color w:val="111111"/>
+                <w:sz w:val="19"/>
+                <w:szCs w:val="19"/>
+              </w:rPr>
+              <w:t>CloudFront redireciona todo acesso para HTTPS, atendendo o SLO de 100% do tráfego com TLS.</w:t>
             </w:r>
           </w:p>
         </w:tc>
@@ -5311,59 +3541,13 @@
             <w:pPr>
               <w:spacing w:line="252" w:lineRule="auto"/>
             </w:pPr>
-            <w:proofErr w:type="spellStart"/>
-            <w:r>
-              <w:rPr>
-                <w:color w:val="111111"/>
-                <w:sz w:val="19"/>
-                <w:szCs w:val="19"/>
-              </w:rPr>
-              <w:t>Bucket</w:t>
-            </w:r>
-            <w:proofErr w:type="spellEnd"/>
-            <w:r>
-              <w:rPr>
-                <w:color w:val="111111"/>
-                <w:sz w:val="19"/>
-                <w:szCs w:val="19"/>
-              </w:rPr>
-              <w:t xml:space="preserve"> sem acesso público, criptografado e </w:t>
-            </w:r>
-            <w:proofErr w:type="spellStart"/>
-            <w:r>
-              <w:rPr>
-                <w:color w:val="111111"/>
-                <w:sz w:val="19"/>
-                <w:szCs w:val="19"/>
-              </w:rPr>
-              <w:t>versionado</w:t>
-            </w:r>
-            <w:proofErr w:type="spellEnd"/>
-            <w:r>
-              <w:rPr>
-                <w:color w:val="111111"/>
-                <w:sz w:val="19"/>
-                <w:szCs w:val="19"/>
-              </w:rPr>
-              <w:t xml:space="preserve">; só o </w:t>
-            </w:r>
-            <w:proofErr w:type="spellStart"/>
-            <w:r>
-              <w:rPr>
-                <w:color w:val="111111"/>
-                <w:sz w:val="19"/>
-                <w:szCs w:val="19"/>
-              </w:rPr>
-              <w:t>CloudFront</w:t>
-            </w:r>
-            <w:proofErr w:type="spellEnd"/>
-            <w:r>
-              <w:rPr>
-                <w:color w:val="111111"/>
-                <w:sz w:val="19"/>
-                <w:szCs w:val="19"/>
-              </w:rPr>
-              <w:t xml:space="preserve"> lê os objetos.</w:t>
+            <w:r>
+              <w:rPr>
+                <w:color w:val="111111"/>
+                <w:sz w:val="19"/>
+                <w:szCs w:val="19"/>
+              </w:rPr>
+              <w:t>Bucket sem acesso público, criptografado e versionado; só o CloudFront lê os objetos.</w:t>
             </w:r>
           </w:p>
         </w:tc>
@@ -5523,25 +3707,7 @@
                 <w:sz w:val="19"/>
                 <w:szCs w:val="19"/>
               </w:rPr>
-              <w:t xml:space="preserve">A EC2 só pode ler o </w:t>
-            </w:r>
-            <w:proofErr w:type="spellStart"/>
-            <w:r>
-              <w:rPr>
-                <w:color w:val="111111"/>
-                <w:sz w:val="19"/>
-                <w:szCs w:val="19"/>
-              </w:rPr>
-              <w:t>bucket</w:t>
-            </w:r>
-            <w:proofErr w:type="spellEnd"/>
-            <w:r>
-              <w:rPr>
-                <w:color w:val="111111"/>
-                <w:sz w:val="19"/>
-                <w:szCs w:val="19"/>
-              </w:rPr>
-              <w:t xml:space="preserve"> de estáticos e o segredo do banco, via perfil de instância.</w:t>
+              <w:t>A EC2 só pode ler o bucket de estáticos e o segredo do banco, via perfil de instância.</w:t>
             </w:r>
           </w:p>
         </w:tc>
@@ -5595,25 +3761,7 @@
                 <w:sz w:val="19"/>
                 <w:szCs w:val="19"/>
               </w:rPr>
-              <w:t xml:space="preserve">SSM </w:t>
-            </w:r>
-            <w:proofErr w:type="spellStart"/>
-            <w:r>
-              <w:rPr>
-                <w:color w:val="111111"/>
-                <w:sz w:val="19"/>
-                <w:szCs w:val="19"/>
-              </w:rPr>
-              <w:t>Session</w:t>
-            </w:r>
-            <w:proofErr w:type="spellEnd"/>
-            <w:r>
-              <w:rPr>
-                <w:color w:val="111111"/>
-                <w:sz w:val="19"/>
-                <w:szCs w:val="19"/>
-              </w:rPr>
-              <w:t xml:space="preserve"> Manager</w:t>
+              <w:t>SSM Session Manager</w:t>
             </w:r>
           </w:p>
         </w:tc>
@@ -5879,25 +4027,7 @@
                 <w:sz w:val="19"/>
                 <w:szCs w:val="19"/>
               </w:rPr>
-              <w:t xml:space="preserve">Registra todo o tráfego de rede no </w:t>
-            </w:r>
-            <w:proofErr w:type="spellStart"/>
-            <w:r>
-              <w:rPr>
-                <w:color w:val="111111"/>
-                <w:sz w:val="19"/>
-                <w:szCs w:val="19"/>
-              </w:rPr>
-              <w:t>CloudWatch</w:t>
-            </w:r>
-            <w:proofErr w:type="spellEnd"/>
-            <w:r>
-              <w:rPr>
-                <w:color w:val="111111"/>
-                <w:sz w:val="19"/>
-                <w:szCs w:val="19"/>
-              </w:rPr>
-              <w:t xml:space="preserve"> para auditoria e investigação de incidentes.</w:t>
+              <w:t>Registra todo o tráfego de rede no CloudWatch para auditoria e investigação de incidentes.</w:t>
             </w:r>
           </w:p>
         </w:tc>
@@ -5957,15 +4087,7 @@
         <w:t xml:space="preserve">Mapeamento com o checklist de Dia 1 do move2cloud. </w:t>
       </w:r>
       <w:r>
-        <w:t xml:space="preserve">O roteiro da disciplina exige seis cuidados no primeiro dia: contas com MFA, WAF, HTTPS em todo o tráfego, dados criptografados em repouso e em trânsito, segredos em cofre e logs centralizados. O MVP cobre WAF, HTTPS, criptografia (KMS no RDS e SSE no S3), Secrets Manager e Flow Logs. O MFA fica no nível da conta AWS e do usuário IAM que executa o </w:t>
-      </w:r>
-      <w:proofErr w:type="spellStart"/>
-      <w:r>
-        <w:t>Terraform</w:t>
-      </w:r>
-      <w:proofErr w:type="spellEnd"/>
-      <w:r>
-        <w:t>, conforme orienta o README.</w:t>
+        <w:t>O roteiro da disciplina exige seis cuidados no primeiro dia: contas com MFA, WAF, HTTPS em todo o tráfego, dados criptografados em repouso e em trânsito, segredos em cofre e logs centralizados. O MVP cobre WAF, HTTPS, criptografia (KMS no RDS e SSE no S3), Secrets Manager e Flow Logs. O MFA fica no nível da conta AWS e do usuário IAM que executa o Terraform, conforme orienta o README.</w:t>
       </w:r>
     </w:p>
     <w:p>
@@ -5982,47 +4104,7 @@
         <w:spacing w:after="140" w:line="276" w:lineRule="auto"/>
       </w:pPr>
       <w:r>
-        <w:t xml:space="preserve">Para que a infraestrutura possa ser avaliada sem expor a conta raiz nem credenciais de administração, foi criado um usuário IAM dedicado, </w:t>
-      </w:r>
-      <w:proofErr w:type="spellStart"/>
-      <w:r>
-        <w:t>usuario</w:t>
-      </w:r>
-      <w:proofErr w:type="spellEnd"/>
-      <w:r>
-        <w:t>-</w:t>
-      </w:r>
-      <w:proofErr w:type="spellStart"/>
-      <w:r>
-        <w:t>avaliacao</w:t>
-      </w:r>
-      <w:proofErr w:type="spellEnd"/>
-      <w:r>
-        <w:t>-infra, sem acesso ao console e com uma política de leitura mínima (</w:t>
-      </w:r>
-      <w:proofErr w:type="spellStart"/>
-      <w:r>
-        <w:t>AvaliacaoAcademicaPolicy</w:t>
-      </w:r>
-      <w:proofErr w:type="spellEnd"/>
-      <w:r>
-        <w:t xml:space="preserve">). Essa política concede apenas três ações de inspeção, todas somente-leitura: ec2:DescribeInstances, ec2:DescribeSecurityGroups e </w:t>
-      </w:r>
-      <w:proofErr w:type="spellStart"/>
-      <w:r>
-        <w:t>rds:DescribeDBInstances</w:t>
-      </w:r>
-      <w:proofErr w:type="spellEnd"/>
-      <w:r>
-        <w:t xml:space="preserve">. Com elas é possível verificar que a EC2, os Security </w:t>
-      </w:r>
-      <w:proofErr w:type="spellStart"/>
-      <w:r>
-        <w:t>Groups</w:t>
-      </w:r>
-      <w:proofErr w:type="spellEnd"/>
-      <w:r>
-        <w:t xml:space="preserve"> e o RDS estão provisionados conforme esta documentação, sem qualquer permissão de criação, alteração ou exclusão de recursos.</w:t>
+        <w:t>Para que a infraestrutura possa ser avaliada sem expor a conta raiz nem credenciais de administração, foi criado um usuário IAM dedicado, usuario-avaliacao-infra, sem acesso ao console e com uma política de leitura mínima (AvaliacaoAcademicaPolicy). Essa política concede apenas três ações de inspeção, todas somente-leitura: ec2:DescribeInstances, ec2:DescribeSecurityGroups e rds:DescribeDBInstances. Com elas é possível verificar que a EC2, os Security Groups e o RDS estão provisionados conforme esta documentação, sem qualquer permissão de criação, alteração ou exclusão de recursos.</w:t>
       </w:r>
     </w:p>
     <w:p>
@@ -6030,39 +4112,7 @@
         <w:spacing w:after="140" w:line="276" w:lineRule="auto"/>
       </w:pPr>
       <w:r>
-        <w:t xml:space="preserve">As chaves de acesso (Access </w:t>
-      </w:r>
-      <w:proofErr w:type="spellStart"/>
-      <w:r>
-        <w:t>key</w:t>
-      </w:r>
-      <w:proofErr w:type="spellEnd"/>
-      <w:r>
-        <w:t xml:space="preserve"> ID e </w:t>
-      </w:r>
-      <w:proofErr w:type="spellStart"/>
-      <w:r>
-        <w:t>Secret</w:t>
-      </w:r>
-      <w:proofErr w:type="spellEnd"/>
-      <w:r>
-        <w:t xml:space="preserve"> </w:t>
-      </w:r>
-      <w:proofErr w:type="spellStart"/>
-      <w:r>
-        <w:t>access</w:t>
-      </w:r>
-      <w:proofErr w:type="spellEnd"/>
-      <w:r>
-        <w:t xml:space="preserve"> </w:t>
-      </w:r>
-      <w:proofErr w:type="spellStart"/>
-      <w:r>
-        <w:t>key</w:t>
-      </w:r>
-      <w:proofErr w:type="spellEnd"/>
-      <w:r>
-        <w:t>) desse usuário, junto da região AWS_DEFAULT_REGION = sa-east-1, estão na caixa de credenciais da primeira página. A região é parte essencial da credencial: toda a infraestrutura vive em sa-east-1 (São Paulo), de modo que uma consulta apontada para outra região não encontraria os recursos. Por serem de leitura, essas chaves têm baixo risco, mas devem ser revogadas no IAM após a avaliação.</w:t>
+        <w:t>As chaves de acesso (Access key ID e Secret access key) desse usuário, junto da região AWS_DEFAULT_REGION = sa-east-1, estão na caixa de credenciais da primeira página. A região é parte essencial da credencial: toda a infraestrutura vive em sa-east-1 (São Paulo), de modo que uma consulta apontada para outra região não encontraria os recursos. Por serem de leitura, essas chaves têm baixo risco, mas devem ser revogadas no IAM após a avaliação.</w:t>
       </w:r>
     </w:p>
     <w:p>
@@ -6084,55 +4134,7 @@
         <w:spacing w:after="140" w:line="276" w:lineRule="auto"/>
       </w:pPr>
       <w:r>
-        <w:t xml:space="preserve">O MVP resolve os três problemas que a consultoria apontou no ambiente </w:t>
-      </w:r>
-      <w:proofErr w:type="spellStart"/>
-      <w:r>
-        <w:t>on-premises</w:t>
-      </w:r>
-      <w:proofErr w:type="spellEnd"/>
-      <w:r>
-        <w:t xml:space="preserve"> da Mercantis. A indisponibilidade por falta de energia e a fragilidade física dão lugar à infraestrutura gerenciada da AWS, com duas </w:t>
-      </w:r>
-      <w:proofErr w:type="spellStart"/>
-      <w:r>
-        <w:t>AZs</w:t>
-      </w:r>
-      <w:proofErr w:type="spellEnd"/>
-      <w:r>
-        <w:t xml:space="preserve"> já provisionadas na rede e recuperação simplificada. O banco sai do segmento público e passa a viver em </w:t>
-      </w:r>
-      <w:proofErr w:type="spellStart"/>
-      <w:r>
-        <w:t>sub-rede</w:t>
-      </w:r>
-      <w:proofErr w:type="spellEnd"/>
-      <w:r>
-        <w:t xml:space="preserve"> privada, acessível apenas pelo </w:t>
-      </w:r>
-      <w:proofErr w:type="spellStart"/>
-      <w:r>
-        <w:t>frontend</w:t>
-      </w:r>
-      <w:proofErr w:type="spellEnd"/>
-      <w:r>
-        <w:t xml:space="preserve">, o que fecha o caminho de movimento lateral. A borda ganha WAF, Shield e </w:t>
-      </w:r>
-      <w:proofErr w:type="spellStart"/>
-      <w:r>
-        <w:t>CloudFront</w:t>
-      </w:r>
-      <w:proofErr w:type="spellEnd"/>
-      <w:r>
-        <w:t xml:space="preserve">, que inspecionam requisições, mitigam </w:t>
-      </w:r>
-      <w:proofErr w:type="spellStart"/>
-      <w:r>
-        <w:t>DDoS</w:t>
-      </w:r>
-      <w:proofErr w:type="spellEnd"/>
-      <w:r>
-        <w:t xml:space="preserve"> e distribuem conteúdo estático por regiões, atacando tanto a falta de filtragem quanto a lentidão nos picos.</w:t>
+        <w:t>O MVP resolve os três problemas que a consultoria apontou no ambiente on-premises da Mercantis. A indisponibilidade por falta de energia e a fragilidade física dão lugar à infraestrutura gerenciada da AWS, com duas AZs já provisionadas na rede e recuperação simplificada. O banco sai do segmento público e passa a viver em sub-rede privada, acessível apenas pelo frontend, o que fecha o caminho de movimento lateral. A borda ganha WAF, Shield e CloudFront, que inspecionam requisições, mitigam DDoS e distribuem conteúdo estático por regiões, atacando tanto a falta de filtragem quanto a lentidão nos picos.</w:t>
       </w:r>
     </w:p>
     <w:p>
@@ -6140,79 +4142,7 @@
         <w:spacing w:after="140" w:line="276" w:lineRule="auto"/>
       </w:pPr>
       <w:r>
-        <w:t xml:space="preserve">O </w:t>
-      </w:r>
-      <w:proofErr w:type="spellStart"/>
-      <w:r>
-        <w:t>Terraform</w:t>
-      </w:r>
-      <w:proofErr w:type="spellEnd"/>
-      <w:r>
-        <w:t xml:space="preserve"> entrega tudo isso como código reproduzível: um </w:t>
-      </w:r>
-      <w:proofErr w:type="spellStart"/>
-      <w:r>
-        <w:t>terraform</w:t>
-      </w:r>
-      <w:proofErr w:type="spellEnd"/>
-      <w:r>
-        <w:t xml:space="preserve"> </w:t>
-      </w:r>
-      <w:proofErr w:type="spellStart"/>
-      <w:r>
-        <w:t>apply</w:t>
-      </w:r>
-      <w:proofErr w:type="spellEnd"/>
-      <w:r>
-        <w:t xml:space="preserve"> sobe a infraestrutura, e um </w:t>
-      </w:r>
-      <w:proofErr w:type="spellStart"/>
-      <w:r>
-        <w:t>terraform</w:t>
-      </w:r>
-      <w:proofErr w:type="spellEnd"/>
-      <w:r>
-        <w:t xml:space="preserve"> </w:t>
-      </w:r>
-      <w:proofErr w:type="spellStart"/>
-      <w:r>
-        <w:t>destroy</w:t>
-      </w:r>
-      <w:proofErr w:type="spellEnd"/>
-      <w:r>
-        <w:t xml:space="preserve"> a remove. A separação em arquivos por domínio, como rede, segurança, compute, dados e borda, facilita a evolução para a arquitetura final, que acrescenta balanceador, auto </w:t>
-      </w:r>
-      <w:proofErr w:type="spellStart"/>
-      <w:r>
-        <w:t>scaling</w:t>
-      </w:r>
-      <w:proofErr w:type="spellEnd"/>
-      <w:r>
-        <w:t xml:space="preserve"> e </w:t>
-      </w:r>
-      <w:proofErr w:type="spellStart"/>
-      <w:r>
-        <w:t>Multi-AZ</w:t>
-      </w:r>
-      <w:proofErr w:type="spellEnd"/>
-      <w:r>
-        <w:t xml:space="preserve"> para cumprir integralmente os </w:t>
-      </w:r>
-      <w:proofErr w:type="spellStart"/>
-      <w:r>
-        <w:t>SLOs</w:t>
-      </w:r>
-      <w:proofErr w:type="spellEnd"/>
-      <w:r>
-        <w:t xml:space="preserve"> de 99,9% de disponibilidade, p95 de 300 </w:t>
-      </w:r>
-      <w:proofErr w:type="spellStart"/>
-      <w:r>
-        <w:t>ms</w:t>
-      </w:r>
-      <w:proofErr w:type="spellEnd"/>
-      <w:r>
-        <w:t>, RTO de 1 hora e RPO de 15 minutos.</w:t>
+        <w:t>O Terraform entrega tudo isso como código reproduzível: um terraform apply sobe a infraestrutura, e um terraform destroy a remove. A separação em arquivos por domínio, como rede, segurança, compute, dados e borda, facilita a evolução para a arquitetura final, que acrescenta balanceador, auto scaling e Multi-AZ para cumprir integralmente os SLOs de 99,9% de disponibilidade, p95 de 300 ms, RTO de 1 hora e RPO de 15 minutos.</w:t>
       </w:r>
     </w:p>
     <w:p>
@@ -6220,47 +4150,7 @@
         <w:spacing w:after="140" w:line="276" w:lineRule="auto"/>
       </w:pPr>
       <w:r>
-        <w:t xml:space="preserve">O próximo passo natural é publicar a imagem real do portal no ECR, ativar o </w:t>
-      </w:r>
-      <w:proofErr w:type="spellStart"/>
-      <w:r>
-        <w:t>Multi-AZ</w:t>
-      </w:r>
-      <w:proofErr w:type="spellEnd"/>
-      <w:r>
-        <w:t xml:space="preserve"> no RDS e introduzir o </w:t>
-      </w:r>
-      <w:proofErr w:type="spellStart"/>
-      <w:r>
-        <w:t>Application</w:t>
-      </w:r>
-      <w:proofErr w:type="spellEnd"/>
-      <w:r>
-        <w:t xml:space="preserve"> </w:t>
-      </w:r>
-      <w:proofErr w:type="spellStart"/>
-      <w:r>
-        <w:t>Load</w:t>
-      </w:r>
-      <w:proofErr w:type="spellEnd"/>
-      <w:r>
-        <w:t xml:space="preserve"> </w:t>
-      </w:r>
-      <w:proofErr w:type="spellStart"/>
-      <w:r>
-        <w:t>Balancer</w:t>
-      </w:r>
-      <w:proofErr w:type="spellEnd"/>
-      <w:r>
-        <w:t xml:space="preserve"> com auto </w:t>
-      </w:r>
-      <w:proofErr w:type="spellStart"/>
-      <w:r>
-        <w:t>scaling</w:t>
-      </w:r>
-      <w:proofErr w:type="spellEnd"/>
-      <w:r>
-        <w:t>. A base de segurança e rede do MVP sustenta essa transição sem retrabalho.</w:t>
+        <w:t>O próximo passo natural é publicar a imagem real do portal no ECR, ativar o Multi-AZ no RDS e introduzir o Application Load Balancer com auto scaling. A base de segurança e rede do MVP sustenta essa transição sem retrabalho.</w:t>
       </w:r>
     </w:p>
     <w:p>
@@ -6286,15 +4176,13 @@
         <w:spacing w:after="80" w:line="268" w:lineRule="auto"/>
       </w:pPr>
       <w:r>
-        <w:t xml:space="preserve">Estudo de caso Mercantis (TI5A — Cloud </w:t>
-      </w:r>
-      <w:proofErr w:type="spellStart"/>
-      <w:r>
-        <w:t>Computing</w:t>
-      </w:r>
-      <w:proofErr w:type="spellEnd"/>
-      <w:r>
-        <w:t>, ESPM 2026-I). estudo-de-caso.md.</w:t>
+        <w:t xml:space="preserve">Estudo de caso Mercantis (TI5A </w:t>
+      </w:r>
+      <w:r>
+        <w:t>-</w:t>
+      </w:r>
+      <w:r>
+        <w:t xml:space="preserve"> Cloud Computing, ESPM 2026-I).</w:t>
       </w:r>
     </w:p>
     <w:p>
@@ -6307,15 +4195,7 @@
         <w:spacing w:after="80" w:line="268" w:lineRule="auto"/>
       </w:pPr>
       <w:r>
-        <w:t xml:space="preserve">Roteiro Move2Cloud da Mercantis: metas, </w:t>
-      </w:r>
-      <w:proofErr w:type="spellStart"/>
-      <w:r>
-        <w:t>SLOs</w:t>
-      </w:r>
-      <w:proofErr w:type="spellEnd"/>
-      <w:r>
-        <w:t>, estratégias de migração e checklist de Dia 1. mercantis-move2cloud.md.</w:t>
+        <w:t>Roteiro Move2Cloud da Mercantis: metas, SLOs, estratégias de migração e checklist de Dia 1.</w:t>
       </w:r>
     </w:p>
     <w:p>
@@ -6328,15 +4208,7 @@
         <w:spacing w:after="80" w:line="268" w:lineRule="auto"/>
       </w:pPr>
       <w:r>
-        <w:t xml:space="preserve">AWS </w:t>
-      </w:r>
-      <w:proofErr w:type="spellStart"/>
-      <w:r>
-        <w:t>Well-Architected</w:t>
-      </w:r>
-      <w:proofErr w:type="spellEnd"/>
-      <w:r>
-        <w:t xml:space="preserve"> Framework: pilar de segurança. conceitos-gerais-aws.md.</w:t>
+        <w:t>AWS Well-Architected Framework: pilar de segurança.</w:t>
       </w:r>
     </w:p>
     <w:p>
@@ -6349,39 +4221,7 @@
         <w:spacing w:after="80" w:line="268" w:lineRule="auto"/>
       </w:pPr>
       <w:r>
-        <w:t xml:space="preserve">Web </w:t>
-      </w:r>
-      <w:proofErr w:type="spellStart"/>
-      <w:r>
-        <w:t>Application</w:t>
-      </w:r>
-      <w:proofErr w:type="spellEnd"/>
-      <w:r>
-        <w:t xml:space="preserve"> </w:t>
-      </w:r>
-      <w:proofErr w:type="spellStart"/>
-      <w:r>
-        <w:t>Hosting</w:t>
-      </w:r>
-      <w:proofErr w:type="spellEnd"/>
-      <w:r>
-        <w:t xml:space="preserve"> in </w:t>
-      </w:r>
-      <w:proofErr w:type="spellStart"/>
-      <w:r>
-        <w:t>the</w:t>
-      </w:r>
-      <w:proofErr w:type="spellEnd"/>
-      <w:r>
-        <w:t xml:space="preserve"> AWS Cloud (</w:t>
-      </w:r>
-      <w:proofErr w:type="spellStart"/>
-      <w:r>
-        <w:t>whitepaper</w:t>
-      </w:r>
-      <w:proofErr w:type="spellEnd"/>
-      <w:r>
-        <w:t xml:space="preserve"> de referência). web-application-hosting-best-practices.md.</w:t>
+        <w:t>Web Application Hosting in the AWS Cloud (whitepaper de referência).</w:t>
       </w:r>
     </w:p>
     <w:sectPr>
